--- a/bao_cao/ban-hoan-chinh/Bao-cao-hoan-chinh.docx
+++ b/bao_cao/ban-hoan-chinh/Bao-cao-hoan-chinh.docx
@@ -1,8 +1,8 @@
 
 <file path=word/document.xml><?xml version="1.0" encoding="utf-8"?>
-<w:document xmlns:w="http://schemas.openxmlformats.org/wordprocessingml/2006/main" xmlns:m="http://schemas.openxmlformats.org/officeDocument/2006/math" xmlns:r="http://schemas.openxmlformats.org/officeDocument/2006/relationships" xmlns:o="urn:schemas-microsoft-com:office:office" xmlns:v="urn:schemas-microsoft-com:vml" xmlns:w10="urn:schemas-microsoft-com:office:word" xmlns:a="http://schemas.openxmlformats.org/drawingml/2006/main" xmlns:pic="http://schemas.openxmlformats.org/drawingml/2006/picture" xmlns:wp="http://schemas.openxmlformats.org/drawingml/2006/wordprocessingDrawing">
+<w:document xmlns:wpc="http://schemas.microsoft.com/office/word/2010/wordprocessingCanvas" xmlns:cx="http://schemas.microsoft.com/office/drawing/2014/chartex" xmlns:cx1="http://schemas.microsoft.com/office/drawing/2015/9/8/chartex" xmlns:cx2="http://schemas.microsoft.com/office/drawing/2015/10/21/chartex" xmlns:cx3="http://schemas.microsoft.com/office/drawing/2016/5/9/chartex" xmlns:cx4="http://schemas.microsoft.com/office/drawing/2016/5/10/chartex" xmlns:cx5="http://schemas.microsoft.com/office/drawing/2016/5/11/chartex" xmlns:cx6="http://schemas.microsoft.com/office/drawing/2016/5/12/chartex" xmlns:cx7="http://schemas.microsoft.com/office/drawing/2016/5/13/chartex" xmlns:cx8="http://schemas.microsoft.com/office/drawing/2016/5/14/chartex" xmlns:mc="http://schemas.openxmlformats.org/markup-compatibility/2006" xmlns:m="http://schemas.openxmlformats.org/officeDocument/2006/math" xmlns:aink="http://schemas.microsoft.com/office/drawing/2016/ink" xmlns:am3d="http://schemas.microsoft.com/office/drawing/2017/model3d" xmlns:oel="http://schemas.microsoft.com/office/2019/extlst" xmlns:r="http://schemas.openxmlformats.org/officeDocument/2006/relationships" xmlns:wp14="http://schemas.microsoft.com/office/word/2010/wordprocessingDrawing" xmlns:wp="http://schemas.openxmlformats.org/drawingml/2006/wordprocessingDrawing" xmlns:wpg="http://schemas.microsoft.com/office/word/2010/wordprocessingGroup" xmlns:wpi="http://schemas.microsoft.com/office/word/2010/wordprocessingInk" xmlns:wps="http://schemas.microsoft.com/office/word/2010/wordprocessingShape" xmlns:o="urn:schemas-microsoft-com:office:office" xmlns:v="urn:schemas-microsoft-com:vml" xmlns:w10="urn:schemas-microsoft-com:office:word" xmlns:w="http://schemas.openxmlformats.org/wordprocessingml/2006/main" xmlns:w14="http://schemas.microsoft.com/office/word/2010/wordml" xmlns:w15="http://schemas.microsoft.com/office/word/2012/wordml" xmlns:w16cex="http://schemas.microsoft.com/office/word/2018/wordml/cex" xmlns:w16cid="http://schemas.microsoft.com/office/word/2016/wordml/cid" xmlns:w16="http://schemas.microsoft.com/office/word/2018/wordml" xmlns:w16sdtdh="http://schemas.microsoft.com/office/word/2020/wordml/sdtdatahash" xmlns:w16sdtfl="http://schemas.microsoft.com/office/word/2024/wordml/sdtformatlock" xmlns:w16se="http://schemas.microsoft.com/office/word/2015/wordml/symex" xmlns:w16du="http://schemas.microsoft.com/office/word/2023/wordml/word16du" xmlns:wne="http://schemas.microsoft.com/office/word/2006/wordml" mc:Ignorable="w14 w15 w16se w16cid w16 w16cex w16sdtdh w16sdtfl w16du wp14">
   <w:body>
-    <w:p xmlns:w14="http://schemas.microsoft.com/office/word/2010/wordml">
+    <w:p>
       <w:pPr>
         <w:pStyle w:val="Title"/>
         <w:spacing w:after="288" w:line="240" w:lineRule="auto"/>
@@ -17,7 +17,7 @@
         <w:t>ĐẠI HỌC QUỐC GIA TP. HỒ CHÍ MINH</w:t>
       </w:r>
     </w:p>
-    <w:p xmlns:w14="http://schemas.microsoft.com/office/word/2010/wordml">
+    <w:p>
       <w:pPr>
         <w:pStyle w:val="Title"/>
         <w:spacing w:after="288" w:line="240" w:lineRule="auto"/>
@@ -32,7 +32,7 @@
         <w:t>TRƯỜNG ĐẠI HỌC CÔNG NGHỆ THÔNG TIN</w:t>
       </w:r>
     </w:p>
-    <w:p xmlns:w14="http://schemas.microsoft.com/office/word/2010/wordml">
+    <w:p>
       <w:pPr>
         <w:pStyle w:val="Title"/>
         <w:spacing w:after="288" w:line="240" w:lineRule="auto"/>
@@ -47,7 +47,7 @@
         <w:t>TRUNG TÂM PHÁT TRIỂN CÔNG NGHỆ THÔNG TIN</w:t>
       </w:r>
     </w:p>
-    <w:p xmlns:w14="http://schemas.microsoft.com/office/word/2010/wordml">
+    <w:p>
       <w:pPr>
         <w:spacing w:after="288"/>
         <w:ind w:right="-207"/>
@@ -57,7 +57,7 @@
         </w:rPr>
       </w:pPr>
     </w:p>
-    <w:p xmlns:w14="http://schemas.microsoft.com/office/word/2010/wordml">
+    <w:p>
       <w:pPr>
         <w:spacing w:after="288"/>
         <w:ind w:left="-540" w:right="-207" w:hanging="18"/>
@@ -77,7 +77,7 @@
         <w:t>LÊ KIM LONG</w:t>
       </w:r>
     </w:p>
-    <w:p xmlns:w14="http://schemas.microsoft.com/office/word/2010/wordml">
+    <w:p>
       <w:pPr>
         <w:spacing w:after="288"/>
         <w:ind w:left="-540" w:right="-207" w:hanging="18"/>
@@ -97,7 +97,7 @@
         <w:t>ĐÀO DUY TỊNH</w:t>
       </w:r>
     </w:p>
-    <w:p xmlns:w14="http://schemas.microsoft.com/office/word/2010/wordml">
+    <w:p>
       <w:pPr>
         <w:spacing w:after="288"/>
         <w:ind w:left="-540" w:right="-207" w:hanging="18"/>
@@ -117,7 +117,7 @@
         <w:t>LÊ NGỌC HIỆP</w:t>
       </w:r>
     </w:p>
-    <w:p xmlns:w14="http://schemas.microsoft.com/office/word/2010/wordml">
+    <w:p>
       <w:pPr>
         <w:spacing w:after="288"/>
         <w:ind w:left="-540" w:right="-207" w:hanging="18"/>
@@ -137,7 +137,7 @@
         <w:t>LA ANH VŨ</w:t>
       </w:r>
     </w:p>
-    <w:p xmlns:w14="http://schemas.microsoft.com/office/word/2010/wordml">
+    <w:p>
       <w:pPr>
         <w:spacing w:after="288"/>
         <w:ind w:left="-540" w:right="-207" w:hanging="18"/>
@@ -157,18 +157,14 @@
         <w:t>LÊ TIẾN HOÀNG</w:t>
       </w:r>
     </w:p>
-    <w:p xmlns:w14="http://schemas.microsoft.com/office/word/2010/wordml">
+    <w:p>
       <w:pPr>
         <w:pStyle w:val="Title"/>
         <w:ind w:right="-207"/>
         <w:jc w:val="both"/>
-        <w:rPr>
-          <w:sz w:val="28"/>
-          <w:szCs w:val="28"/>
-        </w:rPr>
-      </w:pPr>
-    </w:p>
-    <w:p xmlns:w14="http://schemas.microsoft.com/office/word/2010/wordml">
+      </w:pPr>
+    </w:p>
+    <w:p>
       <w:pPr>
         <w:pStyle w:val="Title"/>
         <w:ind w:left="-540" w:right="-207" w:hanging="18"/>
@@ -177,7 +173,7 @@
         <w:t>ĐỒ ÁN</w:t>
       </w:r>
     </w:p>
-    <w:p xmlns:w14="http://schemas.microsoft.com/office/word/2010/wordml">
+    <w:p>
       <w:pPr>
         <w:spacing w:after="288"/>
         <w:ind w:left="-540" w:right="-207" w:hanging="18"/>
@@ -207,8 +203,18 @@
         </w:rPr>
         <w:t>QUẢN LÝ ĐẶT PHÒNG KHÁCH SẠN</w:t>
       </w:r>
-    </w:p>
-    <w:p xmlns:w14="http://schemas.microsoft.com/office/word/2010/wordml">
+      <w:r>
+        <w:rPr>
+          <w:b/>
+          <w:bCs/>
+          <w:sz w:val="32"/>
+          <w:szCs w:val="32"/>
+        </w:rPr>
+        <w:br/>
+        <w:t>KỸ THUẬT LẬP TRÌNH PYTHON – IE221</w:t>
+      </w:r>
+    </w:p>
+    <w:p>
       <w:pPr>
         <w:spacing w:after="288"/>
         <w:ind w:left="-540" w:right="-207" w:hanging="18"/>
@@ -218,7 +224,7 @@
         </w:rPr>
       </w:pPr>
     </w:p>
-    <w:p xmlns:w14="http://schemas.microsoft.com/office/word/2010/wordml">
+    <w:p>
       <w:pPr>
         <w:spacing w:after="288"/>
         <w:ind w:left="-540" w:right="-207" w:hanging="18"/>
@@ -228,15 +234,13 @@
         </w:rPr>
       </w:pPr>
     </w:p>
-    <w:p xmlns:w14="http://schemas.microsoft.com/office/word/2010/wordml">
+    <w:p>
       <w:pPr>
         <w:pStyle w:val="Title"/>
         <w:ind w:left="-540" w:right="-207" w:hanging="18"/>
         <w:rPr>
           <w:b w:val="0"/>
           <w:color w:val="000000" w:themeColor="text1"/>
-          <w:sz w:val="28"/>
-          <w:szCs w:val="28"/>
         </w:rPr>
         <w:sectPr>
           <w:pgSz w:w="11906" w:h="16838"/>
@@ -252,30 +256,22 @@
         </w:sectPr>
       </w:pPr>
       <w:r>
-        <w:rPr>
-          <w:sz w:val="28"/>
-          <w:szCs w:val="28"/>
-        </w:rPr>
         <w:t xml:space="preserve">TP. HỒ CHÍ MINH, </w:t>
       </w:r>
       <w:r>
         <w:rPr>
           <w:color w:val="000000" w:themeColor="text1"/>
-          <w:sz w:val="28"/>
-          <w:szCs w:val="28"/>
         </w:rPr>
         <w:t>20</w:t>
       </w:r>
       <w:r>
         <w:rPr>
           <w:color w:val="000000" w:themeColor="text1"/>
-          <w:sz w:val="28"/>
-          <w:szCs w:val="28"/>
         </w:rPr>
         <w:t>26</w:t>
       </w:r>
     </w:p>
-    <w:p xmlns:w14="http://schemas.microsoft.com/office/word/2010/wordml">
+    <w:p>
       <w:pPr>
         <w:pStyle w:val="Title"/>
         <w:spacing w:after="288" w:line="240" w:lineRule="auto"/>
@@ -291,7 +287,7 @@
         <w:t>ĐẠI HỌC QUỐC GIA TP. HỒ CHÍ MINH</w:t>
       </w:r>
     </w:p>
-    <w:p xmlns:w14="http://schemas.microsoft.com/office/word/2010/wordml">
+    <w:p>
       <w:pPr>
         <w:pStyle w:val="Title"/>
         <w:spacing w:after="288" w:line="240" w:lineRule="auto"/>
@@ -306,7 +302,7 @@
         <w:t>TRƯỜNG ĐẠI HỌC CÔNG NGHỆ THÔNG TIN</w:t>
       </w:r>
     </w:p>
-    <w:p xmlns:w14="http://schemas.microsoft.com/office/word/2010/wordml">
+    <w:p>
       <w:pPr>
         <w:pStyle w:val="Title"/>
         <w:spacing w:after="288" w:line="240" w:lineRule="auto"/>
@@ -321,7 +317,7 @@
         <w:t>TRUNG TÂM PHÁT TRIỂN CÔNG NGHỆ THÔNG TIN</w:t>
       </w:r>
     </w:p>
-    <w:p xmlns:w14="http://schemas.microsoft.com/office/word/2010/wordml">
+    <w:p>
       <w:pPr>
         <w:spacing w:after="288"/>
         <w:ind w:right="-207"/>
@@ -331,7 +327,7 @@
         </w:rPr>
       </w:pPr>
     </w:p>
-    <w:p xmlns:w14="http://schemas.microsoft.com/office/word/2010/wordml">
+    <w:p>
       <w:pPr>
         <w:spacing w:after="288"/>
         <w:ind w:left="-540" w:right="-207" w:hanging="18"/>
@@ -359,7 +355,7 @@
         <w:t>25410247</w:t>
       </w:r>
     </w:p>
-    <w:p xmlns:w14="http://schemas.microsoft.com/office/word/2010/wordml">
+    <w:p>
       <w:pPr>
         <w:spacing w:after="288"/>
         <w:ind w:left="-540" w:right="-207" w:hanging="18"/>
@@ -387,7 +383,7 @@
         <w:t>25410318</w:t>
       </w:r>
     </w:p>
-    <w:p xmlns:w14="http://schemas.microsoft.com/office/word/2010/wordml">
+    <w:p>
       <w:pPr>
         <w:spacing w:after="288" w:line="240" w:lineRule="auto"/>
         <w:ind w:left="-540" w:right="-207" w:hanging="18"/>
@@ -415,7 +411,7 @@
         <w:t>25410209</w:t>
       </w:r>
     </w:p>
-    <w:p xmlns:w14="http://schemas.microsoft.com/office/word/2010/wordml">
+    <w:p>
       <w:pPr>
         <w:spacing w:after="288"/>
         <w:ind w:left="-540" w:right="-207" w:hanging="18"/>
@@ -443,7 +439,7 @@
         <w:t>25410337</w:t>
       </w:r>
     </w:p>
-    <w:p xmlns:w14="http://schemas.microsoft.com/office/word/2010/wordml">
+    <w:p>
       <w:pPr>
         <w:spacing w:after="288"/>
         <w:ind w:left="-540" w:right="-207" w:hanging="18"/>
@@ -471,7 +467,7 @@
         <w:t>25410217</w:t>
       </w:r>
     </w:p>
-    <w:p xmlns:w14="http://schemas.microsoft.com/office/word/2010/wordml">
+    <w:p>
       <w:pPr>
         <w:spacing w:after="288"/>
         <w:rPr>
@@ -480,7 +476,7 @@
         </w:rPr>
       </w:pPr>
     </w:p>
-    <w:p xmlns:w14="http://schemas.microsoft.com/office/word/2010/wordml">
+    <w:p>
       <w:pPr>
         <w:pStyle w:val="Title"/>
         <w:ind w:left="-540" w:right="-207" w:hanging="18"/>
@@ -489,7 +485,7 @@
         <w:t>ĐỒ ÁN</w:t>
       </w:r>
     </w:p>
-    <w:p xmlns:w14="http://schemas.microsoft.com/office/word/2010/wordml">
+    <w:p>
       <w:pPr>
         <w:spacing w:after="288"/>
         <w:ind w:left="-540" w:right="-207" w:hanging="18"/>
@@ -519,28 +515,33 @@
         </w:rPr>
         <w:t>QUẢN LÝ ĐẶT PHÒNG KHÁCH SẠN</w:t>
       </w:r>
-    </w:p>
-    <w:p xmlns:w14="http://schemas.microsoft.com/office/word/2010/wordml">
+      <w:r>
+        <w:rPr>
+          <w:b/>
+          <w:bCs/>
+          <w:sz w:val="32"/>
+          <w:szCs w:val="32"/>
+        </w:rPr>
+        <w:br/>
+        <w:t>KỸ THUẬT LẬP TRÌNH PYTHON – IE221</w:t>
+      </w:r>
+    </w:p>
+    <w:p>
       <w:pPr>
         <w:pStyle w:val="Title"/>
         <w:ind w:left="-540" w:right="-207" w:hanging="18"/>
         <w:rPr>
           <w:b w:val="0"/>
           <w:color w:val="000000" w:themeColor="text1"/>
-          <w:sz w:val="28"/>
-          <w:szCs w:val="28"/>
-        </w:rPr>
-      </w:pPr>
-      <w:r>
-        <w:rPr>
-          <w:sz w:val="28"/>
-          <w:szCs w:val="28"/>
-        </w:rPr>
+        </w:rPr>
+      </w:pPr>
+      <w:r>
         <w:t>GIẢNG VIÊN HƯỚNG DẪN</w:t>
       </w:r>
     </w:p>
-    <w:p xmlns:w14="http://schemas.microsoft.com/office/word/2010/wordml">
-      <w:pPr>
+    <w:p>
+      <w:pPr>
+        <w:ind w:left="-540" w:right="-207" w:hanging="18"/>
         <w:jc w:val="center"/>
         <w:rPr>
           <w:b/>
@@ -549,7 +550,6 @@
           <w:szCs w:val="28"/>
         </w:rPr>
       </w:pPr>
-      <w:proofErr w:type="spellStart"/>
       <w:r>
         <w:rPr>
           <w:b/>
@@ -557,9 +557,8 @@
           <w:sz w:val="28"/>
           <w:szCs w:val="28"/>
         </w:rPr>
-        <w:t>ThS</w:t>
-      </w:r>
-      <w:proofErr w:type="spellEnd"/>
+        <w:t xml:space="preserve">ThS. </w:t>
+      </w:r>
       <w:r>
         <w:rPr>
           <w:b/>
@@ -567,19 +566,21 @@
           <w:sz w:val="28"/>
           <w:szCs w:val="28"/>
         </w:rPr>
-        <w:t xml:space="preserve">. </w:t>
-      </w:r>
-      <w:r>
+        <w:t>Nghi Hoàng khoa</w:t>
+      </w:r>
+    </w:p>
+    <w:p>
+      <w:pPr>
+        <w:jc w:val="center"/>
         <w:rPr>
           <w:b/>
           <w:bCs/>
           <w:sz w:val="28"/>
           <w:szCs w:val="28"/>
         </w:rPr>
-        <w:t>Nghi Hoàng khoa</w:t>
-      </w:r>
-    </w:p>
-    <w:p xmlns:w14="http://schemas.microsoft.com/office/word/2010/wordml">
+      </w:pPr>
+    </w:p>
+    <w:p>
       <w:pPr>
         <w:jc w:val="center"/>
         <w:rPr>
@@ -590,19 +591,9 @@
         </w:rPr>
       </w:pPr>
     </w:p>
-    <w:p xmlns:w14="http://schemas.microsoft.com/office/word/2010/wordml">
-      <w:pPr>
-        <w:jc w:val="center"/>
-        <w:rPr>
-          <w:b/>
-          <w:bCs/>
-          <w:sz w:val="28"/>
-          <w:szCs w:val="28"/>
-        </w:rPr>
-      </w:pPr>
-    </w:p>
-    <w:p xmlns:w14="http://schemas.microsoft.com/office/word/2010/wordml">
-      <w:pPr>
+    <w:p>
+      <w:pPr>
+        <w:ind w:left="-540" w:right="-207" w:hanging="18"/>
         <w:jc w:val="center"/>
         <w:rPr>
           <w:b/>
@@ -632,241 +623,1814 @@
     </w:p>
     <w:sdt>
       <w:sdtPr>
+        <w:rPr>
+          <w:b w:val="0"/>
+          <w:bCs w:val="0"/>
+          <w:caps w:val="0"/>
+          <w:color w:val="auto"/>
+          <w:sz w:val="26"/>
+          <w:szCs w:val="24"/>
+        </w:rPr>
+        <w:id w:val="-761608006"/>
         <w:docPartObj>
           <w:docPartGallery w:val="Table of Contents"/>
           <w:docPartUnique/>
         </w:docPartObj>
       </w:sdtPr>
+      <w:sdtEndPr/>
       <w:sdtContent>
         <w:p>
           <w:pPr>
             <w:pStyle w:val="TOCHeading"/>
-            <w:jc w:val="center"/>
           </w:pPr>
           <w:r>
-            <w:t xml:space="preserve">MỤC LỤC</w:t>
+            <w:t>MỤC LỤC</w:t>
           </w:r>
         </w:p>
         <w:p>
+          <w:pPr>
+            <w:pStyle w:val="TOC1"/>
+            <w:tabs>
+              <w:tab w:val="right" w:leader="dot" w:pos="8777"/>
+            </w:tabs>
+            <w:rPr>
+              <w:noProof/>
+            </w:rPr>
+          </w:pPr>
           <w:r>
-            <w:fldChar w:fldCharType="begin" w:dirty="true"/>
-            <w:instrText xml:space="preserve">TOC \o "1-3" \h \z \u</w:instrText>
+            <w:fldChar w:fldCharType="begin"/>
+          </w:r>
+          <w:r>
+            <w:instrText>TOC \o "1-3" \h \z \u</w:instrText>
+          </w:r>
+          <w:r>
             <w:fldChar w:fldCharType="separate"/>
+          </w:r>
+          <w:hyperlink w:anchor="_Toc241047466" w:history="1">
+            <w:r>
+              <w:rPr>
+                <w:rStyle w:val="Hyperlink"/>
+                <w:noProof/>
+              </w:rPr>
+              <w:t>DANH MỤC HÌNH ẢNH</w:t>
+            </w:r>
+            <w:r>
+              <w:rPr>
+                <w:noProof/>
+                <w:webHidden/>
+              </w:rPr>
+              <w:tab/>
+            </w:r>
+            <w:r>
+              <w:rPr>
+                <w:noProof/>
+                <w:webHidden/>
+              </w:rPr>
+              <w:fldChar w:fldCharType="begin"/>
+            </w:r>
+            <w:r>
+              <w:rPr>
+                <w:noProof/>
+                <w:webHidden/>
+              </w:rPr>
+              <w:instrText xml:space="preserve"> PAGEREF _Toc241047466 \h </w:instrText>
+            </w:r>
+            <w:r>
+              <w:rPr>
+                <w:noProof/>
+                <w:webHidden/>
+              </w:rPr>
+            </w:r>
+            <w:r>
+              <w:rPr>
+                <w:noProof/>
+                <w:webHidden/>
+              </w:rPr>
+              <w:fldChar w:fldCharType="separate"/>
+            </w:r>
+            <w:r>
+              <w:rPr>
+                <w:noProof/>
+                <w:webHidden/>
+              </w:rPr>
+              <w:t>5</w:t>
+            </w:r>
+            <w:r>
+              <w:rPr>
+                <w:noProof/>
+                <w:webHidden/>
+              </w:rPr>
+              <w:fldChar w:fldCharType="end"/>
+            </w:r>
+          </w:hyperlink>
+        </w:p>
+        <w:p>
+          <w:pPr>
+            <w:pStyle w:val="TOC1"/>
+            <w:tabs>
+              <w:tab w:val="right" w:leader="dot" w:pos="8777"/>
+            </w:tabs>
+            <w:rPr>
+              <w:noProof/>
+            </w:rPr>
+          </w:pPr>
+          <w:hyperlink w:anchor="_Toc241047467" w:history="1">
+            <w:r>
+              <w:rPr>
+                <w:rStyle w:val="Hyperlink"/>
+                <w:noProof/>
+              </w:rPr>
+              <w:t>DANH MỤC BẢNG BIỂU</w:t>
+            </w:r>
+            <w:r>
+              <w:rPr>
+                <w:noProof/>
+                <w:webHidden/>
+              </w:rPr>
+              <w:tab/>
+            </w:r>
+            <w:r>
+              <w:rPr>
+                <w:noProof/>
+                <w:webHidden/>
+              </w:rPr>
+              <w:fldChar w:fldCharType="begin"/>
+            </w:r>
+            <w:r>
+              <w:rPr>
+                <w:noProof/>
+                <w:webHidden/>
+              </w:rPr>
+              <w:instrText xml:space="preserve"> PAGEREF _Toc241047467 \h </w:instrText>
+            </w:r>
+            <w:r>
+              <w:rPr>
+                <w:noProof/>
+                <w:webHidden/>
+              </w:rPr>
+            </w:r>
+            <w:r>
+              <w:rPr>
+                <w:noProof/>
+                <w:webHidden/>
+              </w:rPr>
+              <w:fldChar w:fldCharType="separate"/>
+            </w:r>
+            <w:r>
+              <w:rPr>
+                <w:noProof/>
+                <w:webHidden/>
+              </w:rPr>
+              <w:t>6</w:t>
+            </w:r>
+            <w:r>
+              <w:rPr>
+                <w:noProof/>
+                <w:webHidden/>
+              </w:rPr>
+              <w:fldChar w:fldCharType="end"/>
+            </w:r>
+          </w:hyperlink>
+        </w:p>
+        <w:p>
+          <w:pPr>
+            <w:pStyle w:val="TOC1"/>
+            <w:tabs>
+              <w:tab w:val="right" w:leader="dot" w:pos="8777"/>
+            </w:tabs>
+            <w:rPr>
+              <w:noProof/>
+            </w:rPr>
+          </w:pPr>
+          <w:hyperlink w:anchor="_Toc241047468" w:history="1">
+            <w:r>
+              <w:rPr>
+                <w:rStyle w:val="Hyperlink"/>
+                <w:noProof/>
+              </w:rPr>
+              <w:t>Tóm tắt</w:t>
+            </w:r>
+            <w:r>
+              <w:rPr>
+                <w:noProof/>
+                <w:webHidden/>
+              </w:rPr>
+              <w:tab/>
+            </w:r>
+            <w:r>
+              <w:rPr>
+                <w:noProof/>
+                <w:webHidden/>
+              </w:rPr>
+              <w:fldChar w:fldCharType="begin"/>
+            </w:r>
+            <w:r>
+              <w:rPr>
+                <w:noProof/>
+                <w:webHidden/>
+              </w:rPr>
+              <w:instrText xml:space="preserve"> PAGEREF _Toc241047468 \h </w:instrText>
+            </w:r>
+            <w:r>
+              <w:rPr>
+                <w:noProof/>
+                <w:webHidden/>
+              </w:rPr>
+            </w:r>
+            <w:r>
+              <w:rPr>
+                <w:noProof/>
+                <w:webHidden/>
+              </w:rPr>
+              <w:fldChar w:fldCharType="separate"/>
+            </w:r>
+            <w:r>
+              <w:rPr>
+                <w:noProof/>
+                <w:webHidden/>
+              </w:rPr>
+              <w:t>7</w:t>
+            </w:r>
+            <w:r>
+              <w:rPr>
+                <w:noProof/>
+                <w:webHidden/>
+              </w:rPr>
+              <w:fldChar w:fldCharType="end"/>
+            </w:r>
+          </w:hyperlink>
+        </w:p>
+        <w:p>
+          <w:pPr>
+            <w:pStyle w:val="TOC1"/>
+            <w:tabs>
+              <w:tab w:val="right" w:leader="dot" w:pos="8777"/>
+            </w:tabs>
+            <w:rPr>
+              <w:noProof/>
+            </w:rPr>
+          </w:pPr>
+          <w:hyperlink w:anchor="_Toc241047469" w:history="1">
+            <w:r>
+              <w:rPr>
+                <w:rStyle w:val="Hyperlink"/>
+                <w:noProof/>
+              </w:rPr>
+              <w:t>Chương 1: Thiết kế &amp; triển khai</w:t>
+            </w:r>
+            <w:r>
+              <w:rPr>
+                <w:noProof/>
+                <w:webHidden/>
+              </w:rPr>
+              <w:tab/>
+            </w:r>
+            <w:r>
+              <w:rPr>
+                <w:noProof/>
+                <w:webHidden/>
+              </w:rPr>
+              <w:fldChar w:fldCharType="begin"/>
+            </w:r>
+            <w:r>
+              <w:rPr>
+                <w:noProof/>
+                <w:webHidden/>
+              </w:rPr>
+              <w:instrText xml:space="preserve"> PAGEREF _Toc241047469 \h </w:instrText>
+            </w:r>
+            <w:r>
+              <w:rPr>
+                <w:noProof/>
+                <w:webHidden/>
+              </w:rPr>
+            </w:r>
+            <w:r>
+              <w:rPr>
+                <w:noProof/>
+                <w:webHidden/>
+              </w:rPr>
+              <w:fldChar w:fldCharType="separate"/>
+            </w:r>
+            <w:r>
+              <w:rPr>
+                <w:noProof/>
+                <w:webHidden/>
+              </w:rPr>
+              <w:t>1</w:t>
+            </w:r>
+            <w:r>
+              <w:rPr>
+                <w:noProof/>
+                <w:webHidden/>
+              </w:rPr>
+              <w:fldChar w:fldCharType="end"/>
+            </w:r>
+          </w:hyperlink>
+        </w:p>
+        <w:p>
+          <w:pPr>
+            <w:pStyle w:val="TOC2"/>
+            <w:tabs>
+              <w:tab w:val="right" w:leader="dot" w:pos="8777"/>
+            </w:tabs>
+            <w:rPr>
+              <w:noProof/>
+            </w:rPr>
+          </w:pPr>
+          <w:hyperlink w:anchor="_Toc241047470" w:history="1">
+            <w:r>
+              <w:rPr>
+                <w:rStyle w:val="Hyperlink"/>
+                <w:noProof/>
+              </w:rPr>
+              <w:t>1.1. Kiến trúc tổng thể</w:t>
+            </w:r>
+            <w:r>
+              <w:rPr>
+                <w:noProof/>
+                <w:webHidden/>
+              </w:rPr>
+              <w:tab/>
+            </w:r>
+            <w:r>
+              <w:rPr>
+                <w:noProof/>
+                <w:webHidden/>
+              </w:rPr>
+              <w:fldChar w:fldCharType="begin"/>
+            </w:r>
+            <w:r>
+              <w:rPr>
+                <w:noProof/>
+                <w:webHidden/>
+              </w:rPr>
+              <w:instrText xml:space="preserve"> PAGEREF _Toc241047470 \h </w:instrText>
+            </w:r>
+            <w:r>
+              <w:rPr>
+                <w:noProof/>
+                <w:webHidden/>
+              </w:rPr>
+            </w:r>
+            <w:r>
+              <w:rPr>
+                <w:noProof/>
+                <w:webHidden/>
+              </w:rPr>
+              <w:fldChar w:fldCharType="separate"/>
+            </w:r>
+            <w:r>
+              <w:rPr>
+                <w:noProof/>
+                <w:webHidden/>
+              </w:rPr>
+              <w:t>1</w:t>
+            </w:r>
+            <w:r>
+              <w:rPr>
+                <w:noProof/>
+                <w:webHidden/>
+              </w:rPr>
+              <w:fldChar w:fldCharType="end"/>
+            </w:r>
+          </w:hyperlink>
+        </w:p>
+        <w:p>
+          <w:pPr>
+            <w:pStyle w:val="TOC2"/>
+            <w:tabs>
+              <w:tab w:val="right" w:leader="dot" w:pos="8777"/>
+            </w:tabs>
+            <w:rPr>
+              <w:noProof/>
+            </w:rPr>
+          </w:pPr>
+          <w:hyperlink w:anchor="_Toc241047471" w:history="1">
+            <w:r>
+              <w:rPr>
+                <w:rStyle w:val="Hyperlink"/>
+                <w:noProof/>
+              </w:rPr>
+              <w:t>1.2. Công nghệ sử dụng</w:t>
+            </w:r>
+            <w:r>
+              <w:rPr>
+                <w:noProof/>
+                <w:webHidden/>
+              </w:rPr>
+              <w:tab/>
+            </w:r>
+            <w:r>
+              <w:rPr>
+                <w:noProof/>
+                <w:webHidden/>
+              </w:rPr>
+              <w:fldChar w:fldCharType="begin"/>
+            </w:r>
+            <w:r>
+              <w:rPr>
+                <w:noProof/>
+                <w:webHidden/>
+              </w:rPr>
+              <w:instrText xml:space="preserve"> PAGEREF _Toc241047471 \h </w:instrText>
+            </w:r>
+            <w:r>
+              <w:rPr>
+                <w:noProof/>
+                <w:webHidden/>
+              </w:rPr>
+            </w:r>
+            <w:r>
+              <w:rPr>
+                <w:noProof/>
+                <w:webHidden/>
+              </w:rPr>
+              <w:fldChar w:fldCharType="separate"/>
+            </w:r>
+            <w:r>
+              <w:rPr>
+                <w:noProof/>
+                <w:webHidden/>
+              </w:rPr>
+              <w:t>1</w:t>
+            </w:r>
+            <w:r>
+              <w:rPr>
+                <w:noProof/>
+                <w:webHidden/>
+              </w:rPr>
+              <w:fldChar w:fldCharType="end"/>
+            </w:r>
+          </w:hyperlink>
+        </w:p>
+        <w:p>
+          <w:pPr>
+            <w:pStyle w:val="TOC2"/>
+            <w:tabs>
+              <w:tab w:val="right" w:leader="dot" w:pos="8777"/>
+            </w:tabs>
+            <w:rPr>
+              <w:noProof/>
+            </w:rPr>
+          </w:pPr>
+          <w:hyperlink w:anchor="_Toc241047472" w:history="1">
+            <w:r>
+              <w:rPr>
+                <w:rStyle w:val="Hyperlink"/>
+                <w:noProof/>
+              </w:rPr>
+              <w:t>1.3. Mô hình dữ liệu (ERD)</w:t>
+            </w:r>
+            <w:r>
+              <w:rPr>
+                <w:noProof/>
+                <w:webHidden/>
+              </w:rPr>
+              <w:tab/>
+            </w:r>
+            <w:r>
+              <w:rPr>
+                <w:noProof/>
+                <w:webHidden/>
+              </w:rPr>
+              <w:fldChar w:fldCharType="begin"/>
+            </w:r>
+            <w:r>
+              <w:rPr>
+                <w:noProof/>
+                <w:webHidden/>
+              </w:rPr>
+              <w:instrText xml:space="preserve"> PAGEREF _Toc241047472 \h </w:instrText>
+            </w:r>
+            <w:r>
+              <w:rPr>
+                <w:noProof/>
+                <w:webHidden/>
+              </w:rPr>
+            </w:r>
+            <w:r>
+              <w:rPr>
+                <w:noProof/>
+                <w:webHidden/>
+              </w:rPr>
+              <w:fldChar w:fldCharType="separate"/>
+            </w:r>
+            <w:r>
+              <w:rPr>
+                <w:noProof/>
+                <w:webHidden/>
+              </w:rPr>
+              <w:t>2</w:t>
+            </w:r>
+            <w:r>
+              <w:rPr>
+                <w:noProof/>
+                <w:webHidden/>
+              </w:rPr>
+              <w:fldChar w:fldCharType="end"/>
+            </w:r>
+          </w:hyperlink>
+        </w:p>
+        <w:p>
+          <w:pPr>
+            <w:pStyle w:val="TOC2"/>
+            <w:tabs>
+              <w:tab w:val="right" w:leader="dot" w:pos="8777"/>
+            </w:tabs>
+            <w:rPr>
+              <w:noProof/>
+            </w:rPr>
+          </w:pPr>
+          <w:hyperlink w:anchor="_Toc241047473" w:history="1">
+            <w:r>
+              <w:rPr>
+                <w:rStyle w:val="Hyperlink"/>
+                <w:noProof/>
+              </w:rPr>
+              <w:t>1.4. Thiết kế API</w:t>
+            </w:r>
+            <w:r>
+              <w:rPr>
+                <w:noProof/>
+                <w:webHidden/>
+              </w:rPr>
+              <w:tab/>
+            </w:r>
+            <w:r>
+              <w:rPr>
+                <w:noProof/>
+                <w:webHidden/>
+              </w:rPr>
+              <w:fldChar w:fldCharType="begin"/>
+            </w:r>
+            <w:r>
+              <w:rPr>
+                <w:noProof/>
+                <w:webHidden/>
+              </w:rPr>
+              <w:instrText xml:space="preserve"> PAGEREF _Toc241047473 \h </w:instrText>
+            </w:r>
+            <w:r>
+              <w:rPr>
+                <w:noProof/>
+                <w:webHidden/>
+              </w:rPr>
+            </w:r>
+            <w:r>
+              <w:rPr>
+                <w:noProof/>
+                <w:webHidden/>
+              </w:rPr>
+              <w:fldChar w:fldCharType="separate"/>
+            </w:r>
+            <w:r>
+              <w:rPr>
+                <w:noProof/>
+                <w:webHidden/>
+              </w:rPr>
+              <w:t>4</w:t>
+            </w:r>
+            <w:r>
+              <w:rPr>
+                <w:noProof/>
+                <w:webHidden/>
+              </w:rPr>
+              <w:fldChar w:fldCharType="end"/>
+            </w:r>
+          </w:hyperlink>
+        </w:p>
+        <w:p>
+          <w:pPr>
+            <w:pStyle w:val="TOC2"/>
+            <w:tabs>
+              <w:tab w:val="right" w:leader="dot" w:pos="8777"/>
+            </w:tabs>
+            <w:rPr>
+              <w:noProof/>
+            </w:rPr>
+          </w:pPr>
+          <w:hyperlink w:anchor="_Toc241047474" w:history="1">
+            <w:r>
+              <w:rPr>
+                <w:rStyle w:val="Hyperlink"/>
+                <w:noProof/>
+              </w:rPr>
+              <w:t>1.5. Công cụ hỗ trợ phát triển: 4 skill Claude Code</w:t>
+            </w:r>
+            <w:r>
+              <w:rPr>
+                <w:noProof/>
+                <w:webHidden/>
+              </w:rPr>
+              <w:tab/>
+            </w:r>
+            <w:r>
+              <w:rPr>
+                <w:noProof/>
+                <w:webHidden/>
+              </w:rPr>
+              <w:fldChar w:fldCharType="begin"/>
+            </w:r>
+            <w:r>
+              <w:rPr>
+                <w:noProof/>
+                <w:webHidden/>
+              </w:rPr>
+              <w:instrText xml:space="preserve"> PAGEREF _Toc241047474 \h </w:instrText>
+            </w:r>
+            <w:r>
+              <w:rPr>
+                <w:noProof/>
+                <w:webHidden/>
+              </w:rPr>
+            </w:r>
+            <w:r>
+              <w:rPr>
+                <w:noProof/>
+                <w:webHidden/>
+              </w:rPr>
+              <w:fldChar w:fldCharType="separate"/>
+            </w:r>
+            <w:r>
+              <w:rPr>
+                <w:noProof/>
+                <w:webHidden/>
+              </w:rPr>
+              <w:t>5</w:t>
+            </w:r>
+            <w:r>
+              <w:rPr>
+                <w:noProof/>
+                <w:webHidden/>
+              </w:rPr>
+              <w:fldChar w:fldCharType="end"/>
+            </w:r>
+          </w:hyperlink>
+        </w:p>
+        <w:p>
+          <w:pPr>
+            <w:pStyle w:val="TOC1"/>
+            <w:tabs>
+              <w:tab w:val="right" w:leader="dot" w:pos="8777"/>
+            </w:tabs>
+            <w:rPr>
+              <w:noProof/>
+            </w:rPr>
+          </w:pPr>
+          <w:hyperlink w:anchor="_Toc241047475" w:history="1">
+            <w:r>
+              <w:rPr>
+                <w:rStyle w:val="Hyperlink"/>
+                <w:noProof/>
+              </w:rPr>
+              <w:t>Chương 2: Phạm vi đã làm</w:t>
+            </w:r>
+            <w:r>
+              <w:rPr>
+                <w:noProof/>
+                <w:webHidden/>
+              </w:rPr>
+              <w:tab/>
+            </w:r>
+            <w:r>
+              <w:rPr>
+                <w:noProof/>
+                <w:webHidden/>
+              </w:rPr>
+              <w:fldChar w:fldCharType="begin"/>
+            </w:r>
+            <w:r>
+              <w:rPr>
+                <w:noProof/>
+                <w:webHidden/>
+              </w:rPr>
+              <w:instrText xml:space="preserve"> PAGEREF _Toc241047475 \h </w:instrText>
+            </w:r>
+            <w:r>
+              <w:rPr>
+                <w:noProof/>
+                <w:webHidden/>
+              </w:rPr>
+            </w:r>
+            <w:r>
+              <w:rPr>
+                <w:noProof/>
+                <w:webHidden/>
+              </w:rPr>
+              <w:fldChar w:fldCharType="separate"/>
+            </w:r>
+            <w:r>
+              <w:rPr>
+                <w:noProof/>
+                <w:webHidden/>
+              </w:rPr>
+              <w:t>6</w:t>
+            </w:r>
+            <w:r>
+              <w:rPr>
+                <w:noProof/>
+                <w:webHidden/>
+              </w:rPr>
+              <w:fldChar w:fldCharType="end"/>
+            </w:r>
+          </w:hyperlink>
+        </w:p>
+        <w:p>
+          <w:pPr>
+            <w:pStyle w:val="TOC2"/>
+            <w:tabs>
+              <w:tab w:val="right" w:leader="dot" w:pos="8777"/>
+            </w:tabs>
+            <w:rPr>
+              <w:noProof/>
+            </w:rPr>
+          </w:pPr>
+          <w:hyperlink w:anchor="_Toc241047476" w:history="1">
+            <w:r>
+              <w:rPr>
+                <w:rStyle w:val="Hyperlink"/>
+                <w:noProof/>
+              </w:rPr>
+              <w:t>2.1. Trải nghiệm phía khách hàng</w:t>
+            </w:r>
+            <w:r>
+              <w:rPr>
+                <w:noProof/>
+                <w:webHidden/>
+              </w:rPr>
+              <w:tab/>
+            </w:r>
+            <w:r>
+              <w:rPr>
+                <w:noProof/>
+                <w:webHidden/>
+              </w:rPr>
+              <w:fldChar w:fldCharType="begin"/>
+            </w:r>
+            <w:r>
+              <w:rPr>
+                <w:noProof/>
+                <w:webHidden/>
+              </w:rPr>
+              <w:instrText xml:space="preserve"> PAGEREF _Toc241047476 \h </w:instrText>
+            </w:r>
+            <w:r>
+              <w:rPr>
+                <w:noProof/>
+                <w:webHidden/>
+              </w:rPr>
+            </w:r>
+            <w:r>
+              <w:rPr>
+                <w:noProof/>
+                <w:webHidden/>
+              </w:rPr>
+              <w:fldChar w:fldCharType="separate"/>
+            </w:r>
+            <w:r>
+              <w:rPr>
+                <w:noProof/>
+                <w:webHidden/>
+              </w:rPr>
+              <w:t>6</w:t>
+            </w:r>
+            <w:r>
+              <w:rPr>
+                <w:noProof/>
+                <w:webHidden/>
+              </w:rPr>
+              <w:fldChar w:fldCharType="end"/>
+            </w:r>
+          </w:hyperlink>
+        </w:p>
+        <w:p>
+          <w:pPr>
+            <w:pStyle w:val="TOC3"/>
+            <w:tabs>
+              <w:tab w:val="right" w:leader="dot" w:pos="8777"/>
+            </w:tabs>
+            <w:rPr>
+              <w:noProof/>
+            </w:rPr>
+          </w:pPr>
+          <w:hyperlink w:anchor="_Toc241047477" w:history="1">
+            <w:r>
+              <w:rPr>
+                <w:rStyle w:val="Hyperlink"/>
+                <w:noProof/>
+              </w:rPr>
+              <w:t>2.1.1. Trang chủ &amp; tìm phòng trống</w:t>
+            </w:r>
+            <w:r>
+              <w:rPr>
+                <w:noProof/>
+                <w:webHidden/>
+              </w:rPr>
+              <w:tab/>
+            </w:r>
+            <w:r>
+              <w:rPr>
+                <w:noProof/>
+                <w:webHidden/>
+              </w:rPr>
+              <w:fldChar w:fldCharType="begin"/>
+            </w:r>
+            <w:r>
+              <w:rPr>
+                <w:noProof/>
+                <w:webHidden/>
+              </w:rPr>
+              <w:instrText xml:space="preserve"> PAGEREF _Toc241047477 \h </w:instrText>
+            </w:r>
+            <w:r>
+              <w:rPr>
+                <w:noProof/>
+                <w:webHidden/>
+              </w:rPr>
+            </w:r>
+            <w:r>
+              <w:rPr>
+                <w:noProof/>
+                <w:webHidden/>
+              </w:rPr>
+              <w:fldChar w:fldCharType="separate"/>
+            </w:r>
+            <w:r>
+              <w:rPr>
+                <w:noProof/>
+                <w:webHidden/>
+              </w:rPr>
+              <w:t>6</w:t>
+            </w:r>
+            <w:r>
+              <w:rPr>
+                <w:noProof/>
+                <w:webHidden/>
+              </w:rPr>
+              <w:fldChar w:fldCharType="end"/>
+            </w:r>
+          </w:hyperlink>
+        </w:p>
+        <w:p>
+          <w:pPr>
+            <w:pStyle w:val="TOC3"/>
+            <w:tabs>
+              <w:tab w:val="right" w:leader="dot" w:pos="8777"/>
+            </w:tabs>
+            <w:rPr>
+              <w:noProof/>
+            </w:rPr>
+          </w:pPr>
+          <w:hyperlink w:anchor="_Toc241047478" w:history="1">
+            <w:r>
+              <w:rPr>
+                <w:rStyle w:val="Hyperlink"/>
+                <w:noProof/>
+              </w:rPr>
+              <w:t>2.1.2. Chi tiết loại phòng</w:t>
+            </w:r>
+            <w:r>
+              <w:rPr>
+                <w:noProof/>
+                <w:webHidden/>
+              </w:rPr>
+              <w:tab/>
+            </w:r>
+            <w:r>
+              <w:rPr>
+                <w:noProof/>
+                <w:webHidden/>
+              </w:rPr>
+              <w:fldChar w:fldCharType="begin"/>
+            </w:r>
+            <w:r>
+              <w:rPr>
+                <w:noProof/>
+                <w:webHidden/>
+              </w:rPr>
+              <w:instrText xml:space="preserve"> PAGEREF _Toc241047478 \h </w:instrText>
+            </w:r>
+            <w:r>
+              <w:rPr>
+                <w:noProof/>
+                <w:webHidden/>
+              </w:rPr>
+            </w:r>
+            <w:r>
+              <w:rPr>
+                <w:noProof/>
+                <w:webHidden/>
+              </w:rPr>
+              <w:fldChar w:fldCharType="separate"/>
+            </w:r>
+            <w:r>
+              <w:rPr>
+                <w:noProof/>
+                <w:webHidden/>
+              </w:rPr>
+              <w:t>7</w:t>
+            </w:r>
+            <w:r>
+              <w:rPr>
+                <w:noProof/>
+                <w:webHidden/>
+              </w:rPr>
+              <w:fldChar w:fldCharType="end"/>
+            </w:r>
+          </w:hyperlink>
+        </w:p>
+        <w:p>
+          <w:pPr>
+            <w:pStyle w:val="TOC3"/>
+            <w:tabs>
+              <w:tab w:val="right" w:leader="dot" w:pos="8777"/>
+            </w:tabs>
+            <w:rPr>
+              <w:noProof/>
+            </w:rPr>
+          </w:pPr>
+          <w:hyperlink w:anchor="_Toc241047479" w:history="1">
+            <w:r>
+              <w:rPr>
+                <w:rStyle w:val="Hyperlink"/>
+                <w:noProof/>
+              </w:rPr>
+              <w:t>2.1.3. Giỏ phòng &amp; lịch lưu trú</w:t>
+            </w:r>
+            <w:r>
+              <w:rPr>
+                <w:noProof/>
+                <w:webHidden/>
+              </w:rPr>
+              <w:tab/>
+            </w:r>
+            <w:r>
+              <w:rPr>
+                <w:noProof/>
+                <w:webHidden/>
+              </w:rPr>
+              <w:fldChar w:fldCharType="begin"/>
+            </w:r>
+            <w:r>
+              <w:rPr>
+                <w:noProof/>
+                <w:webHidden/>
+              </w:rPr>
+              <w:instrText xml:space="preserve"> PAGEREF _Toc241047479 \h </w:instrText>
+            </w:r>
+            <w:r>
+              <w:rPr>
+                <w:noProof/>
+                <w:webHidden/>
+              </w:rPr>
+            </w:r>
+            <w:r>
+              <w:rPr>
+                <w:noProof/>
+                <w:webHidden/>
+              </w:rPr>
+              <w:fldChar w:fldCharType="separate"/>
+            </w:r>
+            <w:r>
+              <w:rPr>
+                <w:noProof/>
+                <w:webHidden/>
+              </w:rPr>
+              <w:t>8</w:t>
+            </w:r>
+            <w:r>
+              <w:rPr>
+                <w:noProof/>
+                <w:webHidden/>
+              </w:rPr>
+              <w:fldChar w:fldCharType="end"/>
+            </w:r>
+          </w:hyperlink>
+        </w:p>
+        <w:p>
+          <w:pPr>
+            <w:pStyle w:val="TOC3"/>
+            <w:tabs>
+              <w:tab w:val="right" w:leader="dot" w:pos="8777"/>
+            </w:tabs>
+            <w:rPr>
+              <w:noProof/>
+            </w:rPr>
+          </w:pPr>
+          <w:hyperlink w:anchor="_Toc241047480" w:history="1">
+            <w:r>
+              <w:rPr>
+                <w:rStyle w:val="Hyperlink"/>
+                <w:noProof/>
+              </w:rPr>
+              <w:t>2.1.4. Thanh toán</w:t>
+            </w:r>
+            <w:r>
+              <w:rPr>
+                <w:noProof/>
+                <w:webHidden/>
+              </w:rPr>
+              <w:tab/>
+            </w:r>
+            <w:r>
+              <w:rPr>
+                <w:noProof/>
+                <w:webHidden/>
+              </w:rPr>
+              <w:fldChar w:fldCharType="begin"/>
+            </w:r>
+            <w:r>
+              <w:rPr>
+                <w:noProof/>
+                <w:webHidden/>
+              </w:rPr>
+              <w:instrText xml:space="preserve"> PAGEREF _Toc241047480 \h </w:instrText>
+            </w:r>
+            <w:r>
+              <w:rPr>
+                <w:noProof/>
+                <w:webHidden/>
+              </w:rPr>
+            </w:r>
+            <w:r>
+              <w:rPr>
+                <w:noProof/>
+                <w:webHidden/>
+              </w:rPr>
+              <w:fldChar w:fldCharType="separate"/>
+            </w:r>
+            <w:r>
+              <w:rPr>
+                <w:noProof/>
+                <w:webHidden/>
+              </w:rPr>
+              <w:t>9</w:t>
+            </w:r>
+            <w:r>
+              <w:rPr>
+                <w:noProof/>
+                <w:webHidden/>
+              </w:rPr>
+              <w:fldChar w:fldCharType="end"/>
+            </w:r>
+          </w:hyperlink>
+        </w:p>
+        <w:p>
+          <w:pPr>
+            <w:pStyle w:val="TOC3"/>
+            <w:tabs>
+              <w:tab w:val="right" w:leader="dot" w:pos="8777"/>
+            </w:tabs>
+            <w:rPr>
+              <w:noProof/>
+            </w:rPr>
+          </w:pPr>
+          <w:hyperlink w:anchor="_Toc241047481" w:history="1">
+            <w:r>
+              <w:rPr>
+                <w:rStyle w:val="Hyperlink"/>
+                <w:noProof/>
+              </w:rPr>
+              <w:t>2.1.5. Lịch sử đặt phòng &amp; tự hủy</w:t>
+            </w:r>
+            <w:r>
+              <w:rPr>
+                <w:noProof/>
+                <w:webHidden/>
+              </w:rPr>
+              <w:tab/>
+            </w:r>
+            <w:r>
+              <w:rPr>
+                <w:noProof/>
+                <w:webHidden/>
+              </w:rPr>
+              <w:fldChar w:fldCharType="begin"/>
+            </w:r>
+            <w:r>
+              <w:rPr>
+                <w:noProof/>
+                <w:webHidden/>
+              </w:rPr>
+              <w:instrText xml:space="preserve"> PAGEREF _Toc241047481 \h </w:instrText>
+            </w:r>
+            <w:r>
+              <w:rPr>
+                <w:noProof/>
+                <w:webHidden/>
+              </w:rPr>
+            </w:r>
+            <w:r>
+              <w:rPr>
+                <w:noProof/>
+                <w:webHidden/>
+              </w:rPr>
+              <w:fldChar w:fldCharType="separate"/>
+            </w:r>
+            <w:r>
+              <w:rPr>
+                <w:noProof/>
+                <w:webHidden/>
+              </w:rPr>
+              <w:t>10</w:t>
+            </w:r>
+            <w:r>
+              <w:rPr>
+                <w:noProof/>
+                <w:webHidden/>
+              </w:rPr>
+              <w:fldChar w:fldCharType="end"/>
+            </w:r>
+          </w:hyperlink>
+        </w:p>
+        <w:p>
+          <w:pPr>
+            <w:pStyle w:val="TOC2"/>
+            <w:tabs>
+              <w:tab w:val="right" w:leader="dot" w:pos="8777"/>
+            </w:tabs>
+            <w:rPr>
+              <w:noProof/>
+            </w:rPr>
+          </w:pPr>
+          <w:hyperlink w:anchor="_Toc241047482" w:history="1">
+            <w:r>
+              <w:rPr>
+                <w:rStyle w:val="Hyperlink"/>
+                <w:noProof/>
+              </w:rPr>
+              <w:t>2.2. Trang quản trị (CMS)</w:t>
+            </w:r>
+            <w:r>
+              <w:rPr>
+                <w:noProof/>
+                <w:webHidden/>
+              </w:rPr>
+              <w:tab/>
+            </w:r>
+            <w:r>
+              <w:rPr>
+                <w:noProof/>
+                <w:webHidden/>
+              </w:rPr>
+              <w:fldChar w:fldCharType="begin"/>
+            </w:r>
+            <w:r>
+              <w:rPr>
+                <w:noProof/>
+                <w:webHidden/>
+              </w:rPr>
+              <w:instrText xml:space="preserve"> PAGEREF _Toc241047482 \h </w:instrText>
+            </w:r>
+            <w:r>
+              <w:rPr>
+                <w:noProof/>
+                <w:webHidden/>
+              </w:rPr>
+            </w:r>
+            <w:r>
+              <w:rPr>
+                <w:noProof/>
+                <w:webHidden/>
+              </w:rPr>
+              <w:fldChar w:fldCharType="separate"/>
+            </w:r>
+            <w:r>
+              <w:rPr>
+                <w:noProof/>
+                <w:webHidden/>
+              </w:rPr>
+              <w:t>11</w:t>
+            </w:r>
+            <w:r>
+              <w:rPr>
+                <w:noProof/>
+                <w:webHidden/>
+              </w:rPr>
+              <w:fldChar w:fldCharType="end"/>
+            </w:r>
+          </w:hyperlink>
+        </w:p>
+        <w:p>
+          <w:pPr>
+            <w:pStyle w:val="TOC3"/>
+            <w:tabs>
+              <w:tab w:val="right" w:leader="dot" w:pos="8777"/>
+            </w:tabs>
+            <w:rPr>
+              <w:noProof/>
+            </w:rPr>
+          </w:pPr>
+          <w:hyperlink w:anchor="_Toc241047483" w:history="1">
+            <w:r>
+              <w:rPr>
+                <w:rStyle w:val="Hyperlink"/>
+                <w:noProof/>
+              </w:rPr>
+              <w:t>2.2.1. Dashboard</w:t>
+            </w:r>
+            <w:r>
+              <w:rPr>
+                <w:noProof/>
+                <w:webHidden/>
+              </w:rPr>
+              <w:tab/>
+            </w:r>
+            <w:r>
+              <w:rPr>
+                <w:noProof/>
+                <w:webHidden/>
+              </w:rPr>
+              <w:fldChar w:fldCharType="begin"/>
+            </w:r>
+            <w:r>
+              <w:rPr>
+                <w:noProof/>
+                <w:webHidden/>
+              </w:rPr>
+              <w:instrText xml:space="preserve"> PAGEREF _Toc241047483 \h </w:instrText>
+            </w:r>
+            <w:r>
+              <w:rPr>
+                <w:noProof/>
+                <w:webHidden/>
+              </w:rPr>
+            </w:r>
+            <w:r>
+              <w:rPr>
+                <w:noProof/>
+                <w:webHidden/>
+              </w:rPr>
+              <w:fldChar w:fldCharType="separate"/>
+            </w:r>
+            <w:r>
+              <w:rPr>
+                <w:noProof/>
+                <w:webHidden/>
+              </w:rPr>
+              <w:t>11</w:t>
+            </w:r>
+            <w:r>
+              <w:rPr>
+                <w:noProof/>
+                <w:webHidden/>
+              </w:rPr>
+              <w:fldChar w:fldCharType="end"/>
+            </w:r>
+          </w:hyperlink>
+        </w:p>
+        <w:p>
+          <w:pPr>
+            <w:pStyle w:val="TOC3"/>
+            <w:tabs>
+              <w:tab w:val="right" w:leader="dot" w:pos="8777"/>
+            </w:tabs>
+            <w:rPr>
+              <w:noProof/>
+            </w:rPr>
+          </w:pPr>
+          <w:hyperlink w:anchor="_Toc241047484" w:history="1">
+            <w:r>
+              <w:rPr>
+                <w:rStyle w:val="Hyperlink"/>
+                <w:noProof/>
+              </w:rPr>
+              <w:t>2.2.2. Quản lý loại phòng &amp; phòng</w:t>
+            </w:r>
+            <w:r>
+              <w:rPr>
+                <w:noProof/>
+                <w:webHidden/>
+              </w:rPr>
+              <w:tab/>
+            </w:r>
+            <w:r>
+              <w:rPr>
+                <w:noProof/>
+                <w:webHidden/>
+              </w:rPr>
+              <w:fldChar w:fldCharType="begin"/>
+            </w:r>
+            <w:r>
+              <w:rPr>
+                <w:noProof/>
+                <w:webHidden/>
+              </w:rPr>
+              <w:instrText xml:space="preserve"> PAGEREF _Toc241047484 \h </w:instrText>
+            </w:r>
+            <w:r>
+              <w:rPr>
+                <w:noProof/>
+                <w:webHidden/>
+              </w:rPr>
+            </w:r>
+            <w:r>
+              <w:rPr>
+                <w:noProof/>
+                <w:webHidden/>
+              </w:rPr>
+              <w:fldChar w:fldCharType="separate"/>
+            </w:r>
+            <w:r>
+              <w:rPr>
+                <w:noProof/>
+                <w:webHidden/>
+              </w:rPr>
+              <w:t>12</w:t>
+            </w:r>
+            <w:r>
+              <w:rPr>
+                <w:noProof/>
+                <w:webHidden/>
+              </w:rPr>
+              <w:fldChar w:fldCharType="end"/>
+            </w:r>
+          </w:hyperlink>
+        </w:p>
+        <w:p>
+          <w:pPr>
+            <w:pStyle w:val="TOC3"/>
+            <w:tabs>
+              <w:tab w:val="right" w:leader="dot" w:pos="8777"/>
+            </w:tabs>
+            <w:rPr>
+              <w:noProof/>
+            </w:rPr>
+          </w:pPr>
+          <w:hyperlink w:anchor="_Toc241047485" w:history="1">
+            <w:r>
+              <w:rPr>
+                <w:rStyle w:val="Hyperlink"/>
+                <w:noProof/>
+              </w:rPr>
+              <w:t>2.2.3. Quản lý đơn đặt phòng</w:t>
+            </w:r>
+            <w:r>
+              <w:rPr>
+                <w:noProof/>
+                <w:webHidden/>
+              </w:rPr>
+              <w:tab/>
+            </w:r>
+            <w:r>
+              <w:rPr>
+                <w:noProof/>
+                <w:webHidden/>
+              </w:rPr>
+              <w:fldChar w:fldCharType="begin"/>
+            </w:r>
+            <w:r>
+              <w:rPr>
+                <w:noProof/>
+                <w:webHidden/>
+              </w:rPr>
+              <w:instrText xml:space="preserve"> PAGEREF _Toc241047485 \h </w:instrText>
+            </w:r>
+            <w:r>
+              <w:rPr>
+                <w:noProof/>
+                <w:webHidden/>
+              </w:rPr>
+            </w:r>
+            <w:r>
+              <w:rPr>
+                <w:noProof/>
+                <w:webHidden/>
+              </w:rPr>
+              <w:fldChar w:fldCharType="separate"/>
+            </w:r>
+            <w:r>
+              <w:rPr>
+                <w:noProof/>
+                <w:webHidden/>
+              </w:rPr>
+              <w:t>13</w:t>
+            </w:r>
+            <w:r>
+              <w:rPr>
+                <w:noProof/>
+                <w:webHidden/>
+              </w:rPr>
+              <w:fldChar w:fldCharType="end"/>
+            </w:r>
+          </w:hyperlink>
+        </w:p>
+        <w:p>
+          <w:pPr>
+            <w:pStyle w:val="TOC3"/>
+            <w:tabs>
+              <w:tab w:val="right" w:leader="dot" w:pos="8777"/>
+            </w:tabs>
+            <w:rPr>
+              <w:noProof/>
+            </w:rPr>
+          </w:pPr>
+          <w:hyperlink w:anchor="_Toc241047486" w:history="1">
+            <w:r>
+              <w:rPr>
+                <w:rStyle w:val="Hyperlink"/>
+                <w:noProof/>
+              </w:rPr>
+              <w:t>2.2.4. Quản lý thanh toán</w:t>
+            </w:r>
+            <w:r>
+              <w:rPr>
+                <w:noProof/>
+                <w:webHidden/>
+              </w:rPr>
+              <w:tab/>
+            </w:r>
+            <w:r>
+              <w:rPr>
+                <w:noProof/>
+                <w:webHidden/>
+              </w:rPr>
+              <w:fldChar w:fldCharType="begin"/>
+            </w:r>
+            <w:r>
+              <w:rPr>
+                <w:noProof/>
+                <w:webHidden/>
+              </w:rPr>
+              <w:instrText xml:space="preserve"> PAGEREF _Toc241047486 \h </w:instrText>
+            </w:r>
+            <w:r>
+              <w:rPr>
+                <w:noProof/>
+                <w:webHidden/>
+              </w:rPr>
+            </w:r>
+            <w:r>
+              <w:rPr>
+                <w:noProof/>
+                <w:webHidden/>
+              </w:rPr>
+              <w:fldChar w:fldCharType="separate"/>
+            </w:r>
+            <w:r>
+              <w:rPr>
+                <w:noProof/>
+                <w:webHidden/>
+              </w:rPr>
+              <w:t>14</w:t>
+            </w:r>
+            <w:r>
+              <w:rPr>
+                <w:noProof/>
+                <w:webHidden/>
+              </w:rPr>
+              <w:fldChar w:fldCharType="end"/>
+            </w:r>
+          </w:hyperlink>
+        </w:p>
+        <w:p>
+          <w:pPr>
+            <w:pStyle w:val="TOC3"/>
+            <w:tabs>
+              <w:tab w:val="right" w:leader="dot" w:pos="8777"/>
+            </w:tabs>
+            <w:rPr>
+              <w:noProof/>
+            </w:rPr>
+          </w:pPr>
+          <w:hyperlink w:anchor="_Toc241047487" w:history="1">
+            <w:r>
+              <w:rPr>
+                <w:rStyle w:val="Hyperlink"/>
+                <w:noProof/>
+              </w:rPr>
+              <w:t>2.2.5. Duyệt yêu cầu hoàn tiền</w:t>
+            </w:r>
+            <w:r>
+              <w:rPr>
+                <w:noProof/>
+                <w:webHidden/>
+              </w:rPr>
+              <w:tab/>
+            </w:r>
+            <w:r>
+              <w:rPr>
+                <w:noProof/>
+                <w:webHidden/>
+              </w:rPr>
+              <w:fldChar w:fldCharType="begin"/>
+            </w:r>
+            <w:r>
+              <w:rPr>
+                <w:noProof/>
+                <w:webHidden/>
+              </w:rPr>
+              <w:instrText xml:space="preserve"> PAGEREF _Toc241047487 \h </w:instrText>
+            </w:r>
+            <w:r>
+              <w:rPr>
+                <w:noProof/>
+                <w:webHidden/>
+              </w:rPr>
+            </w:r>
+            <w:r>
+              <w:rPr>
+                <w:noProof/>
+                <w:webHidden/>
+              </w:rPr>
+              <w:fldChar w:fldCharType="separate"/>
+            </w:r>
+            <w:r>
+              <w:rPr>
+                <w:noProof/>
+                <w:webHidden/>
+              </w:rPr>
+              <w:t>15</w:t>
+            </w:r>
+            <w:r>
+              <w:rPr>
+                <w:noProof/>
+                <w:webHidden/>
+              </w:rPr>
+              <w:fldChar w:fldCharType="end"/>
+            </w:r>
+          </w:hyperlink>
+        </w:p>
+        <w:p>
+          <w:pPr>
+            <w:pStyle w:val="TOC3"/>
+            <w:tabs>
+              <w:tab w:val="right" w:leader="dot" w:pos="8777"/>
+            </w:tabs>
+            <w:rPr>
+              <w:noProof/>
+            </w:rPr>
+          </w:pPr>
+          <w:hyperlink w:anchor="_Toc241047488" w:history="1">
+            <w:r>
+              <w:rPr>
+                <w:rStyle w:val="Hyperlink"/>
+                <w:noProof/>
+              </w:rPr>
+              <w:t>2.2.6. Quản lý khách hàng &amp; tài khoản nhân viên</w:t>
+            </w:r>
+            <w:r>
+              <w:rPr>
+                <w:noProof/>
+                <w:webHidden/>
+              </w:rPr>
+              <w:tab/>
+            </w:r>
+            <w:r>
+              <w:rPr>
+                <w:noProof/>
+                <w:webHidden/>
+              </w:rPr>
+              <w:fldChar w:fldCharType="begin"/>
+            </w:r>
+            <w:r>
+              <w:rPr>
+                <w:noProof/>
+                <w:webHidden/>
+              </w:rPr>
+              <w:instrText xml:space="preserve"> PAGEREF _Toc241047488 \h </w:instrText>
+            </w:r>
+            <w:r>
+              <w:rPr>
+                <w:noProof/>
+                <w:webHidden/>
+              </w:rPr>
+            </w:r>
+            <w:r>
+              <w:rPr>
+                <w:noProof/>
+                <w:webHidden/>
+              </w:rPr>
+              <w:fldChar w:fldCharType="separate"/>
+            </w:r>
+            <w:r>
+              <w:rPr>
+                <w:noProof/>
+                <w:webHidden/>
+              </w:rPr>
+              <w:t>16</w:t>
+            </w:r>
+            <w:r>
+              <w:rPr>
+                <w:noProof/>
+                <w:webHidden/>
+              </w:rPr>
+              <w:fldChar w:fldCharType="end"/>
+            </w:r>
+          </w:hyperlink>
+        </w:p>
+        <w:p>
+          <w:pPr>
+            <w:pStyle w:val="TOC2"/>
+            <w:tabs>
+              <w:tab w:val="right" w:leader="dot" w:pos="8777"/>
+            </w:tabs>
+            <w:rPr>
+              <w:noProof/>
+            </w:rPr>
+          </w:pPr>
+          <w:hyperlink w:anchor="_Toc241047489" w:history="1">
+            <w:r>
+              <w:rPr>
+                <w:rStyle w:val="Hyperlink"/>
+                <w:noProof/>
+              </w:rPr>
+              <w:t>2.3. Ngoài phạm vi</w:t>
+            </w:r>
+            <w:r>
+              <w:rPr>
+                <w:noProof/>
+                <w:webHidden/>
+              </w:rPr>
+              <w:tab/>
+            </w:r>
+            <w:r>
+              <w:rPr>
+                <w:noProof/>
+                <w:webHidden/>
+              </w:rPr>
+              <w:fldChar w:fldCharType="begin"/>
+            </w:r>
+            <w:r>
+              <w:rPr>
+                <w:noProof/>
+                <w:webHidden/>
+              </w:rPr>
+              <w:instrText xml:space="preserve"> PAGEREF _Toc241047489 \h </w:instrText>
+            </w:r>
+            <w:r>
+              <w:rPr>
+                <w:noProof/>
+                <w:webHidden/>
+              </w:rPr>
+            </w:r>
+            <w:r>
+              <w:rPr>
+                <w:noProof/>
+                <w:webHidden/>
+              </w:rPr>
+              <w:fldChar w:fldCharType="separate"/>
+            </w:r>
+            <w:r>
+              <w:rPr>
+                <w:noProof/>
+                <w:webHidden/>
+              </w:rPr>
+              <w:t>17</w:t>
+            </w:r>
+            <w:r>
+              <w:rPr>
+                <w:noProof/>
+                <w:webHidden/>
+              </w:rPr>
+              <w:fldChar w:fldCharType="end"/>
+            </w:r>
+          </w:hyperlink>
+        </w:p>
+        <w:p>
+          <w:pPr>
+            <w:pStyle w:val="TOC1"/>
+            <w:tabs>
+              <w:tab w:val="right" w:leader="dot" w:pos="8777"/>
+            </w:tabs>
+            <w:rPr>
+              <w:noProof/>
+            </w:rPr>
+          </w:pPr>
+          <w:hyperlink w:anchor="_Toc241047490" w:history="1">
+            <w:r>
+              <w:rPr>
+                <w:rStyle w:val="Hyperlink"/>
+                <w:noProof/>
+              </w:rPr>
+              <w:t>Chương 3: Kết luận</w:t>
+            </w:r>
+            <w:r>
+              <w:rPr>
+                <w:noProof/>
+                <w:webHidden/>
+              </w:rPr>
+              <w:tab/>
+            </w:r>
+            <w:r>
+              <w:rPr>
+                <w:noProof/>
+                <w:webHidden/>
+              </w:rPr>
+              <w:fldChar w:fldCharType="begin"/>
+            </w:r>
+            <w:r>
+              <w:rPr>
+                <w:noProof/>
+                <w:webHidden/>
+              </w:rPr>
+              <w:instrText xml:space="preserve"> PAGEREF _Toc241047490 \h </w:instrText>
+            </w:r>
+            <w:r>
+              <w:rPr>
+                <w:noProof/>
+                <w:webHidden/>
+              </w:rPr>
+            </w:r>
+            <w:r>
+              <w:rPr>
+                <w:noProof/>
+                <w:webHidden/>
+              </w:rPr>
+              <w:fldChar w:fldCharType="separate"/>
+            </w:r>
+            <w:r>
+              <w:rPr>
+                <w:noProof/>
+                <w:webHidden/>
+              </w:rPr>
+              <w:t>18</w:t>
+            </w:r>
+            <w:r>
+              <w:rPr>
+                <w:noProof/>
+                <w:webHidden/>
+              </w:rPr>
+              <w:fldChar w:fldCharType="end"/>
+            </w:r>
+          </w:hyperlink>
+        </w:p>
+        <w:p>
+          <w:r>
             <w:fldChar w:fldCharType="end"/>
           </w:r>
         </w:p>
       </w:sdtContent>
     </w:sdt>
-    <w:bookmarkStart w:id="18" w:name="danh-mục-hình-ảnh"/>
     <w:p>
       <w:pPr>
         <w:pStyle w:val="Heading1"/>
       </w:pPr>
-      <w:r>
-        <w:t xml:space="preserve">DANH MỤC HÌNH ẢNH</w:t>
-      </w:r>
+      <w:bookmarkStart w:id="0" w:name="danh-mục-hình-ảnh"/>
+      <w:bookmarkStart w:id="1" w:name="_Toc241047466"/>
+      <w:r>
+        <w:lastRenderedPageBreak/>
+        <w:t>DANH MỤC HÌNH ẢNH</w:t>
+      </w:r>
+      <w:bookmarkEnd w:id="1"/>
     </w:p>
     <w:p>
       <w:pPr>
         <w:pStyle w:val="FirstParagraph"/>
         <w:tabs>
-          <w:tab w:pos="8787" w:val="right" w:leader="dot"/>
+          <w:tab w:val="right" w:leader="dot" w:pos="8787"/>
         </w:tabs>
         <w:jc w:val="left"/>
       </w:pPr>
       <w:hyperlink w:anchor="fig-1-1">
+        <w:proofErr w:type="spellStart"/>
         <w:r>
           <w:rPr>
             <w:rStyle w:val="Hyperlink"/>
             <w:color w:val="000000"/>
-            <w:u w:val="none"/>
           </w:rPr>
-          <w:t xml:space="preserve">Hình 1.1: Sơ đồ kiến trúc triển khai</w:t>
+          <w:t>Hình</w:t>
         </w:r>
-      </w:hyperlink>
-      <w:r>
-        <w:tab/>
-      </w:r>
-      <w:r>
-        <w:fldChar w:fldCharType="begin"/>
-      </w:r>
-      <w:r>
-        <w:instrText xml:space="preserve"> PAGEREF fig-1-1 \h </w:instrText>
-      </w:r>
-      <w:r>
-        <w:fldChar w:fldCharType="separate"/>
-      </w:r>
-      <w:r>
-        <w:t>?</w:t>
-      </w:r>
-      <w:r>
-        <w:fldChar w:fldCharType="end"/>
-      </w:r>
-    </w:p>
-    <w:p>
-      <w:pPr>
-        <w:pStyle w:val="BodyText"/>
-        <w:tabs>
-          <w:tab w:pos="8787" w:val="right" w:leader="dot"/>
-        </w:tabs>
-        <w:jc w:val="left"/>
-      </w:pPr>
-      <w:hyperlink w:anchor="fig-1-2">
+        <w:proofErr w:type="spellEnd"/>
         <w:r>
           <w:rPr>
             <w:rStyle w:val="Hyperlink"/>
             <w:color w:val="000000"/>
-            <w:u w:val="none"/>
           </w:rPr>
-          <w:t xml:space="preserve">Hình 1.2: Sơ đồ ERD hệ thống</w:t>
+          <w:t xml:space="preserve"> 1.1: </w:t>
         </w:r>
-      </w:hyperlink>
-      <w:r>
-        <w:tab/>
-      </w:r>
-      <w:r>
-        <w:fldChar w:fldCharType="begin"/>
-      </w:r>
-      <w:r>
-        <w:instrText xml:space="preserve"> PAGEREF fig-1-2 \h </w:instrText>
-      </w:r>
-      <w:r>
-        <w:fldChar w:fldCharType="separate"/>
-      </w:r>
-      <w:r>
-        <w:t>?</w:t>
-      </w:r>
-      <w:r>
-        <w:fldChar w:fldCharType="end"/>
-      </w:r>
-    </w:p>
-    <w:p>
-      <w:pPr>
-        <w:pStyle w:val="BodyText"/>
-        <w:tabs>
-          <w:tab w:pos="8787" w:val="right" w:leader="dot"/>
-        </w:tabs>
-        <w:jc w:val="left"/>
-      </w:pPr>
-      <w:hyperlink w:anchor="fig-2-1">
+        <w:proofErr w:type="spellStart"/>
         <w:r>
           <w:rPr>
             <w:rStyle w:val="Hyperlink"/>
             <w:color w:val="000000"/>
-            <w:u w:val="none"/>
           </w:rPr>
-          <w:t xml:space="preserve">Hình 2.1: Trang chủ</w:t>
+          <w:t>Sơ</w:t>
         </w:r>
-      </w:hyperlink>
-      <w:r>
-        <w:tab/>
-      </w:r>
-      <w:r>
-        <w:fldChar w:fldCharType="begin"/>
-      </w:r>
-      <w:r>
-        <w:instrText xml:space="preserve"> PAGEREF fig-2-1 \h </w:instrText>
-      </w:r>
-      <w:r>
-        <w:fldChar w:fldCharType="separate"/>
-      </w:r>
-      <w:r>
-        <w:t>?</w:t>
-      </w:r>
-      <w:r>
-        <w:fldChar w:fldCharType="end"/>
-      </w:r>
-    </w:p>
-    <w:p>
-      <w:pPr>
-        <w:pStyle w:val="BodyText"/>
-        <w:tabs>
-          <w:tab w:pos="8787" w:val="right" w:leader="dot"/>
-        </w:tabs>
-        <w:jc w:val="left"/>
-      </w:pPr>
-      <w:hyperlink w:anchor="fig-2-2">
+        <w:proofErr w:type="spellEnd"/>
         <w:r>
           <w:rPr>
             <w:rStyle w:val="Hyperlink"/>
             <w:color w:val="000000"/>
-            <w:u w:val="none"/>
           </w:rPr>
-          <w:t xml:space="preserve">Hình 2.2: Danh sách phòng trống</w:t>
+          <w:t xml:space="preserve"> </w:t>
         </w:r>
-      </w:hyperlink>
-      <w:r>
-        <w:tab/>
-      </w:r>
-      <w:r>
-        <w:fldChar w:fldCharType="begin"/>
-      </w:r>
-      <w:r>
-        <w:instrText xml:space="preserve"> PAGEREF fig-2-2 \h </w:instrText>
-      </w:r>
-      <w:r>
-        <w:fldChar w:fldCharType="separate"/>
-      </w:r>
-      <w:r>
-        <w:t>?</w:t>
-      </w:r>
-      <w:r>
-        <w:fldChar w:fldCharType="end"/>
-      </w:r>
-    </w:p>
-    <w:p>
-      <w:pPr>
-        <w:pStyle w:val="BodyText"/>
-        <w:tabs>
-          <w:tab w:pos="8787" w:val="right" w:leader="dot"/>
-        </w:tabs>
-        <w:jc w:val="left"/>
-      </w:pPr>
-      <w:hyperlink w:anchor="fig-2-3">
+        <w:proofErr w:type="spellStart"/>
         <w:r>
           <w:rPr>
             <w:rStyle w:val="Hyperlink"/>
             <w:color w:val="000000"/>
-            <w:u w:val="none"/>
           </w:rPr>
-          <w:t xml:space="preserve">Hình 2.3: Chi tiết loại phòng</w:t>
+          <w:t>đồ</w:t>
         </w:r>
-      </w:hyperlink>
-      <w:r>
-        <w:tab/>
-      </w:r>
-      <w:r>
-        <w:fldChar w:fldCharType="begin"/>
-      </w:r>
-      <w:r>
-        <w:instrText xml:space="preserve"> PAGEREF fig-2-3 \h </w:instrText>
-      </w:r>
-      <w:r>
-        <w:fldChar w:fldCharType="separate"/>
-      </w:r>
-      <w:r>
-        <w:t>?</w:t>
-      </w:r>
-      <w:r>
-        <w:fldChar w:fldCharType="end"/>
-      </w:r>
-    </w:p>
-    <w:p>
-      <w:pPr>
-        <w:pStyle w:val="BodyText"/>
-        <w:tabs>
-          <w:tab w:pos="8787" w:val="right" w:leader="dot"/>
-        </w:tabs>
-        <w:jc w:val="left"/>
-      </w:pPr>
-      <w:hyperlink w:anchor="fig-2-4">
+        <w:proofErr w:type="spellEnd"/>
         <w:r>
           <w:rPr>
             <w:rStyle w:val="Hyperlink"/>
             <w:color w:val="000000"/>
-            <w:u w:val="none"/>
           </w:rPr>
-          <w:t xml:space="preserve">Hình 2.4: Giỏ phòng</w:t>
+          <w:t xml:space="preserve"> kiến trúc triển khai</w:t>
         </w:r>
       </w:hyperlink>
       <w:r>
@@ -876,13 +2440,16 @@
         <w:fldChar w:fldCharType="begin"/>
       </w:r>
       <w:r>
-        <w:instrText xml:space="preserve"> PAGEREF fig-2-4 \h </w:instrText>
+        <w:instrText xml:space="preserve"> PAGEREF fig-1-1 \h </w:instrText>
       </w:r>
       <w:r>
         <w:fldChar w:fldCharType="separate"/>
       </w:r>
       <w:r>
-        <w:t>?</w:t>
+        <w:rPr>
+          <w:noProof/>
+        </w:rPr>
+        <w:t>1</w:t>
       </w:r>
       <w:r>
         <w:fldChar w:fldCharType="end"/>
@@ -892,203 +2459,58 @@
       <w:pPr>
         <w:pStyle w:val="BodyText"/>
         <w:tabs>
-          <w:tab w:pos="8787" w:val="right" w:leader="dot"/>
+          <w:tab w:val="right" w:leader="dot" w:pos="8787"/>
         </w:tabs>
         <w:jc w:val="left"/>
       </w:pPr>
-      <w:hyperlink w:anchor="fig-2-5">
+      <w:hyperlink w:anchor="fig-1-2">
+        <w:proofErr w:type="spellStart"/>
         <w:r>
           <w:rPr>
             <w:rStyle w:val="Hyperlink"/>
             <w:color w:val="000000"/>
-            <w:u w:val="none"/>
           </w:rPr>
-          <w:t xml:space="preserve">Hình 2.5: Thanh toán</w:t>
+          <w:t>Hình</w:t>
         </w:r>
-      </w:hyperlink>
-      <w:r>
-        <w:tab/>
-      </w:r>
-      <w:r>
-        <w:fldChar w:fldCharType="begin"/>
-      </w:r>
-      <w:r>
-        <w:instrText xml:space="preserve"> PAGEREF fig-2-5 \h </w:instrText>
-      </w:r>
-      <w:r>
-        <w:fldChar w:fldCharType="separate"/>
-      </w:r>
-      <w:r>
-        <w:t>?</w:t>
-      </w:r>
-      <w:r>
-        <w:fldChar w:fldCharType="end"/>
-      </w:r>
-    </w:p>
-    <w:p>
-      <w:pPr>
-        <w:pStyle w:val="BodyText"/>
-        <w:tabs>
-          <w:tab w:pos="8787" w:val="right" w:leader="dot"/>
-        </w:tabs>
-        <w:jc w:val="left"/>
-      </w:pPr>
-      <w:hyperlink w:anchor="fig-2-6">
+        <w:proofErr w:type="spellEnd"/>
         <w:r>
           <w:rPr>
             <w:rStyle w:val="Hyperlink"/>
             <w:color w:val="000000"/>
-            <w:u w:val="none"/>
           </w:rPr>
-          <w:t xml:space="preserve">Hình 2.6: Lịch sử đặt phòng</w:t>
+          <w:t xml:space="preserve"> 1.2: </w:t>
         </w:r>
-      </w:hyperlink>
-      <w:r>
-        <w:tab/>
-      </w:r>
-      <w:r>
-        <w:fldChar w:fldCharType="begin"/>
-      </w:r>
-      <w:r>
-        <w:instrText xml:space="preserve"> PAGEREF fig-2-6 \h </w:instrText>
-      </w:r>
-      <w:r>
-        <w:fldChar w:fldCharType="separate"/>
-      </w:r>
-      <w:r>
-        <w:t>?</w:t>
-      </w:r>
-      <w:r>
-        <w:fldChar w:fldCharType="end"/>
-      </w:r>
-    </w:p>
-    <w:p>
-      <w:pPr>
-        <w:pStyle w:val="BodyText"/>
-        <w:tabs>
-          <w:tab w:pos="8787" w:val="right" w:leader="dot"/>
-        </w:tabs>
-        <w:jc w:val="left"/>
-      </w:pPr>
-      <w:hyperlink w:anchor="fig-2-7">
+        <w:proofErr w:type="spellStart"/>
         <w:r>
           <w:rPr>
             <w:rStyle w:val="Hyperlink"/>
             <w:color w:val="000000"/>
-            <w:u w:val="none"/>
           </w:rPr>
-          <w:t xml:space="preserve">Hình 2.7: Dashboard quản trị</w:t>
+          <w:t>Sơ</w:t>
         </w:r>
-      </w:hyperlink>
-      <w:r>
-        <w:tab/>
-      </w:r>
-      <w:r>
-        <w:fldChar w:fldCharType="begin"/>
-      </w:r>
-      <w:r>
-        <w:instrText xml:space="preserve"> PAGEREF fig-2-7 \h </w:instrText>
-      </w:r>
-      <w:r>
-        <w:fldChar w:fldCharType="separate"/>
-      </w:r>
-      <w:r>
-        <w:t>?</w:t>
-      </w:r>
-      <w:r>
-        <w:fldChar w:fldCharType="end"/>
-      </w:r>
-    </w:p>
-    <w:p>
-      <w:pPr>
-        <w:pStyle w:val="BodyText"/>
-        <w:tabs>
-          <w:tab w:pos="8787" w:val="right" w:leader="dot"/>
-        </w:tabs>
-        <w:jc w:val="left"/>
-      </w:pPr>
-      <w:hyperlink w:anchor="fig-2-8">
+        <w:proofErr w:type="spellEnd"/>
         <w:r>
           <w:rPr>
             <w:rStyle w:val="Hyperlink"/>
             <w:color w:val="000000"/>
-            <w:u w:val="none"/>
           </w:rPr>
-          <w:t xml:space="preserve">Hình 2.8: Quản lý loại phòng</w:t>
+          <w:t xml:space="preserve"> </w:t>
         </w:r>
-      </w:hyperlink>
-      <w:r>
-        <w:tab/>
-      </w:r>
-      <w:r>
-        <w:fldChar w:fldCharType="begin"/>
-      </w:r>
-      <w:r>
-        <w:instrText xml:space="preserve"> PAGEREF fig-2-8 \h </w:instrText>
-      </w:r>
-      <w:r>
-        <w:fldChar w:fldCharType="separate"/>
-      </w:r>
-      <w:r>
-        <w:t>?</w:t>
-      </w:r>
-      <w:r>
-        <w:fldChar w:fldCharType="end"/>
-      </w:r>
-    </w:p>
-    <w:p>
-      <w:pPr>
-        <w:pStyle w:val="BodyText"/>
-        <w:tabs>
-          <w:tab w:pos="8787" w:val="right" w:leader="dot"/>
-        </w:tabs>
-        <w:jc w:val="left"/>
-      </w:pPr>
-      <w:hyperlink w:anchor="fig-2-9">
+        <w:proofErr w:type="spellStart"/>
         <w:r>
           <w:rPr>
             <w:rStyle w:val="Hyperlink"/>
             <w:color w:val="000000"/>
-            <w:u w:val="none"/>
           </w:rPr>
-          <w:t xml:space="preserve">Hình 2.9: Quản lý đơn đặt phòng</w:t>
+          <w:t>đồ</w:t>
         </w:r>
-      </w:hyperlink>
-      <w:r>
-        <w:tab/>
-      </w:r>
-      <w:r>
-        <w:fldChar w:fldCharType="begin"/>
-      </w:r>
-      <w:r>
-        <w:instrText xml:space="preserve"> PAGEREF fig-2-9 \h </w:instrText>
-      </w:r>
-      <w:r>
-        <w:fldChar w:fldCharType="separate"/>
-      </w:r>
-      <w:r>
-        <w:t>?</w:t>
-      </w:r>
-      <w:r>
-        <w:fldChar w:fldCharType="end"/>
-      </w:r>
-    </w:p>
-    <w:p>
-      <w:pPr>
-        <w:pStyle w:val="BodyText"/>
-        <w:tabs>
-          <w:tab w:pos="8787" w:val="right" w:leader="dot"/>
-        </w:tabs>
-        <w:jc w:val="left"/>
-      </w:pPr>
-      <w:hyperlink w:anchor="fig-2-10">
+        <w:proofErr w:type="spellEnd"/>
         <w:r>
           <w:rPr>
             <w:rStyle w:val="Hyperlink"/>
             <w:color w:val="000000"/>
-            <w:u w:val="none"/>
           </w:rPr>
-          <w:t xml:space="preserve">Hình 2.10: Quản lý thanh toán</w:t>
+          <w:t xml:space="preserve"> ERD hệ thống</w:t>
         </w:r>
       </w:hyperlink>
       <w:r>
@@ -1098,13 +2520,16 @@
         <w:fldChar w:fldCharType="begin"/>
       </w:r>
       <w:r>
-        <w:instrText xml:space="preserve"> PAGEREF fig-2-10 \h </w:instrText>
+        <w:instrText xml:space="preserve"> PAGEREF fig-1-2 \h </w:instrText>
       </w:r>
       <w:r>
         <w:fldChar w:fldCharType="separate"/>
       </w:r>
       <w:r>
-        <w:t>?</w:t>
+        <w:rPr>
+          <w:noProof/>
+        </w:rPr>
+        <w:t>3</w:t>
       </w:r>
       <w:r>
         <w:fldChar w:fldCharType="end"/>
@@ -1114,102 +2539,99 @@
       <w:pPr>
         <w:pStyle w:val="BodyText"/>
         <w:tabs>
-          <w:tab w:pos="8787" w:val="right" w:leader="dot"/>
+          <w:tab w:val="right" w:leader="dot" w:pos="8787"/>
         </w:tabs>
         <w:jc w:val="left"/>
       </w:pPr>
-      <w:hyperlink w:anchor="fig-2-11">
+      <w:hyperlink w:anchor="fig-2-1">
+        <w:proofErr w:type="spellStart"/>
         <w:r>
           <w:rPr>
             <w:rStyle w:val="Hyperlink"/>
             <w:color w:val="000000"/>
-            <w:u w:val="none"/>
           </w:rPr>
-          <w:t xml:space="preserve">Hình 2.11: Duyệt hoàn tiền</w:t>
+          <w:t>Hình</w:t>
         </w:r>
-      </w:hyperlink>
-      <w:r>
-        <w:tab/>
-      </w:r>
-      <w:r>
-        <w:fldChar w:fldCharType="begin"/>
-      </w:r>
-      <w:r>
-        <w:instrText xml:space="preserve"> PAGEREF fig-2-11 \h </w:instrText>
-      </w:r>
-      <w:r>
-        <w:fldChar w:fldCharType="separate"/>
-      </w:r>
-      <w:r>
-        <w:t>?</w:t>
-      </w:r>
-      <w:r>
-        <w:fldChar w:fldCharType="end"/>
-      </w:r>
-    </w:p>
-    <w:p>
-      <w:pPr>
-        <w:pStyle w:val="BodyText"/>
-        <w:tabs>
-          <w:tab w:pos="8787" w:val="right" w:leader="dot"/>
-        </w:tabs>
-        <w:jc w:val="left"/>
-      </w:pPr>
-      <w:hyperlink w:anchor="fig-2-12">
+        <w:proofErr w:type="spellEnd"/>
         <w:r>
           <w:rPr>
             <w:rStyle w:val="Hyperlink"/>
             <w:color w:val="000000"/>
-            <w:u w:val="none"/>
           </w:rPr>
-          <w:t xml:space="preserve">Hình 2.12: Quản lý khách hàng</w:t>
+          <w:t xml:space="preserve"> 2.1: Trang </w:t>
         </w:r>
-      </w:hyperlink>
-      <w:r>
-        <w:tab/>
-      </w:r>
-      <w:r>
-        <w:fldChar w:fldCharType="begin"/>
-      </w:r>
-      <w:r>
-        <w:instrText xml:space="preserve"> PAGEREF fig-2-12 \h </w:instrText>
-      </w:r>
-      <w:r>
-        <w:fldChar w:fldCharType="separate"/>
-      </w:r>
-      <w:r>
-        <w:t>?</w:t>
-      </w:r>
-      <w:r>
-        <w:fldChar w:fldCharType="end"/>
-      </w:r>
-    </w:p>
-    <w:bookmarkEnd w:id="18"/>
-    <w:bookmarkStart w:id="19" w:name="danh-mục-bảng-biểu"/>
-    <w:p>
-      <w:pPr>
-        <w:pStyle w:val="Heading1"/>
-      </w:pPr>
-      <w:r>
-        <w:t xml:space="preserve">DANH MỤC BẢNG BIỂU</w:t>
-      </w:r>
-    </w:p>
-    <w:p>
-      <w:pPr>
-        <w:pStyle w:val="FirstParagraph"/>
-        <w:tabs>
-          <w:tab w:pos="8787" w:val="right" w:leader="dot"/>
-        </w:tabs>
-        <w:jc w:val="left"/>
-      </w:pPr>
-      <w:hyperlink w:anchor="tbl-1-1">
+        <w:proofErr w:type="spellStart"/>
         <w:r>
           <w:rPr>
             <w:rStyle w:val="Hyperlink"/>
             <w:color w:val="000000"/>
-            <w:u w:val="none"/>
           </w:rPr>
-          <w:t xml:space="preserve">Bảng 1.1: Thư viện backend chính sử dụng trong đồ án</w:t>
+          <w:t>chủ</w:t>
+        </w:r>
+        <w:proofErr w:type="spellEnd"/>
+      </w:hyperlink>
+      <w:r>
+        <w:tab/>
+      </w:r>
+      <w:r>
+        <w:fldChar w:fldCharType="begin"/>
+      </w:r>
+      <w:r>
+        <w:instrText xml:space="preserve"> PAGEREF fig-2-1 \h </w:instrText>
+      </w:r>
+      <w:r>
+        <w:fldChar w:fldCharType="separate"/>
+      </w:r>
+      <w:r>
+        <w:rPr>
+          <w:noProof/>
+        </w:rPr>
+        <w:t>6</w:t>
+      </w:r>
+      <w:r>
+        <w:fldChar w:fldCharType="end"/>
+      </w:r>
+    </w:p>
+    <w:p>
+      <w:pPr>
+        <w:pStyle w:val="BodyText"/>
+        <w:tabs>
+          <w:tab w:val="right" w:leader="dot" w:pos="8787"/>
+        </w:tabs>
+        <w:jc w:val="left"/>
+      </w:pPr>
+      <w:hyperlink w:anchor="fig-2-2">
+        <w:proofErr w:type="spellStart"/>
+        <w:r>
+          <w:rPr>
+            <w:rStyle w:val="Hyperlink"/>
+            <w:color w:val="000000"/>
+          </w:rPr>
+          <w:t>Hình</w:t>
+        </w:r>
+        <w:proofErr w:type="spellEnd"/>
+        <w:r>
+          <w:rPr>
+            <w:rStyle w:val="Hyperlink"/>
+            <w:color w:val="000000"/>
+          </w:rPr>
+          <w:t xml:space="preserve"> 2.2: Danh </w:t>
+        </w:r>
+        <w:proofErr w:type="spellStart"/>
+        <w:r>
+          <w:rPr>
+            <w:rStyle w:val="Hyperlink"/>
+            <w:color w:val="000000"/>
+          </w:rPr>
+          <w:t>sách</w:t>
+        </w:r>
+        <w:proofErr w:type="spellEnd"/>
+        <w:r>
+          <w:rPr>
+            <w:rStyle w:val="Hyperlink"/>
+            <w:color w:val="000000"/>
+          </w:rPr>
+          <w:t xml:space="preserve"> phòng trống</w:t>
         </w:r>
       </w:hyperlink>
       <w:r>
@@ -1219,222 +2641,922 @@
         <w:fldChar w:fldCharType="begin"/>
       </w:r>
       <w:r>
+        <w:instrText xml:space="preserve"> PAGEREF fig-2-2 \h </w:instrText>
+      </w:r>
+      <w:r>
+        <w:fldChar w:fldCharType="separate"/>
+      </w:r>
+      <w:r>
+        <w:rPr>
+          <w:noProof/>
+        </w:rPr>
+        <w:t>7</w:t>
+      </w:r>
+      <w:r>
+        <w:fldChar w:fldCharType="end"/>
+      </w:r>
+    </w:p>
+    <w:p>
+      <w:pPr>
+        <w:pStyle w:val="BodyText"/>
+        <w:tabs>
+          <w:tab w:val="right" w:leader="dot" w:pos="8787"/>
+        </w:tabs>
+        <w:jc w:val="left"/>
+      </w:pPr>
+      <w:hyperlink w:anchor="fig-2-3">
+        <w:proofErr w:type="spellStart"/>
+        <w:r>
+          <w:rPr>
+            <w:rStyle w:val="Hyperlink"/>
+            <w:color w:val="000000"/>
+          </w:rPr>
+          <w:t>Hình</w:t>
+        </w:r>
+        <w:proofErr w:type="spellEnd"/>
+        <w:r>
+          <w:rPr>
+            <w:rStyle w:val="Hyperlink"/>
+            <w:color w:val="000000"/>
+          </w:rPr>
+          <w:t xml:space="preserve"> 2.3: Chi </w:t>
+        </w:r>
+        <w:proofErr w:type="spellStart"/>
+        <w:r>
+          <w:rPr>
+            <w:rStyle w:val="Hyperlink"/>
+            <w:color w:val="000000"/>
+          </w:rPr>
+          <w:t>tiết</w:t>
+        </w:r>
+        <w:proofErr w:type="spellEnd"/>
+        <w:r>
+          <w:rPr>
+            <w:rStyle w:val="Hyperlink"/>
+            <w:color w:val="000000"/>
+          </w:rPr>
+          <w:t xml:space="preserve"> loại phòng</w:t>
+        </w:r>
+      </w:hyperlink>
+      <w:r>
+        <w:tab/>
+      </w:r>
+      <w:r>
+        <w:fldChar w:fldCharType="begin"/>
+      </w:r>
+      <w:r>
+        <w:instrText xml:space="preserve"> PAGEREF fig-2-3 \h </w:instrText>
+      </w:r>
+      <w:r>
+        <w:fldChar w:fldCharType="separate"/>
+      </w:r>
+      <w:r>
+        <w:rPr>
+          <w:noProof/>
+        </w:rPr>
+        <w:t>8</w:t>
+      </w:r>
+      <w:r>
+        <w:fldChar w:fldCharType="end"/>
+      </w:r>
+    </w:p>
+    <w:p>
+      <w:pPr>
+        <w:pStyle w:val="BodyText"/>
+        <w:tabs>
+          <w:tab w:val="right" w:leader="dot" w:pos="8787"/>
+        </w:tabs>
+        <w:jc w:val="left"/>
+      </w:pPr>
+      <w:hyperlink w:anchor="fig-2-4">
+        <w:proofErr w:type="spellStart"/>
+        <w:r>
+          <w:rPr>
+            <w:rStyle w:val="Hyperlink"/>
+            <w:color w:val="000000"/>
+          </w:rPr>
+          <w:t>Hình</w:t>
+        </w:r>
+        <w:proofErr w:type="spellEnd"/>
+        <w:r>
+          <w:rPr>
+            <w:rStyle w:val="Hyperlink"/>
+            <w:color w:val="000000"/>
+          </w:rPr>
+          <w:t xml:space="preserve"> 2.4: </w:t>
+        </w:r>
+        <w:proofErr w:type="spellStart"/>
+        <w:r>
+          <w:rPr>
+            <w:rStyle w:val="Hyperlink"/>
+            <w:color w:val="000000"/>
+          </w:rPr>
+          <w:t>Giỏ</w:t>
+        </w:r>
+        <w:proofErr w:type="spellEnd"/>
+        <w:r>
+          <w:rPr>
+            <w:rStyle w:val="Hyperlink"/>
+            <w:color w:val="000000"/>
+          </w:rPr>
+          <w:t xml:space="preserve"> </w:t>
+        </w:r>
+        <w:proofErr w:type="spellStart"/>
+        <w:r>
+          <w:rPr>
+            <w:rStyle w:val="Hyperlink"/>
+            <w:color w:val="000000"/>
+          </w:rPr>
+          <w:t>phòng</w:t>
+        </w:r>
+        <w:proofErr w:type="spellEnd"/>
+      </w:hyperlink>
+      <w:r>
+        <w:tab/>
+      </w:r>
+      <w:r>
+        <w:fldChar w:fldCharType="begin"/>
+      </w:r>
+      <w:r>
+        <w:instrText xml:space="preserve"> PAGEREF fig-2-4 \h </w:instrText>
+      </w:r>
+      <w:r>
+        <w:fldChar w:fldCharType="separate"/>
+      </w:r>
+      <w:r>
+        <w:rPr>
+          <w:noProof/>
+        </w:rPr>
+        <w:t>9</w:t>
+      </w:r>
+      <w:r>
+        <w:fldChar w:fldCharType="end"/>
+      </w:r>
+    </w:p>
+    <w:p>
+      <w:pPr>
+        <w:pStyle w:val="BodyText"/>
+        <w:tabs>
+          <w:tab w:val="right" w:leader="dot" w:pos="8787"/>
+        </w:tabs>
+        <w:jc w:val="left"/>
+      </w:pPr>
+      <w:hyperlink w:anchor="fig-2-5">
+        <w:proofErr w:type="spellStart"/>
+        <w:r>
+          <w:rPr>
+            <w:rStyle w:val="Hyperlink"/>
+            <w:color w:val="000000"/>
+          </w:rPr>
+          <w:t>Hình</w:t>
+        </w:r>
+        <w:proofErr w:type="spellEnd"/>
+        <w:r>
+          <w:rPr>
+            <w:rStyle w:val="Hyperlink"/>
+            <w:color w:val="000000"/>
+          </w:rPr>
+          <w:t xml:space="preserve"> 2.5: Thanh </w:t>
+        </w:r>
+        <w:proofErr w:type="spellStart"/>
+        <w:r>
+          <w:rPr>
+            <w:rStyle w:val="Hyperlink"/>
+            <w:color w:val="000000"/>
+          </w:rPr>
+          <w:t>toán</w:t>
+        </w:r>
+        <w:proofErr w:type="spellEnd"/>
+      </w:hyperlink>
+      <w:r>
+        <w:tab/>
+      </w:r>
+      <w:r>
+        <w:fldChar w:fldCharType="begin"/>
+      </w:r>
+      <w:r>
+        <w:instrText xml:space="preserve"> PAGEREF fig-2-5 \h </w:instrText>
+      </w:r>
+      <w:r>
+        <w:fldChar w:fldCharType="separate"/>
+      </w:r>
+      <w:r>
+        <w:rPr>
+          <w:noProof/>
+        </w:rPr>
+        <w:t>10</w:t>
+      </w:r>
+      <w:r>
+        <w:fldChar w:fldCharType="end"/>
+      </w:r>
+    </w:p>
+    <w:p>
+      <w:pPr>
+        <w:pStyle w:val="BodyText"/>
+        <w:tabs>
+          <w:tab w:val="right" w:leader="dot" w:pos="8787"/>
+        </w:tabs>
+        <w:jc w:val="left"/>
+      </w:pPr>
+      <w:hyperlink w:anchor="fig-2-6">
+        <w:proofErr w:type="spellStart"/>
+        <w:r>
+          <w:rPr>
+            <w:rStyle w:val="Hyperlink"/>
+            <w:color w:val="000000"/>
+          </w:rPr>
+          <w:t>Hình</w:t>
+        </w:r>
+        <w:proofErr w:type="spellEnd"/>
+        <w:r>
+          <w:rPr>
+            <w:rStyle w:val="Hyperlink"/>
+            <w:color w:val="000000"/>
+          </w:rPr>
+          <w:t xml:space="preserve"> 2.6: </w:t>
+        </w:r>
+        <w:proofErr w:type="spellStart"/>
+        <w:r>
+          <w:rPr>
+            <w:rStyle w:val="Hyperlink"/>
+            <w:color w:val="000000"/>
+          </w:rPr>
+          <w:t>Lịch</w:t>
+        </w:r>
+        <w:proofErr w:type="spellEnd"/>
+        <w:r>
+          <w:rPr>
+            <w:rStyle w:val="Hyperlink"/>
+            <w:color w:val="000000"/>
+          </w:rPr>
+          <w:t xml:space="preserve"> </w:t>
+        </w:r>
+        <w:proofErr w:type="spellStart"/>
+        <w:r>
+          <w:rPr>
+            <w:rStyle w:val="Hyperlink"/>
+            <w:color w:val="000000"/>
+          </w:rPr>
+          <w:t>sử</w:t>
+        </w:r>
+        <w:proofErr w:type="spellEnd"/>
+        <w:r>
+          <w:rPr>
+            <w:rStyle w:val="Hyperlink"/>
+            <w:color w:val="000000"/>
+          </w:rPr>
+          <w:t xml:space="preserve"> đặt phòng</w:t>
+        </w:r>
+      </w:hyperlink>
+      <w:r>
+        <w:tab/>
+      </w:r>
+      <w:r>
+        <w:fldChar w:fldCharType="begin"/>
+      </w:r>
+      <w:r>
+        <w:instrText xml:space="preserve"> PAGEREF fig-2-6 \h </w:instrText>
+      </w:r>
+      <w:r>
+        <w:fldChar w:fldCharType="separate"/>
+      </w:r>
+      <w:r>
+        <w:rPr>
+          <w:noProof/>
+        </w:rPr>
+        <w:t>11</w:t>
+      </w:r>
+      <w:r>
+        <w:fldChar w:fldCharType="end"/>
+      </w:r>
+    </w:p>
+    <w:p>
+      <w:pPr>
+        <w:pStyle w:val="BodyText"/>
+        <w:tabs>
+          <w:tab w:val="right" w:leader="dot" w:pos="8787"/>
+        </w:tabs>
+        <w:jc w:val="left"/>
+      </w:pPr>
+      <w:hyperlink w:anchor="fig-2-7">
+        <w:proofErr w:type="spellStart"/>
+        <w:r>
+          <w:rPr>
+            <w:rStyle w:val="Hyperlink"/>
+            <w:color w:val="000000"/>
+          </w:rPr>
+          <w:t>Hình</w:t>
+        </w:r>
+        <w:proofErr w:type="spellEnd"/>
+        <w:r>
+          <w:rPr>
+            <w:rStyle w:val="Hyperlink"/>
+            <w:color w:val="000000"/>
+          </w:rPr>
+          <w:t xml:space="preserve"> 2.7: Dashboard </w:t>
+        </w:r>
+        <w:proofErr w:type="spellStart"/>
+        <w:r>
+          <w:rPr>
+            <w:rStyle w:val="Hyperlink"/>
+            <w:color w:val="000000"/>
+          </w:rPr>
+          <w:t>quản</w:t>
+        </w:r>
+        <w:proofErr w:type="spellEnd"/>
+        <w:r>
+          <w:rPr>
+            <w:rStyle w:val="Hyperlink"/>
+            <w:color w:val="000000"/>
+          </w:rPr>
+          <w:t xml:space="preserve"> trị</w:t>
+        </w:r>
+      </w:hyperlink>
+      <w:r>
+        <w:tab/>
+      </w:r>
+      <w:r>
+        <w:fldChar w:fldCharType="begin"/>
+      </w:r>
+      <w:r>
+        <w:instrText xml:space="preserve"> PAGEREF fig-2-7 \h </w:instrText>
+      </w:r>
+      <w:r>
+        <w:fldChar w:fldCharType="separate"/>
+      </w:r>
+      <w:r>
+        <w:rPr>
+          <w:noProof/>
+        </w:rPr>
+        <w:t>12</w:t>
+      </w:r>
+      <w:r>
+        <w:fldChar w:fldCharType="end"/>
+      </w:r>
+    </w:p>
+    <w:p>
+      <w:pPr>
+        <w:pStyle w:val="BodyText"/>
+        <w:tabs>
+          <w:tab w:val="right" w:leader="dot" w:pos="8787"/>
+        </w:tabs>
+        <w:jc w:val="left"/>
+      </w:pPr>
+      <w:hyperlink w:anchor="fig-2-8">
+        <w:proofErr w:type="spellStart"/>
+        <w:r>
+          <w:rPr>
+            <w:rStyle w:val="Hyperlink"/>
+            <w:color w:val="000000"/>
+          </w:rPr>
+          <w:t>Hình</w:t>
+        </w:r>
+        <w:proofErr w:type="spellEnd"/>
+        <w:r>
+          <w:rPr>
+            <w:rStyle w:val="Hyperlink"/>
+            <w:color w:val="000000"/>
+          </w:rPr>
+          <w:t xml:space="preserve"> 2.8: Quản </w:t>
+        </w:r>
+        <w:proofErr w:type="spellStart"/>
+        <w:r>
+          <w:rPr>
+            <w:rStyle w:val="Hyperlink"/>
+            <w:color w:val="000000"/>
+          </w:rPr>
+          <w:t>lý</w:t>
+        </w:r>
+        <w:proofErr w:type="spellEnd"/>
+        <w:r>
+          <w:rPr>
+            <w:rStyle w:val="Hyperlink"/>
+            <w:color w:val="000000"/>
+          </w:rPr>
+          <w:t xml:space="preserve"> loại phòng</w:t>
+        </w:r>
+      </w:hyperlink>
+      <w:r>
+        <w:tab/>
+      </w:r>
+      <w:r>
+        <w:fldChar w:fldCharType="begin"/>
+      </w:r>
+      <w:r>
+        <w:instrText xml:space="preserve"> PAGEREF fig-2-8 \h </w:instrText>
+      </w:r>
+      <w:r>
+        <w:fldChar w:fldCharType="separate"/>
+      </w:r>
+      <w:r>
+        <w:rPr>
+          <w:noProof/>
+        </w:rPr>
+        <w:t>13</w:t>
+      </w:r>
+      <w:r>
+        <w:fldChar w:fldCharType="end"/>
+      </w:r>
+    </w:p>
+    <w:p>
+      <w:pPr>
+        <w:pStyle w:val="BodyText"/>
+        <w:tabs>
+          <w:tab w:val="right" w:leader="dot" w:pos="8787"/>
+        </w:tabs>
+        <w:jc w:val="left"/>
+      </w:pPr>
+      <w:hyperlink w:anchor="fig-2-9">
+        <w:proofErr w:type="spellStart"/>
+        <w:r>
+          <w:rPr>
+            <w:rStyle w:val="Hyperlink"/>
+            <w:color w:val="000000"/>
+          </w:rPr>
+          <w:t>Hình</w:t>
+        </w:r>
+        <w:proofErr w:type="spellEnd"/>
+        <w:r>
+          <w:rPr>
+            <w:rStyle w:val="Hyperlink"/>
+            <w:color w:val="000000"/>
+          </w:rPr>
+          <w:t xml:space="preserve"> 2.9: Quản </w:t>
+        </w:r>
+        <w:proofErr w:type="spellStart"/>
+        <w:r>
+          <w:rPr>
+            <w:rStyle w:val="Hyperlink"/>
+            <w:color w:val="000000"/>
+          </w:rPr>
+          <w:t>lý</w:t>
+        </w:r>
+        <w:proofErr w:type="spellEnd"/>
+        <w:r>
+          <w:rPr>
+            <w:rStyle w:val="Hyperlink"/>
+            <w:color w:val="000000"/>
+          </w:rPr>
+          <w:t xml:space="preserve"> đơn đặt phòng</w:t>
+        </w:r>
+      </w:hyperlink>
+      <w:r>
+        <w:tab/>
+      </w:r>
+      <w:r>
+        <w:fldChar w:fldCharType="begin"/>
+      </w:r>
+      <w:r>
+        <w:instrText xml:space="preserve"> PAGEREF fig-2-9 \h </w:instrText>
+      </w:r>
+      <w:r>
+        <w:fldChar w:fldCharType="separate"/>
+      </w:r>
+      <w:r>
+        <w:rPr>
+          <w:noProof/>
+        </w:rPr>
+        <w:t>14</w:t>
+      </w:r>
+      <w:r>
+        <w:fldChar w:fldCharType="end"/>
+      </w:r>
+    </w:p>
+    <w:p>
+      <w:pPr>
+        <w:pStyle w:val="BodyText"/>
+        <w:tabs>
+          <w:tab w:val="right" w:leader="dot" w:pos="8787"/>
+        </w:tabs>
+        <w:jc w:val="left"/>
+      </w:pPr>
+      <w:hyperlink w:anchor="fig-2-10">
+        <w:proofErr w:type="spellStart"/>
+        <w:r>
+          <w:rPr>
+            <w:rStyle w:val="Hyperlink"/>
+            <w:color w:val="000000"/>
+          </w:rPr>
+          <w:t>Hình</w:t>
+        </w:r>
+        <w:proofErr w:type="spellEnd"/>
+        <w:r>
+          <w:rPr>
+            <w:rStyle w:val="Hyperlink"/>
+            <w:color w:val="000000"/>
+          </w:rPr>
+          <w:t xml:space="preserve"> 2.10: Quản </w:t>
+        </w:r>
+        <w:proofErr w:type="spellStart"/>
+        <w:r>
+          <w:rPr>
+            <w:rStyle w:val="Hyperlink"/>
+            <w:color w:val="000000"/>
+          </w:rPr>
+          <w:t>lý</w:t>
+        </w:r>
+        <w:proofErr w:type="spellEnd"/>
+        <w:r>
+          <w:rPr>
+            <w:rStyle w:val="Hyperlink"/>
+            <w:color w:val="000000"/>
+          </w:rPr>
+          <w:t xml:space="preserve"> thanh toán</w:t>
+        </w:r>
+      </w:hyperlink>
+      <w:r>
+        <w:tab/>
+      </w:r>
+      <w:r>
+        <w:fldChar w:fldCharType="begin"/>
+      </w:r>
+      <w:r>
+        <w:instrText xml:space="preserve"> PAGEREF fig-2-10 \h </w:instrText>
+      </w:r>
+      <w:r>
+        <w:fldChar w:fldCharType="separate"/>
+      </w:r>
+      <w:r>
+        <w:rPr>
+          <w:noProof/>
+        </w:rPr>
+        <w:t>15</w:t>
+      </w:r>
+      <w:r>
+        <w:fldChar w:fldCharType="end"/>
+      </w:r>
+    </w:p>
+    <w:p>
+      <w:pPr>
+        <w:pStyle w:val="BodyText"/>
+        <w:tabs>
+          <w:tab w:val="right" w:leader="dot" w:pos="8787"/>
+        </w:tabs>
+        <w:jc w:val="left"/>
+      </w:pPr>
+      <w:hyperlink w:anchor="fig-2-11">
+        <w:proofErr w:type="spellStart"/>
+        <w:r>
+          <w:rPr>
+            <w:rStyle w:val="Hyperlink"/>
+            <w:color w:val="000000"/>
+          </w:rPr>
+          <w:t>Hình</w:t>
+        </w:r>
+        <w:proofErr w:type="spellEnd"/>
+        <w:r>
+          <w:rPr>
+            <w:rStyle w:val="Hyperlink"/>
+            <w:color w:val="000000"/>
+          </w:rPr>
+          <w:t xml:space="preserve"> 2.11: </w:t>
+        </w:r>
+        <w:proofErr w:type="spellStart"/>
+        <w:r>
+          <w:rPr>
+            <w:rStyle w:val="Hyperlink"/>
+            <w:color w:val="000000"/>
+          </w:rPr>
+          <w:t>Duyệt</w:t>
+        </w:r>
+        <w:proofErr w:type="spellEnd"/>
+        <w:r>
+          <w:rPr>
+            <w:rStyle w:val="Hyperlink"/>
+            <w:color w:val="000000"/>
+          </w:rPr>
+          <w:t xml:space="preserve"> </w:t>
+        </w:r>
+        <w:proofErr w:type="spellStart"/>
+        <w:r>
+          <w:rPr>
+            <w:rStyle w:val="Hyperlink"/>
+            <w:color w:val="000000"/>
+          </w:rPr>
+          <w:t>hoàn</w:t>
+        </w:r>
+        <w:proofErr w:type="spellEnd"/>
+        <w:r>
+          <w:rPr>
+            <w:rStyle w:val="Hyperlink"/>
+            <w:color w:val="000000"/>
+          </w:rPr>
+          <w:t xml:space="preserve"> tiền</w:t>
+        </w:r>
+      </w:hyperlink>
+      <w:r>
+        <w:tab/>
+      </w:r>
+      <w:r>
+        <w:fldChar w:fldCharType="begin"/>
+      </w:r>
+      <w:r>
+        <w:instrText xml:space="preserve"> PAGEREF fig-2-11 \h </w:instrText>
+      </w:r>
+      <w:r>
+        <w:fldChar w:fldCharType="separate"/>
+      </w:r>
+      <w:r>
+        <w:rPr>
+          <w:noProof/>
+        </w:rPr>
+        <w:t>16</w:t>
+      </w:r>
+      <w:r>
+        <w:fldChar w:fldCharType="end"/>
+      </w:r>
+    </w:p>
+    <w:p>
+      <w:pPr>
+        <w:pStyle w:val="BodyText"/>
+        <w:tabs>
+          <w:tab w:val="right" w:leader="dot" w:pos="8787"/>
+        </w:tabs>
+        <w:jc w:val="left"/>
+      </w:pPr>
+      <w:hyperlink w:anchor="fig-2-12">
+        <w:proofErr w:type="spellStart"/>
+        <w:r>
+          <w:rPr>
+            <w:rStyle w:val="Hyperlink"/>
+            <w:color w:val="000000"/>
+          </w:rPr>
+          <w:t>Hình</w:t>
+        </w:r>
+        <w:proofErr w:type="spellEnd"/>
+        <w:r>
+          <w:rPr>
+            <w:rStyle w:val="Hyperlink"/>
+            <w:color w:val="000000"/>
+          </w:rPr>
+          <w:t xml:space="preserve"> 2.12: Quản </w:t>
+        </w:r>
+        <w:proofErr w:type="spellStart"/>
+        <w:r>
+          <w:rPr>
+            <w:rStyle w:val="Hyperlink"/>
+            <w:color w:val="000000"/>
+          </w:rPr>
+          <w:t>lý</w:t>
+        </w:r>
+        <w:proofErr w:type="spellEnd"/>
+        <w:r>
+          <w:rPr>
+            <w:rStyle w:val="Hyperlink"/>
+            <w:color w:val="000000"/>
+          </w:rPr>
+          <w:t xml:space="preserve"> khách hàng</w:t>
+        </w:r>
+      </w:hyperlink>
+      <w:r>
+        <w:tab/>
+      </w:r>
+      <w:r>
+        <w:fldChar w:fldCharType="begin"/>
+      </w:r>
+      <w:r>
+        <w:instrText xml:space="preserve"> PAGEREF fig-2-12 \h </w:instrText>
+      </w:r>
+      <w:r>
+        <w:fldChar w:fldCharType="separate"/>
+      </w:r>
+      <w:r>
+        <w:rPr>
+          <w:noProof/>
+        </w:rPr>
+        <w:t>17</w:t>
+      </w:r>
+      <w:r>
+        <w:fldChar w:fldCharType="end"/>
+      </w:r>
+    </w:p>
+    <w:p>
+      <w:pPr>
+        <w:pStyle w:val="Heading1"/>
+      </w:pPr>
+      <w:bookmarkStart w:id="2" w:name="danh-mục-bảng-biểu"/>
+      <w:bookmarkStart w:id="3" w:name="_Toc241047467"/>
+      <w:bookmarkEnd w:id="0"/>
+      <w:r>
+        <w:lastRenderedPageBreak/>
+        <w:t>DANH MỤC BẢNG BIỂU</w:t>
+      </w:r>
+      <w:bookmarkEnd w:id="3"/>
+    </w:p>
+    <w:p>
+      <w:pPr>
+        <w:pStyle w:val="FirstParagraph"/>
+        <w:tabs>
+          <w:tab w:val="right" w:leader="dot" w:pos="8787"/>
+        </w:tabs>
+        <w:jc w:val="left"/>
+      </w:pPr>
+      <w:hyperlink w:anchor="tbl-1-1">
+        <w:proofErr w:type="spellStart"/>
+        <w:r>
+          <w:rPr>
+            <w:rStyle w:val="Hyperlink"/>
+            <w:color w:val="000000"/>
+          </w:rPr>
+          <w:t>Bảng</w:t>
+        </w:r>
+        <w:proofErr w:type="spellEnd"/>
+        <w:r>
+          <w:rPr>
+            <w:rStyle w:val="Hyperlink"/>
+            <w:color w:val="000000"/>
+          </w:rPr>
+          <w:t xml:space="preserve"> 1.1: Thư </w:t>
+        </w:r>
+        <w:proofErr w:type="spellStart"/>
+        <w:r>
+          <w:rPr>
+            <w:rStyle w:val="Hyperlink"/>
+            <w:color w:val="000000"/>
+          </w:rPr>
+          <w:t>viện</w:t>
+        </w:r>
+        <w:proofErr w:type="spellEnd"/>
+        <w:r>
+          <w:rPr>
+            <w:rStyle w:val="Hyperlink"/>
+            <w:color w:val="000000"/>
+          </w:rPr>
+          <w:t xml:space="preserve"> backend chính sử dụng trong đồ án</w:t>
+        </w:r>
+      </w:hyperlink>
+      <w:r>
+        <w:tab/>
+      </w:r>
+      <w:r>
+        <w:fldChar w:fldCharType="begin"/>
+      </w:r>
+      <w:r>
         <w:instrText xml:space="preserve"> PAGEREF tbl-1-1 \h </w:instrText>
       </w:r>
       <w:r>
         <w:fldChar w:fldCharType="separate"/>
       </w:r>
       <w:r>
-        <w:t>?</w:t>
+        <w:rPr>
+          <w:noProof/>
+        </w:rPr>
+        <w:t>2</w:t>
       </w:r>
       <w:r>
         <w:fldChar w:fldCharType="end"/>
       </w:r>
     </w:p>
-    <w:bookmarkEnd w:id="19"/>
-    <w:bookmarkStart w:id="20" w:name="tóm-tắt"/>
     <w:p>
       <w:pPr>
         <w:pStyle w:val="Heading1"/>
       </w:pPr>
-      <w:r>
-        <w:t xml:space="preserve">Tóm tắt</w:t>
-      </w:r>
+      <w:bookmarkStart w:id="4" w:name="tóm-tắt"/>
+      <w:bookmarkStart w:id="5" w:name="_Toc241047468"/>
+      <w:bookmarkEnd w:id="2"/>
+      <w:r>
+        <w:lastRenderedPageBreak/>
+        <w:t>Tóm tắt</w:t>
+      </w:r>
+      <w:bookmarkEnd w:id="5"/>
     </w:p>
     <w:p>
       <w:pPr>
         <w:pStyle w:val="FirstParagraph"/>
       </w:pPr>
       <w:r>
-        <w:t xml:space="preserve">Đồ án xây dựng hệ thống Quản lý Đặt phòng khách sạn gồm hai phía: trang web cho khách hàng tìm</w:t>
-      </w:r>
+        <w:t>Đồ án xây dựng hệ thống Quản lý Đặt phòng khách sạn gồm hai phía: trang web cho khách hàng tìm và đặt phòng, và trang quản trị (CMS) cho nhân viên/quản lý vận hành khách sạn. Hệ thống dùng Next.js cho giao diện, FastAPI (Python) cho tầng API, và PostgreSQL cho lưu trữ dữ liệu, toàn bộ được đóng gói và chạy bằng Docker Compose.</w:t>
+      </w:r>
+    </w:p>
+    <w:p>
+      <w:pPr>
+        <w:pStyle w:val="BodyText"/>
+      </w:pPr>
+      <w:r>
+        <w:t xml:space="preserve">Nhóm đã hiện thực đầy đủ luồng nghiệp vụ chính ở cả hai phía: phía khách hàng gồm đăng ký/đăng </w:t>
+      </w:r>
+      <w:r>
+        <w:t>nhập, tìm phòng trống theo ngày, đặt phòng kèm thanh toán giả lập, xem lịch sử đơn và tự hủy đặt phòng. Phía quản trị gồm dashboard thống kê, quản lý loại phòng/phòng, quản lý đơn và thanh toán, duyệt/từ chối yêu cầu hoàn tiền, cùng quản lý tài khoản khách hàng và nhân viên. Công việc được phân chia cho 5 thành viên, mỗi người phụ trách trọn một cụm nghiệp vụ (cả API lẫn giao diện liên quan) để đảm bảo hiểu rõ toàn bộ luồng thay vì chỉ một phần.</w:t>
+      </w:r>
+    </w:p>
+    <w:p>
+      <w:pPr>
+        <w:pStyle w:val="BodyText"/>
+      </w:pPr>
+      <w:r>
+        <w:t>Báo cáo này trình bày thiết kế và cách triển khai hệ thống (Chương 1), phạm vi thực tế đã hoàn thành (Chương 2), và kết luận cùng hướng phát triển tiếp theo (Chương 3).</w:t>
+      </w:r>
+    </w:p>
+    <w:p>
+      <w:pPr>
+        <w:sectPr>
+          <w:footerReference w:type="default" r:id="rId7"/>
+          <w:pgSz w:w="11906" w:h="16838"/>
+          <w:pgMar w:top="1701" w:right="1134" w:bottom="1985" w:left="1985" w:header="720" w:footer="720" w:gutter="0"/>
+          <w:cols w:space="720"/>
+        </w:sectPr>
+      </w:pPr>
+      <w:bookmarkStart w:id="6" w:name="chương-1-thiết-kế-triển-khai"/>
+      <w:bookmarkEnd w:id="4"/>
+    </w:p>
+    <w:p>
+      <w:pPr>
+        <w:pStyle w:val="Heading1"/>
+      </w:pPr>
+      <w:bookmarkStart w:id="7" w:name="_Toc241047469"/>
+      <w:r>
+        <w:lastRenderedPageBreak/>
+        <w:t>Chương 1: Thiết kế &amp; triển khai</w:t>
+      </w:r>
+      <w:bookmarkEnd w:id="7"/>
+    </w:p>
+    <w:p>
+      <w:pPr>
+        <w:pStyle w:val="Heading2"/>
+      </w:pPr>
+      <w:bookmarkStart w:id="8" w:name="kiến-trúc-tổng-thể"/>
+      <w:bookmarkStart w:id="9" w:name="_Toc241047470"/>
+      <w:r>
+        <w:t>1.1. Kiến trúc tổng thể</w:t>
+      </w:r>
+      <w:bookmarkEnd w:id="9"/>
+    </w:p>
+    <w:p>
+      <w:pPr>
+        <w:pStyle w:val="FirstParagraph"/>
+      </w:pPr>
+      <w:r>
+        <w:t xml:space="preserve">Hệ thống được tổ chức thành ba service độc lập, chạy cùng lúc qua Docker Compose: web (Next.js) phục vụ cả trang khách hàng lẫn trang quản trị, api (FastAPI) xử lý toàn bộ nghiệp vụ và truy vấn </w:t>
+      </w:r>
+      <w:proofErr w:type="spellStart"/>
+      <w:r>
+        <w:t>dữ</w:t>
+      </w:r>
+      <w:proofErr w:type="spellEnd"/>
       <w:r>
         <w:t xml:space="preserve"> </w:t>
       </w:r>
-      <w:r>
-        <w:t xml:space="preserve">và đặt phòng, và trang quản trị (CMS) cho nhân viên/quản lý vận hành khách sạn. Hệ thống dùng</w:t>
-      </w:r>
-      <w:r>
-        <w:t xml:space="preserve"> </w:t>
-      </w:r>
-      <w:r>
-        <w:t xml:space="preserve">Next.js cho giao diện, FastAPI (Python) cho tầng API, và PostgreSQL cho lưu trữ dữ liệu, toàn</w:t>
-      </w:r>
-      <w:r>
-        <w:t xml:space="preserve"> </w:t>
-      </w:r>
-      <w:r>
-        <w:t xml:space="preserve">bộ được đóng gói và chạy bằng Docker Compose.</w:t>
-      </w:r>
-    </w:p>
-    <w:p>
-      <w:pPr>
-        <w:pStyle w:val="BodyText"/>
-      </w:pPr>
-      <w:r>
-        <w:t xml:space="preserve">Nhóm đã hiện thực đầy đủ luồng nghiệp vụ chính ở cả hai phía: phía khách hàng gồm đăng ký/đăng</w:t>
-      </w:r>
-      <w:r>
-        <w:t xml:space="preserve"> </w:t>
-      </w:r>
-      <w:r>
-        <w:t xml:space="preserve">nhập, tìm phòng trống theo ngày, đặt phòng kèm thanh toán giả lập, xem lịch sử đơn và tự hủy</w:t>
-      </w:r>
-      <w:r>
-        <w:t xml:space="preserve"> </w:t>
-      </w:r>
-      <w:r>
-        <w:t xml:space="preserve">đặt phòng. Phía quản trị gồm dashboard thống kê, quản lý loại phòng/phòng, quản lý đơn và thanh</w:t>
-      </w:r>
-      <w:r>
-        <w:t xml:space="preserve"> </w:t>
-      </w:r>
-      <w:r>
-        <w:t xml:space="preserve">toán, duyệt/từ chối yêu cầu hoàn tiền, cùng quản lý tài khoản khách hàng và nhân viên. Công việc</w:t>
-      </w:r>
-      <w:r>
-        <w:t xml:space="preserve"> </w:t>
-      </w:r>
-      <w:r>
-        <w:t xml:space="preserve">được phân chia cho 5 thành viên, mỗi người phụ trách trọn một cụm nghiệp vụ (cả API lẫn giao</w:t>
-      </w:r>
-      <w:r>
-        <w:t xml:space="preserve"> </w:t>
-      </w:r>
-      <w:r>
-        <w:t xml:space="preserve">diện liên quan) để đảm bảo hiểu rõ toàn bộ luồng thay vì chỉ một phần.</w:t>
-      </w:r>
-    </w:p>
-    <w:p>
-      <w:pPr>
-        <w:pStyle w:val="BodyText"/>
-      </w:pPr>
-      <w:r>
-        <w:t xml:space="preserve">Báo cáo này trình bày thiết kế và cách triển khai hệ thống (Chương 1), phạm vi thực tế đã hoàn</w:t>
-      </w:r>
-      <w:r>
-        <w:t xml:space="preserve"> </w:t>
-      </w:r>
-      <w:r>
-        <w:t xml:space="preserve">thành (Chương 2), và kết luận cùng hướng phát triển tiếp theo (Chương 3).</w:t>
-      </w:r>
-    </w:p>
-    <w:bookmarkEnd w:id="20"/>
-    <w:bookmarkStart w:id="35" w:name="chương-1-thiết-kế-triển-khai"/>
-    <w:p>
-      <w:pPr>
-        <w:sectPr>
-          <w:footerReference r:id="rId9" w:type="default"/>
-          <w:pgSz w:h="16838" w:w="11906"/>
-          <w:pgMar w:bottom="1985" w:left="1985" w:right="1134" w:top="1701"/>
-        </w:sectPr>
-      </w:pPr>
-    </w:p>
-    <w:p>
-      <w:pPr>
-        <w:pStyle w:val="Heading1"/>
-      </w:pPr>
-      <w:r>
-        <w:t xml:space="preserve">Chương 1: Thiết kế &amp; triển khai</w:t>
-      </w:r>
-    </w:p>
-    <w:bookmarkStart w:id="25" w:name="kiến-trúc-tổng-thể"/>
-    <w:p>
-      <w:pPr>
-        <w:pStyle w:val="Heading2"/>
-      </w:pPr>
-      <w:r>
-        <w:t xml:space="preserve">1.1. Kiến trúc tổng thể</w:t>
-      </w:r>
-    </w:p>
-    <w:p>
-      <w:pPr>
-        <w:pStyle w:val="FirstParagraph"/>
-      </w:pPr>
-      <w:r>
-        <w:t xml:space="preserve">Hệ thống được tổ chức thành ba service độc lập, chạy cùng lúc qua Docker Compose:</w:t>
-      </w:r>
-      <w:r>
-        <w:t xml:space="preserve"> </w:t>
-      </w:r>
-      <w:r>
-        <w:rPr/>
-        <w:t xml:space="preserve">web</w:t>
-      </w:r>
-      <w:r>
-        <w:t xml:space="preserve"> </w:t>
-      </w:r>
-      <w:r>
-        <w:t xml:space="preserve">(Next.js) phục vụ cả trang khách hàng lẫn trang quản trị,</w:t>
-      </w:r>
-      <w:r>
-        <w:t xml:space="preserve"> </w:t>
-      </w:r>
-      <w:r>
-        <w:rPr/>
-        <w:t xml:space="preserve">api</w:t>
-      </w:r>
-      <w:r>
-        <w:t xml:space="preserve"> </w:t>
-      </w:r>
-      <w:r>
-        <w:t xml:space="preserve">(FastAPI) xử lý toàn bộ nghiệp</w:t>
-      </w:r>
-      <w:r>
-        <w:t xml:space="preserve"> </w:t>
-      </w:r>
-      <w:r>
-        <w:t xml:space="preserve">vụ và truy vấn dữ liệu, và</w:t>
-      </w:r>
-      <w:r>
-        <w:t xml:space="preserve"> </w:t>
-      </w:r>
-      <w:r>
-        <w:rPr/>
-        <w:t xml:space="preserve">db</w:t>
-      </w:r>
-      <w:r>
-        <w:t xml:space="preserve"> </w:t>
-      </w:r>
-      <w:r>
-        <w:t xml:space="preserve">(PostgreSQL 16) lưu trữ dữ liệu. Tách riêng frontend và backend</w:t>
-      </w:r>
-      <w:r>
-        <w:t xml:space="preserve"> </w:t>
-      </w:r>
-      <w:r>
-        <w:t xml:space="preserve">cho phép hai tầng phát triển độc lập, đồng thời cho phép thử trực tiếp API qua Swagger UI trong</w:t>
-      </w:r>
-      <w:r>
-        <w:t xml:space="preserve"> </w:t>
-      </w:r>
-      <w:r>
-        <w:t xml:space="preserve">lúc phát triển mà không cần qua giao diện.</w:t>
-      </w:r>
-    </w:p>
-    <w:bookmarkStart w:id="24" w:name="fig-1-1"/>
+      <w:proofErr w:type="spellStart"/>
+      <w:r>
+        <w:t>liệu</w:t>
+      </w:r>
+      <w:proofErr w:type="spellEnd"/>
+      <w:r>
+        <w:t xml:space="preserve">, </w:t>
+      </w:r>
+      <w:proofErr w:type="spellStart"/>
+      <w:r>
+        <w:t>và</w:t>
+      </w:r>
+      <w:proofErr w:type="spellEnd"/>
+      <w:r>
+        <w:t xml:space="preserve"> d</w:t>
+      </w:r>
+      <w:r>
+        <w:t>atabase</w:t>
+      </w:r>
+      <w:r>
+        <w:t xml:space="preserve"> (PostgreSQL 16) </w:t>
+      </w:r>
+      <w:proofErr w:type="spellStart"/>
+      <w:r>
+        <w:t>lưu</w:t>
+      </w:r>
+      <w:proofErr w:type="spellEnd"/>
+      <w:r>
+        <w:t xml:space="preserve"> trữ dữ liệu. Tách riêng frontend và backend </w:t>
+      </w:r>
+      <w:r>
+        <w:t>cho phép hai tầng phát triển độc lập, đồng thời cho phép thử trực tiếp API qua Swagger UI trong lúc phát triển mà không cần qua giao diện.</w:t>
+      </w:r>
+    </w:p>
     <w:p>
       <w:pPr>
         <w:pStyle w:val="CaptionedFigure"/>
         <w:jc w:val="center"/>
       </w:pPr>
-      <w:r>
+      <w:bookmarkStart w:id="10" w:name="fig-1-1"/>
+      <w:r>
+        <w:rPr>
+          <w:noProof/>
+        </w:rPr>
         <w:drawing>
-          <wp:inline>
+          <wp:inline distT="0" distB="0" distL="0" distR="0" wp14:anchorId="4B72A7F7" wp14:editId="08A2856D">
             <wp:extent cx="5575300" cy="1306710"/>
-            <wp:effectExtent b="0" l="0" r="0" t="0"/>
-            <wp:docPr descr="Hình 1.1: Sơ đồ kiến trúc triển khai" title="" id="22" name="Picture"/>
-            <a:graphic>
+            <wp:effectExtent l="0" t="0" r="0" b="0"/>
+            <wp:docPr id="22" name="Picture" descr="Hình 1.1: Sơ đồ kiến trúc triển khai"/>
+            <wp:cNvGraphicFramePr/>
+            <a:graphic xmlns:a="http://schemas.openxmlformats.org/drawingml/2006/main">
               <a:graphicData uri="http://schemas.openxmlformats.org/drawingml/2006/picture">
-                <pic:pic>
+                <pic:pic xmlns:pic="http://schemas.openxmlformats.org/drawingml/2006/picture">
                   <pic:nvPicPr>
-                    <pic:cNvPr descr="../../slides/images/docker.jpg" id="23" name="Picture"/>
+                    <pic:cNvPr id="23" name="Picture" descr="../../slides/images/docker.jpg"/>
                     <pic:cNvPicPr>
-                      <a:picLocks noChangeArrowheads="1" noChangeAspect="1"/>
+                      <a:picLocks noChangeAspect="1" noChangeArrowheads="1"/>
                     </pic:cNvPicPr>
                   </pic:nvPicPr>
                   <pic:blipFill>
-                    <a:blip r:embed="rId21"/>
+                    <a:blip r:embed="rId8"/>
                     <a:stretch>
                       <a:fillRect/>
                     </a:stretch>
@@ -1467,32 +3589,34 @@
         <w:jc w:val="center"/>
       </w:pPr>
       <w:r>
-        <w:t xml:space="preserve">Hình 1.1: Sơ đồ kiến trúc triển khai</w:t>
-      </w:r>
-    </w:p>
-    <w:bookmarkEnd w:id="24"/>
-    <w:bookmarkEnd w:id="25"/>
-    <w:bookmarkStart w:id="27" w:name="công-nghệ-sử-dụng"/>
+        <w:t>Hình 1.1: Sơ đồ kiến trúc triển khai</w:t>
+      </w:r>
+    </w:p>
     <w:p>
       <w:pPr>
         <w:pStyle w:val="Heading2"/>
       </w:pPr>
-      <w:r>
-        <w:t xml:space="preserve">1.2. Công nghệ sử dụng</w:t>
-      </w:r>
+      <w:bookmarkStart w:id="11" w:name="công-nghệ-sử-dụng"/>
+      <w:bookmarkStart w:id="12" w:name="_Toc241047471"/>
+      <w:bookmarkEnd w:id="8"/>
+      <w:bookmarkEnd w:id="10"/>
+      <w:r>
+        <w:t>1.2. Công nghệ sử dụng</w:t>
+      </w:r>
+      <w:bookmarkEnd w:id="12"/>
     </w:p>
     <w:p>
       <w:pPr>
         <w:pStyle w:val="FirstParagraph"/>
       </w:pPr>
       <w:r>
-        <w:t xml:space="preserve">Phía backend dùng Python với các thư viện chính sau:</w:t>
+        <w:t>Phía backend dùng Python với các thư viện chính sau:</w:t>
       </w:r>
     </w:p>
     <w:tbl>
       <w:tblPr>
         <w:tblStyle w:val="Table"/>
-        <w:tblW w:type="dxa" w:w="8787"/>
+        <w:tblW w:w="8787" w:type="dxa"/>
         <w:tblBorders>
           <w:top w:val="single" w:sz="4" w:space="0" w:color="000000"/>
           <w:left w:val="single" w:sz="4" w:space="0" w:color="000000"/>
@@ -1502,17 +3626,16 @@
           <w:insideV w:val="single" w:sz="4" w:space="0" w:color="000000"/>
         </w:tblBorders>
         <w:tblLayout w:type="fixed"/>
-        <w:tblLook w:firstRow="1" w:lastRow="0" w:firstColumn="0" w:lastColumn="0" w:noHBand="0" w:noVBand="0" w:val="0020"/>
+        <w:tblLook w:val="0020" w:firstRow="1" w:lastRow="0" w:firstColumn="0" w:lastColumn="0" w:noHBand="0" w:noVBand="0"/>
       </w:tblPr>
       <w:tblGrid>
         <w:gridCol w:w="4393"/>
-        <w:gridCol w:w="4393"/>
+        <w:gridCol w:w="4394"/>
       </w:tblGrid>
       <w:tr>
-        <w:trPr/>
         <w:tc>
           <w:tcPr>
-            <w:tcW w:type="dxa" w:w="4393"/>
+            <w:tcW w:w="4393" w:type="dxa"/>
             <w:tcBorders>
               <w:top w:val="single" w:sz="4" w:space="0" w:color="000000"/>
               <w:left w:val="single" w:sz="4" w:space="0" w:color="000000"/>
@@ -1526,13 +3649,13 @@
               <w:jc w:val="left"/>
             </w:pPr>
             <w:r>
-              <w:t xml:space="preserve">Thư viện</w:t>
+              <w:t>Thư viện</w:t>
             </w:r>
           </w:p>
         </w:tc>
         <w:tc>
           <w:tcPr>
-            <w:tcW w:type="dxa" w:w="4393"/>
+            <w:tcW w:w="4393" w:type="dxa"/>
             <w:tcBorders>
               <w:top w:val="single" w:sz="4" w:space="0" w:color="000000"/>
               <w:left w:val="single" w:sz="4" w:space="0" w:color="000000"/>
@@ -1546,7 +3669,7 @@
               <w:jc w:val="left"/>
             </w:pPr>
             <w:r>
-              <w:t xml:space="preserve">Mục đích trong đồ án</w:t>
+              <w:t>Mục đích trong đồ án</w:t>
             </w:r>
           </w:p>
         </w:tc>
@@ -1554,7 +3677,7 @@
       <w:tr>
         <w:tc>
           <w:tcPr>
-            <w:tcW w:type="dxa" w:w="4393"/>
+            <w:tcW w:w="4393" w:type="dxa"/>
             <w:tcBorders>
               <w:top w:val="single" w:sz="4" w:space="0" w:color="000000"/>
               <w:left w:val="single" w:sz="4" w:space="0" w:color="000000"/>
@@ -1568,13 +3691,13 @@
               <w:jc w:val="left"/>
             </w:pPr>
             <w:r>
-              <w:t xml:space="preserve">FastAPI</w:t>
+              <w:t>FastAPI</w:t>
             </w:r>
           </w:p>
         </w:tc>
         <w:tc>
           <w:tcPr>
-            <w:tcW w:type="dxa" w:w="4393"/>
+            <w:tcW w:w="4393" w:type="dxa"/>
             <w:tcBorders>
               <w:top w:val="single" w:sz="4" w:space="0" w:color="000000"/>
               <w:left w:val="single" w:sz="4" w:space="0" w:color="000000"/>
@@ -1588,14 +3711,42 @@
               <w:jc w:val="left"/>
             </w:pPr>
             <w:r>
-              <w:t xml:space="preserve">Framework HTTP: định tuyến, dependency injection (</w:t>
-            </w:r>
-            <w:r>
-              <w:rPr/>
-              <w:t xml:space="preserve">Depends</w:t>
-            </w:r>
-            <w:r>
-              <w:t xml:space="preserve">), CORS, tự sinh đặc tả OpenAPI</w:t>
+              <w:t xml:space="preserve">Framework HTTP: </w:t>
+            </w:r>
+            <w:proofErr w:type="spellStart"/>
+            <w:r>
+              <w:t>định</w:t>
+            </w:r>
+            <w:proofErr w:type="spellEnd"/>
+            <w:r>
+              <w:t xml:space="preserve"> </w:t>
+            </w:r>
+            <w:proofErr w:type="spellStart"/>
+            <w:r>
+              <w:t>tuyến</w:t>
+            </w:r>
+            <w:proofErr w:type="spellEnd"/>
+            <w:r>
+              <w:t>, dependency injection</w:t>
+            </w:r>
+            <w:r>
+              <w:t xml:space="preserve">, CORS, </w:t>
+            </w:r>
+            <w:proofErr w:type="spellStart"/>
+            <w:r>
+              <w:t>tự</w:t>
+            </w:r>
+            <w:proofErr w:type="spellEnd"/>
+            <w:r>
+              <w:t xml:space="preserve"> </w:t>
+            </w:r>
+            <w:proofErr w:type="spellStart"/>
+            <w:r>
+              <w:t>sinh</w:t>
+            </w:r>
+            <w:proofErr w:type="spellEnd"/>
+            <w:r>
+              <w:t xml:space="preserve"> đặc tả OpenAPI</w:t>
             </w:r>
           </w:p>
         </w:tc>
@@ -1603,7 +3754,7 @@
       <w:tr>
         <w:tc>
           <w:tcPr>
-            <w:tcW w:type="dxa" w:w="4393"/>
+            <w:tcW w:w="4393" w:type="dxa"/>
             <w:tcBorders>
               <w:top w:val="single" w:sz="4" w:space="0" w:color="000000"/>
               <w:left w:val="single" w:sz="4" w:space="0" w:color="000000"/>
@@ -1617,13 +3768,13 @@
               <w:jc w:val="left"/>
             </w:pPr>
             <w:r>
-              <w:t xml:space="preserve">Swagger UI</w:t>
+              <w:t>Swagger UI</w:t>
             </w:r>
           </w:p>
         </w:tc>
         <w:tc>
           <w:tcPr>
-            <w:tcW w:type="dxa" w:w="4393"/>
+            <w:tcW w:w="4393" w:type="dxa"/>
             <w:tcBorders>
               <w:top w:val="single" w:sz="4" w:space="0" w:color="000000"/>
               <w:left w:val="single" w:sz="4" w:space="0" w:color="000000"/>
@@ -1637,7 +3788,63 @@
               <w:jc w:val="left"/>
             </w:pPr>
             <w:r>
-              <w:t xml:space="preserve">Giao diện web để thử trực tiếp từng endpoint ngay trên trình duyệt, đăng nhập (Authorize) bằng token vừa lấy được</w:t>
+              <w:t xml:space="preserve">Giao diện web để thử trực tiếp từng endpoint ngay trên </w:t>
+            </w:r>
+            <w:proofErr w:type="spellStart"/>
+            <w:r>
+              <w:t>trình</w:t>
+            </w:r>
+            <w:proofErr w:type="spellEnd"/>
+            <w:r>
+              <w:t xml:space="preserve"> </w:t>
+            </w:r>
+            <w:proofErr w:type="spellStart"/>
+            <w:r>
+              <w:t>duyệt</w:t>
+            </w:r>
+            <w:proofErr w:type="spellEnd"/>
+            <w:r>
+              <w:t xml:space="preserve">, </w:t>
+            </w:r>
+            <w:proofErr w:type="spellStart"/>
+            <w:r>
+              <w:t>đăng</w:t>
+            </w:r>
+            <w:proofErr w:type="spellEnd"/>
+            <w:r>
+              <w:t xml:space="preserve"> </w:t>
+            </w:r>
+            <w:proofErr w:type="spellStart"/>
+            <w:r>
+              <w:t>nhập</w:t>
+            </w:r>
+            <w:proofErr w:type="spellEnd"/>
+            <w:r>
+              <w:t xml:space="preserve"> </w:t>
+            </w:r>
+            <w:proofErr w:type="spellStart"/>
+            <w:r>
+              <w:t>bằng</w:t>
+            </w:r>
+            <w:proofErr w:type="spellEnd"/>
+            <w:r>
+              <w:t xml:space="preserve"> token </w:t>
+            </w:r>
+            <w:proofErr w:type="spellStart"/>
+            <w:r>
+              <w:t>vừa</w:t>
+            </w:r>
+            <w:proofErr w:type="spellEnd"/>
+            <w:r>
+              <w:t xml:space="preserve"> </w:t>
+            </w:r>
+            <w:proofErr w:type="spellStart"/>
+            <w:r>
+              <w:t>lấy</w:t>
+            </w:r>
+            <w:proofErr w:type="spellEnd"/>
+            <w:r>
+              <w:t xml:space="preserve"> được</w:t>
             </w:r>
           </w:p>
         </w:tc>
@@ -1645,7 +3852,7 @@
       <w:tr>
         <w:tc>
           <w:tcPr>
-            <w:tcW w:type="dxa" w:w="4393"/>
+            <w:tcW w:w="4393" w:type="dxa"/>
             <w:tcBorders>
               <w:top w:val="single" w:sz="4" w:space="0" w:color="000000"/>
               <w:left w:val="single" w:sz="4" w:space="0" w:color="000000"/>
@@ -1659,13 +3866,13 @@
               <w:jc w:val="left"/>
             </w:pPr>
             <w:r>
-              <w:t xml:space="preserve">Uvicorn</w:t>
+              <w:t>Uvicorn</w:t>
             </w:r>
           </w:p>
         </w:tc>
         <w:tc>
           <w:tcPr>
-            <w:tcW w:type="dxa" w:w="4393"/>
+            <w:tcW w:w="4393" w:type="dxa"/>
             <w:tcBorders>
               <w:top w:val="single" w:sz="4" w:space="0" w:color="000000"/>
               <w:left w:val="single" w:sz="4" w:space="0" w:color="000000"/>
@@ -1679,7 +3886,7 @@
               <w:jc w:val="left"/>
             </w:pPr>
             <w:r>
-              <w:t xml:space="preserve">ASGI server chạy ứng dụng, tự reload khi code thay đổi trong Docker</w:t>
+              <w:t>ASGI server chạy ứng dụng, tự reload khi code thay đổi trong Docker</w:t>
             </w:r>
           </w:p>
         </w:tc>
@@ -1687,7 +3894,7 @@
       <w:tr>
         <w:tc>
           <w:tcPr>
-            <w:tcW w:type="dxa" w:w="4393"/>
+            <w:tcW w:w="4393" w:type="dxa"/>
             <w:tcBorders>
               <w:top w:val="single" w:sz="4" w:space="0" w:color="000000"/>
               <w:left w:val="single" w:sz="4" w:space="0" w:color="000000"/>
@@ -1701,13 +3908,14 @@
               <w:jc w:val="left"/>
             </w:pPr>
             <w:r>
-              <w:t xml:space="preserve">Poetry</w:t>
+              <w:lastRenderedPageBreak/>
+              <w:t>Poetry</w:t>
             </w:r>
           </w:p>
         </w:tc>
         <w:tc>
           <w:tcPr>
-            <w:tcW w:type="dxa" w:w="4393"/>
+            <w:tcW w:w="4393" w:type="dxa"/>
             <w:tcBorders>
               <w:top w:val="single" w:sz="4" w:space="0" w:color="000000"/>
               <w:left w:val="single" w:sz="4" w:space="0" w:color="000000"/>
@@ -1721,14 +3929,7 @@
               <w:jc w:val="left"/>
             </w:pPr>
             <w:r>
-              <w:t xml:space="preserve">Quản lý dependency và virtualenv qua</w:t>
-            </w:r>
-            <w:r>
-              <w:t xml:space="preserve"> </w:t>
-            </w:r>
-            <w:r>
-              <w:rPr/>
-              <w:t xml:space="preserve">pyproject.toml</w:t>
+              <w:t>Quản lý dependency và virtualenv qua pyproject.toml</w:t>
             </w:r>
           </w:p>
         </w:tc>
@@ -1736,7 +3937,7 @@
       <w:tr>
         <w:tc>
           <w:tcPr>
-            <w:tcW w:type="dxa" w:w="4393"/>
+            <w:tcW w:w="4393" w:type="dxa"/>
             <w:tcBorders>
               <w:top w:val="single" w:sz="4" w:space="0" w:color="000000"/>
               <w:left w:val="single" w:sz="4" w:space="0" w:color="000000"/>
@@ -1750,13 +3951,13 @@
               <w:jc w:val="left"/>
             </w:pPr>
             <w:r>
-              <w:t xml:space="preserve">Pydantic v2</w:t>
+              <w:t>Pydantic v2</w:t>
             </w:r>
           </w:p>
         </w:tc>
         <w:tc>
           <w:tcPr>
-            <w:tcW w:type="dxa" w:w="4393"/>
+            <w:tcW w:w="4393" w:type="dxa"/>
             <w:tcBorders>
               <w:top w:val="single" w:sz="4" w:space="0" w:color="000000"/>
               <w:left w:val="single" w:sz="4" w:space="0" w:color="000000"/>
@@ -1770,7 +3971,7 @@
               <w:jc w:val="left"/>
             </w:pPr>
             <w:r>
-              <w:t xml:space="preserve">Validate dữ liệu vào/ra, serialize JSON, khớp đúng hợp đồng OpenAPI</w:t>
+              <w:t>Validate dữ liệu vào/ra, serialize JSON, khớp đúng hợp đồng OpenAPI</w:t>
             </w:r>
           </w:p>
         </w:tc>
@@ -1778,7 +3979,7 @@
       <w:tr>
         <w:tc>
           <w:tcPr>
-            <w:tcW w:type="dxa" w:w="4393"/>
+            <w:tcW w:w="4393" w:type="dxa"/>
             <w:tcBorders>
               <w:top w:val="single" w:sz="4" w:space="0" w:color="000000"/>
               <w:left w:val="single" w:sz="4" w:space="0" w:color="000000"/>
@@ -1792,13 +3993,13 @@
               <w:jc w:val="left"/>
             </w:pPr>
             <w:r>
-              <w:t xml:space="preserve">pydantic-settings</w:t>
+              <w:t>pydantic-settings</w:t>
             </w:r>
           </w:p>
         </w:tc>
         <w:tc>
           <w:tcPr>
-            <w:tcW w:type="dxa" w:w="4393"/>
+            <w:tcW w:w="4393" w:type="dxa"/>
             <w:tcBorders>
               <w:top w:val="single" w:sz="4" w:space="0" w:color="000000"/>
               <w:left w:val="single" w:sz="4" w:space="0" w:color="000000"/>
@@ -1812,20 +4013,7 @@
               <w:jc w:val="left"/>
             </w:pPr>
             <w:r>
-              <w:t xml:space="preserve">Đọc cấu hình từ</w:t>
-            </w:r>
-            <w:r>
-              <w:t xml:space="preserve"> </w:t>
-            </w:r>
-            <w:r>
-              <w:rPr/>
-              <w:t xml:space="preserve">.env</w:t>
-            </w:r>
-            <w:r>
-              <w:t xml:space="preserve"> </w:t>
-            </w:r>
-            <w:r>
-              <w:t xml:space="preserve">(CORS, chuỗi kết nối database)</w:t>
+              <w:t>Đọc cấu hình từ .env (CORS, chuỗi kết nối database)</w:t>
             </w:r>
           </w:p>
         </w:tc>
@@ -1833,7 +4021,7 @@
       <w:tr>
         <w:tc>
           <w:tcPr>
-            <w:tcW w:type="dxa" w:w="4393"/>
+            <w:tcW w:w="4393" w:type="dxa"/>
             <w:tcBorders>
               <w:top w:val="single" w:sz="4" w:space="0" w:color="000000"/>
               <w:left w:val="single" w:sz="4" w:space="0" w:color="000000"/>
@@ -1847,13 +4035,13 @@
               <w:jc w:val="left"/>
             </w:pPr>
             <w:r>
-              <w:t xml:space="preserve">SQLAlchemy 2</w:t>
+              <w:t>SQLAlchemy 2</w:t>
             </w:r>
           </w:p>
         </w:tc>
         <w:tc>
           <w:tcPr>
-            <w:tcW w:type="dxa" w:w="4393"/>
+            <w:tcW w:w="4393" w:type="dxa"/>
             <w:tcBorders>
               <w:top w:val="single" w:sz="4" w:space="0" w:color="000000"/>
               <w:left w:val="single" w:sz="4" w:space="0" w:color="000000"/>
@@ -1867,7 +4055,7 @@
               <w:jc w:val="left"/>
             </w:pPr>
             <w:r>
-              <w:t xml:space="preserve">ORM ánh xạ model Python sang bảng PostgreSQL, quản lý session theo từng request</w:t>
+              <w:t>ORM ánh xạ model Python sang bảng PostgreSQL, quản lý session theo từng request</w:t>
             </w:r>
           </w:p>
         </w:tc>
@@ -1875,7 +4063,7 @@
       <w:tr>
         <w:tc>
           <w:tcPr>
-            <w:tcW w:type="dxa" w:w="4393"/>
+            <w:tcW w:w="4393" w:type="dxa"/>
             <w:tcBorders>
               <w:top w:val="single" w:sz="4" w:space="0" w:color="000000"/>
               <w:left w:val="single" w:sz="4" w:space="0" w:color="000000"/>
@@ -1889,13 +4077,13 @@
               <w:jc w:val="left"/>
             </w:pPr>
             <w:r>
-              <w:t xml:space="preserve">Alembic</w:t>
+              <w:t>Alembic</w:t>
             </w:r>
           </w:p>
         </w:tc>
         <w:tc>
           <w:tcPr>
-            <w:tcW w:type="dxa" w:w="4393"/>
+            <w:tcW w:w="4393" w:type="dxa"/>
             <w:tcBorders>
               <w:top w:val="single" w:sz="4" w:space="0" w:color="000000"/>
               <w:left w:val="single" w:sz="4" w:space="0" w:color="000000"/>
@@ -1909,7 +4097,7 @@
               <w:jc w:val="left"/>
             </w:pPr>
             <w:r>
-              <w:t xml:space="preserve">Sinh và áp dụng migration thay đổi schema database</w:t>
+              <w:t>Sinh và áp dụng migration thay đổi schema database</w:t>
             </w:r>
           </w:p>
         </w:tc>
@@ -1917,7 +4105,7 @@
       <w:tr>
         <w:tc>
           <w:tcPr>
-            <w:tcW w:type="dxa" w:w="4393"/>
+            <w:tcW w:w="4393" w:type="dxa"/>
             <w:tcBorders>
               <w:top w:val="single" w:sz="4" w:space="0" w:color="000000"/>
               <w:left w:val="single" w:sz="4" w:space="0" w:color="000000"/>
@@ -1931,13 +4119,13 @@
               <w:jc w:val="left"/>
             </w:pPr>
             <w:r>
-              <w:t xml:space="preserve">psycopg</w:t>
+              <w:t>psycopg</w:t>
             </w:r>
           </w:p>
         </w:tc>
         <w:tc>
           <w:tcPr>
-            <w:tcW w:type="dxa" w:w="4393"/>
+            <w:tcW w:w="4393" w:type="dxa"/>
             <w:tcBorders>
               <w:top w:val="single" w:sz="4" w:space="0" w:color="000000"/>
               <w:left w:val="single" w:sz="4" w:space="0" w:color="000000"/>
@@ -1951,7 +4139,7 @@
               <w:jc w:val="left"/>
             </w:pPr>
             <w:r>
-              <w:t xml:space="preserve">Driver kết nối PostgreSQL</w:t>
+              <w:t>Driver kết nối PostgreSQL</w:t>
             </w:r>
           </w:p>
         </w:tc>
@@ -1961,8 +4149,8 @@
       <w:pPr>
         <w:pStyle w:val="DefinitionTerm"/>
       </w:pPr>
-      <w:bookmarkStart w:id="26" w:name="tbl-1-1"/>
-      <w:bookmarkEnd w:id="26"/>
+      <w:bookmarkStart w:id="13" w:name="tbl-1-1"/>
+      <w:bookmarkEnd w:id="13"/>
     </w:p>
     <w:p>
       <w:pPr>
@@ -1970,33 +4158,47 @@
         <w:jc w:val="center"/>
       </w:pPr>
       <w:r>
-        <w:t xml:space="preserve">Bảng 1.1: Thư viện backend chính sử dụng trong đồ án</w:t>
+        <w:t>Bảng 1.1: Thư viện backend chính sử dụng trong đồ án</w:t>
       </w:r>
     </w:p>
     <w:p>
       <w:pPr>
         <w:pStyle w:val="FirstParagraph"/>
       </w:pPr>
-      <w:r>
-        <w:t xml:space="preserve">Phía frontend dùng Next.js (App Router) kết hợp Tailwind CSS, dựng chung trong một ứng dụng cho</w:t>
+      <w:proofErr w:type="spellStart"/>
+      <w:r>
+        <w:t>Phía</w:t>
+      </w:r>
+      <w:proofErr w:type="spellEnd"/>
+      <w:r>
+        <w:t xml:space="preserve"> frontend </w:t>
+      </w:r>
+      <w:proofErr w:type="spellStart"/>
+      <w:r>
+        <w:t>dùng</w:t>
+      </w:r>
+      <w:proofErr w:type="spellEnd"/>
+      <w:r>
+        <w:t xml:space="preserve"> Next.js</w:t>
       </w:r>
       <w:r>
         <w:t xml:space="preserve"> </w:t>
       </w:r>
-      <w:r>
-        <w:t xml:space="preserve">cả hai vai trò khách hàng và quản trị, tách thành hai khu vực riêng biệt trong ứng dụng - khu</w:t>
-      </w:r>
+      <w:proofErr w:type="spellStart"/>
+      <w:r>
+        <w:t>kết</w:t>
+      </w:r>
+      <w:proofErr w:type="spellEnd"/>
       <w:r>
         <w:t xml:space="preserve"> </w:t>
       </w:r>
-      <w:r>
-        <w:t xml:space="preserve">vực dành cho khách và khu vực quản trị - có cơ chế kiểm tra đăng nhập chặn truy cập khi chưa</w:t>
-      </w:r>
-      <w:r>
-        <w:t xml:space="preserve"> </w:t>
-      </w:r>
-      <w:r>
-        <w:t xml:space="preserve">đăng nhập đúng vai trò.</w:t>
+      <w:proofErr w:type="spellStart"/>
+      <w:r>
+        <w:t>hợp</w:t>
+      </w:r>
+      <w:proofErr w:type="spellEnd"/>
+      <w:r>
+        <w:t xml:space="preserve"> Tailwind CSS, dựng chung trong một ứng dụng cho cả hai vai trò khách hàng và quản trị, tách thành hai khu vực riêng biệt trong ứng dụng - khu vực dành cho khách và khu vực quản trị - có cơ chế kiểm tra đăng nhập chặn truy cập khi chưa đăng nhập đúng vai trò.</w:t>
       </w:r>
     </w:p>
     <w:p>
@@ -2004,69 +4206,30 @@
         <w:pStyle w:val="BodyText"/>
       </w:pPr>
       <w:r>
-        <w:t xml:space="preserve">Về xác thực, hệ thống dùng cơ chế đơn giản phù hợp phạm vi đồ án: mật khẩu được băm trước khi</w:t>
-      </w:r>
-      <w:r>
-        <w:t xml:space="preserve"> </w:t>
-      </w:r>
-      <w:r>
-        <w:t xml:space="preserve">lưu, và token đăng nhập là chuỗi base64 mã hoá dạng</w:t>
-      </w:r>
-      <w:r>
-        <w:t xml:space="preserve"> </w:t>
-      </w:r>
-      <w:r>
-        <w:rPr/>
-        <w:t xml:space="preserve">user:{id}</w:t>
-      </w:r>
-      <w:r>
-        <w:t xml:space="preserve"> </w:t>
-      </w:r>
-      <w:r>
-        <w:t xml:space="preserve">hoặc</w:t>
-      </w:r>
-      <w:r>
-        <w:t xml:space="preserve"> </w:t>
-      </w:r>
-      <w:r>
-        <w:rPr/>
-        <w:t xml:space="preserve">admin:{id}</w:t>
-      </w:r>
-      <w:r>
-        <w:t xml:space="preserve"> </w:t>
-      </w:r>
-      <w:r>
-        <w:t xml:space="preserve">- không phải</w:t>
-      </w:r>
-      <w:r>
-        <w:t xml:space="preserve"> </w:t>
-      </w:r>
-      <w:r>
-        <w:t xml:space="preserve">JWT ký số như hệ thống production thực tế. Token không thể thu hồi phía server khi đăng xuất,</w:t>
-      </w:r>
-      <w:r>
-        <w:t xml:space="preserve"> </w:t>
-      </w:r>
-      <w:r>
-        <w:t xml:space="preserve">client tự xoá token là đủ để coi như đã đăng xuất.</w:t>
-      </w:r>
-    </w:p>
-    <w:bookmarkEnd w:id="27"/>
-    <w:bookmarkStart w:id="32" w:name="mô-hình-dữ-liệu-erd"/>
+        <w:t xml:space="preserve">Về xác thực, hệ thống dùng cơ chế đơn giản phù hợp phạm vi đồ án: mật khẩu được băm trước khi lưu, và token đăng nhập là chuỗi base64 mã hoá dạng </w:t>
+      </w:r>
+      <w:r>
+        <w:t>user:{id} hoặc admin:{id} - không phải JWT ký số như hệ thống production thực tế. Token không thể thu hồi phía server khi đăng xuất, client tự xoá token là đủ để coi như đã đăng xuất.</w:t>
+      </w:r>
+    </w:p>
     <w:p>
       <w:pPr>
         <w:pStyle w:val="Heading2"/>
       </w:pPr>
-      <w:r>
-        <w:t xml:space="preserve">1.3. Mô hình dữ liệu (ERD)</w:t>
-      </w:r>
+      <w:bookmarkStart w:id="14" w:name="mô-hình-dữ-liệu-erd"/>
+      <w:bookmarkStart w:id="15" w:name="_Toc241047472"/>
+      <w:bookmarkEnd w:id="11"/>
+      <w:r>
+        <w:t>1.3. Mô hình dữ liệu (ERD)</w:t>
+      </w:r>
+      <w:bookmarkEnd w:id="15"/>
     </w:p>
     <w:p>
       <w:pPr>
         <w:pStyle w:val="FirstParagraph"/>
       </w:pPr>
       <w:r>
-        <w:t xml:space="preserve">Cơ sở dữ liệu PostgreSQL được thiết kế thành ba nhóm bảng chính:</w:t>
+        <w:t>Cơ sở dữ liệu PostgreSQL được thiết kế thành ba nhóm bảng chính:</w:t>
       </w:r>
     </w:p>
     <w:p>
@@ -2074,100 +4237,50 @@
         <w:pStyle w:val="Compact"/>
         <w:numPr>
           <w:ilvl w:val="0"/>
-          <w:numId w:val="1001"/>
+          <w:numId w:val="2"/>
         </w:numPr>
         <w:jc w:val="left"/>
       </w:pPr>
-      <w:r>
-        <w:rPr/>
-        <w:t xml:space="preserve">Người dùng &amp; phân quyền</w:t>
-      </w:r>
-      <w:r>
-        <w:t xml:space="preserve">:</w:t>
-      </w:r>
+      <w:proofErr w:type="spellStart"/>
+      <w:r>
+        <w:lastRenderedPageBreak/>
+        <w:t>Người</w:t>
+      </w:r>
+      <w:proofErr w:type="spellEnd"/>
       <w:r>
         <w:t xml:space="preserve"> </w:t>
       </w:r>
-      <w:r>
-        <w:rPr/>
-        <w:t xml:space="preserve">USERS</w:t>
-      </w:r>
+      <w:proofErr w:type="spellStart"/>
+      <w:r>
+        <w:t>dùng</w:t>
+      </w:r>
+      <w:proofErr w:type="spellEnd"/>
       <w:r>
         <w:t xml:space="preserve"> </w:t>
       </w:r>
-      <w:r>
-        <w:t xml:space="preserve">(khách hàng) và</w:t>
-      </w:r>
+      <w:proofErr w:type="spellStart"/>
+      <w:r>
+        <w:t>và</w:t>
+      </w:r>
+      <w:proofErr w:type="spellEnd"/>
       <w:r>
         <w:t xml:space="preserve"> </w:t>
       </w:r>
-      <w:r>
-        <w:rPr/>
-        <w:t xml:space="preserve">ADMINS</w:t>
-      </w:r>
+      <w:proofErr w:type="spellStart"/>
+      <w:r>
+        <w:t>phân</w:t>
+      </w:r>
+      <w:proofErr w:type="spellEnd"/>
       <w:r>
         <w:t xml:space="preserve"> </w:t>
       </w:r>
-      <w:r>
-        <w:t xml:space="preserve">(nhân viên/quản trị) là hai</w:t>
-      </w:r>
-      <w:r>
-        <w:t xml:space="preserve"> </w:t>
-      </w:r>
-      <w:r>
-        <w:t xml:space="preserve">bảng độc lập, không kế thừa nhau, quyền của admin suy ra qua</w:t>
-      </w:r>
-      <w:r>
-        <w:t xml:space="preserve"> </w:t>
-      </w:r>
-      <w:r>
-        <w:rPr/>
-        <w:t xml:space="preserve">ADMIN_ROLES</w:t>
-      </w:r>
-      <w:r>
-        <w:t xml:space="preserve"> </w:t>
-      </w:r>
-      <w:r>
-        <w:t xml:space="preserve">→</w:t>
-      </w:r>
-      <w:r>
-        <w:t xml:space="preserve"> </w:t>
-      </w:r>
-      <w:r>
-        <w:rPr/>
-        <w:t xml:space="preserve">ROLES</w:t>
-      </w:r>
-      <w:r>
-        <w:t xml:space="preserve">, chi</w:t>
-      </w:r>
-      <w:r>
-        <w:t xml:space="preserve"> </w:t>
-      </w:r>
-      <w:r>
-        <w:t xml:space="preserve">tiết quyền hạn nằm ở</w:t>
-      </w:r>
-      <w:r>
-        <w:t xml:space="preserve"> </w:t>
-      </w:r>
-      <w:r>
-        <w:rPr/>
-        <w:t xml:space="preserve">ROLE_PERMISSIONS</w:t>
-      </w:r>
-      <w:r>
-        <w:t xml:space="preserve"> </w:t>
-      </w:r>
-      <w:r>
-        <w:t xml:space="preserve">→</w:t>
-      </w:r>
-      <w:r>
-        <w:t xml:space="preserve"> </w:t>
-      </w:r>
-      <w:r>
-        <w:rPr/>
-        <w:t xml:space="preserve">PERMISSIONS</w:t>
-      </w:r>
-      <w:r>
-        <w:t xml:space="preserve">.</w:t>
+      <w:proofErr w:type="spellStart"/>
+      <w:r>
+        <w:t>quyền</w:t>
+      </w:r>
+      <w:proofErr w:type="spellEnd"/>
+      <w:r>
+        <w:t>: USERS (khách hàng) và ADMINS (nhân viên/quản trị) là hai bảng độc lập, không kế thừa nhau, quyền của admin suy ra qua ADMIN_ROLES → ROLES, chi tiết quyền hạn nằm ở ROLE_PERMISSIONS → PERMISSIONS.</w:t>
       </w:r>
     </w:p>
     <w:p>
@@ -2175,75 +4288,41 @@
         <w:pStyle w:val="Compact"/>
         <w:numPr>
           <w:ilvl w:val="0"/>
-          <w:numId w:val="1001"/>
+          <w:numId w:val="2"/>
         </w:numPr>
         <w:jc w:val="left"/>
       </w:pPr>
-      <w:r>
-        <w:rPr/>
-        <w:t xml:space="preserve">Phòng &amp; đặt phòng</w:t>
-      </w:r>
-      <w:r>
-        <w:t xml:space="preserve">:</w:t>
-      </w:r>
+      <w:proofErr w:type="spellStart"/>
+      <w:r>
+        <w:t>Phòng</w:t>
+      </w:r>
+      <w:proofErr w:type="spellEnd"/>
       <w:r>
         <w:t xml:space="preserve"> </w:t>
       </w:r>
-      <w:r>
-        <w:rPr/>
-        <w:t xml:space="preserve">LOAIPHONG</w:t>
-      </w:r>
+      <w:proofErr w:type="spellStart"/>
+      <w:r>
+        <w:t>và</w:t>
+      </w:r>
+      <w:proofErr w:type="spellEnd"/>
       <w:r>
         <w:t xml:space="preserve"> </w:t>
       </w:r>
-      <w:r>
-        <w:t xml:space="preserve">(loại phòng) có nhiều</w:t>
-      </w:r>
+      <w:proofErr w:type="spellStart"/>
+      <w:r>
+        <w:t>đặt</w:t>
+      </w:r>
+      <w:proofErr w:type="spellEnd"/>
       <w:r>
         <w:t xml:space="preserve"> </w:t>
       </w:r>
-      <w:r>
-        <w:rPr/>
-        <w:t xml:space="preserve">PHONG</w:t>
-      </w:r>
-      <w:r>
-        <w:t xml:space="preserve"> </w:t>
-      </w:r>
-      <w:r>
-        <w:t xml:space="preserve">(phòng cụ thể), một lượt đặt</w:t>
-      </w:r>
-      <w:r>
-        <w:t xml:space="preserve"> </w:t>
-      </w:r>
-      <w:r>
-        <w:rPr/>
-        <w:t xml:space="preserve">DATPHONG</w:t>
-      </w:r>
-      <w:r>
-        <w:t xml:space="preserve"> </w:t>
-      </w:r>
-      <w:r>
-        <w:t xml:space="preserve">gồm nhiều dòng chi tiết</w:t>
-      </w:r>
-      <w:r>
-        <w:t xml:space="preserve"> </w:t>
-      </w:r>
-      <w:r>
-        <w:rPr/>
-        <w:t xml:space="preserve">CT_DATPHONG</w:t>
-      </w:r>
-      <w:r>
-        <w:t xml:space="preserve">, mỗi dòng gắn với một</w:t>
-      </w:r>
-      <w:r>
-        <w:t xml:space="preserve"> </w:t>
-      </w:r>
-      <w:r>
-        <w:rPr/>
-        <w:t xml:space="preserve">PHONG</w:t>
-      </w:r>
-      <w:r>
-        <w:t xml:space="preserve">.</w:t>
+      <w:proofErr w:type="spellStart"/>
+      <w:r>
+        <w:t>phòng</w:t>
+      </w:r>
+      <w:proofErr w:type="spellEnd"/>
+      <w:r>
+        <w:t>: LOAIPHONG (loại phòng) có nhiều PHONG (phòng cụ thể), một lượt đặt DATPHONG gồm nhiều dòng chi tiết CT_DATPHONG, mỗi dòng gắn với một PHONG.</w:t>
       </w:r>
     </w:p>
     <w:p>
@@ -2251,62 +4330,12 @@
         <w:pStyle w:val="Compact"/>
         <w:numPr>
           <w:ilvl w:val="0"/>
-          <w:numId w:val="1001"/>
+          <w:numId w:val="2"/>
         </w:numPr>
         <w:jc w:val="left"/>
       </w:pPr>
       <w:r>
-        <w:rPr/>
-        <w:t xml:space="preserve">Thanh toán</w:t>
-      </w:r>
-      <w:r>
-        <w:t xml:space="preserve">: mỗi</w:t>
-      </w:r>
-      <w:r>
-        <w:t xml:space="preserve"> </w:t>
-      </w:r>
-      <w:r>
-        <w:rPr/>
-        <w:t xml:space="preserve">DATPHONG</w:t>
-      </w:r>
-      <w:r>
-        <w:t xml:space="preserve"> </w:t>
-      </w:r>
-      <w:r>
-        <w:t xml:space="preserve">có thể có</w:t>
-      </w:r>
-      <w:r>
-        <w:t xml:space="preserve"> </w:t>
-      </w:r>
-      <w:r>
-        <w:rPr/>
-        <w:t xml:space="preserve">PAYMENTS</w:t>
-      </w:r>
-      <w:r>
-        <w:t xml:space="preserve"> </w:t>
-      </w:r>
-      <w:r>
-        <w:t xml:space="preserve">tương ứng, yêu cầu hoàn tiền được lưu ở</w:t>
-      </w:r>
-      <w:r>
-        <w:t xml:space="preserve"> </w:t>
-      </w:r>
-      <w:r>
-        <w:rPr/>
-        <w:t xml:space="preserve">REFUNDS</w:t>
-      </w:r>
-      <w:r>
-        <w:t xml:space="preserve">, tham chiếu ngược lại</w:t>
-      </w:r>
-      <w:r>
-        <w:t xml:space="preserve"> </w:t>
-      </w:r>
-      <w:r>
-        <w:rPr/>
-        <w:t xml:space="preserve">PAYMENTS</w:t>
-      </w:r>
-      <w:r>
-        <w:t xml:space="preserve">.</w:t>
+        <w:t>Thanh toán: mỗi DATPHONG có thể có PAYMENTS tương ứng, yêu cầu hoàn tiền được lưu ở REFUNDS, tham chiếu ngược lại PAYMENTS.</w:t>
       </w:r>
     </w:p>
     <w:p>
@@ -2314,55 +4343,36 @@
         <w:pStyle w:val="FirstParagraph"/>
       </w:pPr>
       <w:r>
-        <w:t xml:space="preserve">Luồng dữ liệu chính khi khách đặt phòng:</w:t>
-      </w:r>
-      <w:r>
-        <w:t xml:space="preserve"> </w:t>
-      </w:r>
-      <w:r>
-        <w:rPr/>
-        <w:t xml:space="preserve">USERS → DATPHONG → CT_DATPHONG → PHONG</w:t>
-      </w:r>
-      <w:r>
-        <w:t xml:space="preserve">, sau đó</w:t>
-      </w:r>
-      <w:r>
-        <w:t xml:space="preserve"> </w:t>
-      </w:r>
-      <w:r>
-        <w:rPr/>
-        <w:t xml:space="preserve">PAYMENTS → REFUNDS</w:t>
-      </w:r>
-      <w:r>
-        <w:t xml:space="preserve"> </w:t>
-      </w:r>
-      <w:r>
-        <w:t xml:space="preserve">khi có yêu cầu hủy/hoàn tiền.</w:t>
-      </w:r>
-    </w:p>
-    <w:bookmarkStart w:id="31" w:name="fig-1-2"/>
+        <w:t>Luồng dữ liệu chính khi khách đặt phòng: USERS → DATPHONG → CT_DATPHONG → PHONG, sau đó PAYMENTS → REFUNDS khi có yêu cầu hủy/hoàn tiền.</w:t>
+      </w:r>
+    </w:p>
     <w:p>
       <w:pPr>
         <w:pStyle w:val="CaptionedFigure"/>
         <w:jc w:val="center"/>
       </w:pPr>
-      <w:r>
+      <w:bookmarkStart w:id="16" w:name="fig-1-2"/>
+      <w:r>
+        <w:rPr>
+          <w:noProof/>
+        </w:rPr>
         <w:drawing>
-          <wp:inline>
+          <wp:inline distT="0" distB="0" distL="0" distR="0" wp14:anchorId="5DE56024" wp14:editId="43A63219">
             <wp:extent cx="3922399" cy="3340608"/>
-            <wp:effectExtent b="0" l="0" r="0" t="0"/>
-            <wp:docPr descr="Hình 1.2: Sơ đồ ERD hệ thống" title="" id="29" name="Picture"/>
-            <a:graphic>
+            <wp:effectExtent l="0" t="0" r="0" b="0"/>
+            <wp:docPr id="29" name="Picture" descr="Hình 1.2: Sơ đồ ERD hệ thống"/>
+            <wp:cNvGraphicFramePr/>
+            <a:graphic xmlns:a="http://schemas.openxmlformats.org/drawingml/2006/main">
               <a:graphicData uri="http://schemas.openxmlformats.org/drawingml/2006/picture">
-                <pic:pic>
+                <pic:pic xmlns:pic="http://schemas.openxmlformats.org/drawingml/2006/picture">
                   <pic:nvPicPr>
-                    <pic:cNvPr descr="../../slides/images/erd.png" id="30" name="Picture"/>
+                    <pic:cNvPr id="30" name="Picture" descr="../../slides/images/erd.png"/>
                     <pic:cNvPicPr>
-                      <a:picLocks noChangeArrowheads="1" noChangeAspect="1"/>
+                      <a:picLocks noChangeAspect="1" noChangeArrowheads="1"/>
                     </pic:cNvPicPr>
                   </pic:nvPicPr>
                   <pic:blipFill>
-                    <a:blip r:embed="rId28"/>
+                    <a:blip r:embed="rId9"/>
                     <a:stretch>
                       <a:fillRect/>
                     </a:stretch>
@@ -2395,52 +4405,37 @@
         <w:jc w:val="center"/>
       </w:pPr>
       <w:r>
-        <w:t xml:space="preserve">Hình 1.2: Sơ đồ ERD hệ thống</w:t>
-      </w:r>
-    </w:p>
-    <w:bookmarkEnd w:id="31"/>
-    <w:bookmarkEnd w:id="32"/>
-    <w:bookmarkStart w:id="33" w:name="thiết-kế-api"/>
+        <w:t>Hình 1.2: Sơ đồ ERD hệ thống</w:t>
+      </w:r>
+    </w:p>
     <w:p>
       <w:pPr>
         <w:pStyle w:val="Heading2"/>
       </w:pPr>
-      <w:r>
-        <w:t xml:space="preserve">1.4. Thiết kế API</w:t>
-      </w:r>
+      <w:bookmarkStart w:id="17" w:name="thiết-kế-api"/>
+      <w:bookmarkStart w:id="18" w:name="_Toc241047473"/>
+      <w:bookmarkEnd w:id="14"/>
+      <w:bookmarkEnd w:id="16"/>
+      <w:r>
+        <w:lastRenderedPageBreak/>
+        <w:t>1.4. Thiết kế API</w:t>
+      </w:r>
+      <w:bookmarkEnd w:id="18"/>
     </w:p>
     <w:p>
       <w:pPr>
         <w:pStyle w:val="FirstParagraph"/>
       </w:pPr>
       <w:r>
-        <w:t xml:space="preserve">Quy trình xây dựng API đi theo hướng spec-first: đặc tả OpenAPI (</w:t>
-      </w:r>
-      <w:r>
-        <w:rPr/>
-        <w:t xml:space="preserve">documents/openapi.yaml</w:t>
-      </w:r>
-      <w:r>
-        <w:t xml:space="preserve">)</w:t>
-      </w:r>
-      <w:r>
-        <w:t xml:space="preserve"> </w:t>
-      </w:r>
-      <w:r>
-        <w:t xml:space="preserve">được thống nhất trước, sau đó scaffold toàn bộ endpoint trả dữ liệu giả (</w:t>
-      </w:r>
-      <w:r>
-        <w:rPr/>
-        <w:t xml:space="preserve">stubs.py</w:t>
-      </w:r>
-      <w:r>
-        <w:t xml:space="preserve">) để frontend</w:t>
-      </w:r>
-      <w:r>
-        <w:t xml:space="preserve"> </w:t>
-      </w:r>
-      <w:r>
-        <w:t xml:space="preserve">có thể phát triển song song, rồi thay dần dữ liệu giả bằng truy vấn PostgreSQL thật.</w:t>
+        <w:t xml:space="preserve">Quy trình xây dựng API đi theo hướng spec-first: đặc tả OpenAPI (documents/openapi.yaml) được thống nhất trước, sau đó scaffold toàn bộ endpoint trả dữ liệu </w:t>
+      </w:r>
+      <w:proofErr w:type="spellStart"/>
+      <w:r>
+        <w:t>giả</w:t>
+      </w:r>
+      <w:proofErr w:type="spellEnd"/>
+      <w:r>
+        <w:t xml:space="preserve"> để frontend có thể phát triển song song, rồi thay dần dữ liệu giả bằng truy vấn PostgreSQL thật.</w:t>
       </w:r>
     </w:p>
     <w:p>
@@ -2448,13 +4443,7 @@
         <w:pStyle w:val="BodyText"/>
       </w:pPr>
       <w:r>
-        <w:t xml:space="preserve">Toàn bộ endpoint được nhóm theo cụm tính năng - mỗi cụm gồm trọn vẹn cả API phía khách hàng lẫn</w:t>
-      </w:r>
-      <w:r>
-        <w:t xml:space="preserve"> </w:t>
-      </w:r>
-      <w:r>
-        <w:t xml:space="preserve">API phía quản trị liên quan tới cùng một nghiệp vụ:</w:t>
+        <w:t>Toàn bộ endpoint được nhóm theo cụm tính năng - mỗi cụm gồm trọn vẹn cả API phía khách hàng lẫn API phía quản trị liên quan tới cùng một nghiệp vụ:</w:t>
       </w:r>
     </w:p>
     <w:p>
@@ -2462,28 +4451,60 @@
         <w:pStyle w:val="Compact"/>
         <w:numPr>
           <w:ilvl w:val="0"/>
-          <w:numId w:val="1002"/>
+          <w:numId w:val="3"/>
         </w:numPr>
         <w:jc w:val="left"/>
       </w:pPr>
-      <w:r>
-        <w:rPr/>
-        <w:t xml:space="preserve">Xác thực &amp; tài khoản</w:t>
-      </w:r>
-      <w:r>
-        <w:t xml:space="preserve">: đăng ký và đăng nhập khách hàng, đăng nhập quản trị viên, lấy</w:t>
-      </w:r>
+      <w:proofErr w:type="spellStart"/>
+      <w:r>
+        <w:t>Xác</w:t>
+      </w:r>
+      <w:proofErr w:type="spellEnd"/>
       <w:r>
         <w:t xml:space="preserve"> </w:t>
       </w:r>
-      <w:r>
-        <w:t xml:space="preserve">thông tin phiên đăng nhập hiện tại. Đây là nền tảng mà các cụm còn lại phụ thuộc vào - mọi</w:t>
-      </w:r>
+      <w:proofErr w:type="spellStart"/>
+      <w:r>
+        <w:t>thực</w:t>
+      </w:r>
+      <w:proofErr w:type="spellEnd"/>
       <w:r>
         <w:t xml:space="preserve"> </w:t>
       </w:r>
-      <w:r>
-        <w:t xml:space="preserve">chức năng khác đều yêu cầu đăng nhập trước khi sử dụng.</w:t>
+      <w:proofErr w:type="spellStart"/>
+      <w:r>
+        <w:t>và</w:t>
+      </w:r>
+      <w:proofErr w:type="spellEnd"/>
+      <w:r>
+        <w:t xml:space="preserve"> </w:t>
+      </w:r>
+      <w:proofErr w:type="spellStart"/>
+      <w:r>
+        <w:t>tài</w:t>
+      </w:r>
+      <w:proofErr w:type="spellEnd"/>
+      <w:r>
+        <w:t xml:space="preserve"> </w:t>
+      </w:r>
+      <w:proofErr w:type="spellStart"/>
+      <w:r>
+        <w:t>khoản</w:t>
+      </w:r>
+      <w:proofErr w:type="spellEnd"/>
+      <w:r>
+        <w:t xml:space="preserve">: </w:t>
+      </w:r>
+      <w:proofErr w:type="spellStart"/>
+      <w:r>
+        <w:t>đăng</w:t>
+      </w:r>
+      <w:proofErr w:type="spellEnd"/>
+      <w:r>
+        <w:t xml:space="preserve"> ký và đăng nhập khách hàng, đăng nhập quản trị viên, lấy </w:t>
+      </w:r>
+      <w:r>
+        <w:t>thông tin phiên đăng nhập hiện tại. Đây là nền tảng mà các cụm còn lại phụ thuộc vào - mọi chức năng khác đều yêu cầu đăng nhập trước khi sử dụng.</w:t>
       </w:r>
     </w:p>
     <w:p>
@@ -2491,22 +4512,57 @@
         <w:pStyle w:val="Compact"/>
         <w:numPr>
           <w:ilvl w:val="0"/>
-          <w:numId w:val="1002"/>
+          <w:numId w:val="3"/>
         </w:numPr>
         <w:jc w:val="left"/>
       </w:pPr>
-      <w:r>
-        <w:rPr/>
-        <w:t xml:space="preserve">Loại phòng &amp; phòng</w:t>
-      </w:r>
-      <w:r>
-        <w:t xml:space="preserve">: tìm loại phòng và phòng còn trống theo ngày (phía khách), CRUD loại</w:t>
-      </w:r>
+      <w:proofErr w:type="spellStart"/>
+      <w:r>
+        <w:t>Loại</w:t>
+      </w:r>
+      <w:proofErr w:type="spellEnd"/>
       <w:r>
         <w:t xml:space="preserve"> </w:t>
       </w:r>
-      <w:r>
-        <w:t xml:space="preserve">phòng và phòng (phía quản trị).</w:t>
+      <w:proofErr w:type="spellStart"/>
+      <w:r>
+        <w:t>phòng</w:t>
+      </w:r>
+      <w:proofErr w:type="spellEnd"/>
+      <w:r>
+        <w:t xml:space="preserve"> </w:t>
+      </w:r>
+      <w:proofErr w:type="spellStart"/>
+      <w:r>
+        <w:t>và</w:t>
+      </w:r>
+      <w:proofErr w:type="spellEnd"/>
+      <w:r>
+        <w:t xml:space="preserve"> </w:t>
+      </w:r>
+      <w:proofErr w:type="spellStart"/>
+      <w:r>
+        <w:t>phòng</w:t>
+      </w:r>
+      <w:proofErr w:type="spellEnd"/>
+      <w:r>
+        <w:t xml:space="preserve">: </w:t>
+      </w:r>
+      <w:proofErr w:type="spellStart"/>
+      <w:r>
+        <w:t>tìm</w:t>
+      </w:r>
+      <w:proofErr w:type="spellEnd"/>
+      <w:r>
+        <w:t xml:space="preserve"> </w:t>
+      </w:r>
+      <w:proofErr w:type="spellStart"/>
+      <w:r>
+        <w:t>loại</w:t>
+      </w:r>
+      <w:proofErr w:type="spellEnd"/>
+      <w:r>
+        <w:t xml:space="preserve"> phòng và phòng còn trống theo ngày (phía khách), CRUD loại phòng và phòng (phía quản trị).</w:t>
       </w:r>
     </w:p>
     <w:p>
@@ -2514,22 +4570,57 @@
         <w:pStyle w:val="Compact"/>
         <w:numPr>
           <w:ilvl w:val="0"/>
-          <w:numId w:val="1002"/>
+          <w:numId w:val="3"/>
         </w:numPr>
         <w:jc w:val="left"/>
       </w:pPr>
-      <w:r>
-        <w:rPr/>
-        <w:t xml:space="preserve">Đặt phòng &amp; thanh toán</w:t>
-      </w:r>
-      <w:r>
-        <w:t xml:space="preserve">: tạo và xem đơn đặt phòng (phía khách), quản lý đơn đặt phòng và</w:t>
-      </w:r>
+      <w:proofErr w:type="spellStart"/>
+      <w:r>
+        <w:t>Đặt</w:t>
+      </w:r>
+      <w:proofErr w:type="spellEnd"/>
       <w:r>
         <w:t xml:space="preserve"> </w:t>
       </w:r>
-      <w:r>
-        <w:t xml:space="preserve">thanh toán (phía quản trị).</w:t>
+      <w:proofErr w:type="spellStart"/>
+      <w:r>
+        <w:t>phòng</w:t>
+      </w:r>
+      <w:proofErr w:type="spellEnd"/>
+      <w:r>
+        <w:t xml:space="preserve"> </w:t>
+      </w:r>
+      <w:proofErr w:type="spellStart"/>
+      <w:r>
+        <w:t>và</w:t>
+      </w:r>
+      <w:proofErr w:type="spellEnd"/>
+      <w:r>
+        <w:t xml:space="preserve"> </w:t>
+      </w:r>
+      <w:proofErr w:type="spellStart"/>
+      <w:r>
+        <w:t>thanh</w:t>
+      </w:r>
+      <w:proofErr w:type="spellEnd"/>
+      <w:r>
+        <w:t xml:space="preserve"> </w:t>
+      </w:r>
+      <w:proofErr w:type="spellStart"/>
+      <w:r>
+        <w:t>toán</w:t>
+      </w:r>
+      <w:proofErr w:type="spellEnd"/>
+      <w:r>
+        <w:t xml:space="preserve">: </w:t>
+      </w:r>
+      <w:proofErr w:type="spellStart"/>
+      <w:r>
+        <w:t>tạo</w:t>
+      </w:r>
+      <w:proofErr w:type="spellEnd"/>
+      <w:r>
+        <w:t xml:space="preserve"> và xem đơn đặt phòng (phía khách), quản lý đơn đặt phòng và thanh toán (phía quản trị).</w:t>
       </w:r>
     </w:p>
     <w:p>
@@ -2537,22 +4628,20 @@
         <w:pStyle w:val="Compact"/>
         <w:numPr>
           <w:ilvl w:val="0"/>
-          <w:numId w:val="1002"/>
+          <w:numId w:val="3"/>
         </w:numPr>
         <w:jc w:val="left"/>
       </w:pPr>
       <w:r>
-        <w:rPr/>
-        <w:t xml:space="preserve">Hủy đặt phòng &amp; hoàn tiền</w:t>
-      </w:r>
-      <w:r>
-        <w:t xml:space="preserve">: khách tự hủy đơn đã đặt, quản trị viên duyệt hoặc từ chối yêu</w:t>
-      </w:r>
-      <w:r>
-        <w:t xml:space="preserve"> </w:t>
-      </w:r>
-      <w:r>
-        <w:t xml:space="preserve">cầu hoàn tiền.</w:t>
+        <w:t xml:space="preserve">Hủy đặt phòng </w:t>
+      </w:r>
+      <w:proofErr w:type="spellStart"/>
+      <w:r>
+        <w:t>và</w:t>
+      </w:r>
+      <w:proofErr w:type="spellEnd"/>
+      <w:r>
+        <w:t xml:space="preserve"> hoàn tiền: khách tự hủy đơn đã đặt, quản trị viên duyệt hoặc từ chối yêu cầu hoàn tiền.</w:t>
       </w:r>
     </w:p>
     <w:p>
@@ -2560,22 +4649,60 @@
         <w:pStyle w:val="Compact"/>
         <w:numPr>
           <w:ilvl w:val="0"/>
-          <w:numId w:val="1002"/>
+          <w:numId w:val="3"/>
         </w:numPr>
         <w:jc w:val="left"/>
       </w:pPr>
       <w:r>
-        <w:rPr/>
-        <w:t xml:space="preserve">Khách hàng, tài khoản quản trị &amp; dashboard</w:t>
-      </w:r>
-      <w:r>
-        <w:t xml:space="preserve">: quản lý khách hàng (khoá/mở tài khoản), quản</w:t>
-      </w:r>
+        <w:t xml:space="preserve">Khách hàng, tài </w:t>
+      </w:r>
+      <w:proofErr w:type="spellStart"/>
+      <w:r>
+        <w:t>khoản</w:t>
+      </w:r>
+      <w:proofErr w:type="spellEnd"/>
       <w:r>
         <w:t xml:space="preserve"> </w:t>
       </w:r>
-      <w:r>
-        <w:t xml:space="preserve">lý tài khoản và vai trò nhân viên, tổng hợp số liệu cho dashboard KPI.</w:t>
+      <w:proofErr w:type="spellStart"/>
+      <w:r>
+        <w:t>quản</w:t>
+      </w:r>
+      <w:proofErr w:type="spellEnd"/>
+      <w:r>
+        <w:t xml:space="preserve"> </w:t>
+      </w:r>
+      <w:proofErr w:type="spellStart"/>
+      <w:r>
+        <w:t>trị</w:t>
+      </w:r>
+      <w:proofErr w:type="spellEnd"/>
+      <w:r>
+        <w:t xml:space="preserve"> </w:t>
+      </w:r>
+      <w:proofErr w:type="spellStart"/>
+      <w:r>
+        <w:t>và</w:t>
+      </w:r>
+      <w:proofErr w:type="spellEnd"/>
+      <w:r>
+        <w:t xml:space="preserve"> dashboard: </w:t>
+      </w:r>
+      <w:proofErr w:type="spellStart"/>
+      <w:r>
+        <w:t>quản</w:t>
+      </w:r>
+      <w:proofErr w:type="spellEnd"/>
+      <w:r>
+        <w:t xml:space="preserve"> </w:t>
+      </w:r>
+      <w:proofErr w:type="spellStart"/>
+      <w:r>
+        <w:t>lý</w:t>
+      </w:r>
+      <w:proofErr w:type="spellEnd"/>
+      <w:r>
+        <w:t xml:space="preserve"> khách hàng (khoá/mở tài khoản), quản lý tài khoản và vai trò nhân viên, tổng hợp số liệu cho dashboard KPI.</w:t>
       </w:r>
     </w:p>
     <w:p>
@@ -2583,59 +4710,111 @@
         <w:pStyle w:val="FirstParagraph"/>
       </w:pPr>
       <w:r>
-        <w:t xml:space="preserve">Cách chia này giúp mỗi cụm tính năng độc lập tương đối với nhau, chỉ chia sẻ chung tầng xác</w:t>
-      </w:r>
+        <w:t>Cách chia này giúp mỗi cụm tính năng độc lập tương đối với nhau, chỉ chia sẻ chung tầng xác thực - thuận tiện cho việc phát triển song song và kiểm thử từng cụm riêng biệt qua Swagger UI trước khi nối vào giao diện.</w:t>
+      </w:r>
+    </w:p>
+    <w:p>
+      <w:pPr>
+        <w:pStyle w:val="Heading2"/>
+      </w:pPr>
+      <w:bookmarkStart w:id="19" w:name="Xd6bafa712a29bc8ce2d24dfd615ba0d82e20b22"/>
+      <w:bookmarkStart w:id="20" w:name="_Toc241047474"/>
+      <w:bookmarkEnd w:id="17"/>
+      <w:r>
+        <w:lastRenderedPageBreak/>
+        <w:t>1.5. Công cụ hỗ trợ phát triển: 4 skill Claude Code</w:t>
+      </w:r>
+      <w:bookmarkEnd w:id="20"/>
+    </w:p>
+    <w:p>
+      <w:pPr>
+        <w:pStyle w:val="FirstParagraph"/>
+      </w:pPr>
+      <w:r>
+        <w:t xml:space="preserve">Để giữ đúng quy ước code khi nhiều người cùng sửa chung một repo, nhóm định nghĩa sẵn 4 skill </w:t>
+      </w:r>
+      <w:proofErr w:type="spellStart"/>
+      <w:r>
+        <w:t>cho</w:t>
+      </w:r>
+      <w:proofErr w:type="spellEnd"/>
+      <w:r>
+        <w:t xml:space="preserve"> Claude Code</w:t>
+      </w:r>
+      <w:r>
+        <w:t xml:space="preserve">, </w:t>
+      </w:r>
+      <w:proofErr w:type="spellStart"/>
+      <w:r>
+        <w:t>giúp</w:t>
+      </w:r>
+      <w:proofErr w:type="spellEnd"/>
+      <w:r>
+        <w:t xml:space="preserve"> AI agent tự nhận diện đúng việc cần làm và </w:t>
+      </w:r>
+      <w:proofErr w:type="spellStart"/>
+      <w:r>
+        <w:t>làm</w:t>
+      </w:r>
+      <w:proofErr w:type="spellEnd"/>
       <w:r>
         <w:t xml:space="preserve"> </w:t>
       </w:r>
-      <w:r>
-        <w:t xml:space="preserve">thực - thuận tiện cho việc phát triển song song và kiểm thử từng cụm riêng biệt qua Swagger UI</w:t>
-      </w:r>
+      <w:proofErr w:type="spellStart"/>
+      <w:r>
+        <w:t>theo</w:t>
+      </w:r>
+      <w:proofErr w:type="spellEnd"/>
       <w:r>
         <w:t xml:space="preserve"> </w:t>
       </w:r>
-      <w:r>
-        <w:t xml:space="preserve">trước khi nối vào giao diện.</w:t>
-      </w:r>
-    </w:p>
-    <w:bookmarkEnd w:id="33"/>
-    <w:bookmarkStart w:id="34" w:name="Xd6bafa712a29bc8ce2d24dfd615ba0d82e20b22"/>
-    <w:p>
-      <w:pPr>
-        <w:pStyle w:val="Heading2"/>
-      </w:pPr>
-      <w:r>
-        <w:t xml:space="preserve">1.5. Công cụ hỗ trợ phát triển: 4 skill Claude Code</w:t>
-      </w:r>
-    </w:p>
-    <w:p>
-      <w:pPr>
-        <w:pStyle w:val="FirstParagraph"/>
-      </w:pPr>
-      <w:r>
-        <w:t xml:space="preserve">Để giữ đúng quy ước code khi nhiều người cùng sửa chung một repo, nhóm định nghĩa sẵn 4 skill</w:t>
-      </w:r>
+      <w:proofErr w:type="spellStart"/>
+      <w:r>
+        <w:t>đúng</w:t>
+      </w:r>
+      <w:proofErr w:type="spellEnd"/>
       <w:r>
         <w:t xml:space="preserve"> </w:t>
       </w:r>
-      <w:r>
-        <w:t xml:space="preserve">cho Claude Code (nằm ở</w:t>
-      </w:r>
+      <w:proofErr w:type="spellStart"/>
+      <w:r>
+        <w:t>nguyên</w:t>
+      </w:r>
+      <w:proofErr w:type="spellEnd"/>
       <w:r>
         <w:t xml:space="preserve"> </w:t>
       </w:r>
-      <w:r>
-        <w:rPr/>
-        <w:t xml:space="preserve">.claude/skills/</w:t>
-      </w:r>
-      <w:r>
-        <w:t xml:space="preserve">), giúp AI agent tự nhận diện đúng việc cần làm và làm</w:t>
-      </w:r>
+      <w:proofErr w:type="spellStart"/>
+      <w:r>
+        <w:t>tắc</w:t>
+      </w:r>
+      <w:proofErr w:type="spellEnd"/>
       <w:r>
         <w:t xml:space="preserve"> </w:t>
       </w:r>
-      <w:r>
-        <w:t xml:space="preserve">theo đúng convention đã có, thay vì phải nhắc lại quy tắc mỗi lần:</w:t>
+      <w:proofErr w:type="spellStart"/>
+      <w:r>
+        <w:t>đã</w:t>
+      </w:r>
+      <w:proofErr w:type="spellEnd"/>
+      <w:r>
+        <w:t xml:space="preserve"> </w:t>
+      </w:r>
+      <w:proofErr w:type="spellStart"/>
+      <w:r>
+        <w:t>có</w:t>
+      </w:r>
+      <w:proofErr w:type="spellEnd"/>
+      <w:r>
+        <w:t xml:space="preserve">, </w:t>
+      </w:r>
+      <w:proofErr w:type="spellStart"/>
+      <w:r>
+        <w:t>thay</w:t>
+      </w:r>
+      <w:proofErr w:type="spellEnd"/>
+      <w:r>
+        <w:t xml:space="preserve"> vì phải nhắc lại quy tắc mỗi lần:</w:t>
       </w:r>
     </w:p>
     <w:p>
@@ -2643,25 +4822,46 @@
         <w:pStyle w:val="Compact"/>
         <w:numPr>
           <w:ilvl w:val="0"/>
-          <w:numId w:val="1003"/>
+          <w:numId w:val="4"/>
         </w:numPr>
         <w:jc w:val="left"/>
       </w:pPr>
       <w:r>
-        <w:rPr/>
-        <w:t xml:space="preserve">add-feature-endpoint</w:t>
+        <w:rPr>
+          <w:b/>
+          <w:bCs/>
+        </w:rPr>
+        <w:t>add-feature-endpoint</w:t>
+      </w:r>
+      <w:r>
+        <w:t>:</w:t>
       </w:r>
       <w:r>
         <w:t xml:space="preserve"> </w:t>
       </w:r>
-      <w:r>
-        <w:t xml:space="preserve">- hiện thực một endpoint FastAPI: model → schema → router, thay dữ</w:t>
-      </w:r>
+      <w:proofErr w:type="spellStart"/>
+      <w:r>
+        <w:t>hiện</w:t>
+      </w:r>
+      <w:proofErr w:type="spellEnd"/>
       <w:r>
         <w:t xml:space="preserve"> </w:t>
       </w:r>
-      <w:r>
-        <w:t xml:space="preserve">liệu giả bằng truy vấn SQLAlchemy thật, không tự thêm trường ngoài đặc tả OpenAPI.</w:t>
+      <w:proofErr w:type="spellStart"/>
+      <w:r>
+        <w:t>thực</w:t>
+      </w:r>
+      <w:proofErr w:type="spellEnd"/>
+      <w:r>
+        <w:t xml:space="preserve"> </w:t>
+      </w:r>
+      <w:proofErr w:type="spellStart"/>
+      <w:r>
+        <w:t>một</w:t>
+      </w:r>
+      <w:proofErr w:type="spellEnd"/>
+      <w:r>
+        <w:t xml:space="preserve"> endpoint FastAPI: model → schema → router, thay dữ liệu giả bằng truy vấn SQLAlchemy thật, không tự thêm trường ngoài đặc tả OpenAPI.</w:t>
       </w:r>
     </w:p>
     <w:p>
@@ -2669,45 +4869,49 @@
         <w:pStyle w:val="Compact"/>
         <w:numPr>
           <w:ilvl w:val="0"/>
-          <w:numId w:val="1003"/>
+          <w:numId w:val="4"/>
         </w:numPr>
         <w:jc w:val="left"/>
       </w:pPr>
       <w:r>
-        <w:rPr/>
-        <w:t xml:space="preserve">wire-frontend-page</w:t>
+        <w:rPr>
+          <w:b/>
+          <w:bCs/>
+        </w:rPr>
+        <w:t>wire-frontend-page</w:t>
+      </w:r>
+      <w:r>
+        <w:t>:</w:t>
       </w:r>
       <w:r>
         <w:t xml:space="preserve"> </w:t>
       </w:r>
-      <w:r>
-        <w:t xml:space="preserve">- nối một trang trong</w:t>
-      </w:r>
+      <w:proofErr w:type="spellStart"/>
+      <w:r>
+        <w:t>nối</w:t>
+      </w:r>
+      <w:proofErr w:type="spellEnd"/>
       <w:r>
         <w:t xml:space="preserve"> </w:t>
       </w:r>
-      <w:r>
-        <w:rPr/>
-        <w:t xml:space="preserve">apps/web</w:t>
-      </w:r>
+      <w:proofErr w:type="spellStart"/>
+      <w:r>
+        <w:t>một</w:t>
+      </w:r>
+      <w:proofErr w:type="spellEnd"/>
       <w:r>
         <w:t xml:space="preserve"> </w:t>
       </w:r>
-      <w:r>
-        <w:t xml:space="preserve">từ dữ liệu giả (</w:t>
-      </w:r>
-      <w:r>
-        <w:rPr/>
-        <w:t xml:space="preserve">mock-data</w:t>
-      </w:r>
-      <w:r>
-        <w:t xml:space="preserve">) sang gọi</w:t>
-      </w:r>
-      <w:r>
-        <w:t xml:space="preserve"> </w:t>
-      </w:r>
-      <w:r>
-        <w:t xml:space="preserve">API thật, giữ nguyên giao diện đã có.</w:t>
+      <w:proofErr w:type="spellStart"/>
+      <w:r>
+        <w:t>trang</w:t>
+      </w:r>
+      <w:proofErr w:type="spellEnd"/>
+      <w:r>
+        <w:t xml:space="preserve"> trong apps/web từ dữ liệu giả (mock-data) sang gọi </w:t>
+      </w:r>
+      <w:r>
+        <w:t>API thật, giữ nguyên giao diện đã có.</w:t>
       </w:r>
     </w:p>
     <w:p>
@@ -2715,25 +4919,46 @@
         <w:pStyle w:val="Compact"/>
         <w:numPr>
           <w:ilvl w:val="0"/>
-          <w:numId w:val="1003"/>
+          <w:numId w:val="4"/>
         </w:numPr>
         <w:jc w:val="left"/>
       </w:pPr>
       <w:r>
-        <w:rPr/>
-        <w:t xml:space="preserve">task-scope-check</w:t>
+        <w:rPr>
+          <w:b/>
+          <w:bCs/>
+        </w:rPr>
+        <w:t>task-scope-check</w:t>
+      </w:r>
+      <w:r>
+        <w:t>:</w:t>
       </w:r>
       <w:r>
         <w:t xml:space="preserve"> </w:t>
       </w:r>
-      <w:r>
-        <w:t xml:space="preserve">- kiểm tra nhanh một task đã làm tới đâu, còn stub chỗ nào, có lỡ đụng</w:t>
-      </w:r>
+      <w:proofErr w:type="spellStart"/>
+      <w:r>
+        <w:t>kiểm</w:t>
+      </w:r>
+      <w:proofErr w:type="spellEnd"/>
       <w:r>
         <w:t xml:space="preserve"> </w:t>
       </w:r>
-      <w:r>
-        <w:t xml:space="preserve">phạm vi của task khác không, chỉ đọc, không tự sửa code.</w:t>
+      <w:proofErr w:type="spellStart"/>
+      <w:r>
+        <w:t>tra</w:t>
+      </w:r>
+      <w:proofErr w:type="spellEnd"/>
+      <w:r>
+        <w:t xml:space="preserve"> </w:t>
+      </w:r>
+      <w:proofErr w:type="spellStart"/>
+      <w:r>
+        <w:t>nhanh</w:t>
+      </w:r>
+      <w:proofErr w:type="spellEnd"/>
+      <w:r>
+        <w:t xml:space="preserve"> một task đã làm tới đâu, còn stub chỗ nào, có lỡ đụng phạm vi của task khác không, chỉ đọc, không tự sửa code.</w:t>
       </w:r>
     </w:p>
     <w:p>
@@ -2741,25 +4966,56 @@
         <w:pStyle w:val="Compact"/>
         <w:numPr>
           <w:ilvl w:val="0"/>
-          <w:numId w:val="1003"/>
+          <w:numId w:val="4"/>
         </w:numPr>
         <w:jc w:val="left"/>
       </w:pPr>
       <w:r>
-        <w:rPr/>
-        <w:t xml:space="preserve">seed-reset</w:t>
+        <w:rPr>
+          <w:b/>
+          <w:bCs/>
+        </w:rPr>
+        <w:t xml:space="preserve">seed-reset </w:t>
+      </w:r>
+      <w:r>
+        <w:rPr>
+          <w:b/>
+          <w:bCs/>
+        </w:rPr>
+        <w:t>–</w:t>
+      </w:r>
+      <w:r>
+        <w:rPr>
+          <w:b/>
+          <w:bCs/>
+        </w:rPr>
+        <w:t xml:space="preserve"> reset</w:t>
+      </w:r>
+      <w:r>
+        <w:rPr>
+          <w:b/>
+          <w:bCs/>
+        </w:rPr>
+        <w:t>:</w:t>
       </w:r>
       <w:r>
         <w:t xml:space="preserve"> </w:t>
       </w:r>
-      <w:r>
-        <w:t xml:space="preserve">- reset môi trường phát triển khi database bị lệch trạng thái, có hỏi xác nhận</w:t>
-      </w:r>
+      <w:proofErr w:type="spellStart"/>
+      <w:r>
+        <w:t>môi</w:t>
+      </w:r>
+      <w:proofErr w:type="spellEnd"/>
       <w:r>
         <w:t xml:space="preserve"> </w:t>
       </w:r>
-      <w:r>
-        <w:t xml:space="preserve">trước khi dừng container.</w:t>
+      <w:proofErr w:type="spellStart"/>
+      <w:r>
+        <w:t>trường</w:t>
+      </w:r>
+      <w:proofErr w:type="spellEnd"/>
+      <w:r>
+        <w:t xml:space="preserve"> phát triển khi database bị lệch trạng thái, có hỏi xác nhận trước khi dừng container.</w:t>
       </w:r>
     </w:p>
     <w:p>
@@ -2767,101 +5023,152 @@
         <w:pStyle w:val="FirstParagraph"/>
       </w:pPr>
       <w:r>
-        <w:t xml:space="preserve">Các skill này là hướng dẫn quy ước cho công cụ hỗ trợ phát triển, không phải thư viện chạy</w:t>
-      </w:r>
+        <w:t>Các skill này là hướng dẫn quy ước cho công cụ hỗ trợ phát triển, không phải thư viện chạy trong sản phẩm cuối cùng.</w:t>
+      </w:r>
+    </w:p>
+    <w:p>
+      <w:pPr>
+        <w:pStyle w:val="Heading1"/>
+      </w:pPr>
+      <w:bookmarkStart w:id="21" w:name="chương-2-phạm-vi-đã-làm"/>
+      <w:bookmarkStart w:id="22" w:name="_Toc241047475"/>
+      <w:bookmarkEnd w:id="6"/>
+      <w:bookmarkEnd w:id="19"/>
+      <w:r>
+        <w:lastRenderedPageBreak/>
+        <w:t>Chương 2: Phạm vi đã làm</w:t>
+      </w:r>
+      <w:bookmarkEnd w:id="22"/>
+    </w:p>
+    <w:p>
+      <w:pPr>
+        <w:pStyle w:val="FirstParagraph"/>
+      </w:pPr>
+      <w:r>
+        <w:t xml:space="preserve">Toàn bộ ảnh minh hoạ trong chương này được chụp trực tiếp trên giao </w:t>
+      </w:r>
+      <w:proofErr w:type="spellStart"/>
+      <w:r>
+        <w:t>diện</w:t>
+      </w:r>
+      <w:proofErr w:type="spellEnd"/>
       <w:r>
         <w:t xml:space="preserve"> </w:t>
       </w:r>
-      <w:r>
-        <w:t xml:space="preserve">trong sản phẩm cuối cùng.</w:t>
-      </w:r>
-    </w:p>
-    <w:bookmarkEnd w:id="34"/>
-    <w:bookmarkEnd w:id="35"/>
-    <w:bookmarkStart w:id="98" w:name="chương-2-phạm-vi-đã-làm"/>
-    <w:p>
-      <w:pPr>
-        <w:pStyle w:val="Heading1"/>
-      </w:pPr>
-      <w:r>
-        <w:t xml:space="preserve">Chương 2: Phạm vi đã làm</w:t>
-      </w:r>
+      <w:proofErr w:type="spellStart"/>
+      <w:r>
+        <w:t>thật</w:t>
+      </w:r>
+      <w:proofErr w:type="spellEnd"/>
+      <w:r>
+        <w:t xml:space="preserve"> </w:t>
+      </w:r>
+      <w:proofErr w:type="spellStart"/>
+      <w:r>
+        <w:t>đang</w:t>
+      </w:r>
+      <w:proofErr w:type="spellEnd"/>
+      <w:r>
+        <w:t xml:space="preserve"> </w:t>
+      </w:r>
+      <w:proofErr w:type="spellStart"/>
+      <w:r>
+        <w:t>chạy</w:t>
+      </w:r>
+      <w:proofErr w:type="spellEnd"/>
+      <w:r>
+        <w:t xml:space="preserve">, </w:t>
+      </w:r>
+      <w:proofErr w:type="spellStart"/>
+      <w:r>
+        <w:t>dùng</w:t>
+      </w:r>
+      <w:proofErr w:type="spellEnd"/>
+      <w:r>
+        <w:t xml:space="preserve"> </w:t>
+      </w:r>
+      <w:proofErr w:type="spellStart"/>
+      <w:r>
+        <w:t>dữ</w:t>
+      </w:r>
+      <w:proofErr w:type="spellEnd"/>
+      <w:r>
+        <w:t xml:space="preserve"> </w:t>
+      </w:r>
+      <w:proofErr w:type="spellStart"/>
+      <w:r>
+        <w:t>liệu</w:t>
+      </w:r>
+      <w:proofErr w:type="spellEnd"/>
+      <w:r>
+        <w:t xml:space="preserve"> mẫu </w:t>
+      </w:r>
+      <w:proofErr w:type="spellStart"/>
+      <w:r>
+        <w:t>của</w:t>
+      </w:r>
+      <w:proofErr w:type="spellEnd"/>
+      <w:r>
+        <w:t xml:space="preserve"> hệ thống.</w:t>
+      </w:r>
+    </w:p>
+    <w:p>
+      <w:pPr>
+        <w:pStyle w:val="Heading2"/>
+      </w:pPr>
+      <w:bookmarkStart w:id="23" w:name="trải-nghiệm-phía-khách-hàng"/>
+      <w:bookmarkStart w:id="24" w:name="_Toc241047476"/>
+      <w:r>
+        <w:t>2.1. Trải nghiệm phía khách hàng</w:t>
+      </w:r>
+      <w:bookmarkEnd w:id="24"/>
+    </w:p>
+    <w:p>
+      <w:pPr>
+        <w:pStyle w:val="Heading3"/>
+      </w:pPr>
+      <w:bookmarkStart w:id="25" w:name="trang-chủ-tìm-phòng-trống"/>
+      <w:bookmarkStart w:id="26" w:name="_Toc241047477"/>
+      <w:r>
+        <w:t>2.1.1. Trang chủ &amp; tìm phòng trống</w:t>
+      </w:r>
+      <w:bookmarkEnd w:id="26"/>
     </w:p>
     <w:p>
       <w:pPr>
         <w:pStyle w:val="FirstParagraph"/>
       </w:pPr>
       <w:r>
-        <w:t xml:space="preserve">Toàn bộ ảnh minh hoạ trong chương này được chụp trực tiếp trên giao diện thật đang chạy (không</w:t>
-      </w:r>
-      <w:r>
-        <w:t xml:space="preserve"> </w:t>
-      </w:r>
-      <w:r>
-        <w:t xml:space="preserve">phải bản dựng/mockup), dùng dữ liệu mẫu (seed) của hệ thống.</w:t>
-      </w:r>
-    </w:p>
-    <w:bookmarkStart w:id="65" w:name="trải-nghiệm-phía-khách-hàng"/>
-    <w:p>
-      <w:pPr>
-        <w:pStyle w:val="Heading2"/>
-      </w:pPr>
-      <w:r>
-        <w:t xml:space="preserve">2.1. Trải nghiệm phía khách hàng</w:t>
-      </w:r>
-    </w:p>
-    <w:bookmarkStart w:id="44" w:name="trang-chủ-tìm-phòng-trống"/>
-    <w:p>
-      <w:pPr>
-        <w:pStyle w:val="Heading3"/>
-      </w:pPr>
-      <w:r>
-        <w:t xml:space="preserve">2.1.1. Trang chủ &amp; tìm phòng trống</w:t>
-      </w:r>
-    </w:p>
-    <w:p>
-      <w:pPr>
-        <w:pStyle w:val="FirstParagraph"/>
-      </w:pPr>
-      <w:r>
-        <w:t xml:space="preserve">Trang chủ giới thiệu tổng quan (banner, đánh giá, cam kết xác nhận đặt phòng) kèm khung tìm</w:t>
-      </w:r>
-      <w:r>
-        <w:t xml:space="preserve"> </w:t>
-      </w:r>
-      <w:r>
-        <w:t xml:space="preserve">phòng nhanh ngay trên banner, và danh sách rút gọn các hạng phòng nổi bật bên dưới để khách xem</w:t>
-      </w:r>
-      <w:r>
-        <w:t xml:space="preserve"> </w:t>
-      </w:r>
-      <w:r>
-        <w:t xml:space="preserve">lướt trước khi tìm chi tiết.</w:t>
-      </w:r>
-    </w:p>
-    <w:bookmarkStart w:id="39" w:name="fig-2-1"/>
+        <w:t>Trang chủ giới thiệu tổng quan (banner, đánh giá, cam kết xác nhận đặt phòng) kèm khung tìm phòng nhanh ngay trên banner, và danh sách rút gọn các hạng phòng nổi bật bên dưới để khách xem lướt trước khi tìm chi tiết.</w:t>
+      </w:r>
+    </w:p>
     <w:p>
       <w:pPr>
         <w:pStyle w:val="CaptionedFigure"/>
         <w:jc w:val="center"/>
       </w:pPr>
-      <w:r>
+      <w:bookmarkStart w:id="27" w:name="fig-2-1"/>
+      <w:r>
+        <w:rPr>
+          <w:noProof/>
+        </w:rPr>
         <w:drawing>
-          <wp:inline>
+          <wp:inline distT="0" distB="0" distL="0" distR="0" wp14:anchorId="59DCCDEF" wp14:editId="06D53666">
             <wp:extent cx="2174717" cy="3340608"/>
-            <wp:effectExtent b="0" l="0" r="0" t="0"/>
-            <wp:docPr descr="Hình 2.1: Trang chủ" title="" id="37" name="Picture"/>
-            <a:graphic>
+            <wp:effectExtent l="0" t="0" r="0" b="0"/>
+            <wp:docPr id="37" name="Picture" descr="Hình 2.1: Trang chủ"/>
+            <wp:cNvGraphicFramePr/>
+            <a:graphic xmlns:a="http://schemas.openxmlformats.org/drawingml/2006/main">
               <a:graphicData uri="http://schemas.openxmlformats.org/drawingml/2006/picture">
-                <pic:pic>
+                <pic:pic xmlns:pic="http://schemas.openxmlformats.org/drawingml/2006/picture">
                   <pic:nvPicPr>
-                    <pic:cNvPr descr="../images/01-trang-chu.png" id="38" name="Picture"/>
+                    <pic:cNvPr id="38" name="Picture" descr="../images/01-trang-chu.png"/>
                     <pic:cNvPicPr>
-                      <a:picLocks noChangeArrowheads="1" noChangeAspect="1"/>
+                      <a:picLocks noChangeAspect="1" noChangeArrowheads="1"/>
                     </pic:cNvPicPr>
                   </pic:nvPicPr>
                   <pic:blipFill>
-                    <a:blip r:embed="rId36"/>
+                    <a:blip r:embed="rId10"/>
                     <a:stretch>
                       <a:fillRect/>
                     </a:stretch>
@@ -2894,87 +5201,89 @@
         <w:jc w:val="center"/>
       </w:pPr>
       <w:r>
-        <w:t xml:space="preserve">Hình 2.1: Trang chủ</w:t>
-      </w:r>
-    </w:p>
-    <w:bookmarkEnd w:id="39"/>
+        <w:t>Hình 2.1: Trang chủ</w:t>
+      </w:r>
+    </w:p>
+    <w:bookmarkEnd w:id="27"/>
     <w:p>
       <w:pPr>
         <w:pStyle w:val="BodyText"/>
       </w:pPr>
       <w:r>
-        <w:t xml:space="preserve">Trang</w:t>
-      </w:r>
+        <w:t xml:space="preserve">Trang “Danh </w:t>
+      </w:r>
+      <w:proofErr w:type="spellStart"/>
+      <w:r>
+        <w:t>sách</w:t>
+      </w:r>
+      <w:proofErr w:type="spellEnd"/>
       <w:r>
         <w:t xml:space="preserve"> </w:t>
       </w:r>
-      <w:r>
-        <w:t xml:space="preserve">“Danh sách phòng”</w:t>
+      <w:proofErr w:type="spellStart"/>
+      <w:r>
+        <w:t>phòng</w:t>
+      </w:r>
+      <w:proofErr w:type="spellEnd"/>
+      <w:r>
+        <w:t>”</w:t>
       </w:r>
       <w:r>
         <w:t xml:space="preserve"> </w:t>
       </w:r>
-      <w:r>
-        <w:t xml:space="preserve">cho kết quả tìm kiếm đầy đủ hơn: bộ lọc theo hạng phòng, khoảng giá và</w:t>
-      </w:r>
+      <w:proofErr w:type="spellStart"/>
+      <w:r>
+        <w:t>cho</w:t>
+      </w:r>
+      <w:proofErr w:type="spellEnd"/>
       <w:r>
         <w:t xml:space="preserve"> </w:t>
       </w:r>
-      <w:r>
-        <w:t xml:space="preserve">tiện nghi ở cột trái, danh sách phòng còn trống ở giữa - mỗi phòng hiển thị số phòng cụ thể</w:t>
-      </w:r>
+      <w:proofErr w:type="spellStart"/>
+      <w:r>
+        <w:t>kết</w:t>
+      </w:r>
+      <w:proofErr w:type="spellEnd"/>
       <w:r>
         <w:t xml:space="preserve"> </w:t>
       </w:r>
-      <w:r>
-        <w:t xml:space="preserve">(ví dụ:</w:t>
-      </w:r>
-      <w:r>
-        <w:t xml:space="preserve"> </w:t>
-      </w:r>
-      <w:r>
-        <w:rPr/>
-        <w:t xml:space="preserve">Phòng 102</w:t>
-      </w:r>
-      <w:r>
-        <w:t xml:space="preserve">), hạng phòng, sức chứa, diện tích, tiện nghi nổi bật và trạng thái sẵn sàng đón</w:t>
-      </w:r>
-      <w:r>
-        <w:t xml:space="preserve"> </w:t>
-      </w:r>
-      <w:r>
-        <w:t xml:space="preserve">khách, kèm giá theo đêm và nút xem chi tiết / chọn phòng ngay. Kết quả có phân trang khi số</w:t>
-      </w:r>
-      <w:r>
-        <w:t xml:space="preserve"> </w:t>
-      </w:r>
-      <w:r>
-        <w:t xml:space="preserve">lượng phòng trống lớn.</w:t>
-      </w:r>
-    </w:p>
-    <w:bookmarkStart w:id="43" w:name="fig-2-2"/>
+      <w:proofErr w:type="spellStart"/>
+      <w:r>
+        <w:t>quả</w:t>
+      </w:r>
+      <w:proofErr w:type="spellEnd"/>
+      <w:r>
+        <w:t xml:space="preserve"> tìm kiếm đầy đủ hơn: bộ lọc theo hạng phòng, khoảng giá và tiện nghi ở cột trái, danh sách phòng còn trống ở giữa - mỗi phòng hiển thị số phòng cụ thể (ví dụ: Phòng 102), hạng phòng, sức chứa, diện tích, tiện nghi nổi bật và trạng thái sẵn sàng đón khách, kèm giá theo đêm và nút xem chi tiết / chọn phòng ngay. Kết quả có phân trang khi số lượng phòng trống lớn.</w:t>
+      </w:r>
+    </w:p>
     <w:p>
       <w:pPr>
         <w:pStyle w:val="CaptionedFigure"/>
         <w:jc w:val="center"/>
       </w:pPr>
-      <w:r>
+      <w:bookmarkStart w:id="28" w:name="fig-2-2"/>
+      <w:r>
+        <w:rPr>
+          <w:noProof/>
+        </w:rPr>
+        <w:lastRenderedPageBreak/>
         <w:drawing>
-          <wp:inline>
+          <wp:inline distT="0" distB="0" distL="0" distR="0" wp14:anchorId="3C94A219" wp14:editId="2D1B7805">
             <wp:extent cx="2256320" cy="3340608"/>
-            <wp:effectExtent b="0" l="0" r="0" t="0"/>
-            <wp:docPr descr="Hình 2.2: Danh sách phòng trống" title="" id="41" name="Picture"/>
-            <a:graphic>
+            <wp:effectExtent l="0" t="0" r="0" b="0"/>
+            <wp:docPr id="41" name="Picture" descr="Hình 2.2: Danh sách phòng trống"/>
+            <wp:cNvGraphicFramePr/>
+            <a:graphic xmlns:a="http://schemas.openxmlformats.org/drawingml/2006/main">
               <a:graphicData uri="http://schemas.openxmlformats.org/drawingml/2006/picture">
-                <pic:pic>
+                <pic:pic xmlns:pic="http://schemas.openxmlformats.org/drawingml/2006/picture">
                   <pic:nvPicPr>
-                    <pic:cNvPr descr="../images/02-tim-phong.png" id="42" name="Picture"/>
+                    <pic:cNvPr id="42" name="Picture" descr="../images/02-tim-phong.png"/>
                     <pic:cNvPicPr>
-                      <a:picLocks noChangeArrowheads="1" noChangeAspect="1"/>
+                      <a:picLocks noChangeAspect="1" noChangeArrowheads="1"/>
                     </pic:cNvPicPr>
                   </pic:nvPicPr>
                   <pic:blipFill>
-                    <a:blip r:embed="rId40"/>
+                    <a:blip r:embed="rId11"/>
                     <a:stretch>
                       <a:fillRect/>
                     </a:stretch>
@@ -3007,69 +5316,58 @@
         <w:jc w:val="center"/>
       </w:pPr>
       <w:r>
-        <w:t xml:space="preserve">Hình 2.2: Danh sách phòng trống</w:t>
-      </w:r>
-    </w:p>
-    <w:bookmarkEnd w:id="43"/>
-    <w:bookmarkEnd w:id="44"/>
-    <w:bookmarkStart w:id="49" w:name="chi-tiết-loại-phòng"/>
+        <w:t>Hình 2.2: Danh sách phòng trống</w:t>
+      </w:r>
+    </w:p>
     <w:p>
       <w:pPr>
         <w:pStyle w:val="Heading3"/>
       </w:pPr>
-      <w:r>
-        <w:t xml:space="preserve">2.1.2. Chi tiết loại phòng</w:t>
-      </w:r>
+      <w:bookmarkStart w:id="29" w:name="chi-tiết-loại-phòng"/>
+      <w:bookmarkStart w:id="30" w:name="_Toc241047478"/>
+      <w:bookmarkEnd w:id="25"/>
+      <w:bookmarkEnd w:id="28"/>
+      <w:r>
+        <w:t>2.1.2. Chi tiết loại phòng</w:t>
+      </w:r>
+      <w:bookmarkEnd w:id="30"/>
     </w:p>
     <w:p>
       <w:pPr>
         <w:pStyle w:val="FirstParagraph"/>
       </w:pPr>
       <w:r>
-        <w:t xml:space="preserve">Trang chi tiết một loại phòng gồm thư viện ảnh, mô tả, các thông số chính (sức chứa, diện tích,</w:t>
-      </w:r>
-      <w:r>
-        <w:t xml:space="preserve"> </w:t>
-      </w:r>
-      <w:r>
-        <w:t xml:space="preserve">wifi, bữa sáng) và danh sách tiện nghi phòng tiêu chuẩn. Cột bên phải cho biết số phòng còn</w:t>
-      </w:r>
-      <w:r>
-        <w:t xml:space="preserve"> </w:t>
-      </w:r>
-      <w:r>
-        <w:t xml:space="preserve">trống, đơn giá theo đêm, ô chọn số lượng phòng muốn đặt (giới hạn theo số phòng trống thật) và</w:t>
-      </w:r>
-      <w:r>
-        <w:t xml:space="preserve"> </w:t>
-      </w:r>
-      <w:r>
-        <w:t xml:space="preserve">tổng chi phí tính sẵn trước khi bấm đặt phòng.</w:t>
-      </w:r>
-    </w:p>
-    <w:bookmarkStart w:id="48" w:name="fig-2-3"/>
+        <w:t>Trang chi tiết một loại phòng gồm thư viện ảnh, mô tả, các thông số chính (sức chứa, diện tích, wifi, bữa sáng) và danh sách tiện nghi phòng tiêu chuẩn. Cột bên phải cho biết số phòng còn trống, đơn giá theo đêm, ô chọn số lượng phòng muốn đặt (giới hạn theo số phòng trống thật) và tổng chi phí tính sẵn trước khi bấm đặt phòng.</w:t>
+      </w:r>
+    </w:p>
     <w:p>
       <w:pPr>
         <w:pStyle w:val="CaptionedFigure"/>
         <w:jc w:val="center"/>
       </w:pPr>
-      <w:r>
+      <w:bookmarkStart w:id="31" w:name="fig-2-3"/>
+      <w:r>
+        <w:rPr>
+          <w:noProof/>
+        </w:rPr>
+        <w:lastRenderedPageBreak/>
         <w:drawing>
-          <wp:inline>
+          <wp:inline distT="0" distB="0" distL="0" distR="0" wp14:anchorId="11D8109D" wp14:editId="290224BD">
             <wp:extent cx="4863979" cy="3340608"/>
-            <wp:effectExtent b="0" l="0" r="0" t="0"/>
-            <wp:docPr descr="Hình 2.3: Chi tiết loại phòng" title="" id="46" name="Picture"/>
-            <a:graphic>
+            <wp:effectExtent l="0" t="0" r="0" b="0"/>
+            <wp:docPr id="46" name="Picture" descr="Hình 2.3: Chi tiết loại phòng"/>
+            <wp:cNvGraphicFramePr/>
+            <a:graphic xmlns:a="http://schemas.openxmlformats.org/drawingml/2006/main">
               <a:graphicData uri="http://schemas.openxmlformats.org/drawingml/2006/picture">
-                <pic:pic>
+                <pic:pic xmlns:pic="http://schemas.openxmlformats.org/drawingml/2006/picture">
                   <pic:nvPicPr>
-                    <pic:cNvPr descr="../images/03-chi-tiet-loai-phong.png" id="47" name="Picture"/>
+                    <pic:cNvPr id="47" name="Picture" descr="../images/03-chi-tiet-loai-phong.png"/>
                     <pic:cNvPicPr>
-                      <a:picLocks noChangeArrowheads="1" noChangeAspect="1"/>
+                      <a:picLocks noChangeAspect="1" noChangeArrowheads="1"/>
                     </pic:cNvPicPr>
                   </pic:nvPicPr>
                   <pic:blipFill>
-                    <a:blip r:embed="rId45"/>
+                    <a:blip r:embed="rId12"/>
                     <a:stretch>
                       <a:fillRect/>
                     </a:stretch>
@@ -3102,69 +5400,61 @@
         <w:jc w:val="center"/>
       </w:pPr>
       <w:r>
-        <w:t xml:space="preserve">Hình 2.3: Chi tiết loại phòng</w:t>
-      </w:r>
-    </w:p>
-    <w:bookmarkEnd w:id="48"/>
-    <w:bookmarkEnd w:id="49"/>
-    <w:bookmarkStart w:id="54" w:name="giỏ-phòng-lịch-lưu-trú"/>
+        <w:t>Hình 2.3: Chi tiết loại phòng</w:t>
+      </w:r>
+    </w:p>
     <w:p>
       <w:pPr>
         <w:pStyle w:val="Heading3"/>
       </w:pPr>
-      <w:r>
-        <w:t xml:space="preserve">2.1.3. Giỏ phòng &amp; lịch lưu trú</w:t>
-      </w:r>
+      <w:bookmarkStart w:id="32" w:name="giỏ-phòng-lịch-lưu-trú"/>
+      <w:bookmarkStart w:id="33" w:name="_Toc241047479"/>
+      <w:bookmarkEnd w:id="29"/>
+      <w:bookmarkEnd w:id="31"/>
+      <w:r>
+        <w:t>2.1.3. Giỏ phòng &amp; lịch lưu trú</w:t>
+      </w:r>
+      <w:bookmarkEnd w:id="33"/>
     </w:p>
     <w:p>
       <w:pPr>
         <w:pStyle w:val="FirstParagraph"/>
       </w:pPr>
       <w:r>
-        <w:t xml:space="preserve">Giỏ phòng gom các phòng khách đã chọn (có thể từ nhiều loại phòng khác nhau trong cùng một lượt</w:t>
-      </w:r>
-      <w:r>
-        <w:t xml:space="preserve"> </w:t>
-      </w:r>
-      <w:r>
-        <w:t xml:space="preserve">đặt), cho chỉnh lại ngày nhận/trả phòng chung cho cả giỏ, và tính lại tổng tiền phòng theo số</w:t>
-      </w:r>
-      <w:r>
-        <w:t xml:space="preserve"> </w:t>
-      </w:r>
-      <w:r>
-        <w:t xml:space="preserve">đêm thực tế. Cột bên phải tóm tắt đơn: tiền phòng, thuế VAT &amp; phí dịch vụ, và tổng thanh toán</w:t>
-      </w:r>
-      <w:r>
-        <w:t xml:space="preserve"> </w:t>
-      </w:r>
-      <w:r>
-        <w:t xml:space="preserve">cuối cùng - khách xác nhận đúng số tiền trước khi sang bước thanh toán.</w:t>
-      </w:r>
-    </w:p>
-    <w:bookmarkStart w:id="53" w:name="fig-2-4"/>
+        <w:t xml:space="preserve">Giỏ phòng gom các phòng khách đã chọn (có thể từ nhiều loại phòng khác nhau trong cùng một lượt </w:t>
+      </w:r>
+      <w:r>
+        <w:t>đặt), cho chỉnh lại ngày nhận/trả phòng chung cho cả giỏ, và tính lại tổng tiền phòng theo số đêm thực tế. Cột bên phải tóm tắt đơn: tiền phòng, thuế VAT &amp; phí dịch vụ, và tổng thanh toán cuối cùng - khách xác nhận đúng số tiền trước khi sang bước thanh toán.</w:t>
+      </w:r>
+    </w:p>
     <w:p>
       <w:pPr>
         <w:pStyle w:val="CaptionedFigure"/>
         <w:jc w:val="center"/>
       </w:pPr>
-      <w:r>
+      <w:bookmarkStart w:id="34" w:name="fig-2-4"/>
+      <w:r>
+        <w:rPr>
+          <w:noProof/>
+        </w:rPr>
+        <w:lastRenderedPageBreak/>
         <w:drawing>
-          <wp:inline>
+          <wp:inline distT="0" distB="0" distL="0" distR="0" wp14:anchorId="524827FF" wp14:editId="35334A76">
             <wp:extent cx="4984949" cy="3340608"/>
-            <wp:effectExtent b="0" l="0" r="0" t="0"/>
-            <wp:docPr descr="Hình 2.4: Giỏ phòng" title="" id="51" name="Picture"/>
-            <a:graphic>
+            <wp:effectExtent l="0" t="0" r="0" b="0"/>
+            <wp:docPr id="51" name="Picture" descr="Hình 2.4: Giỏ phòng"/>
+            <wp:cNvGraphicFramePr/>
+            <a:graphic xmlns:a="http://schemas.openxmlformats.org/drawingml/2006/main">
               <a:graphicData uri="http://schemas.openxmlformats.org/drawingml/2006/picture">
-                <pic:pic>
+                <pic:pic xmlns:pic="http://schemas.openxmlformats.org/drawingml/2006/picture">
                   <pic:nvPicPr>
-                    <pic:cNvPr descr="../images/04-gio-hang.png" id="52" name="Picture"/>
+                    <pic:cNvPr id="52" name="Picture" descr="../images/04-gio-hang.png"/>
                     <pic:cNvPicPr>
-                      <a:picLocks noChangeArrowheads="1" noChangeAspect="1"/>
+                      <a:picLocks noChangeAspect="1" noChangeArrowheads="1"/>
                     </pic:cNvPicPr>
                   </pic:nvPicPr>
                   <pic:blipFill>
-                    <a:blip r:embed="rId50"/>
+                    <a:blip r:embed="rId13"/>
                     <a:stretch>
                       <a:fillRect/>
                     </a:stretch>
@@ -3197,81 +5487,61 @@
         <w:jc w:val="center"/>
       </w:pPr>
       <w:r>
-        <w:t xml:space="preserve">Hình 2.4: Giỏ phòng</w:t>
-      </w:r>
-    </w:p>
-    <w:bookmarkEnd w:id="53"/>
-    <w:bookmarkEnd w:id="54"/>
-    <w:bookmarkStart w:id="59" w:name="thanh-toán"/>
+        <w:t>Hình 2.4: Giỏ phòng</w:t>
+      </w:r>
+    </w:p>
     <w:p>
       <w:pPr>
         <w:pStyle w:val="Heading3"/>
       </w:pPr>
-      <w:r>
-        <w:t xml:space="preserve">2.1.4. Thanh toán</w:t>
-      </w:r>
+      <w:bookmarkStart w:id="35" w:name="thanh-toán"/>
+      <w:bookmarkStart w:id="36" w:name="_Toc241047480"/>
+      <w:bookmarkEnd w:id="32"/>
+      <w:bookmarkEnd w:id="34"/>
+      <w:r>
+        <w:t>2.1.4. Thanh toán</w:t>
+      </w:r>
+      <w:bookmarkEnd w:id="36"/>
     </w:p>
     <w:p>
       <w:pPr>
         <w:pStyle w:val="FirstParagraph"/>
       </w:pPr>
       <w:r>
-        <w:t xml:space="preserve">Luồng đặt phòng chia rõ 3 bước (giỏ phòng → thanh toán &amp; xác nhận → hoàn tất), thể hiện bằng</w:t>
-      </w:r>
-      <w:r>
-        <w:t xml:space="preserve"> </w:t>
-      </w:r>
-      <w:r>
-        <w:t xml:space="preserve">thanh tiến trình ở đầu trang để khách biết đang ở bước nào. Bước thanh toán yêu cầu thông tin</w:t>
-      </w:r>
-      <w:r>
-        <w:t xml:space="preserve"> </w:t>
-      </w:r>
-      <w:r>
-        <w:t xml:space="preserve">khách nhận phòng (họ tên, số điện thoại, yêu cầu đặc biệt không bắt buộc) và cho chọn một trong</w:t>
-      </w:r>
-      <w:r>
-        <w:t xml:space="preserve"> </w:t>
-      </w:r>
-      <w:r>
-        <w:t xml:space="preserve">ba phương thức thanh toán mô phỏng: chuyển khoản/QR ngân hàng, thẻ tín dụng quốc tế, hoặc tiền</w:t>
-      </w:r>
-      <w:r>
-        <w:t xml:space="preserve"> </w:t>
-      </w:r>
-      <w:r>
-        <w:t xml:space="preserve">mặt tại khách sạn. Toàn bộ ba phương thức đều xác nhận thành công ngay lập tức, đúng với phạm vi</w:t>
-      </w:r>
-      <w:r>
-        <w:t xml:space="preserve"> </w:t>
-      </w:r>
-      <w:r>
-        <w:t xml:space="preserve">đã nêu - hệ thống chưa nối cổng thanh toán thật.</w:t>
-      </w:r>
-    </w:p>
-    <w:bookmarkStart w:id="58" w:name="fig-2-5"/>
+        <w:t xml:space="preserve">Luồng đặt phòng chia rõ 3 bước (giỏ phòng → thanh toán &amp; xác nhận → hoàn tất), thể hiện bằng thanh tiến trình ở đầu trang để khách biết đang ở bước nào. Bước thanh toán yêu cầu thông tin </w:t>
+      </w:r>
+      <w:r>
+        <w:t>khách nhận phòng (họ tên, số điện thoại, yêu cầu đặc biệt không bắt buộc) và cho chọn một trong ba phương thức thanh toán mô phỏng: chuyển khoản/QR ngân hàng, thẻ tín dụng quốc tế, hoặc tiền mặt tại khách sạn. Toàn bộ ba phương thức đều xác nhận thành công ngay lập tức, đúng với phạm vi đã nêu - hệ thống chưa nối cổng thanh toán thật.</w:t>
+      </w:r>
+    </w:p>
     <w:p>
       <w:pPr>
         <w:pStyle w:val="CaptionedFigure"/>
         <w:jc w:val="center"/>
       </w:pPr>
-      <w:r>
+      <w:bookmarkStart w:id="37" w:name="fig-2-5"/>
+      <w:r>
+        <w:rPr>
+          <w:noProof/>
+        </w:rPr>
+        <w:lastRenderedPageBreak/>
         <w:drawing>
-          <wp:inline>
+          <wp:inline distT="0" distB="0" distL="0" distR="0" wp14:anchorId="0BBC6F21" wp14:editId="57000BCB">
             <wp:extent cx="4045816" cy="3340608"/>
-            <wp:effectExtent b="0" l="0" r="0" t="0"/>
-            <wp:docPr descr="Hình 2.5: Thanh toán" title="" id="56" name="Picture"/>
-            <a:graphic>
+            <wp:effectExtent l="0" t="0" r="0" b="0"/>
+            <wp:docPr id="56" name="Picture" descr="Hình 2.5: Thanh toán"/>
+            <wp:cNvGraphicFramePr/>
+            <a:graphic xmlns:a="http://schemas.openxmlformats.org/drawingml/2006/main">
               <a:graphicData uri="http://schemas.openxmlformats.org/drawingml/2006/picture">
-                <pic:pic>
+                <pic:pic xmlns:pic="http://schemas.openxmlformats.org/drawingml/2006/picture">
                   <pic:nvPicPr>
-                    <pic:cNvPr descr="../images/05-thanh-toan.png" id="57" name="Picture"/>
+                    <pic:cNvPr id="57" name="Picture" descr="../images/05-thanh-toan.png"/>
                     <pic:cNvPicPr>
-                      <a:picLocks noChangeArrowheads="1" noChangeAspect="1"/>
+                      <a:picLocks noChangeAspect="1" noChangeArrowheads="1"/>
                     </pic:cNvPicPr>
                   </pic:nvPicPr>
                   <pic:blipFill>
-                    <a:blip r:embed="rId55"/>
+                    <a:blip r:embed="rId14"/>
                     <a:stretch>
                       <a:fillRect/>
                     </a:stretch>
@@ -3304,93 +5574,61 @@
         <w:jc w:val="center"/>
       </w:pPr>
       <w:r>
-        <w:t xml:space="preserve">Hình 2.5: Thanh toán</w:t>
-      </w:r>
-    </w:p>
-    <w:bookmarkEnd w:id="58"/>
-    <w:bookmarkEnd w:id="59"/>
-    <w:bookmarkStart w:id="64" w:name="lịch-sử-đặt-phòng-tự-hủy"/>
+        <w:t>Hình 2.5: Thanh toán</w:t>
+      </w:r>
+    </w:p>
     <w:p>
       <w:pPr>
         <w:pStyle w:val="Heading3"/>
       </w:pPr>
-      <w:r>
-        <w:t xml:space="preserve">2.1.5. Lịch sử đặt phòng &amp; tự hủy</w:t>
-      </w:r>
+      <w:bookmarkStart w:id="38" w:name="lịch-sử-đặt-phòng-tự-hủy"/>
+      <w:bookmarkStart w:id="39" w:name="_Toc241047481"/>
+      <w:bookmarkEnd w:id="35"/>
+      <w:bookmarkEnd w:id="37"/>
+      <w:r>
+        <w:t>2.1.5. Lịch sử đặt phòng &amp; tự hủy</w:t>
+      </w:r>
+      <w:bookmarkEnd w:id="39"/>
     </w:p>
     <w:p>
       <w:pPr>
         <w:pStyle w:val="FirstParagraph"/>
       </w:pPr>
       <w:r>
-        <w:t xml:space="preserve">Trang</w:t>
-      </w:r>
-      <w:r>
-        <w:t xml:space="preserve"> </w:t>
-      </w:r>
-      <w:r>
-        <w:t xml:space="preserve">“Đặt phòng của tôi”</w:t>
-      </w:r>
-      <w:r>
-        <w:t xml:space="preserve"> </w:t>
-      </w:r>
-      <w:r>
-        <w:t xml:space="preserve">tổng hợp toàn bộ đơn của khách theo trạng thái (tất cả / đã xác nhận /</w:t>
-      </w:r>
-      <w:r>
-        <w:t xml:space="preserve"> </w:t>
-      </w:r>
-      <w:r>
-        <w:t xml:space="preserve">đang lưu trú / đã hoàn tất / đã hủy), kèm 3 số liệu nhanh ở đầu trang (tổng đơn, đơn sắp lưu</w:t>
-      </w:r>
-      <w:r>
-        <w:t xml:space="preserve"> </w:t>
-      </w:r>
-      <w:r>
-        <w:t xml:space="preserve">trú, kỳ nghỉ đã hoàn tất). Mỗi đơn hiển thị mã đơn, trạng thái, ngày đặt, tổng chi phí, khoảng</w:t>
-      </w:r>
-      <w:r>
-        <w:t xml:space="preserve"> </w:t>
-      </w:r>
-      <w:r>
-        <w:t xml:space="preserve">ngày lưu trú và phòng đã đặt. Khách bấm vào chi tiết đơn để xem đầy đủ và thực hiện tự hủy khi</w:t>
-      </w:r>
-      <w:r>
-        <w:t xml:space="preserve"> </w:t>
-      </w:r>
-      <w:r>
-        <w:t xml:space="preserve">cần, thao tác hủy sẽ tạo một yêu cầu hoàn tiền chờ quản trị viên duyệt (xem mục 2.2.5), bản</w:t>
-      </w:r>
-      <w:r>
-        <w:t xml:space="preserve"> </w:t>
-      </w:r>
-      <w:r>
-        <w:t xml:space="preserve">thân đơn vẫn giữ nguyên trạng thái cho tới khi yêu cầu đó được xử lý xong.</w:t>
-      </w:r>
-    </w:p>
-    <w:bookmarkStart w:id="63" w:name="fig-2-6"/>
+        <w:t xml:space="preserve">Trang “Đặt phòng của tôi” tổng hợp toàn bộ đơn của khách theo trạng thái (tất cả / đã xác nhận / </w:t>
+      </w:r>
+      <w:r>
+        <w:t>đang lưu trú / đã hoàn tất / đã hủy), kèm 3 số liệu nhanh ở đầu trang (tổng đơn, đơn sắp lưu trú, kỳ nghỉ đã hoàn tất). Mỗi đơn hiển thị mã đơn, trạng thái, ngày đặt, tổng chi phí, khoảng ngày lưu trú và phòng đã đặt. Khách bấm vào chi tiết đơn để xem đầy đủ và thực hiện tự hủy khi cần, thao tác hủy sẽ tạo một yêu cầu hoàn tiền chờ quản trị viên duyệt (xem mục 2.2.5), bản thân đơn vẫn giữ nguyên trạng thái cho tới khi yêu cầu đó được xử lý xong.</w:t>
+      </w:r>
+    </w:p>
     <w:p>
       <w:pPr>
         <w:pStyle w:val="CaptionedFigure"/>
         <w:jc w:val="center"/>
       </w:pPr>
-      <w:r>
+      <w:bookmarkStart w:id="40" w:name="fig-2-6"/>
+      <w:r>
+        <w:rPr>
+          <w:noProof/>
+        </w:rPr>
+        <w:lastRenderedPageBreak/>
         <w:drawing>
-          <wp:inline>
+          <wp:inline distT="0" distB="0" distL="0" distR="0" wp14:anchorId="37D15D89" wp14:editId="75FE3518">
             <wp:extent cx="5344973" cy="3340608"/>
-            <wp:effectExtent b="0" l="0" r="0" t="0"/>
-            <wp:docPr descr="Hình 2.6: Lịch sử đặt phòng" title="" id="61" name="Picture"/>
-            <a:graphic>
+            <wp:effectExtent l="0" t="0" r="0" b="0"/>
+            <wp:docPr id="61" name="Picture" descr="Hình 2.6: Lịch sử đặt phòng"/>
+            <wp:cNvGraphicFramePr/>
+            <a:graphic xmlns:a="http://schemas.openxmlformats.org/drawingml/2006/main">
               <a:graphicData uri="http://schemas.openxmlformats.org/drawingml/2006/picture">
-                <pic:pic>
+                <pic:pic xmlns:pic="http://schemas.openxmlformats.org/drawingml/2006/picture">
                   <pic:nvPicPr>
-                    <pic:cNvPr descr="../images/06-lich-su-dat-phong.png" id="62" name="Picture"/>
+                    <pic:cNvPr id="62" name="Picture" descr="../images/06-lich-su-dat-phong.png"/>
                     <pic:cNvPicPr>
-                      <a:picLocks noChangeArrowheads="1" noChangeAspect="1"/>
+                      <a:picLocks noChangeAspect="1" noChangeArrowheads="1"/>
                     </pic:cNvPicPr>
                   </pic:nvPicPr>
                   <pic:blipFill>
-                    <a:blip r:embed="rId60"/>
+                    <a:blip r:embed="rId15"/>
                     <a:stretch>
                       <a:fillRect/>
                     </a:stretch>
@@ -3423,85 +5661,70 @@
         <w:jc w:val="center"/>
       </w:pPr>
       <w:r>
-        <w:t xml:space="preserve">Hình 2.6: Lịch sử đặt phòng</w:t>
-      </w:r>
-    </w:p>
-    <w:bookmarkEnd w:id="63"/>
-    <w:bookmarkEnd w:id="64"/>
-    <w:bookmarkEnd w:id="65"/>
-    <w:bookmarkStart w:id="96" w:name="trang-quản-trị-cms"/>
+        <w:t>Hình 2.6: Lịch sử đặt phòng</w:t>
+      </w:r>
+    </w:p>
     <w:p>
       <w:pPr>
         <w:pStyle w:val="Heading2"/>
       </w:pPr>
-      <w:r>
-        <w:t xml:space="preserve">2.2. Trang quản trị (CMS)</w:t>
-      </w:r>
-    </w:p>
-    <w:bookmarkStart w:id="70" w:name="dashboard"/>
+      <w:bookmarkStart w:id="41" w:name="trang-quản-trị-cms"/>
+      <w:bookmarkStart w:id="42" w:name="_Toc241047482"/>
+      <w:bookmarkEnd w:id="23"/>
+      <w:bookmarkEnd w:id="38"/>
+      <w:bookmarkEnd w:id="40"/>
+      <w:r>
+        <w:t>2.2. Trang quản trị (CMS)</w:t>
+      </w:r>
+      <w:bookmarkEnd w:id="42"/>
+    </w:p>
     <w:p>
       <w:pPr>
         <w:pStyle w:val="Heading3"/>
       </w:pPr>
-      <w:r>
-        <w:t xml:space="preserve">2.2.1. Dashboard</w:t>
-      </w:r>
+      <w:bookmarkStart w:id="43" w:name="dashboard"/>
+      <w:bookmarkStart w:id="44" w:name="_Toc241047483"/>
+      <w:r>
+        <w:t>2.2.1. Dashboard</w:t>
+      </w:r>
+      <w:bookmarkEnd w:id="44"/>
     </w:p>
     <w:p>
       <w:pPr>
         <w:pStyle w:val="FirstParagraph"/>
       </w:pPr>
       <w:r>
-        <w:t xml:space="preserve">Dashboard cho quản trị viên cái nhìn tổng quan vận hành ngay khi đăng nhập: số đơn chờ xác</w:t>
-      </w:r>
-      <w:r>
-        <w:t xml:space="preserve"> </w:t>
-      </w:r>
-      <w:r>
-        <w:t xml:space="preserve">nhận, số đơn đã xác nhận, doanh thu trong tháng, tỉ lệ phòng trống/đang sử dụng, và số yêu cầu</w:t>
-      </w:r>
-      <w:r>
-        <w:t xml:space="preserve"> </w:t>
-      </w:r>
-      <w:r>
-        <w:t xml:space="preserve">hoàn tiền đang chờ duyệt. Bên dưới là hai bảng rút gọn - yêu cầu hoàn tiền cần xử lý và các đơn</w:t>
-      </w:r>
-      <w:r>
-        <w:t xml:space="preserve"> </w:t>
-      </w:r>
-      <w:r>
-        <w:t xml:space="preserve">đặt phòng mới nhất - giúp quản trị viên vào thẳng việc cần làm mà không phải tìm qua từng trang</w:t>
-      </w:r>
-      <w:r>
-        <w:t xml:space="preserve"> </w:t>
-      </w:r>
-      <w:r>
-        <w:t xml:space="preserve">riêng.</w:t>
-      </w:r>
-    </w:p>
-    <w:bookmarkStart w:id="69" w:name="fig-2-7"/>
+        <w:t>Dashboard cho quản trị viên cái nhìn tổng quan vận hành ngay khi đăng nhập: số đơn chờ xác nhận, số đơn đã xác nhận, doanh thu trong tháng, tỉ lệ phòng trống/đang sử dụng, và số yêu cầu hoàn tiền đang chờ duyệt. Bên dưới là hai bảng rút gọn - yêu cầu hoàn tiền cần xử lý và các đơn đặt phòng mới nhất - giúp quản trị viên vào thẳng việc cần làm mà không phải tìm qua từng trang riêng.</w:t>
+      </w:r>
+    </w:p>
     <w:p>
       <w:pPr>
         <w:pStyle w:val="CaptionedFigure"/>
         <w:jc w:val="center"/>
       </w:pPr>
-      <w:r>
+      <w:bookmarkStart w:id="45" w:name="fig-2-7"/>
+      <w:r>
+        <w:rPr>
+          <w:noProof/>
+        </w:rPr>
+        <w:lastRenderedPageBreak/>
         <w:drawing>
-          <wp:inline>
+          <wp:inline distT="0" distB="0" distL="0" distR="0" wp14:anchorId="3447E23D" wp14:editId="44BF160D">
             <wp:extent cx="5344973" cy="3340608"/>
-            <wp:effectExtent b="0" l="0" r="0" t="0"/>
-            <wp:docPr descr="Hình 2.7: Dashboard quản trị" title="" id="67" name="Picture"/>
-            <a:graphic>
+            <wp:effectExtent l="0" t="0" r="0" b="0"/>
+            <wp:docPr id="67" name="Picture" descr="Hình 2.7: Dashboard quản trị"/>
+            <wp:cNvGraphicFramePr/>
+            <a:graphic xmlns:a="http://schemas.openxmlformats.org/drawingml/2006/main">
               <a:graphicData uri="http://schemas.openxmlformats.org/drawingml/2006/picture">
-                <pic:pic>
+                <pic:pic xmlns:pic="http://schemas.openxmlformats.org/drawingml/2006/picture">
                   <pic:nvPicPr>
-                    <pic:cNvPr descr="../images/07-dashboard-admin.png" id="68" name="Picture"/>
+                    <pic:cNvPr id="68" name="Picture" descr="../images/07-dashboard-admin.png"/>
                     <pic:cNvPicPr>
-                      <a:picLocks noChangeArrowheads="1" noChangeAspect="1"/>
+                      <a:picLocks noChangeAspect="1" noChangeArrowheads="1"/>
                     </pic:cNvPicPr>
                   </pic:nvPicPr>
                   <pic:blipFill>
-                    <a:blip r:embed="rId66"/>
+                    <a:blip r:embed="rId16"/>
                     <a:stretch>
                       <a:fillRect/>
                     </a:stretch>
@@ -3534,81 +5757,58 @@
         <w:jc w:val="center"/>
       </w:pPr>
       <w:r>
-        <w:t xml:space="preserve">Hình 2.7: Dashboard quản trị</w:t>
-      </w:r>
-    </w:p>
-    <w:bookmarkEnd w:id="69"/>
-    <w:bookmarkEnd w:id="70"/>
-    <w:bookmarkStart w:id="75" w:name="quản-lý-loại-phòng-phòng"/>
+        <w:t>Hình 2.7: Dashboard quản trị</w:t>
+      </w:r>
+    </w:p>
     <w:p>
       <w:pPr>
         <w:pStyle w:val="Heading3"/>
       </w:pPr>
-      <w:r>
-        <w:t xml:space="preserve">2.2.2. Quản lý loại phòng &amp; phòng</w:t>
-      </w:r>
+      <w:bookmarkStart w:id="46" w:name="quản-lý-loại-phòng-phòng"/>
+      <w:bookmarkStart w:id="47" w:name="_Toc241047484"/>
+      <w:bookmarkEnd w:id="43"/>
+      <w:bookmarkEnd w:id="45"/>
+      <w:r>
+        <w:t>2.2.2. Quản lý loại phòng &amp; phòng</w:t>
+      </w:r>
+      <w:bookmarkEnd w:id="47"/>
     </w:p>
     <w:p>
       <w:pPr>
         <w:pStyle w:val="FirstParagraph"/>
       </w:pPr>
       <w:r>
-        <w:t xml:space="preserve">Trang quản lý loại phòng cho phép tạo, sửa, xoá từng hạng phòng (tên loại, giá cơ bản) và hiển thị</w:t>
-      </w:r>
-      <w:r>
-        <w:t xml:space="preserve"> </w:t>
-      </w:r>
-      <w:r>
-        <w:t xml:space="preserve">số phòng cụ thể thuộc mỗi loại, có ô tìm kiếm và phân trang khi danh sách dài. Quản lý phòng cụ</w:t>
-      </w:r>
-      <w:r>
-        <w:t xml:space="preserve"> </w:t>
-      </w:r>
-      <w:r>
-        <w:t xml:space="preserve">thể (không chụp riêng, cùng nhóm chức năng) cho phép cập nhật trạng thái từng phòng (sẵn sàng,</w:t>
-      </w:r>
-      <w:r>
-        <w:t xml:space="preserve"> </w:t>
-      </w:r>
-      <w:r>
-        <w:t xml:space="preserve">đang sử dụng, bảo trì…), phục vụ đúng dữ liệu hiển thị</w:t>
-      </w:r>
-      <w:r>
-        <w:t xml:space="preserve"> </w:t>
-      </w:r>
-      <w:r>
-        <w:t xml:space="preserve">“còn trống”</w:t>
-      </w:r>
-      <w:r>
-        <w:t xml:space="preserve"> </w:t>
-      </w:r>
-      <w:r>
-        <w:t xml:space="preserve">ở phía khách.</w:t>
-      </w:r>
-    </w:p>
-    <w:bookmarkStart w:id="74" w:name="fig-2-8"/>
+        <w:t>Trang quản lý loại phòng cho phép tạo, sửa, xoá từng hạng phòng (tên loại, giá cơ bản) và hiển thị số phòng cụ thể thuộc mỗi loại, có ô tìm kiếm và phân trang khi danh sách dài. Quản lý phòng cụ thể (không chụp riêng, cùng nhóm chức năng) cho phép cập nhật trạng thái từng phòng (sẵn sàng, đang sử dụng, bảo trì…), phục vụ đúng dữ liệu hiển thị “còn trống” ở phía khách.</w:t>
+      </w:r>
+    </w:p>
     <w:p>
       <w:pPr>
         <w:pStyle w:val="CaptionedFigure"/>
         <w:jc w:val="center"/>
       </w:pPr>
-      <w:r>
+      <w:bookmarkStart w:id="48" w:name="fig-2-8"/>
+      <w:r>
+        <w:rPr>
+          <w:noProof/>
+        </w:rPr>
+        <w:lastRenderedPageBreak/>
         <w:drawing>
-          <wp:inline>
+          <wp:inline distT="0" distB="0" distL="0" distR="0" wp14:anchorId="71BDCD08" wp14:editId="196FA3B8">
             <wp:extent cx="5344973" cy="3340608"/>
-            <wp:effectExtent b="0" l="0" r="0" t="0"/>
-            <wp:docPr descr="Hình 2.8: Quản lý loại phòng" title="" id="72" name="Picture"/>
-            <a:graphic>
+            <wp:effectExtent l="0" t="0" r="0" b="0"/>
+            <wp:docPr id="72" name="Picture" descr="Hình 2.8: Quản lý loại phòng"/>
+            <wp:cNvGraphicFramePr/>
+            <a:graphic xmlns:a="http://schemas.openxmlformats.org/drawingml/2006/main">
               <a:graphicData uri="http://schemas.openxmlformats.org/drawingml/2006/picture">
-                <pic:pic>
+                <pic:pic xmlns:pic="http://schemas.openxmlformats.org/drawingml/2006/picture">
                   <pic:nvPicPr>
-                    <pic:cNvPr descr="../images/08-quan-ly-loai-phong.png" id="73" name="Picture"/>
+                    <pic:cNvPr id="73" name="Picture" descr="../images/08-quan-ly-loai-phong.png"/>
                     <pic:cNvPicPr>
-                      <a:picLocks noChangeArrowheads="1" noChangeAspect="1"/>
+                      <a:picLocks noChangeAspect="1" noChangeArrowheads="1"/>
                     </pic:cNvPicPr>
                   </pic:nvPicPr>
                   <pic:blipFill>
-                    <a:blip r:embed="rId71"/>
+                    <a:blip r:embed="rId17"/>
                     <a:stretch>
                       <a:fillRect/>
                     </a:stretch>
@@ -3641,69 +5841,58 @@
         <w:jc w:val="center"/>
       </w:pPr>
       <w:r>
-        <w:t xml:space="preserve">Hình 2.8: Quản lý loại phòng</w:t>
-      </w:r>
-    </w:p>
-    <w:bookmarkEnd w:id="74"/>
-    <w:bookmarkEnd w:id="75"/>
-    <w:bookmarkStart w:id="80" w:name="quản-lý-đơn-đặt-phòng"/>
+        <w:t>Hình 2.8: Quản lý loại phòng</w:t>
+      </w:r>
+    </w:p>
     <w:p>
       <w:pPr>
         <w:pStyle w:val="Heading3"/>
       </w:pPr>
-      <w:r>
-        <w:t xml:space="preserve">2.2.3. Quản lý đơn đặt phòng</w:t>
-      </w:r>
+      <w:bookmarkStart w:id="49" w:name="quản-lý-đơn-đặt-phòng"/>
+      <w:bookmarkStart w:id="50" w:name="_Toc241047485"/>
+      <w:bookmarkEnd w:id="46"/>
+      <w:bookmarkEnd w:id="48"/>
+      <w:r>
+        <w:t>2.2.3. Quản lý đơn đặt phòng</w:t>
+      </w:r>
+      <w:bookmarkEnd w:id="50"/>
     </w:p>
     <w:p>
       <w:pPr>
         <w:pStyle w:val="FirstParagraph"/>
       </w:pPr>
       <w:r>
-        <w:t xml:space="preserve">Trang quản lý đơn tổng hợp toàn bộ đơn đặt phòng của khách trên toàn hệ thống - khác với trang</w:t>
-      </w:r>
-      <w:r>
-        <w:t xml:space="preserve"> </w:t>
-      </w:r>
-      <w:r>
-        <w:t xml:space="preserve">“lịch sử đặt phòng”</w:t>
-      </w:r>
-      <w:r>
-        <w:t xml:space="preserve"> </w:t>
-      </w:r>
-      <w:r>
-        <w:t xml:space="preserve">phía khách chỉ thấy đơn của chính mình. Quản trị viên xem được người đặt,</w:t>
-      </w:r>
-      <w:r>
-        <w:t xml:space="preserve"> </w:t>
-      </w:r>
-      <w:r>
-        <w:t xml:space="preserve">khoảng ngày lưu trú, phòng đã đặt và trạng thái đơn, phục vụ đối soát vận hành hằng ngày.</w:t>
-      </w:r>
-    </w:p>
-    <w:bookmarkStart w:id="79" w:name="fig-2-9"/>
+        <w:t>Trang quản lý đơn tổng hợp toàn bộ đơn đặt phòng của khách trên toàn hệ thống - khác với trang “lịch sử đặt phòng” phía khách chỉ thấy đơn của chính mình. Quản trị viên xem được người đặt, khoảng ngày lưu trú, phòng đã đặt và trạng thái đơn, phục vụ đối soát vận hành hằng ngày.</w:t>
+      </w:r>
+    </w:p>
     <w:p>
       <w:pPr>
         <w:pStyle w:val="CaptionedFigure"/>
         <w:jc w:val="center"/>
       </w:pPr>
-      <w:r>
+      <w:bookmarkStart w:id="51" w:name="fig-2-9"/>
+      <w:r>
+        <w:rPr>
+          <w:noProof/>
+        </w:rPr>
+        <w:lastRenderedPageBreak/>
         <w:drawing>
-          <wp:inline>
+          <wp:inline distT="0" distB="0" distL="0" distR="0" wp14:anchorId="6AE88E67" wp14:editId="76ABE6F9">
             <wp:extent cx="5344973" cy="3340608"/>
-            <wp:effectExtent b="0" l="0" r="0" t="0"/>
-            <wp:docPr descr="Hình 2.9: Quản lý đơn đặt phòng" title="" id="77" name="Picture"/>
-            <a:graphic>
+            <wp:effectExtent l="0" t="0" r="0" b="0"/>
+            <wp:docPr id="77" name="Picture" descr="Hình 2.9: Quản lý đơn đặt phòng"/>
+            <wp:cNvGraphicFramePr/>
+            <a:graphic xmlns:a="http://schemas.openxmlformats.org/drawingml/2006/main">
               <a:graphicData uri="http://schemas.openxmlformats.org/drawingml/2006/picture">
-                <pic:pic>
+                <pic:pic xmlns:pic="http://schemas.openxmlformats.org/drawingml/2006/picture">
                   <pic:nvPicPr>
-                    <pic:cNvPr descr="../images/09-quan-ly-don.png" id="78" name="Picture"/>
+                    <pic:cNvPr id="78" name="Picture" descr="../images/09-quan-ly-don.png"/>
                     <pic:cNvPicPr>
-                      <a:picLocks noChangeArrowheads="1" noChangeAspect="1"/>
+                      <a:picLocks noChangeAspect="1" noChangeArrowheads="1"/>
                     </pic:cNvPicPr>
                   </pic:nvPicPr>
                   <pic:blipFill>
-                    <a:blip r:embed="rId76"/>
+                    <a:blip r:embed="rId18"/>
                     <a:stretch>
                       <a:fillRect/>
                     </a:stretch>
@@ -3736,63 +5925,61 @@
         <w:jc w:val="center"/>
       </w:pPr>
       <w:r>
-        <w:t xml:space="preserve">Hình 2.9: Quản lý đơn đặt phòng</w:t>
-      </w:r>
-    </w:p>
-    <w:bookmarkEnd w:id="79"/>
-    <w:bookmarkEnd w:id="80"/>
-    <w:bookmarkStart w:id="85" w:name="quản-lý-thanh-toán"/>
+        <w:t>Hình 2.9: Quản lý đơn đặt phòng</w:t>
+      </w:r>
+    </w:p>
     <w:p>
       <w:pPr>
         <w:pStyle w:val="Heading3"/>
       </w:pPr>
-      <w:r>
-        <w:t xml:space="preserve">2.2.4. Quản lý thanh toán</w:t>
-      </w:r>
+      <w:bookmarkStart w:id="52" w:name="quản-lý-thanh-toán"/>
+      <w:bookmarkStart w:id="53" w:name="_Toc241047486"/>
+      <w:bookmarkEnd w:id="49"/>
+      <w:bookmarkEnd w:id="51"/>
+      <w:r>
+        <w:t>2.2.4. Quản lý thanh toán</w:t>
+      </w:r>
+      <w:bookmarkEnd w:id="53"/>
     </w:p>
     <w:p>
       <w:pPr>
         <w:pStyle w:val="FirstParagraph"/>
       </w:pPr>
       <w:r>
-        <w:t xml:space="preserve">Trang thanh toán liệt kê từng giao dịch gắn với một đơn đặt phòng cụ thể: số tiền, phương thức</w:t>
-      </w:r>
-      <w:r>
-        <w:t xml:space="preserve"> </w:t>
-      </w:r>
-      <w:r>
-        <w:t xml:space="preserve">(chuyển khoản, thẻ, tiền mặt), trạng thái thanh toán và ngày giao dịch, có bộ lọc theo trạng</w:t>
-      </w:r>
-      <w:r>
-        <w:t xml:space="preserve"> </w:t>
-      </w:r>
-      <w:r>
-        <w:t xml:space="preserve">thái và phương thức để tra soát nhanh khi cần đối chiếu doanh thu.</w:t>
-      </w:r>
-    </w:p>
-    <w:bookmarkStart w:id="84" w:name="fig-2-10"/>
+        <w:t xml:space="preserve">Trang thanh toán liệt kê từng giao dịch gắn với một đơn đặt phòng cụ thể: số tiền, phương thức </w:t>
+      </w:r>
+      <w:r>
+        <w:t>(chuyển khoản, thẻ, tiền mặt), trạng thái thanh toán và ngày giao dịch, có bộ lọc theo trạng thái và phương thức để tra soát nhanh khi cần đối chiếu doanh thu.</w:t>
+      </w:r>
+    </w:p>
     <w:p>
       <w:pPr>
         <w:pStyle w:val="CaptionedFigure"/>
         <w:jc w:val="center"/>
       </w:pPr>
-      <w:r>
+      <w:bookmarkStart w:id="54" w:name="fig-2-10"/>
+      <w:r>
+        <w:rPr>
+          <w:noProof/>
+        </w:rPr>
+        <w:lastRenderedPageBreak/>
         <w:drawing>
-          <wp:inline>
+          <wp:inline distT="0" distB="0" distL="0" distR="0" wp14:anchorId="3BC8CB54" wp14:editId="212D2C82">
             <wp:extent cx="5344973" cy="3340608"/>
-            <wp:effectExtent b="0" l="0" r="0" t="0"/>
-            <wp:docPr descr="Hình 2.10: Quản lý thanh toán" title="" id="82" name="Picture"/>
-            <a:graphic>
+            <wp:effectExtent l="0" t="0" r="0" b="0"/>
+            <wp:docPr id="82" name="Picture" descr="Hình 2.10: Quản lý thanh toán"/>
+            <wp:cNvGraphicFramePr/>
+            <a:graphic xmlns:a="http://schemas.openxmlformats.org/drawingml/2006/main">
               <a:graphicData uri="http://schemas.openxmlformats.org/drawingml/2006/picture">
-                <pic:pic>
+                <pic:pic xmlns:pic="http://schemas.openxmlformats.org/drawingml/2006/picture">
                   <pic:nvPicPr>
-                    <pic:cNvPr descr="../images/10-quan-ly-thanh-toan.png" id="83" name="Picture"/>
+                    <pic:cNvPr id="83" name="Picture" descr="../images/10-quan-ly-thanh-toan.png"/>
                     <pic:cNvPicPr>
-                      <a:picLocks noChangeArrowheads="1" noChangeAspect="1"/>
+                      <a:picLocks noChangeAspect="1" noChangeArrowheads="1"/>
                     </pic:cNvPicPr>
                   </pic:nvPicPr>
                   <pic:blipFill>
-                    <a:blip r:embed="rId81"/>
+                    <a:blip r:embed="rId19"/>
                     <a:stretch>
                       <a:fillRect/>
                     </a:stretch>
@@ -3825,81 +6012,61 @@
         <w:jc w:val="center"/>
       </w:pPr>
       <w:r>
-        <w:t xml:space="preserve">Hình 2.10: Quản lý thanh toán</w:t>
-      </w:r>
-    </w:p>
-    <w:bookmarkEnd w:id="84"/>
-    <w:bookmarkEnd w:id="85"/>
-    <w:bookmarkStart w:id="90" w:name="duyệt-yêu-cầu-hoàn-tiền"/>
+        <w:t>Hình 2.10: Quản lý thanh toán</w:t>
+      </w:r>
+    </w:p>
     <w:p>
       <w:pPr>
         <w:pStyle w:val="Heading3"/>
       </w:pPr>
-      <w:r>
-        <w:t xml:space="preserve">2.2.5. Duyệt yêu cầu hoàn tiền</w:t>
-      </w:r>
+      <w:bookmarkStart w:id="55" w:name="duyệt-yêu-cầu-hoàn-tiền"/>
+      <w:bookmarkStart w:id="56" w:name="_Toc241047487"/>
+      <w:bookmarkEnd w:id="52"/>
+      <w:bookmarkEnd w:id="54"/>
+      <w:r>
+        <w:t>2.2.5. Duyệt yêu cầu hoàn tiền</w:t>
+      </w:r>
+      <w:bookmarkEnd w:id="56"/>
     </w:p>
     <w:p>
       <w:pPr>
         <w:pStyle w:val="FirstParagraph"/>
       </w:pPr>
       <w:r>
-        <w:t xml:space="preserve">Khi khách tự hủy đơn (mục 2.1.5), một yêu cầu hoàn tiền ở trạng thái</w:t>
-      </w:r>
-      <w:r>
-        <w:t xml:space="preserve"> </w:t>
-      </w:r>
-      <w:r>
-        <w:t xml:space="preserve">“chờ duyệt”</w:t>
-      </w:r>
-      <w:r>
-        <w:t xml:space="preserve"> </w:t>
-      </w:r>
-      <w:r>
-        <w:t xml:space="preserve">xuất hiện tại</w:t>
-      </w:r>
-      <w:r>
-        <w:t xml:space="preserve"> </w:t>
-      </w:r>
-      <w:r>
-        <w:t xml:space="preserve">đây, kèm mã đơn liên quan, số tiền cần hoàn và lý do khách khai báo lúc hủy. Quản trị viên duyệt</w:t>
-      </w:r>
-      <w:r>
-        <w:t xml:space="preserve"> </w:t>
-      </w:r>
-      <w:r>
-        <w:t xml:space="preserve">hoặc từ chối ngay trên dòng yêu cầu. Duyệt sẽ chuyển đơn đặt phòng gốc sang trạng thái đã hủy và</w:t>
-      </w:r>
-      <w:r>
-        <w:t xml:space="preserve"> </w:t>
-      </w:r>
-      <w:r>
-        <w:t xml:space="preserve">đóng yêu cầu hoàn tiền, từ chối giữ nguyên đơn như trước khi khách yêu cầu hủy.</w:t>
-      </w:r>
-    </w:p>
-    <w:bookmarkStart w:id="89" w:name="fig-2-11"/>
+        <w:t xml:space="preserve">Khi khách tự hủy đơn (mục 2.1.5), một yêu cầu hoàn tiền ở trạng thái “chờ duyệt” xuất hiện tại đây, kèm mã đơn liên quan, số tiền cần hoàn và lý do khách khai báo lúc hủy. Quản trị viên duyệt hoặc từ chối ngay trên dòng yêu cầu. Duyệt sẽ chuyển đơn đặt phòng gốc sang trạng thái đã hủy và </w:t>
+      </w:r>
+      <w:r>
+        <w:t>đóng yêu cầu hoàn tiền, từ chối giữ nguyên đơn như trước khi khách yêu cầu hủy.</w:t>
+      </w:r>
+    </w:p>
     <w:p>
       <w:pPr>
         <w:pStyle w:val="CaptionedFigure"/>
         <w:jc w:val="center"/>
       </w:pPr>
-      <w:r>
+      <w:bookmarkStart w:id="57" w:name="fig-2-11"/>
+      <w:r>
+        <w:rPr>
+          <w:noProof/>
+        </w:rPr>
+        <w:lastRenderedPageBreak/>
         <w:drawing>
-          <wp:inline>
+          <wp:inline distT="0" distB="0" distL="0" distR="0" wp14:anchorId="5D114CA5" wp14:editId="7BB63279">
             <wp:extent cx="5344973" cy="3340608"/>
-            <wp:effectExtent b="0" l="0" r="0" t="0"/>
-            <wp:docPr descr="Hình 2.11: Duyệt hoàn tiền" title="" id="87" name="Picture"/>
-            <a:graphic>
+            <wp:effectExtent l="0" t="0" r="0" b="0"/>
+            <wp:docPr id="87" name="Picture" descr="Hình 2.11: Duyệt hoàn tiền"/>
+            <wp:cNvGraphicFramePr/>
+            <a:graphic xmlns:a="http://schemas.openxmlformats.org/drawingml/2006/main">
               <a:graphicData uri="http://schemas.openxmlformats.org/drawingml/2006/picture">
-                <pic:pic>
+                <pic:pic xmlns:pic="http://schemas.openxmlformats.org/drawingml/2006/picture">
                   <pic:nvPicPr>
-                    <pic:cNvPr descr="../images/11-duyet-hoan-tien.png" id="88" name="Picture"/>
+                    <pic:cNvPr id="88" name="Picture" descr="../images/11-duyet-hoan-tien.png"/>
                     <pic:cNvPicPr>
-                      <a:picLocks noChangeArrowheads="1" noChangeAspect="1"/>
+                      <a:picLocks noChangeAspect="1" noChangeArrowheads="1"/>
                     </pic:cNvPicPr>
                   </pic:nvPicPr>
                   <pic:blipFill>
-                    <a:blip r:embed="rId86"/>
+                    <a:blip r:embed="rId20"/>
                     <a:stretch>
                       <a:fillRect/>
                     </a:stretch>
@@ -3932,69 +6099,58 @@
         <w:jc w:val="center"/>
       </w:pPr>
       <w:r>
-        <w:t xml:space="preserve">Hình 2.11: Duyệt hoàn tiền</w:t>
-      </w:r>
-    </w:p>
-    <w:bookmarkEnd w:id="89"/>
-    <w:bookmarkEnd w:id="90"/>
-    <w:bookmarkStart w:id="95" w:name="quản-lý-khách-hàng-tài-khoản-nhân-viên"/>
+        <w:t>Hình 2.11: Duyệt hoàn tiền</w:t>
+      </w:r>
+    </w:p>
     <w:p>
       <w:pPr>
         <w:pStyle w:val="Heading3"/>
       </w:pPr>
-      <w:r>
-        <w:t xml:space="preserve">2.2.6. Quản lý khách hàng &amp; tài khoản nhân viên</w:t>
-      </w:r>
+      <w:bookmarkStart w:id="58" w:name="quản-lý-khách-hàng-tài-khoản-nhân-viên"/>
+      <w:bookmarkStart w:id="59" w:name="_Toc241047488"/>
+      <w:bookmarkEnd w:id="55"/>
+      <w:bookmarkEnd w:id="57"/>
+      <w:r>
+        <w:t>2.2.6. Quản lý khách hàng &amp; tài khoản nhân viên</w:t>
+      </w:r>
+      <w:bookmarkEnd w:id="59"/>
     </w:p>
     <w:p>
       <w:pPr>
         <w:pStyle w:val="FirstParagraph"/>
       </w:pPr>
       <w:r>
-        <w:t xml:space="preserve">Trang quản lý khách hàng liệt kê toàn bộ tài khoản khách (họ tên, email, số điện thoại, trạng</w:t>
-      </w:r>
-      <w:r>
-        <w:t xml:space="preserve"> </w:t>
-      </w:r>
-      <w:r>
-        <w:t xml:space="preserve">thái) và cho phép khoá/mở khoá từng tài khoản khi cần - tài khoản bị khoá sẽ không đăng nhập</w:t>
-      </w:r>
-      <w:r>
-        <w:t xml:space="preserve"> </w:t>
-      </w:r>
-      <w:r>
-        <w:t xml:space="preserve">được ở phía khách. Quản lý tài khoản nhân viên (cùng nhóm chức năng, không chụp riêng) cho phép</w:t>
-      </w:r>
-      <w:r>
-        <w:t xml:space="preserve"> </w:t>
-      </w:r>
-      <w:r>
-        <w:t xml:space="preserve">tạo tài khoản quản trị mới và gán vai trò Super Admin hoặc Staff.</w:t>
-      </w:r>
-    </w:p>
-    <w:bookmarkStart w:id="94" w:name="fig-2-12"/>
+        <w:t>Trang quản lý khách hàng liệt kê toàn bộ tài khoản khách (họ tên, email, số điện thoại, trạng thái) và cho phép khoá/mở khoá từng tài khoản khi cần - tài khoản bị khoá sẽ không đăng nhập được ở phía khách. Quản lý tài khoản nhân viên (cùng nhóm chức năng, không chụp riêng) cho phép tạo tài khoản quản trị mới và gán vai trò Super Admin hoặc Staff.</w:t>
+      </w:r>
+    </w:p>
     <w:p>
       <w:pPr>
         <w:pStyle w:val="CaptionedFigure"/>
         <w:jc w:val="center"/>
       </w:pPr>
-      <w:r>
+      <w:bookmarkStart w:id="60" w:name="fig-2-12"/>
+      <w:r>
+        <w:rPr>
+          <w:noProof/>
+        </w:rPr>
+        <w:lastRenderedPageBreak/>
         <w:drawing>
-          <wp:inline>
+          <wp:inline distT="0" distB="0" distL="0" distR="0" wp14:anchorId="17BB58AD" wp14:editId="09459CF9">
             <wp:extent cx="5344973" cy="3340608"/>
-            <wp:effectExtent b="0" l="0" r="0" t="0"/>
-            <wp:docPr descr="Hình 2.12: Quản lý khách hàng" title="" id="92" name="Picture"/>
-            <a:graphic>
+            <wp:effectExtent l="0" t="0" r="0" b="0"/>
+            <wp:docPr id="92" name="Picture" descr="Hình 2.12: Quản lý khách hàng"/>
+            <wp:cNvGraphicFramePr/>
+            <a:graphic xmlns:a="http://schemas.openxmlformats.org/drawingml/2006/main">
               <a:graphicData uri="http://schemas.openxmlformats.org/drawingml/2006/picture">
-                <pic:pic>
+                <pic:pic xmlns:pic="http://schemas.openxmlformats.org/drawingml/2006/picture">
                   <pic:nvPicPr>
-                    <pic:cNvPr descr="../images/12-quan-ly-khach-hang.png" id="93" name="Picture"/>
+                    <pic:cNvPr id="93" name="Picture" descr="../images/12-quan-ly-khach-hang.png"/>
                     <pic:cNvPicPr>
-                      <a:picLocks noChangeArrowheads="1" noChangeAspect="1"/>
+                      <a:picLocks noChangeAspect="1" noChangeArrowheads="1"/>
                     </pic:cNvPicPr>
                   </pic:nvPicPr>
                   <pic:blipFill>
-                    <a:blip r:embed="rId91"/>
+                    <a:blip r:embed="rId21"/>
                     <a:stretch>
                       <a:fillRect/>
                     </a:stretch>
@@ -4027,33 +6183,29 @@
         <w:jc w:val="center"/>
       </w:pPr>
       <w:r>
-        <w:t xml:space="preserve">Hình 2.12: Quản lý khách hàng</w:t>
-      </w:r>
-    </w:p>
-    <w:bookmarkEnd w:id="94"/>
-    <w:bookmarkEnd w:id="95"/>
-    <w:bookmarkEnd w:id="96"/>
-    <w:bookmarkStart w:id="97" w:name="ngoài-phạm-vi"/>
+        <w:t>Hình 2.12: Quản lý khách hàng</w:t>
+      </w:r>
+    </w:p>
     <w:p>
       <w:pPr>
         <w:pStyle w:val="Heading2"/>
       </w:pPr>
-      <w:r>
-        <w:t xml:space="preserve">2.3. Ngoài phạm vi</w:t>
-      </w:r>
+      <w:bookmarkStart w:id="61" w:name="ngoài-phạm-vi"/>
+      <w:bookmarkStart w:id="62" w:name="_Toc241047489"/>
+      <w:bookmarkEnd w:id="41"/>
+      <w:bookmarkEnd w:id="58"/>
+      <w:bookmarkEnd w:id="60"/>
+      <w:r>
+        <w:t>2.3. Ngoài phạm vi</w:t>
+      </w:r>
+      <w:bookmarkEnd w:id="62"/>
     </w:p>
     <w:p>
       <w:pPr>
         <w:pStyle w:val="FirstParagraph"/>
       </w:pPr>
       <w:r>
-        <w:t xml:space="preserve">Những hạng mục sau được nhóm chủ động khoanh vùng là chưa hiện thực, để không hiểu nhầm là phần</w:t>
-      </w:r>
-      <w:r>
-        <w:t xml:space="preserve"> </w:t>
-      </w:r>
-      <w:r>
-        <w:t xml:space="preserve">còn thiếu ngoài kế hoạch:</w:t>
+        <w:t>Những hạng mục sau được nhóm chủ động khoanh vùng là chưa hiện thực, để không hiểu nhầm là phần còn thiếu ngoài kế hoạch:</w:t>
       </w:r>
     </w:p>
     <w:p>
@@ -4061,18 +6213,12 @@
         <w:pStyle w:val="Compact"/>
         <w:numPr>
           <w:ilvl w:val="0"/>
-          <w:numId w:val="1004"/>
+          <w:numId w:val="5"/>
         </w:numPr>
         <w:jc w:val="left"/>
       </w:pPr>
       <w:r>
-        <w:t xml:space="preserve">Cổng thanh toán thật (VNPay, Momo, …) - cả ba phương thức ở bước thanh toán (mục 2.1.4) đều</w:t>
-      </w:r>
-      <w:r>
-        <w:t xml:space="preserve"> </w:t>
-      </w:r>
-      <w:r>
-        <w:t xml:space="preserve">chỉ mô phỏng, xác nhận thành công ngay khi khách bấm xác nhận.</w:t>
+        <w:t>Cổng thanh toán thật (VNPay, Momo, …) - cả ba phương thức ở bước thanh toán (mục 2.1.4) đều chỉ mô phỏng, xác nhận thành công ngay khi khách bấm xác nhận.</w:t>
       </w:r>
     </w:p>
     <w:p>
@@ -4080,18 +6226,12 @@
         <w:pStyle w:val="Compact"/>
         <w:numPr>
           <w:ilvl w:val="0"/>
-          <w:numId w:val="1004"/>
+          <w:numId w:val="5"/>
         </w:numPr>
         <w:jc w:val="left"/>
       </w:pPr>
       <w:r>
-        <w:t xml:space="preserve">Cơ chế xác thực JWT ký số theo chuẩn production: hệ thống hiện dùng token demo đơn giản (xem</w:t>
-      </w:r>
-      <w:r>
-        <w:t xml:space="preserve"> </w:t>
-      </w:r>
-      <w:r>
-        <w:t xml:space="preserve">mục 1.2).</w:t>
+        <w:t>Cơ chế xác thực JWT ký số theo chuẩn production: hệ thống hiện dùng token demo đơn giản (xem mục 1.2).</w:t>
       </w:r>
     </w:p>
     <w:p>
@@ -4099,74 +6239,40 @@
         <w:pStyle w:val="Compact"/>
         <w:numPr>
           <w:ilvl w:val="0"/>
-          <w:numId w:val="1004"/>
+          <w:numId w:val="5"/>
         </w:numPr>
         <w:jc w:val="left"/>
       </w:pPr>
       <w:r>
-        <w:t xml:space="preserve">Tách giao diện theo từng quyền chi tiết (</w:t>
-      </w:r>
-      <w:r>
-        <w:rPr/>
-        <w:t xml:space="preserve">ROLE_PERMISSIONS</w:t>
-      </w:r>
-      <w:r>
-        <w:t xml:space="preserve">) - hiện quyền chỉ phân biệt ở mức</w:t>
-      </w:r>
-      <w:r>
-        <w:t xml:space="preserve"> </w:t>
-      </w:r>
-      <w:r>
-        <w:t xml:space="preserve">vai trò (Super Admin / Staff), chưa ẩn/hiện chức năng theo từng quyền cụ thể.</w:t>
-      </w:r>
-    </w:p>
-    <w:bookmarkEnd w:id="97"/>
-    <w:bookmarkEnd w:id="98"/>
-    <w:bookmarkStart w:id="99" w:name="chương-3-kết-luận"/>
+        <w:t>Tách giao diện theo từng quyền chi tiết (ROLE_PERMISSIONS</w:t>
+      </w:r>
+      <w:r>
+        <w:t>) - hiện quyền chỉ phân biệt ở mức vai trò (Super Admin / Staff), chưa ẩn/hiện chức năng theo từng quyền cụ thể.</w:t>
+      </w:r>
+    </w:p>
     <w:p>
       <w:pPr>
         <w:pStyle w:val="Heading1"/>
       </w:pPr>
-      <w:r>
-        <w:t xml:space="preserve">Chương 3: Kết luận</w:t>
-      </w:r>
+      <w:bookmarkStart w:id="63" w:name="chương-3-kết-luận"/>
+      <w:bookmarkStart w:id="64" w:name="_Toc241047490"/>
+      <w:bookmarkEnd w:id="21"/>
+      <w:bookmarkEnd w:id="61"/>
+      <w:r>
+        <w:lastRenderedPageBreak/>
+        <w:t>Chương 3: Kết luận</w:t>
+      </w:r>
+      <w:bookmarkEnd w:id="64"/>
     </w:p>
     <w:p>
       <w:pPr>
         <w:pStyle w:val="FirstParagraph"/>
       </w:pPr>
       <w:r>
-        <w:t xml:space="preserve">Đối chiếu với mục tiêu đề ra ban đầu, nhóm đã xây dựng thành công hệ thống Quản lý Đặt phòng</w:t>
-      </w:r>
-      <w:r>
-        <w:t xml:space="preserve"> </w:t>
-      </w:r>
-      <w:r>
-        <w:t xml:space="preserve">khách sạn chạy được trọn vẹn: từ tìm phòng, đặt phòng, thanh toán, đến hủy đặt phòng và xử lý</w:t>
-      </w:r>
-      <w:r>
-        <w:t xml:space="preserve"> </w:t>
-      </w:r>
-      <w:r>
-        <w:t xml:space="preserve">hoàn tiền, ở cả hai phía khách hàng và quản trị, trên nền Next.js + FastAPI +</w:t>
-      </w:r>
-      <w:r>
-        <w:t xml:space="preserve"> </w:t>
-      </w:r>
-      <w:r>
-        <w:t xml:space="preserve">PostgreSQL, đóng gói và chạy bằng Docker Compose. Việc chia công việc theo cụm nghiệp vụ (mỗi</w:t>
-      </w:r>
-      <w:r>
-        <w:t xml:space="preserve"> </w:t>
-      </w:r>
-      <w:r>
-        <w:t xml:space="preserve">thành viên phụ trách trọn một luồng thay vì chia theo tầng kỹ thuật) giúp cả nhóm hiểu rõ toàn</w:t>
-      </w:r>
-      <w:r>
-        <w:t xml:space="preserve"> </w:t>
-      </w:r>
-      <w:r>
-        <w:t xml:space="preserve">bộ hệ thống thay vì chỉ nắm một phần.</w:t>
+        <w:t xml:space="preserve">Đối chiếu với mục tiêu đề ra ban đầu, nhóm đã xây dựng thành công hệ thống Quản lý Đặt phòng khách sạn chạy được trọn vẹn: từ tìm phòng, đặt phòng, thanh toán, đến hủy đặt phòng và xử lý hoàn tiền, ở cả hai phía khách hàng và quản trị, trên nền Next.js + FastAPI + PostgreSQL, đóng gói và chạy bằng Docker Compose. Việc chia công việc theo cụm nghiệp vụ (mỗi </w:t>
+      </w:r>
+      <w:r>
+        <w:t>thành viên phụ trách trọn một luồng thay vì chia theo tầng kỹ thuật) giúp cả nhóm hiểu rõ toàn bộ hệ thống thay vì chỉ nắm một phần.</w:t>
       </w:r>
     </w:p>
     <w:p>
@@ -4174,19 +6280,7 @@
         <w:pStyle w:val="BodyText"/>
       </w:pPr>
       <w:r>
-        <w:t xml:space="preserve">Hệ thống vẫn còn một số giới hạn đã nêu ở Chương 2: thanh toán mới ở mức giả lập chứ chưa nối</w:t>
-      </w:r>
-      <w:r>
-        <w:t xml:space="preserve"> </w:t>
-      </w:r>
-      <w:r>
-        <w:t xml:space="preserve">cổng thanh toán thật, cơ chế xác thực dùng token demo thay vì JWT ký số, và giao diện chưa tuỳ</w:t>
-      </w:r>
-      <w:r>
-        <w:t xml:space="preserve"> </w:t>
-      </w:r>
-      <w:r>
-        <w:t xml:space="preserve">biến theo từng quyền hạn cụ thể dù dữ liệu quyền hạn đã có sẵn trong schema.</w:t>
+        <w:t>Hệ thống vẫn còn một số giới hạn đã nêu ở Chương 2: thanh toán mới ở mức giả lập chứ chưa nối cổng thanh toán thật, cơ chế xác thực dùng token demo thay vì JWT ký số, và giao diện chưa tuỳ biến theo từng quyền hạn cụ thể dù dữ liệu quyền hạn đã có sẵn trong schema.</w:t>
       </w:r>
     </w:p>
     <w:p>
@@ -4194,74 +6288,70 @@
         <w:pStyle w:val="BodyText"/>
       </w:pPr>
       <w:r>
-        <w:t xml:space="preserve">Hướng phát triển tiếp theo, nếu tiếp tục hoàn thiện sản phẩm, nhóm đề xuất: tích hợp cổng thanh</w:t>
-      </w:r>
-      <w:r>
-        <w:t xml:space="preserve"> </w:t>
-      </w:r>
-      <w:r>
-        <w:t xml:space="preserve">toán thật (VNPay/Momo), thay token demo bằng JWT có ký số kèm cơ chế refresh token, và khai</w:t>
-      </w:r>
-      <w:r>
-        <w:t xml:space="preserve"> </w:t>
-      </w:r>
-      <w:r>
-        <w:t xml:space="preserve">thác bảng</w:t>
-      </w:r>
-      <w:r>
-        <w:t xml:space="preserve"> </w:t>
-      </w:r>
-      <w:r>
-        <w:rPr/>
-        <w:t xml:space="preserve">ROLE_PERMISSIONS</w:t>
-      </w:r>
-      <w:r>
-        <w:t xml:space="preserve"> </w:t>
-      </w:r>
-      <w:r>
-        <w:t xml:space="preserve">đã có để phân quyền giao diện chi tiết hơn theo từng chức năng.</w:t>
-      </w:r>
-    </w:p>
-    <w:bookmarkEnd w:id="99"/>
+        <w:t xml:space="preserve">Hướng phát triển tiếp theo, nếu tiếp tục hoàn thiện sản phẩm, nhóm đề xuất: tích hợp cổng thanh </w:t>
+      </w:r>
+      <w:r>
+        <w:t>toán thật (VNPay/Momo), thay token demo bằng JWT có ký số kèm cơ chế refresh token, và khai thác bảng ROLE_PERMISSIONS đã có để phân quyền giao diện chi tiết hơn theo từng chức năng.</w:t>
+      </w:r>
+      <w:bookmarkEnd w:id="63"/>
+    </w:p>
     <w:sectPr>
-      <w:footerReference w:type="default" r:id="rId1"/>
-      <w:pgSz w:h="16838" w:w="11906"/>
-      <w:pgMar w:bottom="1985" w:left="1985" w:right="1134" w:top="1701"/>
+      <w:footerReference w:type="default" r:id="rId22"/>
+      <w:pgSz w:w="11906" w:h="16838"/>
+      <w:pgMar w:top="1701" w:right="1134" w:bottom="1985" w:left="1985" w:header="720" w:footer="720" w:gutter="0"/>
       <w:pgNumType w:start="1"/>
+      <w:cols w:space="720"/>
     </w:sectPr>
   </w:body>
 </w:document>
 </file>
 
-<file path=word/comments.xml><?xml version="1.0" encoding="utf-8"?>
-<w:comments xmlns:w="http://schemas.openxmlformats.org/wordprocessingml/2006/main" xmlns:m="http://schemas.openxmlformats.org/officeDocument/2006/math" xmlns:r="http://schemas.openxmlformats.org/officeDocument/2006/relationships" xmlns:o="urn:schemas-microsoft-com:office:office" xmlns:v="urn:schemas-microsoft-com:vml" xmlns:w10="urn:schemas-microsoft-com:office:word" xmlns:a="http://schemas.openxmlformats.org/drawingml/2006/main" xmlns:pic="http://schemas.openxmlformats.org/drawingml/2006/picture" xmlns:wp="http://schemas.openxmlformats.org/drawingml/2006/wordprocessingDrawing"/>
+<file path=word/endnotes.xml><?xml version="1.0" encoding="utf-8"?>
+<w:endnotes xmlns:wpc="http://schemas.microsoft.com/office/word/2010/wordprocessingCanvas" xmlns:cx="http://schemas.microsoft.com/office/drawing/2014/chartex" xmlns:cx1="http://schemas.microsoft.com/office/drawing/2015/9/8/chartex" xmlns:cx2="http://schemas.microsoft.com/office/drawing/2015/10/21/chartex" xmlns:cx3="http://schemas.microsoft.com/office/drawing/2016/5/9/chartex" xmlns:cx4="http://schemas.microsoft.com/office/drawing/2016/5/10/chartex" xmlns:cx5="http://schemas.microsoft.com/office/drawing/2016/5/11/chartex" xmlns:cx6="http://schemas.microsoft.com/office/drawing/2016/5/12/chartex" xmlns:cx7="http://schemas.microsoft.com/office/drawing/2016/5/13/chartex" xmlns:cx8="http://schemas.microsoft.com/office/drawing/2016/5/14/chartex" xmlns:mc="http://schemas.openxmlformats.org/markup-compatibility/2006" xmlns:m="http://schemas.openxmlformats.org/officeDocument/2006/math" xmlns:aink="http://schemas.microsoft.com/office/drawing/2016/ink" xmlns:am3d="http://schemas.microsoft.com/office/drawing/2017/model3d" xmlns:oel="http://schemas.microsoft.com/office/2019/extlst" xmlns:r="http://schemas.openxmlformats.org/officeDocument/2006/relationships" xmlns:wp14="http://schemas.microsoft.com/office/word/2010/wordprocessingDrawing" xmlns:wp="http://schemas.openxmlformats.org/drawingml/2006/wordprocessingDrawing" xmlns:wpg="http://schemas.microsoft.com/office/word/2010/wordprocessingGroup" xmlns:wpi="http://schemas.microsoft.com/office/word/2010/wordprocessingInk" xmlns:wps="http://schemas.microsoft.com/office/word/2010/wordprocessingShape" xmlns:o="urn:schemas-microsoft-com:office:office" xmlns:v="urn:schemas-microsoft-com:vml" xmlns:w10="urn:schemas-microsoft-com:office:word" xmlns:w="http://schemas.openxmlformats.org/wordprocessingml/2006/main" xmlns:w14="http://schemas.microsoft.com/office/word/2010/wordml" xmlns:w15="http://schemas.microsoft.com/office/word/2012/wordml" xmlns:w16cex="http://schemas.microsoft.com/office/word/2018/wordml/cex" xmlns:w16cid="http://schemas.microsoft.com/office/word/2016/wordml/cid" xmlns:w16="http://schemas.microsoft.com/office/word/2018/wordml" xmlns:w16sdtdh="http://schemas.microsoft.com/office/word/2020/wordml/sdtdatahash" xmlns:w16sdtfl="http://schemas.microsoft.com/office/word/2024/wordml/sdtformatlock" xmlns:w16se="http://schemas.microsoft.com/office/word/2015/wordml/symex" xmlns:w16du="http://schemas.microsoft.com/office/word/2023/wordml/word16du" xmlns:wne="http://schemas.microsoft.com/office/word/2006/wordml" mc:Ignorable="w14 w15 w16se w16cid w16 w16cex w16sdtdh w16sdtfl w16du wp14">
+  <w:endnote w:type="separator" w:id="-1">
+    <w:p>
+      <w:pPr>
+        <w:spacing w:after="0" w:line="240" w:lineRule="auto"/>
+      </w:pPr>
+      <w:r>
+        <w:separator/>
+      </w:r>
+    </w:p>
+  </w:endnote>
+  <w:endnote w:type="continuationSeparator" w:id="0">
+    <w:p>
+      <w:pPr>
+        <w:spacing w:after="0" w:line="240" w:lineRule="auto"/>
+      </w:pPr>
+      <w:r>
+        <w:continuationSeparator/>
+      </w:r>
+    </w:p>
+  </w:endnote>
+</w:endnotes>
 </file>
 
 <file path=word/footer1.xml><?xml version="1.0" encoding="utf-8"?>
-<w:ftr xmlns:w="http://schemas.openxmlformats.org/wordprocessingml/2006/main">
+<w:ftr xmlns:wpc="http://schemas.microsoft.com/office/word/2010/wordprocessingCanvas" xmlns:cx="http://schemas.microsoft.com/office/drawing/2014/chartex" xmlns:cx1="http://schemas.microsoft.com/office/drawing/2015/9/8/chartex" xmlns:cx2="http://schemas.microsoft.com/office/drawing/2015/10/21/chartex" xmlns:cx3="http://schemas.microsoft.com/office/drawing/2016/5/9/chartex" xmlns:cx4="http://schemas.microsoft.com/office/drawing/2016/5/10/chartex" xmlns:cx5="http://schemas.microsoft.com/office/drawing/2016/5/11/chartex" xmlns:cx6="http://schemas.microsoft.com/office/drawing/2016/5/12/chartex" xmlns:cx7="http://schemas.microsoft.com/office/drawing/2016/5/13/chartex" xmlns:cx8="http://schemas.microsoft.com/office/drawing/2016/5/14/chartex" xmlns:mc="http://schemas.openxmlformats.org/markup-compatibility/2006" xmlns:m="http://schemas.openxmlformats.org/officeDocument/2006/math" xmlns:aink="http://schemas.microsoft.com/office/drawing/2016/ink" xmlns:am3d="http://schemas.microsoft.com/office/drawing/2017/model3d" xmlns:oel="http://schemas.microsoft.com/office/2019/extlst" xmlns:r="http://schemas.openxmlformats.org/officeDocument/2006/relationships" xmlns:wp14="http://schemas.microsoft.com/office/word/2010/wordprocessingDrawing" xmlns:wp="http://schemas.openxmlformats.org/drawingml/2006/wordprocessingDrawing" xmlns:wpg="http://schemas.microsoft.com/office/word/2010/wordprocessingGroup" xmlns:wpi="http://schemas.microsoft.com/office/word/2010/wordprocessingInk" xmlns:wps="http://schemas.microsoft.com/office/word/2010/wordprocessingShape" xmlns:o="urn:schemas-microsoft-com:office:office" xmlns:v="urn:schemas-microsoft-com:vml" xmlns:w10="urn:schemas-microsoft-com:office:word" xmlns:w="http://schemas.openxmlformats.org/wordprocessingml/2006/main" xmlns:w14="http://schemas.microsoft.com/office/word/2010/wordml" xmlns:w15="http://schemas.microsoft.com/office/word/2012/wordml" xmlns:w16cex="http://schemas.microsoft.com/office/word/2018/wordml/cex" xmlns:w16cid="http://schemas.microsoft.com/office/word/2016/wordml/cid" xmlns:w16="http://schemas.microsoft.com/office/word/2018/wordml" xmlns:w16sdtdh="http://schemas.microsoft.com/office/word/2020/wordml/sdtdatahash" xmlns:w16sdtfl="http://schemas.microsoft.com/office/word/2024/wordml/sdtformatlock" xmlns:w16se="http://schemas.microsoft.com/office/word/2015/wordml/symex" xmlns:w16du="http://schemas.microsoft.com/office/word/2023/wordml/word16du" xmlns:wne="http://schemas.microsoft.com/office/word/2006/wordml" mc:Ignorable="w14 w15 w16se w16cid w16 w16cex w16sdtdh w16sdtfl w16du wp14">
   <w:p>
     <w:pPr>
       <w:pBdr>
         <w:top w:val="double" w:sz="6" w:space="1" w:color="auto"/>
       </w:pBdr>
       <w:jc w:val="center"/>
-      <w:rPr>
-        <w:rFonts w:ascii="Times New Roman" w:hAnsi="Times New Roman" w:cs="Times New Roman" w:eastAsia="Times New Roman"/>
-      </w:rPr>
     </w:pPr>
   </w:p>
 </w:ftr>
 </file>
 
 <file path=word/footer2.xml><?xml version="1.0" encoding="utf-8"?>
-<w:ftr xmlns:m="http://schemas.openxmlformats.org/officeDocument/2006/math" xmlns:mc="http://schemas.openxmlformats.org/markup-compatibility/2006" xmlns:mo="http://schemas.microsoft.com/office/mac/office/2008/main" xmlns:mv="urn:schemas-microsoft-com:mac:vml" xmlns:o="urn:schemas-microsoft-com:office:office" xmlns:r="http://schemas.openxmlformats.org/officeDocument/2006/relationships" xmlns:v="urn:schemas-microsoft-com:vml" xmlns:w10="urn:schemas-microsoft-com:office:word" xmlns:w14="http://schemas.microsoft.com/office/word/2010/wordml" xmlns:w="http://schemas.openxmlformats.org/wordprocessingml/2006/main" xmlns:wne="http://schemas.microsoft.com/office/word/2006/wordml" xmlns:wp14="http://schemas.microsoft.com/office/word/2010/wordprocessingDrawing" xmlns:wp="http://schemas.openxmlformats.org/drawingml/2006/wordprocessingDrawing" xmlns:wpc="http://schemas.microsoft.com/office/word/2010/wordprocessingCanvas" xmlns:wpg="http://schemas.microsoft.com/office/word/2010/wordprocessingGroup" xmlns:wpi="http://schemas.microsoft.com/office/word/2010/wordprocessingInk" xmlns:wps="http://schemas.microsoft.com/office/word/2010/wordprocessingShape" mc:Ignorable="w14 wp14">
+<w:ftr xmlns:wpc="http://schemas.microsoft.com/office/word/2010/wordprocessingCanvas" xmlns:cx="http://schemas.microsoft.com/office/drawing/2014/chartex" xmlns:cx1="http://schemas.microsoft.com/office/drawing/2015/9/8/chartex" xmlns:cx2="http://schemas.microsoft.com/office/drawing/2015/10/21/chartex" xmlns:cx3="http://schemas.microsoft.com/office/drawing/2016/5/9/chartex" xmlns:cx4="http://schemas.microsoft.com/office/drawing/2016/5/10/chartex" xmlns:cx5="http://schemas.microsoft.com/office/drawing/2016/5/11/chartex" xmlns:cx6="http://schemas.microsoft.com/office/drawing/2016/5/12/chartex" xmlns:cx7="http://schemas.microsoft.com/office/drawing/2016/5/13/chartex" xmlns:cx8="http://schemas.microsoft.com/office/drawing/2016/5/14/chartex" xmlns:mc="http://schemas.openxmlformats.org/markup-compatibility/2006" xmlns:m="http://schemas.openxmlformats.org/officeDocument/2006/math" xmlns:aink="http://schemas.microsoft.com/office/drawing/2016/ink" xmlns:am3d="http://schemas.microsoft.com/office/drawing/2017/model3d" xmlns:oel="http://schemas.microsoft.com/office/2019/extlst" xmlns:r="http://schemas.openxmlformats.org/officeDocument/2006/relationships" xmlns:wp14="http://schemas.microsoft.com/office/word/2010/wordprocessingDrawing" xmlns:wp="http://schemas.openxmlformats.org/drawingml/2006/wordprocessingDrawing" xmlns:wpg="http://schemas.microsoft.com/office/word/2010/wordprocessingGroup" xmlns:wpi="http://schemas.microsoft.com/office/word/2010/wordprocessingInk" xmlns:wps="http://schemas.microsoft.com/office/word/2010/wordprocessingShape" xmlns:o="urn:schemas-microsoft-com:office:office" xmlns:v="urn:schemas-microsoft-com:vml" xmlns:w10="urn:schemas-microsoft-com:office:word" xmlns:w="http://schemas.openxmlformats.org/wordprocessingml/2006/main" xmlns:w14="http://schemas.microsoft.com/office/word/2010/wordml" xmlns:w15="http://schemas.microsoft.com/office/word/2012/wordml" xmlns:w16cex="http://schemas.microsoft.com/office/word/2018/wordml/cex" xmlns:w16cid="http://schemas.microsoft.com/office/word/2016/wordml/cid" xmlns:w16="http://schemas.microsoft.com/office/word/2018/wordml" xmlns:w16sdtdh="http://schemas.microsoft.com/office/word/2020/wordml/sdtdatahash" xmlns:w16sdtfl="http://schemas.microsoft.com/office/word/2024/wordml/sdtformatlock" xmlns:w16se="http://schemas.microsoft.com/office/word/2015/wordml/symex" xmlns:w16du="http://schemas.microsoft.com/office/word/2023/wordml/word16du" xmlns:wne="http://schemas.microsoft.com/office/word/2006/wordml" mc:Ignorable="w14 w15 w16se w16cid w16 w16cex w16sdtdh w16sdtfl w16du wp14">
   <w:p>
     <w:pPr>
-      <w:pStyle w:val="Footer"/>
-      <w:jc w:val="center"/>
       <w:pBdr>
         <w:top w:val="double" w:sz="6" w:space="1" w:color="auto"/>
       </w:pBdr>
+      <w:jc w:val="center"/>
     </w:pPr>
     <w:r>
       <w:fldChar w:fldCharType="begin"/>
@@ -4283,18 +6373,24 @@
 </file>
 
 <file path=word/footnotes.xml><?xml version="1.0" encoding="utf-8"?>
-<w:footnotes xmlns:w="http://schemas.openxmlformats.org/wordprocessingml/2006/main" xmlns:m="http://schemas.openxmlformats.org/officeDocument/2006/math" xmlns:r="http://schemas.openxmlformats.org/officeDocument/2006/relationships" xmlns:o="urn:schemas-microsoft-com:office:office" xmlns:v="urn:schemas-microsoft-com:vml" xmlns:w10="urn:schemas-microsoft-com:office:word" xmlns:a="http://schemas.openxmlformats.org/drawingml/2006/main" xmlns:pic="http://schemas.openxmlformats.org/drawingml/2006/picture" xmlns:wp="http://schemas.openxmlformats.org/drawingml/2006/wordprocessingDrawing">
+<w:footnotes xmlns:wpc="http://schemas.microsoft.com/office/word/2010/wordprocessingCanvas" xmlns:cx="http://schemas.microsoft.com/office/drawing/2014/chartex" xmlns:cx1="http://schemas.microsoft.com/office/drawing/2015/9/8/chartex" xmlns:cx2="http://schemas.microsoft.com/office/drawing/2015/10/21/chartex" xmlns:cx3="http://schemas.microsoft.com/office/drawing/2016/5/9/chartex" xmlns:cx4="http://schemas.microsoft.com/office/drawing/2016/5/10/chartex" xmlns:cx5="http://schemas.microsoft.com/office/drawing/2016/5/11/chartex" xmlns:cx6="http://schemas.microsoft.com/office/drawing/2016/5/12/chartex" xmlns:cx7="http://schemas.microsoft.com/office/drawing/2016/5/13/chartex" xmlns:cx8="http://schemas.microsoft.com/office/drawing/2016/5/14/chartex" xmlns:mc="http://schemas.openxmlformats.org/markup-compatibility/2006" xmlns:m="http://schemas.openxmlformats.org/officeDocument/2006/math" xmlns:aink="http://schemas.microsoft.com/office/drawing/2016/ink" xmlns:am3d="http://schemas.microsoft.com/office/drawing/2017/model3d" xmlns:oel="http://schemas.microsoft.com/office/2019/extlst" xmlns:r="http://schemas.openxmlformats.org/officeDocument/2006/relationships" xmlns:wp14="http://schemas.microsoft.com/office/word/2010/wordprocessingDrawing" xmlns:wp="http://schemas.openxmlformats.org/drawingml/2006/wordprocessingDrawing" xmlns:wpg="http://schemas.microsoft.com/office/word/2010/wordprocessingGroup" xmlns:wpi="http://schemas.microsoft.com/office/word/2010/wordprocessingInk" xmlns:wps="http://schemas.microsoft.com/office/word/2010/wordprocessingShape" xmlns:o="urn:schemas-microsoft-com:office:office" xmlns:v="urn:schemas-microsoft-com:vml" xmlns:w10="urn:schemas-microsoft-com:office:word" xmlns:w="http://schemas.openxmlformats.org/wordprocessingml/2006/main" xmlns:w14="http://schemas.microsoft.com/office/word/2010/wordml" xmlns:w15="http://schemas.microsoft.com/office/word/2012/wordml" xmlns:w16cex="http://schemas.microsoft.com/office/word/2018/wordml/cex" xmlns:w16cid="http://schemas.microsoft.com/office/word/2016/wordml/cid" xmlns:w16="http://schemas.microsoft.com/office/word/2018/wordml" xmlns:w16sdtdh="http://schemas.microsoft.com/office/word/2020/wordml/sdtdatahash" xmlns:w16sdtfl="http://schemas.microsoft.com/office/word/2024/wordml/sdtformatlock" xmlns:w16se="http://schemas.microsoft.com/office/word/2015/wordml/symex" xmlns:w16du="http://schemas.microsoft.com/office/word/2023/wordml/word16du" xmlns:wne="http://schemas.microsoft.com/office/word/2006/wordml" mc:Ignorable="w14 w15 w16se w16cid w16 w16cex w16sdtdh w16sdtfl w16du wp14">
+  <w:footnote w:type="separator" w:id="-1">
+    <w:p>
+      <w:pPr>
+        <w:spacing w:after="0" w:line="240" w:lineRule="auto"/>
+      </w:pPr>
+      <w:r>
+        <w:separator/>
+      </w:r>
+    </w:p>
+  </w:footnote>
   <w:footnote w:type="continuationSeparator" w:id="0">
     <w:p>
+      <w:pPr>
+        <w:spacing w:after="0" w:line="240" w:lineRule="auto"/>
+      </w:pPr>
       <w:r>
         <w:continuationSeparator/>
-      </w:r>
-    </w:p>
-  </w:footnote>
-  <w:footnote w:type="separator" w:id="-1">
-    <w:p>
-      <w:r>
-        <w:separator/>
       </w:r>
     </w:p>
   </w:footnote>
@@ -4302,10 +6398,11 @@
 </file>
 
 <file path=word/numbering.xml><?xml version="1.0" encoding="utf-8"?>
-<w:numbering xmlns:w="http://schemas.openxmlformats.org/wordprocessingml/2006/main">
-  <w:abstractNum w:abstractNumId="990">
+<w:numbering xmlns:wpc="http://schemas.microsoft.com/office/word/2010/wordprocessingCanvas" xmlns:cx="http://schemas.microsoft.com/office/drawing/2014/chartex" xmlns:cx1="http://schemas.microsoft.com/office/drawing/2015/9/8/chartex" xmlns:cx2="http://schemas.microsoft.com/office/drawing/2015/10/21/chartex" xmlns:cx3="http://schemas.microsoft.com/office/drawing/2016/5/9/chartex" xmlns:cx4="http://schemas.microsoft.com/office/drawing/2016/5/10/chartex" xmlns:cx5="http://schemas.microsoft.com/office/drawing/2016/5/11/chartex" xmlns:cx6="http://schemas.microsoft.com/office/drawing/2016/5/12/chartex" xmlns:cx7="http://schemas.microsoft.com/office/drawing/2016/5/13/chartex" xmlns:cx8="http://schemas.microsoft.com/office/drawing/2016/5/14/chartex" xmlns:mc="http://schemas.openxmlformats.org/markup-compatibility/2006" xmlns:m="http://schemas.openxmlformats.org/officeDocument/2006/math" xmlns:aink="http://schemas.microsoft.com/office/drawing/2016/ink" xmlns:am3d="http://schemas.microsoft.com/office/drawing/2017/model3d" xmlns:oel="http://schemas.microsoft.com/office/2019/extlst" xmlns:r="http://schemas.openxmlformats.org/officeDocument/2006/relationships" xmlns:wp14="http://schemas.microsoft.com/office/word/2010/wordprocessingDrawing" xmlns:wp="http://schemas.openxmlformats.org/drawingml/2006/wordprocessingDrawing" xmlns:wpg="http://schemas.microsoft.com/office/word/2010/wordprocessingGroup" xmlns:wpi="http://schemas.microsoft.com/office/word/2010/wordprocessingInk" xmlns:wps="http://schemas.microsoft.com/office/word/2010/wordprocessingShape" xmlns:o="urn:schemas-microsoft-com:office:office" xmlns:v="urn:schemas-microsoft-com:vml" xmlns:w10="urn:schemas-microsoft-com:office:word" xmlns:w="http://schemas.openxmlformats.org/wordprocessingml/2006/main" xmlns:w14="http://schemas.microsoft.com/office/word/2010/wordml" xmlns:w15="http://schemas.microsoft.com/office/word/2012/wordml" xmlns:w16cex="http://schemas.microsoft.com/office/word/2018/wordml/cex" xmlns:w16cid="http://schemas.microsoft.com/office/word/2016/wordml/cid" xmlns:w16="http://schemas.microsoft.com/office/word/2018/wordml" xmlns:w16sdtdh="http://schemas.microsoft.com/office/word/2020/wordml/sdtdatahash" xmlns:w16sdtfl="http://schemas.microsoft.com/office/word/2024/wordml/sdtformatlock" xmlns:w16se="http://schemas.microsoft.com/office/word/2015/wordml/symex" xmlns:w16du="http://schemas.microsoft.com/office/word/2023/wordml/word16du" xmlns:wne="http://schemas.microsoft.com/office/word/2006/wordml" mc:Ignorable="w14 w15 w16se w16cid w16 w16cex w16sdtdh w16sdtfl w16du wp14">
+  <w:abstractNum w:abstractNumId="0" w15:restartNumberingAfterBreak="0">
     <w:nsid w:val="0000A990"/>
     <w:multiLevelType w:val="multilevel"/>
+    <w:tmpl w:val="EF6E107E"/>
     <w:lvl w:ilvl="0">
       <w:numFmt w:val="bullet"/>
       <w:lvlText w:val=" "/>
@@ -4379,9 +6476,10 @@
       </w:pPr>
     </w:lvl>
   </w:abstractNum>
-  <w:abstractNum w:abstractNumId="991">
+  <w:abstractNum w:abstractNumId="1" w15:restartNumberingAfterBreak="0">
     <w:nsid w:val="0000A991"/>
     <w:multiLevelType w:val="multilevel"/>
+    <w:tmpl w:val="E26E2986"/>
     <w:lvl w:ilvl="0">
       <w:numFmt w:val="bullet"/>
       <w:lvlText w:val=""/>
@@ -4482,33 +6580,33 @@
       </w:rPr>
     </w:lvl>
   </w:abstractNum>
-  <w:num w:numId="1000">
-    <w:abstractNumId w:val="990"/>
+  <w:num w:numId="1" w16cid:durableId="214970417">
+    <w:abstractNumId w:val="0"/>
   </w:num>
-  <w:num w:numId="1001">
-    <w:abstractNumId w:val="991"/>
+  <w:num w:numId="2" w16cid:durableId="655652636">
+    <w:abstractNumId w:val="1"/>
   </w:num>
-  <w:num w:numId="1002">
-    <w:abstractNumId w:val="991"/>
+  <w:num w:numId="3" w16cid:durableId="2081904358">
+    <w:abstractNumId w:val="1"/>
   </w:num>
-  <w:num w:numId="1003">
-    <w:abstractNumId w:val="991"/>
+  <w:num w:numId="4" w16cid:durableId="217984698">
+    <w:abstractNumId w:val="1"/>
   </w:num>
-  <w:num w:numId="1004">
-    <w:abstractNumId w:val="991"/>
+  <w:num w:numId="5" w16cid:durableId="2900263">
+    <w:abstractNumId w:val="1"/>
   </w:num>
 </w:numbering>
 </file>
 
 <file path=word/styles.xml><?xml version="1.0" encoding="utf-8"?>
-<w:styles xmlns:r="http://schemas.openxmlformats.org/officeDocument/2006/relationships" xmlns:w="http://schemas.openxmlformats.org/wordprocessingml/2006/main">
+<w:styles xmlns:mc="http://schemas.openxmlformats.org/markup-compatibility/2006" xmlns:r="http://schemas.openxmlformats.org/officeDocument/2006/relationships" xmlns:w="http://schemas.openxmlformats.org/wordprocessingml/2006/main" xmlns:w14="http://schemas.microsoft.com/office/word/2010/wordml" xmlns:w15="http://schemas.microsoft.com/office/word/2012/wordml" xmlns:w16cex="http://schemas.microsoft.com/office/word/2018/wordml/cex" xmlns:w16cid="http://schemas.microsoft.com/office/word/2016/wordml/cid" xmlns:w16="http://schemas.microsoft.com/office/word/2018/wordml" xmlns:w16sdtdh="http://schemas.microsoft.com/office/word/2020/wordml/sdtdatahash" xmlns:w16sdtfl="http://schemas.microsoft.com/office/word/2024/wordml/sdtformatlock" xmlns:w16se="http://schemas.microsoft.com/office/word/2015/wordml/symex" xmlns:w16du="http://schemas.microsoft.com/office/word/2023/wordml/word16du" mc:Ignorable="w14 w15 w16se w16cid w16 w16cex w16sdtdh w16sdtfl w16du">
   <w:docDefaults>
     <w:rPrDefault>
       <w:rPr>
-        <w:rFonts w:asciiTheme="minorHAnsi" w:cstheme="minorBidi" w:eastAsiaTheme="minorHAnsi" w:hAnsiTheme="minorHAnsi"/>
+        <w:rFonts w:asciiTheme="minorHAnsi" w:eastAsiaTheme="minorHAnsi" w:hAnsiTheme="minorHAnsi" w:cstheme="minorBidi"/>
         <w:sz w:val="24"/>
         <w:szCs w:val="24"/>
-        <w:lang w:bidi="ar-SA" w:eastAsia="en-US" w:val="en-US"/>
+        <w:lang w:val="en-US" w:eastAsia="en-US" w:bidi="ar-SA"/>
       </w:rPr>
     </w:rPrDefault>
     <w:pPrDefault>
@@ -4517,8 +6615,255 @@
       </w:pPr>
     </w:pPrDefault>
   </w:docDefaults>
-  <w:latentStyles w:count="276" w:defLockedState="0" w:defQFormat="0" w:defSemiHidden="0" w:defUIPriority="0" w:defUnhideWhenUsed="0"/>
-  <w:style w:default="1" w:styleId="Normal" w:type="paragraph">
+  <w:latentStyles w:defLockedState="0" w:defUIPriority="0" w:defSemiHidden="0" w:defUnhideWhenUsed="0" w:defQFormat="0" w:count="376">
+    <w:lsdException w:name="toc 1" w:uiPriority="39"/>
+    <w:lsdException w:name="toc 2" w:uiPriority="39"/>
+    <w:lsdException w:name="toc 3" w:uiPriority="39"/>
+    <w:lsdException w:name="Hyperlink" w:uiPriority="99"/>
+    <w:lsdException w:name="Normal Table" w:semiHidden="1" w:unhideWhenUsed="1"/>
+    <w:lsdException w:name="Table Simple 1" w:semiHidden="1" w:unhideWhenUsed="1"/>
+    <w:lsdException w:name="Table Simple 2" w:semiHidden="1" w:unhideWhenUsed="1"/>
+    <w:lsdException w:name="Table Simple 3" w:semiHidden="1" w:unhideWhenUsed="1"/>
+    <w:lsdException w:name="Table Classic 1" w:semiHidden="1" w:unhideWhenUsed="1"/>
+    <w:lsdException w:name="Table Classic 2" w:semiHidden="1" w:unhideWhenUsed="1"/>
+    <w:lsdException w:name="Table Classic 3" w:semiHidden="1" w:unhideWhenUsed="1"/>
+    <w:lsdException w:name="Table Classic 4" w:semiHidden="1" w:unhideWhenUsed="1"/>
+    <w:lsdException w:name="Table Colorful 1" w:semiHidden="1" w:unhideWhenUsed="1"/>
+    <w:lsdException w:name="Table Colorful 2" w:semiHidden="1" w:unhideWhenUsed="1"/>
+    <w:lsdException w:name="Table Colorful 3" w:semiHidden="1" w:unhideWhenUsed="1"/>
+    <w:lsdException w:name="Table Columns 1" w:semiHidden="1" w:unhideWhenUsed="1"/>
+    <w:lsdException w:name="Table Columns 2" w:semiHidden="1" w:unhideWhenUsed="1"/>
+    <w:lsdException w:name="Table Columns 3" w:semiHidden="1" w:unhideWhenUsed="1"/>
+    <w:lsdException w:name="Table Columns 4" w:semiHidden="1" w:unhideWhenUsed="1"/>
+    <w:lsdException w:name="Table Columns 5" w:semiHidden="1" w:unhideWhenUsed="1"/>
+    <w:lsdException w:name="Table Grid 1" w:semiHidden="1" w:unhideWhenUsed="1"/>
+    <w:lsdException w:name="Table Grid 2" w:semiHidden="1" w:unhideWhenUsed="1"/>
+    <w:lsdException w:name="Table Grid 3" w:semiHidden="1" w:unhideWhenUsed="1"/>
+    <w:lsdException w:name="Table Grid 4" w:semiHidden="1" w:unhideWhenUsed="1"/>
+    <w:lsdException w:name="Table Grid 5" w:semiHidden="1" w:unhideWhenUsed="1"/>
+    <w:lsdException w:name="Table Grid 6" w:semiHidden="1" w:unhideWhenUsed="1"/>
+    <w:lsdException w:name="Table Grid 7" w:semiHidden="1" w:unhideWhenUsed="1"/>
+    <w:lsdException w:name="Table Grid 8" w:semiHidden="1" w:unhideWhenUsed="1"/>
+    <w:lsdException w:name="Table List 1" w:semiHidden="1" w:unhideWhenUsed="1"/>
+    <w:lsdException w:name="Table List 2" w:semiHidden="1" w:unhideWhenUsed="1"/>
+    <w:lsdException w:name="Table List 3" w:semiHidden="1" w:unhideWhenUsed="1"/>
+    <w:lsdException w:name="Table List 4" w:semiHidden="1" w:unhideWhenUsed="1"/>
+    <w:lsdException w:name="Table List 5" w:semiHidden="1" w:unhideWhenUsed="1"/>
+    <w:lsdException w:name="Table List 6" w:semiHidden="1" w:unhideWhenUsed="1"/>
+    <w:lsdException w:name="Table List 7" w:semiHidden="1" w:unhideWhenUsed="1"/>
+    <w:lsdException w:name="Table List 8" w:semiHidden="1" w:unhideWhenUsed="1"/>
+    <w:lsdException w:name="Table 3D effects 1" w:semiHidden="1" w:unhideWhenUsed="1"/>
+    <w:lsdException w:name="Table 3D effects 2" w:semiHidden="1" w:unhideWhenUsed="1"/>
+    <w:lsdException w:name="Table 3D effects 3" w:semiHidden="1" w:unhideWhenUsed="1"/>
+    <w:lsdException w:name="Table Contemporary" w:semiHidden="1" w:unhideWhenUsed="1"/>
+    <w:lsdException w:name="Table Elegant" w:semiHidden="1" w:unhideWhenUsed="1"/>
+    <w:lsdException w:name="Table Professional" w:semiHidden="1" w:unhideWhenUsed="1"/>
+    <w:lsdException w:name="Table Subtle 1" w:semiHidden="1" w:unhideWhenUsed="1"/>
+    <w:lsdException w:name="Table Subtle 2" w:semiHidden="1" w:unhideWhenUsed="1"/>
+    <w:lsdException w:name="Table Web 1" w:semiHidden="1" w:unhideWhenUsed="1"/>
+    <w:lsdException w:name="Table Web 2" w:semiHidden="1" w:unhideWhenUsed="1"/>
+    <w:lsdException w:name="Table Web 3" w:semiHidden="1" w:unhideWhenUsed="1"/>
+    <w:lsdException w:name="Table Theme" w:semiHidden="1" w:unhideWhenUsed="1"/>
+    <w:lsdException w:name="Light Shading"/>
+    <w:lsdException w:name="Light List"/>
+    <w:lsdException w:name="Light Grid"/>
+    <w:lsdException w:name="Medium Shading 1"/>
+    <w:lsdException w:name="Medium Shading 2"/>
+    <w:lsdException w:name="Medium List 1"/>
+    <w:lsdException w:name="Medium List 2"/>
+    <w:lsdException w:name="Medium Grid 1"/>
+    <w:lsdException w:name="Medium Grid 2"/>
+    <w:lsdException w:name="Medium Grid 3"/>
+    <w:lsdException w:name="Dark List"/>
+    <w:lsdException w:name="Colorful Shading"/>
+    <w:lsdException w:name="Colorful List"/>
+    <w:lsdException w:name="Colorful Grid"/>
+    <w:lsdException w:name="Light Shading Accent 1"/>
+    <w:lsdException w:name="Light List Accent 1"/>
+    <w:lsdException w:name="Light Grid Accent 1"/>
+    <w:lsdException w:name="Medium Shading 1 Accent 1"/>
+    <w:lsdException w:name="Medium Shading 2 Accent 1"/>
+    <w:lsdException w:name="Medium List 1 Accent 1"/>
+    <w:lsdException w:name="Medium List 2 Accent 1"/>
+    <w:lsdException w:name="Medium Grid 1 Accent 1"/>
+    <w:lsdException w:name="Medium Grid 2 Accent 1"/>
+    <w:lsdException w:name="Medium Grid 3 Accent 1"/>
+    <w:lsdException w:name="Dark List Accent 1"/>
+    <w:lsdException w:name="Colorful Shading Accent 1"/>
+    <w:lsdException w:name="Colorful List Accent 1"/>
+    <w:lsdException w:name="Colorful Grid Accent 1"/>
+    <w:lsdException w:name="Light Shading Accent 2"/>
+    <w:lsdException w:name="Light List Accent 2"/>
+    <w:lsdException w:name="Light Grid Accent 2"/>
+    <w:lsdException w:name="Medium Shading 1 Accent 2"/>
+    <w:lsdException w:name="Medium Shading 2 Accent 2"/>
+    <w:lsdException w:name="Medium List 1 Accent 2"/>
+    <w:lsdException w:name="Medium List 2 Accent 2"/>
+    <w:lsdException w:name="Medium Grid 1 Accent 2"/>
+    <w:lsdException w:name="Medium Grid 2 Accent 2"/>
+    <w:lsdException w:name="Medium Grid 3 Accent 2"/>
+    <w:lsdException w:name="Dark List Accent 2"/>
+    <w:lsdException w:name="Colorful Shading Accent 2"/>
+    <w:lsdException w:name="Colorful List Accent 2"/>
+    <w:lsdException w:name="Colorful Grid Accent 2"/>
+    <w:lsdException w:name="Light Shading Accent 3"/>
+    <w:lsdException w:name="Light List Accent 3"/>
+    <w:lsdException w:name="Light Grid Accent 3"/>
+    <w:lsdException w:name="Medium Shading 1 Accent 3"/>
+    <w:lsdException w:name="Medium Shading 2 Accent 3"/>
+    <w:lsdException w:name="Medium List 1 Accent 3"/>
+    <w:lsdException w:name="Medium List 2 Accent 3"/>
+    <w:lsdException w:name="Medium Grid 1 Accent 3"/>
+    <w:lsdException w:name="Medium Grid 2 Accent 3"/>
+    <w:lsdException w:name="Medium Grid 3 Accent 3"/>
+    <w:lsdException w:name="Dark List Accent 3"/>
+    <w:lsdException w:name="Colorful Shading Accent 3"/>
+    <w:lsdException w:name="Colorful List Accent 3"/>
+    <w:lsdException w:name="Colorful Grid Accent 3"/>
+    <w:lsdException w:name="Light Shading Accent 4"/>
+    <w:lsdException w:name="Light List Accent 4"/>
+    <w:lsdException w:name="Light Grid Accent 4"/>
+    <w:lsdException w:name="Medium Shading 1 Accent 4"/>
+    <w:lsdException w:name="Medium Shading 2 Accent 4"/>
+    <w:lsdException w:name="Medium List 1 Accent 4"/>
+    <w:lsdException w:name="Medium List 2 Accent 4"/>
+    <w:lsdException w:name="Medium Grid 1 Accent 4"/>
+    <w:lsdException w:name="Medium Grid 2 Accent 4"/>
+    <w:lsdException w:name="Medium Grid 3 Accent 4"/>
+    <w:lsdException w:name="Dark List Accent 4"/>
+    <w:lsdException w:name="Colorful Shading Accent 4"/>
+    <w:lsdException w:name="Colorful List Accent 4"/>
+    <w:lsdException w:name="Colorful Grid Accent 4"/>
+    <w:lsdException w:name="Light Shading Accent 5"/>
+    <w:lsdException w:name="Light List Accent 5"/>
+    <w:lsdException w:name="Light Grid Accent 5"/>
+    <w:lsdException w:name="Medium Shading 1 Accent 5"/>
+    <w:lsdException w:name="Medium Shading 2 Accent 5"/>
+    <w:lsdException w:name="Medium List 1 Accent 5"/>
+    <w:lsdException w:name="Medium List 2 Accent 5"/>
+    <w:lsdException w:name="Medium Grid 1 Accent 5"/>
+    <w:lsdException w:name="Medium Grid 2 Accent 5"/>
+    <w:lsdException w:name="Medium Grid 3 Accent 5"/>
+    <w:lsdException w:name="Dark List Accent 5"/>
+    <w:lsdException w:name="Colorful Shading Accent 5"/>
+    <w:lsdException w:name="Colorful List Accent 5"/>
+    <w:lsdException w:name="Colorful Grid Accent 5"/>
+    <w:lsdException w:name="Light Shading Accent 6"/>
+    <w:lsdException w:name="Light List Accent 6"/>
+    <w:lsdException w:name="Light Grid Accent 6"/>
+    <w:lsdException w:name="Medium Shading 1 Accent 6"/>
+    <w:lsdException w:name="Medium Shading 2 Accent 6"/>
+    <w:lsdException w:name="Medium List 1 Accent 6"/>
+    <w:lsdException w:name="Medium List 2 Accent 6"/>
+    <w:lsdException w:name="Medium Grid 1 Accent 6"/>
+    <w:lsdException w:name="Medium Grid 2 Accent 6"/>
+    <w:lsdException w:name="Medium Grid 3 Accent 6"/>
+    <w:lsdException w:name="Dark List Accent 6"/>
+    <w:lsdException w:name="Colorful Shading Accent 6"/>
+    <w:lsdException w:name="Colorful List Accent 6"/>
+    <w:lsdException w:name="Colorful Grid Accent 6"/>
+    <w:lsdException w:name="Grid Table 4" w:uiPriority="49"/>
+    <w:lsdException w:name="Grid Table 5 Dark" w:uiPriority="50"/>
+    <w:lsdException w:name="Grid Table 6 Colorful" w:uiPriority="51"/>
+    <w:lsdException w:name="Grid Table 7 Colorful" w:uiPriority="52"/>
+    <w:lsdException w:name="Grid Table 1 Light Accent 1" w:uiPriority="46"/>
+    <w:lsdException w:name="Grid Table 2 Accent 1" w:uiPriority="47"/>
+    <w:lsdException w:name="Grid Table 3 Accent 1" w:uiPriority="48"/>
+    <w:lsdException w:name="Grid Table 4 Accent 1" w:uiPriority="49"/>
+    <w:lsdException w:name="Grid Table 5 Dark Accent 1" w:uiPriority="50"/>
+    <w:lsdException w:name="Grid Table 6 Colorful Accent 1" w:uiPriority="51"/>
+    <w:lsdException w:name="Grid Table 7 Colorful Accent 1" w:uiPriority="52"/>
+    <w:lsdException w:name="Grid Table 1 Light Accent 2" w:uiPriority="46"/>
+    <w:lsdException w:name="Grid Table 2 Accent 2" w:uiPriority="47"/>
+    <w:lsdException w:name="Grid Table 3 Accent 2" w:uiPriority="48"/>
+    <w:lsdException w:name="Grid Table 4 Accent 2" w:uiPriority="49"/>
+    <w:lsdException w:name="Grid Table 5 Dark Accent 2" w:uiPriority="50"/>
+    <w:lsdException w:name="Grid Table 6 Colorful Accent 2" w:uiPriority="51"/>
+    <w:lsdException w:name="Grid Table 7 Colorful Accent 2" w:uiPriority="52"/>
+    <w:lsdException w:name="Grid Table 1 Light Accent 3" w:uiPriority="46"/>
+    <w:lsdException w:name="Grid Table 2 Accent 3" w:uiPriority="47"/>
+    <w:lsdException w:name="Grid Table 3 Accent 3" w:uiPriority="48"/>
+    <w:lsdException w:name="Grid Table 4 Accent 3" w:uiPriority="49"/>
+    <w:lsdException w:name="Grid Table 5 Dark Accent 3" w:uiPriority="50"/>
+    <w:lsdException w:name="Grid Table 6 Colorful Accent 3" w:uiPriority="51"/>
+    <w:lsdException w:name="Grid Table 7 Colorful Accent 3" w:uiPriority="52"/>
+    <w:lsdException w:name="Grid Table 1 Light Accent 4" w:uiPriority="46"/>
+    <w:lsdException w:name="Grid Table 2 Accent 4" w:uiPriority="47"/>
+    <w:lsdException w:name="Grid Table 3 Accent 4" w:uiPriority="48"/>
+    <w:lsdException w:name="Grid Table 4 Accent 4" w:uiPriority="49"/>
+    <w:lsdException w:name="Grid Table 5 Dark Accent 4" w:uiPriority="50"/>
+    <w:lsdException w:name="Grid Table 6 Colorful Accent 4" w:uiPriority="51"/>
+    <w:lsdException w:name="Grid Table 7 Colorful Accent 4" w:uiPriority="52"/>
+    <w:lsdException w:name="Grid Table 1 Light Accent 5" w:uiPriority="46"/>
+    <w:lsdException w:name="Grid Table 2 Accent 5" w:uiPriority="47"/>
+    <w:lsdException w:name="Grid Table 3 Accent 5" w:uiPriority="48"/>
+    <w:lsdException w:name="Grid Table 4 Accent 5" w:uiPriority="49"/>
+    <w:lsdException w:name="Grid Table 5 Dark Accent 5" w:uiPriority="50"/>
+    <w:lsdException w:name="Grid Table 6 Colorful Accent 5" w:uiPriority="51"/>
+    <w:lsdException w:name="Grid Table 7 Colorful Accent 5" w:uiPriority="52"/>
+    <w:lsdException w:name="Grid Table 1 Light Accent 6" w:uiPriority="46"/>
+    <w:lsdException w:name="Grid Table 2 Accent 6" w:uiPriority="47"/>
+    <w:lsdException w:name="Grid Table 3 Accent 6" w:uiPriority="48"/>
+    <w:lsdException w:name="Grid Table 4 Accent 6" w:uiPriority="49"/>
+    <w:lsdException w:name="Grid Table 5 Dark Accent 6" w:uiPriority="50"/>
+    <w:lsdException w:name="Grid Table 6 Colorful Accent 6" w:uiPriority="51"/>
+    <w:lsdException w:name="Grid Table 7 Colorful Accent 6" w:uiPriority="52"/>
+    <w:lsdException w:name="List Table 1 Light" w:uiPriority="46"/>
+    <w:lsdException w:name="List Table 2" w:uiPriority="47"/>
+    <w:lsdException w:name="List Table 3" w:uiPriority="48"/>
+    <w:lsdException w:name="List Table 4" w:uiPriority="49"/>
+    <w:lsdException w:name="List Table 5 Dark" w:uiPriority="50"/>
+    <w:lsdException w:name="List Table 6 Colorful" w:uiPriority="51"/>
+    <w:lsdException w:name="List Table 7 Colorful" w:uiPriority="52"/>
+    <w:lsdException w:name="List Table 1 Light Accent 1" w:uiPriority="46"/>
+    <w:lsdException w:name="List Table 2 Accent 1" w:uiPriority="47"/>
+    <w:lsdException w:name="List Table 3 Accent 1" w:uiPriority="48"/>
+    <w:lsdException w:name="List Table 4 Accent 1" w:uiPriority="49"/>
+    <w:lsdException w:name="List Table 5 Dark Accent 1" w:uiPriority="50"/>
+    <w:lsdException w:name="List Table 6 Colorful Accent 1" w:uiPriority="51"/>
+    <w:lsdException w:name="List Table 7 Colorful Accent 1" w:uiPriority="52"/>
+    <w:lsdException w:name="List Table 1 Light Accent 2" w:uiPriority="46"/>
+    <w:lsdException w:name="List Table 2 Accent 2" w:uiPriority="47"/>
+    <w:lsdException w:name="List Table 3 Accent 2" w:uiPriority="48"/>
+    <w:lsdException w:name="List Table 4 Accent 2" w:uiPriority="49"/>
+    <w:lsdException w:name="List Table 5 Dark Accent 2" w:uiPriority="50"/>
+    <w:lsdException w:name="List Table 6 Colorful Accent 2" w:uiPriority="51"/>
+    <w:lsdException w:name="List Table 7 Colorful Accent 2" w:uiPriority="52"/>
+    <w:lsdException w:name="List Table 1 Light Accent 3" w:uiPriority="46"/>
+    <w:lsdException w:name="List Table 2 Accent 3" w:uiPriority="47"/>
+    <w:lsdException w:name="List Table 3 Accent 3" w:uiPriority="48"/>
+    <w:lsdException w:name="List Table 4 Accent 3" w:uiPriority="49"/>
+    <w:lsdException w:name="List Table 5 Dark Accent 3" w:uiPriority="50"/>
+    <w:lsdException w:name="List Table 6 Colorful Accent 3" w:uiPriority="51"/>
+    <w:lsdException w:name="List Table 7 Colorful Accent 3" w:uiPriority="52"/>
+    <w:lsdException w:name="List Table 1 Light Accent 4" w:uiPriority="46"/>
+    <w:lsdException w:name="List Table 2 Accent 4" w:uiPriority="47"/>
+    <w:lsdException w:name="List Table 3 Accent 4" w:uiPriority="48"/>
+    <w:lsdException w:name="List Table 4 Accent 4" w:uiPriority="49"/>
+    <w:lsdException w:name="List Table 5 Dark Accent 4" w:uiPriority="50"/>
+    <w:lsdException w:name="List Table 6 Colorful Accent 4" w:uiPriority="51"/>
+    <w:lsdException w:name="List Table 7 Colorful Accent 4" w:uiPriority="52"/>
+    <w:lsdException w:name="List Table 1 Light Accent 5" w:uiPriority="46"/>
+    <w:lsdException w:name="List Table 2 Accent 5" w:uiPriority="47"/>
+    <w:lsdException w:name="List Table 3 Accent 5" w:uiPriority="48"/>
+    <w:lsdException w:name="List Table 4 Accent 5" w:uiPriority="49"/>
+    <w:lsdException w:name="List Table 5 Dark Accent 5" w:uiPriority="50"/>
+    <w:lsdException w:name="List Table 6 Colorful Accent 5" w:uiPriority="51"/>
+    <w:lsdException w:name="List Table 7 Colorful Accent 5" w:uiPriority="52"/>
+    <w:lsdException w:name="List Table 1 Light Accent 6" w:uiPriority="46"/>
+    <w:lsdException w:name="List Table 2 Accent 6" w:uiPriority="47"/>
+    <w:lsdException w:name="List Table 3 Accent 6" w:uiPriority="48"/>
+    <w:lsdException w:name="List Table 4 Accent 6" w:uiPriority="49"/>
+    <w:lsdException w:name="List Table 5 Dark Accent 6" w:uiPriority="50"/>
+    <w:lsdException w:name="List Table 6 Colorful Accent 6" w:uiPriority="51"/>
+    <w:lsdException w:name="List Table 7 Colorful Accent 6" w:uiPriority="52"/>
+    <w:lsdException w:name="Mention" w:semiHidden="1" w:uiPriority="99" w:unhideWhenUsed="1"/>
+    <w:lsdException w:name="Smart Hyperlink" w:semiHidden="1" w:uiPriority="99" w:unhideWhenUsed="1"/>
+    <w:lsdException w:name="Hashtag" w:semiHidden="1" w:uiPriority="99" w:unhideWhenUsed="1"/>
+    <w:lsdException w:name="Unresolved Mention" w:semiHidden="1" w:uiPriority="99" w:unhideWhenUsed="1"/>
+    <w:lsdException w:name="Smart Link" w:semiHidden="1" w:uiPriority="99" w:unhideWhenUsed="1"/>
+  </w:latentStyles>
+  <w:style w:type="paragraph" w:default="1" w:styleId="Normal">
     <w:name w:val="Normal"/>
     <w:qFormat/>
     <w:pPr>
@@ -4526,39 +6871,242 @@
       <w:jc w:val="both"/>
     </w:pPr>
     <w:rPr>
-      <w:rFonts w:ascii="Times New Roman" w:cs="Times New Roman" w:eastAsia="Times New Roman" w:hAnsi="Times New Roman"/>
+      <w:rFonts w:ascii="Times New Roman" w:eastAsia="Times New Roman" w:hAnsi="Times New Roman" w:cs="Times New Roman"/>
       <w:sz w:val="26"/>
     </w:rPr>
   </w:style>
-  <w:style w:styleId="BodyText" w:type="paragraph">
+  <w:style w:type="paragraph" w:styleId="Heading1">
+    <w:name w:val="heading 1"/>
+    <w:basedOn w:val="Normal"/>
+    <w:next w:val="BodyText"/>
+    <w:uiPriority w:val="9"/>
+    <w:qFormat/>
+    <w:pPr>
+      <w:keepNext/>
+      <w:keepLines/>
+      <w:pageBreakBefore/>
+      <w:spacing w:before="480" w:after="0"/>
+      <w:jc w:val="left"/>
+      <w:outlineLvl w:val="0"/>
+    </w:pPr>
+    <w:rPr>
+      <w:b/>
+      <w:bCs/>
+      <w:caps/>
+      <w:sz w:val="28"/>
+      <w:szCs w:val="28"/>
+    </w:rPr>
+  </w:style>
+  <w:style w:type="paragraph" w:styleId="Heading2">
+    <w:name w:val="heading 2"/>
+    <w:basedOn w:val="Normal"/>
+    <w:next w:val="BodyText"/>
+    <w:uiPriority w:val="9"/>
+    <w:unhideWhenUsed/>
+    <w:qFormat/>
+    <w:pPr>
+      <w:keepNext/>
+      <w:keepLines/>
+      <w:spacing w:before="200" w:after="0"/>
+      <w:jc w:val="left"/>
+      <w:outlineLvl w:val="1"/>
+    </w:pPr>
+    <w:rPr>
+      <w:b/>
+      <w:bCs/>
+      <w:szCs w:val="26"/>
+    </w:rPr>
+  </w:style>
+  <w:style w:type="paragraph" w:styleId="Heading3">
+    <w:name w:val="heading 3"/>
+    <w:basedOn w:val="Normal"/>
+    <w:next w:val="BodyText"/>
+    <w:uiPriority w:val="9"/>
+    <w:unhideWhenUsed/>
+    <w:qFormat/>
+    <w:pPr>
+      <w:keepNext/>
+      <w:keepLines/>
+      <w:spacing w:before="200" w:after="0"/>
+      <w:jc w:val="left"/>
+      <w:outlineLvl w:val="2"/>
+    </w:pPr>
+    <w:rPr>
+      <w:b/>
+      <w:bCs/>
+      <w:szCs w:val="26"/>
+    </w:rPr>
+  </w:style>
+  <w:style w:type="paragraph" w:styleId="Heading4">
+    <w:name w:val="heading 4"/>
+    <w:basedOn w:val="Normal"/>
+    <w:next w:val="BodyText"/>
+    <w:uiPriority w:val="9"/>
+    <w:unhideWhenUsed/>
+    <w:qFormat/>
+    <w:pPr>
+      <w:keepNext/>
+      <w:keepLines/>
+      <w:spacing w:before="200" w:after="0"/>
+      <w:jc w:val="left"/>
+      <w:outlineLvl w:val="3"/>
+    </w:pPr>
+    <w:rPr>
+      <w:b/>
+      <w:bCs/>
+      <w:szCs w:val="26"/>
+    </w:rPr>
+  </w:style>
+  <w:style w:type="paragraph" w:styleId="Heading5">
+    <w:name w:val="heading 5"/>
+    <w:basedOn w:val="Normal"/>
+    <w:next w:val="BodyText"/>
+    <w:uiPriority w:val="9"/>
+    <w:unhideWhenUsed/>
+    <w:qFormat/>
+    <w:pPr>
+      <w:keepNext/>
+      <w:keepLines/>
+      <w:spacing w:before="200" w:after="0"/>
+      <w:jc w:val="left"/>
+      <w:outlineLvl w:val="4"/>
+    </w:pPr>
+    <w:rPr>
+      <w:b/>
+      <w:bCs/>
+      <w:szCs w:val="26"/>
+    </w:rPr>
+  </w:style>
+  <w:style w:type="paragraph" w:styleId="Heading6">
+    <w:name w:val="heading 6"/>
+    <w:basedOn w:val="Normal"/>
+    <w:next w:val="BodyText"/>
+    <w:uiPriority w:val="9"/>
+    <w:unhideWhenUsed/>
+    <w:qFormat/>
+    <w:pPr>
+      <w:keepNext/>
+      <w:keepLines/>
+      <w:spacing w:before="200" w:after="0"/>
+      <w:jc w:val="left"/>
+      <w:outlineLvl w:val="5"/>
+    </w:pPr>
+    <w:rPr>
+      <w:b/>
+      <w:bCs/>
+      <w:szCs w:val="26"/>
+    </w:rPr>
+  </w:style>
+  <w:style w:type="paragraph" w:styleId="Heading7">
+    <w:name w:val="heading 7"/>
+    <w:basedOn w:val="Normal"/>
+    <w:next w:val="BodyText"/>
+    <w:uiPriority w:val="9"/>
+    <w:unhideWhenUsed/>
+    <w:qFormat/>
+    <w:pPr>
+      <w:keepNext/>
+      <w:keepLines/>
+      <w:spacing w:before="200" w:after="0"/>
+      <w:jc w:val="left"/>
+      <w:outlineLvl w:val="6"/>
+    </w:pPr>
+    <w:rPr>
+      <w:b/>
+      <w:bCs/>
+      <w:szCs w:val="26"/>
+    </w:rPr>
+  </w:style>
+  <w:style w:type="paragraph" w:styleId="Heading8">
+    <w:name w:val="heading 8"/>
+    <w:basedOn w:val="Normal"/>
+    <w:next w:val="BodyText"/>
+    <w:uiPriority w:val="9"/>
+    <w:unhideWhenUsed/>
+    <w:qFormat/>
+    <w:pPr>
+      <w:keepNext/>
+      <w:keepLines/>
+      <w:spacing w:before="200" w:after="0"/>
+      <w:jc w:val="left"/>
+      <w:outlineLvl w:val="7"/>
+    </w:pPr>
+    <w:rPr>
+      <w:b/>
+      <w:bCs/>
+      <w:szCs w:val="26"/>
+    </w:rPr>
+  </w:style>
+  <w:style w:type="paragraph" w:styleId="Heading9">
+    <w:name w:val="heading 9"/>
+    <w:basedOn w:val="Normal"/>
+    <w:next w:val="BodyText"/>
+    <w:uiPriority w:val="9"/>
+    <w:unhideWhenUsed/>
+    <w:qFormat/>
+    <w:pPr>
+      <w:keepNext/>
+      <w:keepLines/>
+      <w:spacing w:before="200" w:after="0"/>
+      <w:jc w:val="left"/>
+      <w:outlineLvl w:val="8"/>
+    </w:pPr>
+    <w:rPr>
+      <w:b/>
+      <w:bCs/>
+      <w:szCs w:val="26"/>
+    </w:rPr>
+  </w:style>
+  <w:style w:type="character" w:default="1" w:styleId="DefaultParagraphFont">
+    <w:name w:val="Default Paragraph Font"/>
+    <w:uiPriority w:val="1"/>
+    <w:semiHidden/>
+    <w:unhideWhenUsed/>
+  </w:style>
+  <w:style w:type="table" w:default="1" w:styleId="TableNormal">
+    <w:name w:val="Normal Table"/>
+    <w:uiPriority w:val="99"/>
+    <w:semiHidden/>
+    <w:unhideWhenUsed/>
+    <w:tblPr>
+      <w:tblInd w:w="0" w:type="dxa"/>
+      <w:tblCellMar>
+        <w:top w:w="0" w:type="dxa"/>
+        <w:left w:w="108" w:type="dxa"/>
+        <w:bottom w:w="0" w:type="dxa"/>
+        <w:right w:w="108" w:type="dxa"/>
+      </w:tblCellMar>
+    </w:tblPr>
+  </w:style>
+  <w:style w:type="numbering" w:default="1" w:styleId="NoList">
+    <w:name w:val="No List"/>
+    <w:uiPriority w:val="99"/>
+    <w:semiHidden/>
+    <w:unhideWhenUsed/>
+  </w:style>
+  <w:style w:type="paragraph" w:styleId="BodyText">
     <w:name w:val="Body Text"/>
     <w:basedOn w:val="Normal"/>
-    <w:link w:val="BodyTextChar"/>
+    <w:qFormat/>
     <w:pPr>
-      <w:spacing w:after="180" w:before="180"/>
-      <w:jc w:val="both"/>
+      <w:spacing w:before="180" w:after="180"/>
     </w:pPr>
-    <w:qFormat/>
   </w:style>
-  <w:style w:customStyle="1" w:styleId="FirstParagraph" w:type="paragraph">
+  <w:style w:type="paragraph" w:customStyle="1" w:styleId="FirstParagraph">
     <w:name w:val="First Paragraph"/>
     <w:basedOn w:val="BodyText"/>
     <w:next w:val="BodyText"/>
     <w:qFormat/>
-    <w:pPr>
-      <w:jc w:val="both"/>
-    </w:pPr>
   </w:style>
-  <w:style w:customStyle="1" w:styleId="Compact" w:type="paragraph">
+  <w:style w:type="paragraph" w:customStyle="1" w:styleId="Compact">
     <w:name w:val="Compact"/>
     <w:basedOn w:val="BodyText"/>
     <w:qFormat/>
     <w:pPr>
-      <w:spacing w:after="36" w:before="36"/>
-      <w:jc w:val="both"/>
+      <w:spacing w:before="36" w:after="36"/>
     </w:pPr>
   </w:style>
-  <w:style w:styleId="Title" w:type="paragraph">
+  <w:style w:type="paragraph" w:styleId="Title">
     <w:name w:val="Title"/>
     <w:basedOn w:val="Normal"/>
     <w:next w:val="BodyText"/>
@@ -4566,34 +7114,26 @@
     <w:pPr>
       <w:keepNext/>
       <w:keepLines/>
-      <w:spacing w:after="240" w:before="480"/>
+      <w:spacing w:before="480" w:after="240"/>
       <w:jc w:val="center"/>
     </w:pPr>
     <w:rPr>
-      <w:rFonts w:ascii="Times New Roman" w:cs="Times New Roman" w:eastAsia="Times New Roman" w:hAnsi="Times New Roman"/>
       <w:b/>
       <w:bCs/>
       <w:sz w:val="28"/>
       <w:szCs w:val="28"/>
     </w:rPr>
   </w:style>
-  <w:style w:styleId="Subtitle" w:type="paragraph">
+  <w:style w:type="paragraph" w:styleId="Subtitle">
     <w:name w:val="Subtitle"/>
     <w:basedOn w:val="Title"/>
     <w:next w:val="BodyText"/>
     <w:qFormat/>
     <w:pPr>
-      <w:keepNext/>
-      <w:keepLines/>
-      <w:spacing w:after="240" w:before="240"/>
-      <w:jc w:val="center"/>
+      <w:spacing w:before="240"/>
     </w:pPr>
-    <w:rPr>
-      <w:sz w:val="28"/>
-      <w:szCs w:val="28"/>
-    </w:rPr>
   </w:style>
-  <w:style w:customStyle="1" w:styleId="Author" w:type="paragraph">
+  <w:style w:type="paragraph" w:customStyle="1" w:styleId="Author">
     <w:name w:val="Author"/>
     <w:next w:val="BodyText"/>
     <w:qFormat/>
@@ -4603,7 +7143,7 @@
       <w:jc w:val="center"/>
     </w:pPr>
   </w:style>
-  <w:style w:styleId="Date" w:type="paragraph">
+  <w:style w:type="paragraph" w:styleId="Date">
     <w:name w:val="Date"/>
     <w:next w:val="BodyText"/>
     <w:qFormat/>
@@ -4613,7 +7153,7 @@
       <w:jc w:val="center"/>
     </w:pPr>
   </w:style>
-  <w:style w:customStyle="1" w:styleId="Abstract" w:type="paragraph">
+  <w:style w:type="paragraph" w:customStyle="1" w:styleId="Abstract">
     <w:name w:val="Abstract"/>
     <w:basedOn w:val="Normal"/>
     <w:next w:val="BodyText"/>
@@ -4621,221 +7161,19 @@
     <w:pPr>
       <w:keepNext/>
       <w:keepLines/>
-      <w:spacing w:after="300" w:before="300"/>
+      <w:spacing w:before="300" w:after="300"/>
     </w:pPr>
     <w:rPr>
       <w:sz w:val="20"/>
       <w:szCs w:val="20"/>
     </w:rPr>
   </w:style>
-  <w:style w:styleId="Bibliography" w:type="paragraph">
+  <w:style w:type="paragraph" w:styleId="Bibliography">
     <w:name w:val="Bibliography"/>
     <w:basedOn w:val="Normal"/>
-    <w:next w:val="Bibliography"/>
     <w:qFormat/>
-    <w:pPr/>
-    <w:rPr/>
   </w:style>
-  <w:style w:styleId="Heading1" w:type="paragraph">
-    <w:name w:val="Heading 1"/>
-    <w:basedOn w:val="Normal"/>
-    <w:next w:val="BodyText"/>
-    <w:uiPriority w:val="9"/>
-    <w:qFormat/>
-    <w:pPr>
-      <w:keepNext/>
-      <w:keepLines/>
-      <w:pageBreakBefore/>
-      <w:spacing w:after="0" w:before="480"/>
-      <w:jc w:val="left"/>
-      <w:outlineLvl w:val="0"/>
-    </w:pPr>
-    <w:rPr>
-      <w:rFonts w:ascii="Times New Roman" w:cs="Times New Roman" w:eastAsia="Times New Roman" w:hAnsi="Times New Roman"/>
-      <w:b/>
-      <w:bCs/>
-      <w:caps/>
-      <w:sz w:val="28"/>
-      <w:szCs w:val="28"/>
-    </w:rPr>
-  </w:style>
-  <w:style w:styleId="Heading2" w:type="paragraph">
-    <w:name w:val="Heading 2"/>
-    <w:basedOn w:val="Normal"/>
-    <w:next w:val="BodyText"/>
-    <w:uiPriority w:val="9"/>
-    <w:unhideWhenUsed/>
-    <w:qFormat/>
-    <w:pPr>
-      <w:keepNext/>
-      <w:keepLines/>
-      <w:spacing w:after="0" w:before="200"/>
-      <w:jc w:val="left"/>
-      <w:outlineLvl w:val="1"/>
-    </w:pPr>
-    <w:rPr>
-      <w:rFonts w:ascii="Times New Roman" w:cs="Times New Roman" w:eastAsia="Times New Roman" w:hAnsi="Times New Roman"/>
-      <w:b/>
-      <w:bCs/>
-      <w:sz w:val="26"/>
-      <w:szCs w:val="26"/>
-    </w:rPr>
-  </w:style>
-  <w:style w:styleId="Heading3" w:type="paragraph">
-    <w:name w:val="Heading 3"/>
-    <w:basedOn w:val="Normal"/>
-    <w:next w:val="BodyText"/>
-    <w:uiPriority w:val="9"/>
-    <w:unhideWhenUsed/>
-    <w:qFormat/>
-    <w:pPr>
-      <w:keepNext/>
-      <w:keepLines/>
-      <w:spacing w:after="0" w:before="200"/>
-      <w:jc w:val="left"/>
-      <w:outlineLvl w:val="2"/>
-    </w:pPr>
-    <w:rPr>
-      <w:rFonts w:ascii="Times New Roman" w:cs="Times New Roman" w:eastAsia="Times New Roman" w:hAnsi="Times New Roman"/>
-      <w:b/>
-      <w:bCs/>
-      <w:sz w:val="26"/>
-      <w:szCs w:val="26"/>
-    </w:rPr>
-  </w:style>
-  <w:style w:styleId="Heading4" w:type="paragraph">
-    <w:name w:val="Heading 4"/>
-    <w:basedOn w:val="Normal"/>
-    <w:next w:val="BodyText"/>
-    <w:uiPriority w:val="9"/>
-    <w:unhideWhenUsed/>
-    <w:qFormat/>
-    <w:pPr>
-      <w:keepNext/>
-      <w:keepLines/>
-      <w:spacing w:after="0" w:before="200"/>
-      <w:jc w:val="left"/>
-      <w:outlineLvl w:val="3"/>
-    </w:pPr>
-    <w:rPr>
-      <w:rFonts w:ascii="Times New Roman" w:cs="Times New Roman" w:eastAsia="Times New Roman" w:hAnsi="Times New Roman"/>
-      <w:b/>
-      <w:bCs/>
-      <w:sz w:val="26"/>
-      <w:szCs w:val="26"/>
-    </w:rPr>
-  </w:style>
-  <w:style w:styleId="Heading5" w:type="paragraph">
-    <w:name w:val="Heading 5"/>
-    <w:basedOn w:val="Normal"/>
-    <w:next w:val="BodyText"/>
-    <w:uiPriority w:val="9"/>
-    <w:unhideWhenUsed/>
-    <w:qFormat/>
-    <w:pPr>
-      <w:keepNext/>
-      <w:keepLines/>
-      <w:spacing w:after="0" w:before="200"/>
-      <w:jc w:val="left"/>
-      <w:outlineLvl w:val="4"/>
-    </w:pPr>
-    <w:rPr>
-      <w:rFonts w:ascii="Times New Roman" w:cs="Times New Roman" w:eastAsia="Times New Roman" w:hAnsi="Times New Roman"/>
-      <w:b/>
-      <w:bCs/>
-      <w:sz w:val="26"/>
-      <w:szCs w:val="26"/>
-    </w:rPr>
-  </w:style>
-  <w:style w:styleId="Heading6" w:type="paragraph">
-    <w:name w:val="Heading 6"/>
-    <w:basedOn w:val="Normal"/>
-    <w:next w:val="BodyText"/>
-    <w:uiPriority w:val="9"/>
-    <w:unhideWhenUsed/>
-    <w:qFormat/>
-    <w:pPr>
-      <w:keepNext/>
-      <w:keepLines/>
-      <w:spacing w:after="0" w:before="200"/>
-      <w:jc w:val="left"/>
-      <w:outlineLvl w:val="5"/>
-    </w:pPr>
-    <w:rPr>
-      <w:rFonts w:ascii="Times New Roman" w:cs="Times New Roman" w:eastAsia="Times New Roman" w:hAnsi="Times New Roman"/>
-      <w:b/>
-      <w:bCs/>
-      <w:sz w:val="26"/>
-      <w:szCs w:val="26"/>
-    </w:rPr>
-  </w:style>
-  <w:style w:styleId="Heading7" w:type="paragraph">
-    <w:name w:val="Heading 7"/>
-    <w:basedOn w:val="Normal"/>
-    <w:next w:val="BodyText"/>
-    <w:uiPriority w:val="9"/>
-    <w:unhideWhenUsed/>
-    <w:qFormat/>
-    <w:pPr>
-      <w:keepNext/>
-      <w:keepLines/>
-      <w:spacing w:after="0" w:before="200"/>
-      <w:jc w:val="left"/>
-      <w:outlineLvl w:val="6"/>
-    </w:pPr>
-    <w:rPr>
-      <w:rFonts w:ascii="Times New Roman" w:cs="Times New Roman" w:eastAsia="Times New Roman" w:hAnsi="Times New Roman"/>
-      <w:b/>
-      <w:bCs/>
-      <w:sz w:val="26"/>
-      <w:szCs w:val="26"/>
-    </w:rPr>
-  </w:style>
-  <w:style w:styleId="Heading8" w:type="paragraph">
-    <w:name w:val="Heading 8"/>
-    <w:basedOn w:val="Normal"/>
-    <w:next w:val="BodyText"/>
-    <w:uiPriority w:val="9"/>
-    <w:unhideWhenUsed/>
-    <w:qFormat/>
-    <w:pPr>
-      <w:keepNext/>
-      <w:keepLines/>
-      <w:spacing w:after="0" w:before="200"/>
-      <w:jc w:val="left"/>
-      <w:outlineLvl w:val="7"/>
-    </w:pPr>
-    <w:rPr>
-      <w:rFonts w:ascii="Times New Roman" w:cs="Times New Roman" w:eastAsia="Times New Roman" w:hAnsi="Times New Roman"/>
-      <w:b/>
-      <w:bCs/>
-      <w:sz w:val="26"/>
-      <w:szCs w:val="26"/>
-    </w:rPr>
-  </w:style>
-  <w:style w:styleId="Heading9" w:type="paragraph">
-    <w:name w:val="Heading 9"/>
-    <w:basedOn w:val="Normal"/>
-    <w:next w:val="BodyText"/>
-    <w:uiPriority w:val="9"/>
-    <w:unhideWhenUsed/>
-    <w:qFormat/>
-    <w:pPr>
-      <w:keepNext/>
-      <w:keepLines/>
-      <w:spacing w:after="0" w:before="200"/>
-      <w:jc w:val="left"/>
-      <w:outlineLvl w:val="8"/>
-    </w:pPr>
-    <w:rPr>
-      <w:rFonts w:ascii="Times New Roman" w:cs="Times New Roman" w:eastAsia="Times New Roman" w:hAnsi="Times New Roman"/>
-      <w:b/>
-      <w:bCs/>
-      <w:sz w:val="26"/>
-      <w:szCs w:val="26"/>
-    </w:rPr>
-  </w:style>
-  <w:style w:styleId="BlockText" w:type="paragraph">
+  <w:style w:type="paragraph" w:styleId="BlockText">
     <w:name w:val="Block Text"/>
     <w:basedOn w:val="BodyText"/>
     <w:next w:val="BodyText"/>
@@ -4843,40 +7181,33 @@
     <w:unhideWhenUsed/>
     <w:qFormat/>
     <w:pPr>
-      <w:spacing w:after="100" w:before="100"/>
-      <w:ind w:firstLine="0" w:left="480" w:right="480"/>
+      <w:spacing w:before="100" w:after="100"/>
+      <w:ind w:left="480" w:right="480"/>
     </w:pPr>
   </w:style>
-  <w:style w:styleId="FootnoteText" w:type="paragraph">
-    <w:name w:val="Footnote Text"/>
+  <w:style w:type="paragraph" w:styleId="FootnoteText">
+    <w:name w:val="footnote text"/>
     <w:basedOn w:val="Normal"/>
-    <w:next w:val="FootnoteText"/>
     <w:uiPriority w:val="9"/>
     <w:unhideWhenUsed/>
     <w:qFormat/>
   </w:style>
-  <w:style w:default="1" w:styleId="DefaultParagraphFont" w:type="character">
-    <w:name w:val="Default Paragraph Font"/>
-    <w:semiHidden/>
-    <w:unhideWhenUsed/>
-  </w:style>
-  <w:style w:default="1" w:styleId="Table" w:type="table">
+  <w:style w:type="table" w:customStyle="1" w:styleId="Table">
     <w:name w:val="Table"/>
-    <w:basedOn w:val="TableNormal"/>
     <w:semiHidden/>
     <w:unhideWhenUsed/>
     <w:qFormat/>
     <w:tblPr>
-      <w:tblInd w:type="dxa" w:w="0"/>
+      <w:tblInd w:w="0" w:type="dxa"/>
       <w:tblCellMar>
-        <w:top w:type="dxa" w:w="0"/>
-        <w:left w:type="dxa" w:w="108"/>
-        <w:bottom w:type="dxa" w:w="0"/>
-        <w:right w:type="dxa" w:w="108"/>
+        <w:top w:w="0" w:type="dxa"/>
+        <w:left w:w="108" w:type="dxa"/>
+        <w:bottom w:w="0" w:type="dxa"/>
+        <w:right w:w="108" w:type="dxa"/>
       </w:tblCellMar>
     </w:tblPr>
   </w:style>
-  <w:style w:customStyle="1" w:styleId="DefinitionTerm" w:type="paragraph">
+  <w:style w:type="paragraph" w:customStyle="1" w:styleId="DefinitionTerm">
     <w:name w:val="Definition Term"/>
     <w:basedOn w:val="Normal"/>
     <w:next w:val="Definition"/>
@@ -4889,69 +7220,67 @@
       <w:b/>
     </w:rPr>
   </w:style>
-  <w:style w:customStyle="1" w:styleId="Definition" w:type="paragraph">
+  <w:style w:type="paragraph" w:customStyle="1" w:styleId="Definition">
     <w:name w:val="Definition"/>
     <w:basedOn w:val="Normal"/>
   </w:style>
-  <w:style w:styleId="Caption" w:type="paragraph">
-    <w:name w:val="Caption"/>
+  <w:style w:type="paragraph" w:styleId="Caption">
+    <w:name w:val="caption"/>
     <w:basedOn w:val="Normal"/>
-    <w:link w:val="BodyTextChar"/>
-    <w:pPr>
-      <w:spacing w:after="120" w:before="0"/>
-    </w:pPr>
-    <w:rPr/>
+    <w:link w:val="CaptionChar"/>
   </w:style>
-  <w:style w:customStyle="1" w:styleId="TableCaption" w:type="paragraph">
+  <w:style w:type="paragraph" w:customStyle="1" w:styleId="TableCaption">
     <w:name w:val="Table Caption"/>
     <w:basedOn w:val="Caption"/>
     <w:pPr>
       <w:keepNext/>
     </w:pPr>
   </w:style>
-  <w:style w:customStyle="1" w:styleId="ImageCaption" w:type="paragraph">
+  <w:style w:type="paragraph" w:customStyle="1" w:styleId="ImageCaption">
     <w:name w:val="Image Caption"/>
     <w:basedOn w:val="Caption"/>
   </w:style>
-  <w:style w:customStyle="1" w:styleId="Figure" w:type="paragraph">
+  <w:style w:type="paragraph" w:customStyle="1" w:styleId="Figure">
     <w:name w:val="Figure"/>
     <w:basedOn w:val="Normal"/>
   </w:style>
-  <w:style w:customStyle="1" w:styleId="CaptionedFigure" w:type="paragraph">
+  <w:style w:type="paragraph" w:customStyle="1" w:styleId="CaptionedFigure">
     <w:name w:val="Captioned Figure"/>
     <w:basedOn w:val="Figure"/>
     <w:pPr>
       <w:keepNext/>
     </w:pPr>
   </w:style>
-  <w:style w:customStyle="1" w:styleId="BodyTextChar" w:type="character">
-    <w:name w:val="Body Text Char"/>
+  <w:style w:type="character" w:customStyle="1" w:styleId="CaptionChar">
+    <w:name w:val="Caption Char"/>
     <w:basedOn w:val="DefaultParagraphFont"/>
-    <w:link w:val="BodyText"/>
+    <w:link w:val="Caption"/>
   </w:style>
-  <w:style w:customStyle="1" w:styleId="VerbatimChar" w:type="character">
+  <w:style w:type="character" w:customStyle="1" w:styleId="VerbatimChar">
     <w:name w:val="Verbatim Char"/>
-    <w:basedOn w:val="BodyTextChar"/>
+    <w:basedOn w:val="CaptionChar"/>
+    <w:link w:val="SourceCode"/>
     <w:rPr>
       <w:rFonts w:ascii="Consolas" w:hAnsi="Consolas"/>
       <w:sz w:val="22"/>
     </w:rPr>
   </w:style>
-  <w:style w:styleId="FootnoteReference" w:type="character">
-    <w:name w:val="Footnote Reference"/>
-    <w:basedOn w:val="BodyTextChar"/>
+  <w:style w:type="character" w:styleId="FootnoteReference">
+    <w:name w:val="footnote reference"/>
+    <w:basedOn w:val="CaptionChar"/>
     <w:rPr>
       <w:vertAlign w:val="superscript"/>
     </w:rPr>
   </w:style>
-  <w:style w:styleId="Hyperlink" w:type="character">
+  <w:style w:type="character" w:styleId="Hyperlink">
     <w:name w:val="Hyperlink"/>
-    <w:basedOn w:val="BodyTextChar"/>
+    <w:basedOn w:val="CaptionChar"/>
+    <w:uiPriority w:val="99"/>
     <w:rPr>
-      <w:color w:themeColor="accent1" w:val="4F81BD"/>
+      <w:color w:val="4F81BD" w:themeColor="accent1"/>
     </w:rPr>
   </w:style>
-  <w:style w:styleId="TOCHeading" w:type="paragraph">
+  <w:style w:type="paragraph" w:styleId="TOCHeading">
     <w:name w:val="TOC Heading"/>
     <w:basedOn w:val="Heading1"/>
     <w:next w:val="BodyText"/>
@@ -4960,14 +7289,11 @@
     <w:qFormat/>
     <w:pPr>
       <w:spacing w:before="240" w:line="259" w:lineRule="auto"/>
+      <w:jc w:val="center"/>
       <w:outlineLvl w:val="9"/>
-      <w:jc w:val="center"/>
     </w:pPr>
     <w:rPr>
-      <w:rFonts w:ascii="Times New Roman" w:cs="Times New Roman" w:eastAsia="Times New Roman" w:hAnsi="Times New Roman"/>
       <w:color w:val="000000"/>
-      <w:b/>
-      <w:bCs/>
     </w:rPr>
   </w:style>
   <w:style w:type="paragraph" w:customStyle="1" w:styleId="SourceCode">
@@ -4975,234 +7301,334 @@
     <w:basedOn w:val="Normal"/>
     <w:link w:val="VerbatimChar"/>
     <w:pPr>
-      <w:wordWrap w:val="off"/>
+      <w:wordWrap w:val="0"/>
     </w:pPr>
   </w:style>
   <w:style w:type="character" w:customStyle="1" w:styleId="KeywordTok">
     <w:name w:val="KeywordTok"/>
     <w:basedOn w:val="VerbatimChar"/>
     <w:rPr>
+      <w:rFonts w:ascii="Consolas" w:hAnsi="Consolas"/>
       <w:b/>
       <w:color w:val="007020"/>
+      <w:sz w:val="22"/>
     </w:rPr>
   </w:style>
   <w:style w:type="character" w:customStyle="1" w:styleId="DataTypeTok">
     <w:name w:val="DataTypeTok"/>
     <w:basedOn w:val="VerbatimChar"/>
     <w:rPr>
+      <w:rFonts w:ascii="Consolas" w:hAnsi="Consolas"/>
       <w:color w:val="902000"/>
+      <w:sz w:val="22"/>
     </w:rPr>
   </w:style>
   <w:style w:type="character" w:customStyle="1" w:styleId="DecValTok">
     <w:name w:val="DecValTok"/>
     <w:basedOn w:val="VerbatimChar"/>
     <w:rPr>
-      <w:color w:val="40a070"/>
+      <w:rFonts w:ascii="Consolas" w:hAnsi="Consolas"/>
+      <w:color w:val="40A070"/>
+      <w:sz w:val="22"/>
     </w:rPr>
   </w:style>
   <w:style w:type="character" w:customStyle="1" w:styleId="BaseNTok">
     <w:name w:val="BaseNTok"/>
     <w:basedOn w:val="VerbatimChar"/>
     <w:rPr>
-      <w:color w:val="40a070"/>
+      <w:rFonts w:ascii="Consolas" w:hAnsi="Consolas"/>
+      <w:color w:val="40A070"/>
+      <w:sz w:val="22"/>
     </w:rPr>
   </w:style>
   <w:style w:type="character" w:customStyle="1" w:styleId="FloatTok">
     <w:name w:val="FloatTok"/>
     <w:basedOn w:val="VerbatimChar"/>
     <w:rPr>
-      <w:color w:val="40a070"/>
+      <w:rFonts w:ascii="Consolas" w:hAnsi="Consolas"/>
+      <w:color w:val="40A070"/>
+      <w:sz w:val="22"/>
     </w:rPr>
   </w:style>
   <w:style w:type="character" w:customStyle="1" w:styleId="ConstantTok">
     <w:name w:val="ConstantTok"/>
     <w:basedOn w:val="VerbatimChar"/>
     <w:rPr>
+      <w:rFonts w:ascii="Consolas" w:hAnsi="Consolas"/>
       <w:color w:val="880000"/>
+      <w:sz w:val="22"/>
     </w:rPr>
   </w:style>
   <w:style w:type="character" w:customStyle="1" w:styleId="CharTok">
     <w:name w:val="CharTok"/>
     <w:basedOn w:val="VerbatimChar"/>
     <w:rPr>
-      <w:color w:val="4070a0"/>
+      <w:rFonts w:ascii="Consolas" w:hAnsi="Consolas"/>
+      <w:color w:val="4070A0"/>
+      <w:sz w:val="22"/>
     </w:rPr>
   </w:style>
   <w:style w:type="character" w:customStyle="1" w:styleId="SpecialCharTok">
     <w:name w:val="SpecialCharTok"/>
     <w:basedOn w:val="VerbatimChar"/>
     <w:rPr>
-      <w:color w:val="4070a0"/>
+      <w:rFonts w:ascii="Consolas" w:hAnsi="Consolas"/>
+      <w:color w:val="4070A0"/>
+      <w:sz w:val="22"/>
     </w:rPr>
   </w:style>
   <w:style w:type="character" w:customStyle="1" w:styleId="StringTok">
     <w:name w:val="StringTok"/>
     <w:basedOn w:val="VerbatimChar"/>
     <w:rPr>
-      <w:color w:val="4070a0"/>
+      <w:rFonts w:ascii="Consolas" w:hAnsi="Consolas"/>
+      <w:color w:val="4070A0"/>
+      <w:sz w:val="22"/>
     </w:rPr>
   </w:style>
   <w:style w:type="character" w:customStyle="1" w:styleId="VerbatimStringTok">
     <w:name w:val="VerbatimStringTok"/>
     <w:basedOn w:val="VerbatimChar"/>
     <w:rPr>
-      <w:color w:val="4070a0"/>
+      <w:rFonts w:ascii="Consolas" w:hAnsi="Consolas"/>
+      <w:color w:val="4070A0"/>
+      <w:sz w:val="22"/>
     </w:rPr>
   </w:style>
   <w:style w:type="character" w:customStyle="1" w:styleId="SpecialStringTok">
     <w:name w:val="SpecialStringTok"/>
     <w:basedOn w:val="VerbatimChar"/>
     <w:rPr>
-      <w:color w:val="bb6688"/>
+      <w:rFonts w:ascii="Consolas" w:hAnsi="Consolas"/>
+      <w:color w:val="BB6688"/>
+      <w:sz w:val="22"/>
     </w:rPr>
   </w:style>
   <w:style w:type="character" w:customStyle="1" w:styleId="ImportTok">
     <w:name w:val="ImportTok"/>
     <w:basedOn w:val="VerbatimChar"/>
     <w:rPr>
+      <w:rFonts w:ascii="Consolas" w:hAnsi="Consolas"/>
       <w:b/>
       <w:color w:val="008000"/>
+      <w:sz w:val="22"/>
     </w:rPr>
   </w:style>
   <w:style w:type="character" w:customStyle="1" w:styleId="CommentTok">
     <w:name w:val="CommentTok"/>
     <w:basedOn w:val="VerbatimChar"/>
     <w:rPr>
+      <w:rFonts w:ascii="Consolas" w:hAnsi="Consolas"/>
       <w:i/>
-      <w:color w:val="60a0b0"/>
+      <w:color w:val="60A0B0"/>
+      <w:sz w:val="22"/>
     </w:rPr>
   </w:style>
   <w:style w:type="character" w:customStyle="1" w:styleId="DocumentationTok">
     <w:name w:val="DocumentationTok"/>
     <w:basedOn w:val="VerbatimChar"/>
     <w:rPr>
+      <w:rFonts w:ascii="Consolas" w:hAnsi="Consolas"/>
       <w:i/>
-      <w:color w:val="ba2121"/>
+      <w:color w:val="BA2121"/>
+      <w:sz w:val="22"/>
     </w:rPr>
   </w:style>
   <w:style w:type="character" w:customStyle="1" w:styleId="AnnotationTok">
     <w:name w:val="AnnotationTok"/>
     <w:basedOn w:val="VerbatimChar"/>
     <w:rPr>
+      <w:rFonts w:ascii="Consolas" w:hAnsi="Consolas"/>
       <w:b/>
       <w:i/>
-      <w:color w:val="60a0b0"/>
+      <w:color w:val="60A0B0"/>
+      <w:sz w:val="22"/>
     </w:rPr>
   </w:style>
   <w:style w:type="character" w:customStyle="1" w:styleId="CommentVarTok">
     <w:name w:val="CommentVarTok"/>
     <w:basedOn w:val="VerbatimChar"/>
     <w:rPr>
+      <w:rFonts w:ascii="Consolas" w:hAnsi="Consolas"/>
       <w:b/>
       <w:i/>
-      <w:color w:val="60a0b0"/>
+      <w:color w:val="60A0B0"/>
+      <w:sz w:val="22"/>
     </w:rPr>
   </w:style>
   <w:style w:type="character" w:customStyle="1" w:styleId="OtherTok">
     <w:name w:val="OtherTok"/>
     <w:basedOn w:val="VerbatimChar"/>
     <w:rPr>
+      <w:rFonts w:ascii="Consolas" w:hAnsi="Consolas"/>
       <w:color w:val="007020"/>
+      <w:sz w:val="22"/>
     </w:rPr>
   </w:style>
   <w:style w:type="character" w:customStyle="1" w:styleId="FunctionTok">
     <w:name w:val="FunctionTok"/>
     <w:basedOn w:val="VerbatimChar"/>
     <w:rPr>
-      <w:color w:val="06287e"/>
+      <w:rFonts w:ascii="Consolas" w:hAnsi="Consolas"/>
+      <w:color w:val="06287E"/>
+      <w:sz w:val="22"/>
     </w:rPr>
   </w:style>
   <w:style w:type="character" w:customStyle="1" w:styleId="VariableTok">
     <w:name w:val="VariableTok"/>
     <w:basedOn w:val="VerbatimChar"/>
     <w:rPr>
-      <w:color w:val="19177c"/>
+      <w:rFonts w:ascii="Consolas" w:hAnsi="Consolas"/>
+      <w:color w:val="19177C"/>
+      <w:sz w:val="22"/>
     </w:rPr>
   </w:style>
   <w:style w:type="character" w:customStyle="1" w:styleId="ControlFlowTok">
     <w:name w:val="ControlFlowTok"/>
     <w:basedOn w:val="VerbatimChar"/>
     <w:rPr>
+      <w:rFonts w:ascii="Consolas" w:hAnsi="Consolas"/>
       <w:b/>
       <w:color w:val="007020"/>
+      <w:sz w:val="22"/>
     </w:rPr>
   </w:style>
   <w:style w:type="character" w:customStyle="1" w:styleId="OperatorTok">
     <w:name w:val="OperatorTok"/>
     <w:basedOn w:val="VerbatimChar"/>
     <w:rPr>
+      <w:rFonts w:ascii="Consolas" w:hAnsi="Consolas"/>
       <w:color w:val="666666"/>
+      <w:sz w:val="22"/>
     </w:rPr>
   </w:style>
   <w:style w:type="character" w:customStyle="1" w:styleId="BuiltInTok">
     <w:name w:val="BuiltInTok"/>
     <w:basedOn w:val="VerbatimChar"/>
     <w:rPr>
+      <w:rFonts w:ascii="Consolas" w:hAnsi="Consolas"/>
       <w:color w:val="008000"/>
+      <w:sz w:val="22"/>
     </w:rPr>
   </w:style>
   <w:style w:type="character" w:customStyle="1" w:styleId="ExtensionTok">
     <w:name w:val="ExtensionTok"/>
     <w:basedOn w:val="VerbatimChar"/>
-    <w:rPr/>
+    <w:rPr>
+      <w:rFonts w:ascii="Consolas" w:hAnsi="Consolas"/>
+      <w:sz w:val="22"/>
+    </w:rPr>
   </w:style>
   <w:style w:type="character" w:customStyle="1" w:styleId="PreprocessorTok">
     <w:name w:val="PreprocessorTok"/>
     <w:basedOn w:val="VerbatimChar"/>
     <w:rPr>
-      <w:color w:val="bc7a00"/>
+      <w:rFonts w:ascii="Consolas" w:hAnsi="Consolas"/>
+      <w:color w:val="BC7A00"/>
+      <w:sz w:val="22"/>
     </w:rPr>
   </w:style>
   <w:style w:type="character" w:customStyle="1" w:styleId="AttributeTok">
     <w:name w:val="AttributeTok"/>
     <w:basedOn w:val="VerbatimChar"/>
     <w:rPr>
-      <w:color w:val="7d9029"/>
+      <w:rFonts w:ascii="Consolas" w:hAnsi="Consolas"/>
+      <w:color w:val="7D9029"/>
+      <w:sz w:val="22"/>
     </w:rPr>
   </w:style>
   <w:style w:type="character" w:customStyle="1" w:styleId="RegionMarkerTok">
     <w:name w:val="RegionMarkerTok"/>
     <w:basedOn w:val="VerbatimChar"/>
-    <w:rPr/>
+    <w:rPr>
+      <w:rFonts w:ascii="Consolas" w:hAnsi="Consolas"/>
+      <w:sz w:val="22"/>
+    </w:rPr>
   </w:style>
   <w:style w:type="character" w:customStyle="1" w:styleId="InformationTok">
     <w:name w:val="InformationTok"/>
     <w:basedOn w:val="VerbatimChar"/>
     <w:rPr>
+      <w:rFonts w:ascii="Consolas" w:hAnsi="Consolas"/>
       <w:b/>
       <w:i/>
-      <w:color w:val="60a0b0"/>
+      <w:color w:val="60A0B0"/>
+      <w:sz w:val="22"/>
     </w:rPr>
   </w:style>
   <w:style w:type="character" w:customStyle="1" w:styleId="WarningTok">
     <w:name w:val="WarningTok"/>
     <w:basedOn w:val="VerbatimChar"/>
     <w:rPr>
+      <w:rFonts w:ascii="Consolas" w:hAnsi="Consolas"/>
       <w:b/>
       <w:i/>
-      <w:color w:val="60a0b0"/>
+      <w:color w:val="60A0B0"/>
+      <w:sz w:val="22"/>
     </w:rPr>
   </w:style>
   <w:style w:type="character" w:customStyle="1" w:styleId="AlertTok">
     <w:name w:val="AlertTok"/>
     <w:basedOn w:val="VerbatimChar"/>
     <w:rPr>
+      <w:rFonts w:ascii="Consolas" w:hAnsi="Consolas"/>
       <w:b/>
-      <w:color w:val="ff0000"/>
+      <w:color w:val="FF0000"/>
+      <w:sz w:val="22"/>
     </w:rPr>
   </w:style>
   <w:style w:type="character" w:customStyle="1" w:styleId="ErrorTok">
     <w:name w:val="ErrorTok"/>
     <w:basedOn w:val="VerbatimChar"/>
     <w:rPr>
+      <w:rFonts w:ascii="Consolas" w:hAnsi="Consolas"/>
       <w:b/>
-      <w:color w:val="ff0000"/>
+      <w:color w:val="FF0000"/>
+      <w:sz w:val="22"/>
     </w:rPr>
   </w:style>
   <w:style w:type="character" w:customStyle="1" w:styleId="NormalTok">
     <w:name w:val="NormalTok"/>
     <w:basedOn w:val="VerbatimChar"/>
-    <w:rPr/>
+    <w:rPr>
+      <w:rFonts w:ascii="Consolas" w:hAnsi="Consolas"/>
+      <w:sz w:val="22"/>
+    </w:rPr>
+  </w:style>
+  <w:style w:type="paragraph" w:styleId="TOC1">
+    <w:name w:val="toc 1"/>
+    <w:basedOn w:val="Normal"/>
+    <w:next w:val="Normal"/>
+    <w:autoRedefine/>
+    <w:uiPriority w:val="39"/>
+    <w:rsid w:val="002E7C9D"/>
+    <w:pPr>
+      <w:spacing w:after="100"/>
+    </w:pPr>
+  </w:style>
+  <w:style w:type="paragraph" w:styleId="TOC2">
+    <w:name w:val="toc 2"/>
+    <w:basedOn w:val="Normal"/>
+    <w:next w:val="Normal"/>
+    <w:autoRedefine/>
+    <w:uiPriority w:val="39"/>
+    <w:rsid w:val="002E7C9D"/>
+    <w:pPr>
+      <w:spacing w:after="100"/>
+      <w:ind w:left="260"/>
+    </w:pPr>
+  </w:style>
+  <w:style w:type="paragraph" w:styleId="TOC3">
+    <w:name w:val="toc 3"/>
+    <w:basedOn w:val="Normal"/>
+    <w:next w:val="Normal"/>
+    <w:autoRedefine/>
+    <w:uiPriority w:val="39"/>
+    <w:rsid w:val="002E7C9D"/>
+    <w:pPr>
+      <w:spacing w:after="100"/>
+      <w:ind w:left="520"/>
+    </w:pPr>
   </w:style>
 </w:styles>
 </file>

--- a/bao_cao/ban-hoan-chinh/Bao-cao-hoan-chinh.docx
+++ b/bao_cao/ban-hoan-chinh/Bao-cao-hoan-chinh.docx
@@ -262,13 +262,7 @@
         <w:rPr>
           <w:color w:val="000000" w:themeColor="text1"/>
         </w:rPr>
-        <w:t>20</w:t>
-      </w:r>
-      <w:r>
-        <w:rPr>
-          <w:color w:val="000000" w:themeColor="text1"/>
-        </w:rPr>
-        <w:t>26</w:t>
+        <w:t>2026</w:t>
       </w:r>
     </w:p>
     <w:p>
@@ -566,7 +560,25 @@
           <w:sz w:val="28"/>
           <w:szCs w:val="28"/>
         </w:rPr>
-        <w:t>Nghi Hoàng khoa</w:t>
+        <w:t xml:space="preserve">Nghi Hoàng </w:t>
+      </w:r>
+      <w:r>
+        <w:rPr>
+          <w:b/>
+          <w:bCs/>
+          <w:sz w:val="28"/>
+          <w:szCs w:val="28"/>
+        </w:rPr>
+        <w:t>K</w:t>
+      </w:r>
+      <w:r>
+        <w:rPr>
+          <w:b/>
+          <w:bCs/>
+          <w:sz w:val="28"/>
+          <w:szCs w:val="28"/>
+        </w:rPr>
+        <w:t>hoa</w:t>
       </w:r>
     </w:p>
     <w:p>
@@ -637,7 +649,6 @@
           <w:docPartUnique/>
         </w:docPartObj>
       </w:sdtPr>
-      <w:sdtEndPr/>
       <w:sdtContent>
         <w:p>
           <w:pPr>
@@ -2367,13 +2378,13 @@
       <w:pPr>
         <w:pStyle w:val="Heading1"/>
       </w:pPr>
-      <w:bookmarkStart w:id="0" w:name="danh-mục-hình-ảnh"/>
-      <w:bookmarkStart w:id="1" w:name="_Toc241047466"/>
+      <w:bookmarkStart w:id="0" w:name="_Toc241047466"/>
+      <w:bookmarkStart w:id="1" w:name="danh-mục-hình-ảnh"/>
       <w:r>
         <w:lastRenderedPageBreak/>
         <w:t>DANH MỤC HÌNH ẢNH</w:t>
       </w:r>
-      <w:bookmarkEnd w:id="1"/>
+      <w:bookmarkEnd w:id="0"/>
     </w:p>
     <w:p>
       <w:pPr>
@@ -3334,14 +3345,14 @@
       <w:pPr>
         <w:pStyle w:val="Heading1"/>
       </w:pPr>
-      <w:bookmarkStart w:id="2" w:name="danh-mục-bảng-biểu"/>
-      <w:bookmarkStart w:id="3" w:name="_Toc241047467"/>
-      <w:bookmarkEnd w:id="0"/>
+      <w:bookmarkStart w:id="2" w:name="_Toc241047467"/>
+      <w:bookmarkStart w:id="3" w:name="danh-mục-bảng-biểu"/>
+      <w:bookmarkEnd w:id="1"/>
       <w:r>
         <w:lastRenderedPageBreak/>
         <w:t>DANH MỤC BẢNG BIỂU</w:t>
       </w:r>
-      <w:bookmarkEnd w:id="3"/>
+      <w:bookmarkEnd w:id="2"/>
     </w:p>
     <w:p>
       <w:pPr>
@@ -3411,21 +3422,72 @@
       <w:pPr>
         <w:pStyle w:val="Heading1"/>
       </w:pPr>
-      <w:bookmarkStart w:id="4" w:name="tóm-tắt"/>
-      <w:bookmarkStart w:id="5" w:name="_Toc241047468"/>
-      <w:bookmarkEnd w:id="2"/>
+      <w:bookmarkStart w:id="4" w:name="_Toc241047468"/>
+      <w:bookmarkStart w:id="5" w:name="tóm-tắt"/>
+      <w:bookmarkEnd w:id="3"/>
       <w:r>
         <w:lastRenderedPageBreak/>
         <w:t>Tóm tắt</w:t>
       </w:r>
-      <w:bookmarkEnd w:id="5"/>
+      <w:bookmarkEnd w:id="4"/>
     </w:p>
     <w:p>
       <w:pPr>
         <w:pStyle w:val="FirstParagraph"/>
       </w:pPr>
       <w:r>
-        <w:t>Đồ án xây dựng hệ thống Quản lý Đặt phòng khách sạn gồm hai phía: trang web cho khách hàng tìm và đặt phòng, và trang quản trị (CMS) cho nhân viên/quản lý vận hành khách sạn. Hệ thống dùng Next.js cho giao diện, FastAPI (Python) cho tầng API, và PostgreSQL cho lưu trữ dữ liệu, toàn bộ được đóng gói và chạy bằng Docker Compose.</w:t>
+        <w:t xml:space="preserve">Đồ án xây dựng hệ </w:t>
+      </w:r>
+      <w:proofErr w:type="spellStart"/>
+      <w:r>
+        <w:t>thống</w:t>
+      </w:r>
+      <w:proofErr w:type="spellEnd"/>
+      <w:r>
+        <w:t xml:space="preserve"> Quản </w:t>
+      </w:r>
+      <w:proofErr w:type="spellStart"/>
+      <w:r>
+        <w:t>lý</w:t>
+      </w:r>
+      <w:proofErr w:type="spellEnd"/>
+      <w:r>
+        <w:t xml:space="preserve"> </w:t>
+      </w:r>
+      <w:proofErr w:type="spellStart"/>
+      <w:r>
+        <w:t>đ</w:t>
+      </w:r>
+      <w:r>
+        <w:t>ặt</w:t>
+      </w:r>
+      <w:proofErr w:type="spellEnd"/>
+      <w:r>
+        <w:t xml:space="preserve"> </w:t>
+      </w:r>
+      <w:proofErr w:type="spellStart"/>
+      <w:r>
+        <w:t>phòng</w:t>
+      </w:r>
+      <w:proofErr w:type="spellEnd"/>
+      <w:r>
+        <w:t xml:space="preserve"> </w:t>
+      </w:r>
+      <w:proofErr w:type="spellStart"/>
+      <w:r>
+        <w:t>khách</w:t>
+      </w:r>
+      <w:proofErr w:type="spellEnd"/>
+      <w:r>
+        <w:t xml:space="preserve"> </w:t>
+      </w:r>
+      <w:proofErr w:type="spellStart"/>
+      <w:r>
+        <w:t>sạn</w:t>
+      </w:r>
+      <w:proofErr w:type="spellEnd"/>
+      <w:r>
+        <w:t xml:space="preserve"> gồm hai phía: trang web cho khách hàng tìm và đặt phòng, và trang quản trị (CMS) cho nhân viên/quản lý vận hành khách sạn. Hệ thống dùng Next.js cho giao diện, FastAPI (Python) cho tầng API, và PostgreSQL cho lưu trữ dữ liệu, toàn bộ được đóng gói và chạy bằng Docker Compose.</w:t>
       </w:r>
     </w:p>
     <w:p>
@@ -3433,10 +3495,7 @@
         <w:pStyle w:val="BodyText"/>
       </w:pPr>
       <w:r>
-        <w:t xml:space="preserve">Nhóm đã hiện thực đầy đủ luồng nghiệp vụ chính ở cả hai phía: phía khách hàng gồm đăng ký/đăng </w:t>
-      </w:r>
-      <w:r>
-        <w:t>nhập, tìm phòng trống theo ngày, đặt phòng kèm thanh toán giả lập, xem lịch sử đơn và tự hủy đặt phòng. Phía quản trị gồm dashboard thống kê, quản lý loại phòng/phòng, quản lý đơn và thanh toán, duyệt/từ chối yêu cầu hoàn tiền, cùng quản lý tài khoản khách hàng và nhân viên. Công việc được phân chia cho 5 thành viên, mỗi người phụ trách trọn một cụm nghiệp vụ (cả API lẫn giao diện liên quan) để đảm bảo hiểu rõ toàn bộ luồng thay vì chỉ một phần.</w:t>
+        <w:t>Nhóm đã hiện thực đầy đủ luồng nghiệp vụ chính ở cả hai phía: phía khách hàng gồm đăng ký/đăng nhập, tìm phòng trống theo ngày, đặt phòng kèm thanh toán giả lập, xem lịch sử đơn và tự hủy đặt phòng. Phía quản trị gồm dashboard thống kê, quản lý loại phòng/phòng, quản lý đơn và thanh toán, duyệt/từ chối yêu cầu hoàn tiền, cùng quản lý tài khoản khách hàng và nhân viên. Công việc được phân chia cho 5 thành viên, mỗi người phụ trách trọn một cụm nghiệp vụ (cả API lẫn giao diện liên quan) để đảm bảo hiểu rõ toàn bộ luồng thay vì chỉ một phần.</w:t>
       </w:r>
     </w:p>
     <w:p>
@@ -3457,7 +3516,7 @@
         </w:sectPr>
       </w:pPr>
       <w:bookmarkStart w:id="6" w:name="chương-1-thiết-kế-triển-khai"/>
-      <w:bookmarkEnd w:id="4"/>
+      <w:bookmarkEnd w:id="5"/>
     </w:p>
     <w:p>
       <w:pPr>
@@ -3474,19 +3533,67 @@
       <w:pPr>
         <w:pStyle w:val="Heading2"/>
       </w:pPr>
-      <w:bookmarkStart w:id="8" w:name="kiến-trúc-tổng-thể"/>
-      <w:bookmarkStart w:id="9" w:name="_Toc241047470"/>
+      <w:bookmarkStart w:id="8" w:name="_Toc241047470"/>
+      <w:bookmarkStart w:id="9" w:name="kiến-trúc-tổng-thể"/>
       <w:r>
         <w:t>1.1. Kiến trúc tổng thể</w:t>
       </w:r>
-      <w:bookmarkEnd w:id="9"/>
+      <w:bookmarkEnd w:id="8"/>
     </w:p>
     <w:p>
       <w:pPr>
         <w:pStyle w:val="FirstParagraph"/>
       </w:pPr>
       <w:r>
-        <w:t xml:space="preserve">Hệ thống được tổ chức thành ba service độc lập, chạy cùng lúc qua Docker Compose: web (Next.js) phục vụ cả trang khách hàng lẫn trang quản trị, api (FastAPI) xử lý toàn bộ nghiệp vụ và truy vấn </w:t>
+        <w:t xml:space="preserve">Hệ thống được tổ chức thành ba service độc lập, chạy cùng lúc qua Docker Compose: web (Next.js) phục vụ cả trang khách hàng lẫn trang quản trị, api (FastAPI) xử lý toàn </w:t>
+      </w:r>
+      <w:proofErr w:type="spellStart"/>
+      <w:r>
+        <w:t>bộ</w:t>
+      </w:r>
+      <w:proofErr w:type="spellEnd"/>
+      <w:r>
+        <w:t xml:space="preserve"> </w:t>
+      </w:r>
+      <w:proofErr w:type="spellStart"/>
+      <w:r>
+        <w:t>nghiệp</w:t>
+      </w:r>
+      <w:proofErr w:type="spellEnd"/>
+      <w:r>
+        <w:t xml:space="preserve"> </w:t>
+      </w:r>
+      <w:proofErr w:type="spellStart"/>
+      <w:r>
+        <w:t>vụ</w:t>
+      </w:r>
+      <w:proofErr w:type="spellEnd"/>
+      <w:r>
+        <w:t xml:space="preserve"> </w:t>
+      </w:r>
+      <w:proofErr w:type="spellStart"/>
+      <w:r>
+        <w:t>và</w:t>
+      </w:r>
+      <w:proofErr w:type="spellEnd"/>
+      <w:r>
+        <w:t xml:space="preserve"> </w:t>
+      </w:r>
+      <w:proofErr w:type="spellStart"/>
+      <w:r>
+        <w:t>truy</w:t>
+      </w:r>
+      <w:proofErr w:type="spellEnd"/>
+      <w:r>
+        <w:t xml:space="preserve"> </w:t>
+      </w:r>
+      <w:proofErr w:type="spellStart"/>
+      <w:r>
+        <w:t>vấn</w:t>
+      </w:r>
+      <w:proofErr w:type="spellEnd"/>
+      <w:r>
+        <w:t xml:space="preserve"> </w:t>
       </w:r>
       <w:proofErr w:type="spellStart"/>
       <w:r>
@@ -3524,10 +3631,31 @@
       </w:r>
       <w:proofErr w:type="spellEnd"/>
       <w:r>
-        <w:t xml:space="preserve"> trữ dữ liệu. Tách riêng frontend và backend </w:t>
-      </w:r>
-      <w:r>
-        <w:t>cho phép hai tầng phát triển độc lập, đồng thời cho phép thử trực tiếp API qua Swagger UI trong lúc phát triển mà không cần qua giao diện.</w:t>
+        <w:t xml:space="preserve"> </w:t>
+      </w:r>
+      <w:proofErr w:type="spellStart"/>
+      <w:r>
+        <w:t>trữ</w:t>
+      </w:r>
+      <w:proofErr w:type="spellEnd"/>
+      <w:r>
+        <w:t xml:space="preserve"> </w:t>
+      </w:r>
+      <w:proofErr w:type="spellStart"/>
+      <w:r>
+        <w:t>dữ</w:t>
+      </w:r>
+      <w:proofErr w:type="spellEnd"/>
+      <w:r>
+        <w:t xml:space="preserve"> </w:t>
+      </w:r>
+      <w:proofErr w:type="spellStart"/>
+      <w:r>
+        <w:t>liệu</w:t>
+      </w:r>
+      <w:proofErr w:type="spellEnd"/>
+      <w:r>
+        <w:t>. Tách riêng frontend và backend cho phép hai tầng phát triển độc lập, đồng thời cho phép thử trực tiếp API qua Swagger UI trong lúc phát triển mà không cần qua giao diện.</w:t>
       </w:r>
     </w:p>
     <w:p>
@@ -3596,14 +3724,14 @@
       <w:pPr>
         <w:pStyle w:val="Heading2"/>
       </w:pPr>
-      <w:bookmarkStart w:id="11" w:name="công-nghệ-sử-dụng"/>
-      <w:bookmarkStart w:id="12" w:name="_Toc241047471"/>
-      <w:bookmarkEnd w:id="8"/>
+      <w:bookmarkStart w:id="11" w:name="_Toc241047471"/>
+      <w:bookmarkStart w:id="12" w:name="công-nghệ-sử-dụng"/>
+      <w:bookmarkEnd w:id="9"/>
       <w:bookmarkEnd w:id="10"/>
       <w:r>
         <w:t>1.2. Công nghệ sử dụng</w:t>
       </w:r>
-      <w:bookmarkEnd w:id="12"/>
+      <w:bookmarkEnd w:id="11"/>
     </w:p>
     <w:p>
       <w:pPr>
@@ -3727,10 +3855,7 @@
             </w:r>
             <w:proofErr w:type="spellEnd"/>
             <w:r>
-              <w:t>, dependency injection</w:t>
-            </w:r>
-            <w:r>
-              <w:t xml:space="preserve">, CORS, </w:t>
+              <w:t xml:space="preserve">, dependency injection, CORS, </w:t>
             </w:r>
             <w:proofErr w:type="spellStart"/>
             <w:r>
@@ -3746,7 +3871,23 @@
             </w:r>
             <w:proofErr w:type="spellEnd"/>
             <w:r>
-              <w:t xml:space="preserve"> đặc tả OpenAPI</w:t>
+              <w:t xml:space="preserve"> </w:t>
+            </w:r>
+            <w:proofErr w:type="spellStart"/>
+            <w:r>
+              <w:t>đặc</w:t>
+            </w:r>
+            <w:proofErr w:type="spellEnd"/>
+            <w:r>
+              <w:t xml:space="preserve"> </w:t>
+            </w:r>
+            <w:proofErr w:type="spellStart"/>
+            <w:r>
+              <w:t>tả</w:t>
+            </w:r>
+            <w:proofErr w:type="spellEnd"/>
+            <w:r>
+              <w:t xml:space="preserve"> OpenAPI</w:t>
             </w:r>
           </w:p>
         </w:tc>
@@ -3788,10 +3929,42 @@
               <w:jc w:val="left"/>
             </w:pPr>
             <w:r>
-              <w:t xml:space="preserve">Giao diện web để thử trực tiếp từng endpoint ngay trên </w:t>
+              <w:t xml:space="preserve">Giao diện web để thử trực </w:t>
             </w:r>
             <w:proofErr w:type="spellStart"/>
             <w:r>
+              <w:t>tiếp</w:t>
+            </w:r>
+            <w:proofErr w:type="spellEnd"/>
+            <w:r>
+              <w:t xml:space="preserve"> </w:t>
+            </w:r>
+            <w:proofErr w:type="spellStart"/>
+            <w:r>
+              <w:t>từng</w:t>
+            </w:r>
+            <w:proofErr w:type="spellEnd"/>
+            <w:r>
+              <w:t xml:space="preserve"> endpoint </w:t>
+            </w:r>
+            <w:proofErr w:type="spellStart"/>
+            <w:r>
+              <w:t>ngay</w:t>
+            </w:r>
+            <w:proofErr w:type="spellEnd"/>
+            <w:r>
+              <w:t xml:space="preserve"> </w:t>
+            </w:r>
+            <w:proofErr w:type="spellStart"/>
+            <w:r>
+              <w:t>trên</w:t>
+            </w:r>
+            <w:proofErr w:type="spellEnd"/>
+            <w:r>
+              <w:t xml:space="preserve"> </w:t>
+            </w:r>
+            <w:proofErr w:type="spellStart"/>
+            <w:r>
               <w:t>trình</w:t>
             </w:r>
             <w:proofErr w:type="spellEnd"/>
@@ -3844,8 +4017,13 @@
             </w:r>
             <w:proofErr w:type="spellEnd"/>
             <w:r>
-              <w:t xml:space="preserve"> được</w:t>
-            </w:r>
+              <w:t xml:space="preserve"> </w:t>
+            </w:r>
+            <w:proofErr w:type="spellStart"/>
+            <w:r>
+              <w:t>được</w:t>
+            </w:r>
+            <w:proofErr w:type="spellEnd"/>
           </w:p>
         </w:tc>
       </w:tr>
@@ -4179,10 +4357,7 @@
       </w:r>
       <w:proofErr w:type="spellEnd"/>
       <w:r>
-        <w:t xml:space="preserve"> Next.js</w:t>
-      </w:r>
-      <w:r>
-        <w:t xml:space="preserve"> </w:t>
+        <w:t xml:space="preserve"> Next.js </w:t>
       </w:r>
       <w:proofErr w:type="spellStart"/>
       <w:r>
@@ -4206,23 +4381,20 @@
         <w:pStyle w:val="BodyText"/>
       </w:pPr>
       <w:r>
-        <w:t xml:space="preserve">Về xác thực, hệ thống dùng cơ chế đơn giản phù hợp phạm vi đồ án: mật khẩu được băm trước khi lưu, và token đăng nhập là chuỗi base64 mã hoá dạng </w:t>
-      </w:r>
-      <w:r>
-        <w:t>user:{id} hoặc admin:{id} - không phải JWT ký số như hệ thống production thực tế. Token không thể thu hồi phía server khi đăng xuất, client tự xoá token là đủ để coi như đã đăng xuất.</w:t>
+        <w:t>Về xác thực, hệ thống dùng cơ chế đơn giản phù hợp phạm vi đồ án: mật khẩu được băm trước khi lưu, và token đăng nhập là chuỗi base64 mã hoá dạng user:{id} hoặc admin:{id} - không phải JWT ký số như hệ thống production thực tế. Token không thể thu hồi phía server khi đăng xuất, client tự xoá token là đủ để coi như đã đăng xuất.</w:t>
       </w:r>
     </w:p>
     <w:p>
       <w:pPr>
         <w:pStyle w:val="Heading2"/>
       </w:pPr>
-      <w:bookmarkStart w:id="14" w:name="mô-hình-dữ-liệu-erd"/>
-      <w:bookmarkStart w:id="15" w:name="_Toc241047472"/>
-      <w:bookmarkEnd w:id="11"/>
+      <w:bookmarkStart w:id="14" w:name="_Toc241047472"/>
+      <w:bookmarkStart w:id="15" w:name="mô-hình-dữ-liệu-erd"/>
+      <w:bookmarkEnd w:id="12"/>
       <w:r>
         <w:t>1.3. Mô hình dữ liệu (ERD)</w:t>
       </w:r>
-      <w:bookmarkEnd w:id="15"/>
+      <w:bookmarkEnd w:id="14"/>
     </w:p>
     <w:p>
       <w:pPr>
@@ -4280,7 +4452,23 @@
       </w:r>
       <w:proofErr w:type="spellEnd"/>
       <w:r>
-        <w:t>: USERS (khách hàng) và ADMINS (nhân viên/quản trị) là hai bảng độc lập, không kế thừa nhau, quyền của admin suy ra qua ADMIN_ROLES → ROLES, chi tiết quyền hạn nằm ở ROLE_PERMISSIONS → PERMISSIONS.</w:t>
+        <w:t>: USERS (</w:t>
+      </w:r>
+      <w:proofErr w:type="spellStart"/>
+      <w:r>
+        <w:t>khách</w:t>
+      </w:r>
+      <w:proofErr w:type="spellEnd"/>
+      <w:r>
+        <w:t xml:space="preserve"> </w:t>
+      </w:r>
+      <w:proofErr w:type="spellStart"/>
+      <w:r>
+        <w:t>hàng</w:t>
+      </w:r>
+      <w:proofErr w:type="spellEnd"/>
+      <w:r>
+        <w:t>) và ADMINS (nhân viên/quản trị) là hai bảng độc lập, không kế thừa nhau, quyền của admin suy ra qua ADMIN_ROLES → ROLES, chi tiết quyền hạn nằm ở ROLE_PERMISSIONS → PERMISSIONS.</w:t>
       </w:r>
     </w:p>
     <w:p>
@@ -4412,22 +4600,62 @@
       <w:pPr>
         <w:pStyle w:val="Heading2"/>
       </w:pPr>
-      <w:bookmarkStart w:id="17" w:name="thiết-kế-api"/>
-      <w:bookmarkStart w:id="18" w:name="_Toc241047473"/>
-      <w:bookmarkEnd w:id="14"/>
+      <w:bookmarkStart w:id="17" w:name="_Toc241047473"/>
+      <w:bookmarkStart w:id="18" w:name="thiết-kế-api"/>
+      <w:bookmarkEnd w:id="15"/>
       <w:bookmarkEnd w:id="16"/>
       <w:r>
         <w:lastRenderedPageBreak/>
         <w:t>1.4. Thiết kế API</w:t>
       </w:r>
-      <w:bookmarkEnd w:id="18"/>
+      <w:bookmarkEnd w:id="17"/>
     </w:p>
     <w:p>
       <w:pPr>
         <w:pStyle w:val="FirstParagraph"/>
       </w:pPr>
       <w:r>
-        <w:t xml:space="preserve">Quy trình xây dựng API đi theo hướng spec-first: đặc tả OpenAPI (documents/openapi.yaml) được thống nhất trước, sau đó scaffold toàn bộ endpoint trả dữ liệu </w:t>
+        <w:t xml:space="preserve">Quy trình xây dựng API đi theo hướng spec-first: đặc tả OpenAPI (documents/openapi.yaml) được thống nhất trước, sau đó scaffold </w:t>
+      </w:r>
+      <w:proofErr w:type="spellStart"/>
+      <w:r>
+        <w:t>toàn</w:t>
+      </w:r>
+      <w:proofErr w:type="spellEnd"/>
+      <w:r>
+        <w:t xml:space="preserve"> </w:t>
+      </w:r>
+      <w:proofErr w:type="spellStart"/>
+      <w:r>
+        <w:t>bộ</w:t>
+      </w:r>
+      <w:proofErr w:type="spellEnd"/>
+      <w:r>
+        <w:t xml:space="preserve"> endpoint </w:t>
+      </w:r>
+      <w:proofErr w:type="spellStart"/>
+      <w:r>
+        <w:t>trả</w:t>
+      </w:r>
+      <w:proofErr w:type="spellEnd"/>
+      <w:r>
+        <w:t xml:space="preserve"> </w:t>
+      </w:r>
+      <w:proofErr w:type="spellStart"/>
+      <w:r>
+        <w:t>dữ</w:t>
+      </w:r>
+      <w:proofErr w:type="spellEnd"/>
+      <w:r>
+        <w:t xml:space="preserve"> </w:t>
+      </w:r>
+      <w:proofErr w:type="spellStart"/>
+      <w:r>
+        <w:t>liệu</w:t>
+      </w:r>
+      <w:proofErr w:type="spellEnd"/>
+      <w:r>
+        <w:t xml:space="preserve"> </w:t>
       </w:r>
       <w:proofErr w:type="spellStart"/>
       <w:r>
@@ -4435,7 +4663,31 @@
       </w:r>
       <w:proofErr w:type="spellEnd"/>
       <w:r>
-        <w:t xml:space="preserve"> để frontend có thể phát triển song song, rồi thay dần dữ liệu giả bằng truy vấn PostgreSQL thật.</w:t>
+        <w:t xml:space="preserve"> </w:t>
+      </w:r>
+      <w:proofErr w:type="spellStart"/>
+      <w:r>
+        <w:t>để</w:t>
+      </w:r>
+      <w:proofErr w:type="spellEnd"/>
+      <w:r>
+        <w:t xml:space="preserve"> frontend </w:t>
+      </w:r>
+      <w:proofErr w:type="spellStart"/>
+      <w:r>
+        <w:t>có</w:t>
+      </w:r>
+      <w:proofErr w:type="spellEnd"/>
+      <w:r>
+        <w:t xml:space="preserve"> </w:t>
+      </w:r>
+      <w:proofErr w:type="spellStart"/>
+      <w:r>
+        <w:t>thể</w:t>
+      </w:r>
+      <w:proofErr w:type="spellEnd"/>
+      <w:r>
+        <w:t xml:space="preserve"> phát triển song song, rồi thay dần dữ liệu giả bằng truy vấn PostgreSQL thật.</w:t>
       </w:r>
     </w:p>
     <w:p>
@@ -4501,10 +4753,23 @@
       </w:r>
       <w:proofErr w:type="spellEnd"/>
       <w:r>
-        <w:t xml:space="preserve"> ký và đăng nhập khách hàng, đăng nhập quản trị viên, lấy </w:t>
-      </w:r>
-      <w:r>
-        <w:t>thông tin phiên đăng nhập hiện tại. Đây là nền tảng mà các cụm còn lại phụ thuộc vào - mọi chức năng khác đều yêu cầu đăng nhập trước khi sử dụng.</w:t>
+        <w:t xml:space="preserve"> </w:t>
+      </w:r>
+      <w:proofErr w:type="spellStart"/>
+      <w:r>
+        <w:t>ký</w:t>
+      </w:r>
+      <w:proofErr w:type="spellEnd"/>
+      <w:r>
+        <w:t xml:space="preserve"> </w:t>
+      </w:r>
+      <w:proofErr w:type="spellStart"/>
+      <w:r>
+        <w:t>và</w:t>
+      </w:r>
+      <w:proofErr w:type="spellEnd"/>
+      <w:r>
+        <w:t xml:space="preserve"> đăng nhập khách hàng, đăng nhập quản trị viên, lấy thông tin phiên đăng nhập hiện tại. Đây là nền tảng mà các cụm còn lại phụ thuộc vào - mọi chức năng khác đều yêu cầu đăng nhập trước khi sử dụng.</w:t>
       </w:r>
     </w:p>
     <w:p>
@@ -4562,7 +4827,23 @@
       </w:r>
       <w:proofErr w:type="spellEnd"/>
       <w:r>
-        <w:t xml:space="preserve"> phòng và phòng còn trống theo ngày (phía khách), CRUD loại phòng và phòng (phía quản trị).</w:t>
+        <w:t xml:space="preserve"> </w:t>
+      </w:r>
+      <w:proofErr w:type="spellStart"/>
+      <w:r>
+        <w:t>phòng</w:t>
+      </w:r>
+      <w:proofErr w:type="spellEnd"/>
+      <w:r>
+        <w:t xml:space="preserve"> </w:t>
+      </w:r>
+      <w:proofErr w:type="spellStart"/>
+      <w:r>
+        <w:t>và</w:t>
+      </w:r>
+      <w:proofErr w:type="spellEnd"/>
+      <w:r>
+        <w:t xml:space="preserve"> phòng còn trống theo ngày (phía khách), CRUD loại phòng và phòng (phía quản trị).</w:t>
       </w:r>
     </w:p>
     <w:p>
@@ -4620,7 +4901,23 @@
       </w:r>
       <w:proofErr w:type="spellEnd"/>
       <w:r>
-        <w:t xml:space="preserve"> và xem đơn đặt phòng (phía khách), quản lý đơn đặt phòng và thanh toán (phía quản trị).</w:t>
+        <w:t xml:space="preserve"> </w:t>
+      </w:r>
+      <w:proofErr w:type="spellStart"/>
+      <w:r>
+        <w:t>và</w:t>
+      </w:r>
+      <w:proofErr w:type="spellEnd"/>
+      <w:r>
+        <w:t xml:space="preserve"> </w:t>
+      </w:r>
+      <w:proofErr w:type="spellStart"/>
+      <w:r>
+        <w:t>xem</w:t>
+      </w:r>
+      <w:proofErr w:type="spellEnd"/>
+      <w:r>
+        <w:t xml:space="preserve"> đơn đặt phòng (phía khách), quản lý đơn đặt phòng và thanh toán (phía quản trị).</w:t>
       </w:r>
     </w:p>
     <w:p>
@@ -4632,8 +4929,29 @@
         </w:numPr>
         <w:jc w:val="left"/>
       </w:pPr>
-      <w:r>
-        <w:t xml:space="preserve">Hủy đặt phòng </w:t>
+      <w:proofErr w:type="spellStart"/>
+      <w:r>
+        <w:t>Hủy</w:t>
+      </w:r>
+      <w:proofErr w:type="spellEnd"/>
+      <w:r>
+        <w:t xml:space="preserve"> </w:t>
+      </w:r>
+      <w:proofErr w:type="spellStart"/>
+      <w:r>
+        <w:t>đặt</w:t>
+      </w:r>
+      <w:proofErr w:type="spellEnd"/>
+      <w:r>
+        <w:t xml:space="preserve"> </w:t>
+      </w:r>
+      <w:proofErr w:type="spellStart"/>
+      <w:r>
+        <w:t>phòng</w:t>
+      </w:r>
+      <w:proofErr w:type="spellEnd"/>
+      <w:r>
+        <w:t xml:space="preserve"> </w:t>
       </w:r>
       <w:proofErr w:type="spellStart"/>
       <w:r>
@@ -4641,7 +4959,39 @@
       </w:r>
       <w:proofErr w:type="spellEnd"/>
       <w:r>
-        <w:t xml:space="preserve"> hoàn tiền: khách tự hủy đơn đã đặt, quản trị viên duyệt hoặc từ chối yêu cầu hoàn tiền.</w:t>
+        <w:t xml:space="preserve"> </w:t>
+      </w:r>
+      <w:proofErr w:type="spellStart"/>
+      <w:r>
+        <w:t>hoàn</w:t>
+      </w:r>
+      <w:proofErr w:type="spellEnd"/>
+      <w:r>
+        <w:t xml:space="preserve"> </w:t>
+      </w:r>
+      <w:proofErr w:type="spellStart"/>
+      <w:r>
+        <w:t>tiền</w:t>
+      </w:r>
+      <w:proofErr w:type="spellEnd"/>
+      <w:r>
+        <w:t xml:space="preserve">: </w:t>
+      </w:r>
+      <w:proofErr w:type="spellStart"/>
+      <w:r>
+        <w:t>khách</w:t>
+      </w:r>
+      <w:proofErr w:type="spellEnd"/>
+      <w:r>
+        <w:t xml:space="preserve"> </w:t>
+      </w:r>
+      <w:proofErr w:type="spellStart"/>
+      <w:r>
+        <w:t>tự</w:t>
+      </w:r>
+      <w:proofErr w:type="spellEnd"/>
+      <w:r>
+        <w:t xml:space="preserve"> hủy đơn đã đặt, quản trị viên duyệt hoặc từ chối yêu cầu hoàn tiền.</w:t>
       </w:r>
     </w:p>
     <w:p>
@@ -4653,8 +5003,29 @@
         </w:numPr>
         <w:jc w:val="left"/>
       </w:pPr>
-      <w:r>
-        <w:t xml:space="preserve">Khách hàng, tài </w:t>
+      <w:proofErr w:type="spellStart"/>
+      <w:r>
+        <w:t>Khách</w:t>
+      </w:r>
+      <w:proofErr w:type="spellEnd"/>
+      <w:r>
+        <w:t xml:space="preserve"> </w:t>
+      </w:r>
+      <w:proofErr w:type="spellStart"/>
+      <w:r>
+        <w:t>hàng</w:t>
+      </w:r>
+      <w:proofErr w:type="spellEnd"/>
+      <w:r>
+        <w:t xml:space="preserve">, </w:t>
+      </w:r>
+      <w:proofErr w:type="spellStart"/>
+      <w:r>
+        <w:t>tài</w:t>
+      </w:r>
+      <w:proofErr w:type="spellEnd"/>
+      <w:r>
+        <w:t xml:space="preserve"> </w:t>
       </w:r>
       <w:proofErr w:type="spellStart"/>
       <w:r>
@@ -4702,7 +5073,23 @@
       </w:r>
       <w:proofErr w:type="spellEnd"/>
       <w:r>
-        <w:t xml:space="preserve"> khách hàng (khoá/mở tài khoản), quản lý tài khoản và vai trò nhân viên, tổng hợp số liệu cho dashboard KPI.</w:t>
+        <w:t xml:space="preserve"> </w:t>
+      </w:r>
+      <w:proofErr w:type="spellStart"/>
+      <w:r>
+        <w:t>khách</w:t>
+      </w:r>
+      <w:proofErr w:type="spellEnd"/>
+      <w:r>
+        <w:t xml:space="preserve"> </w:t>
+      </w:r>
+      <w:proofErr w:type="spellStart"/>
+      <w:r>
+        <w:t>hàng</w:t>
+      </w:r>
+      <w:proofErr w:type="spellEnd"/>
+      <w:r>
+        <w:t xml:space="preserve"> (khoá/mở tài khoản), quản lý tài khoản và vai trò nhân viên, tổng hợp số liệu cho dashboard KPI.</w:t>
       </w:r>
     </w:p>
     <w:p>
@@ -4717,21 +5104,53 @@
       <w:pPr>
         <w:pStyle w:val="Heading2"/>
       </w:pPr>
-      <w:bookmarkStart w:id="19" w:name="Xd6bafa712a29bc8ce2d24dfd615ba0d82e20b22"/>
-      <w:bookmarkStart w:id="20" w:name="_Toc241047474"/>
-      <w:bookmarkEnd w:id="17"/>
+      <w:bookmarkStart w:id="19" w:name="_Toc241047474"/>
+      <w:bookmarkStart w:id="20" w:name="Xd6bafa712a29bc8ce2d24dfd615ba0d82e20b22"/>
+      <w:bookmarkEnd w:id="18"/>
       <w:r>
         <w:lastRenderedPageBreak/>
         <w:t>1.5. Công cụ hỗ trợ phát triển: 4 skill Claude Code</w:t>
       </w:r>
-      <w:bookmarkEnd w:id="20"/>
+      <w:bookmarkEnd w:id="19"/>
     </w:p>
     <w:p>
       <w:pPr>
         <w:pStyle w:val="FirstParagraph"/>
       </w:pPr>
       <w:r>
-        <w:t xml:space="preserve">Để giữ đúng quy ước code khi nhiều người cùng sửa chung một repo, nhóm định nghĩa sẵn 4 skill </w:t>
+        <w:t xml:space="preserve">Để giữ đúng quy ước code khi nhiều người cùng sửa chung một repo, </w:t>
+      </w:r>
+      <w:proofErr w:type="spellStart"/>
+      <w:r>
+        <w:t>nhóm</w:t>
+      </w:r>
+      <w:proofErr w:type="spellEnd"/>
+      <w:r>
+        <w:t xml:space="preserve"> </w:t>
+      </w:r>
+      <w:proofErr w:type="spellStart"/>
+      <w:r>
+        <w:t>định</w:t>
+      </w:r>
+      <w:proofErr w:type="spellEnd"/>
+      <w:r>
+        <w:t xml:space="preserve"> </w:t>
+      </w:r>
+      <w:proofErr w:type="spellStart"/>
+      <w:r>
+        <w:t>nghĩa</w:t>
+      </w:r>
+      <w:proofErr w:type="spellEnd"/>
+      <w:r>
+        <w:t xml:space="preserve"> </w:t>
+      </w:r>
+      <w:proofErr w:type="spellStart"/>
+      <w:r>
+        <w:t>sẵn</w:t>
+      </w:r>
+      <w:proofErr w:type="spellEnd"/>
+      <w:r>
+        <w:t xml:space="preserve"> 4 skill </w:t>
       </w:r>
       <w:proofErr w:type="spellStart"/>
       <w:r>
@@ -4739,82 +5158,143 @@
       </w:r>
       <w:proofErr w:type="spellEnd"/>
       <w:r>
-        <w:t xml:space="preserve"> Claude Code</w:t>
-      </w:r>
+        <w:t xml:space="preserve"> Claude Code, </w:t>
+      </w:r>
+      <w:proofErr w:type="spellStart"/>
+      <w:r>
+        <w:t>giúp</w:t>
+      </w:r>
+      <w:proofErr w:type="spellEnd"/>
+      <w:r>
+        <w:t xml:space="preserve"> AI agent </w:t>
+      </w:r>
+      <w:proofErr w:type="spellStart"/>
+      <w:r>
+        <w:t>tự</w:t>
+      </w:r>
+      <w:proofErr w:type="spellEnd"/>
+      <w:r>
+        <w:t xml:space="preserve"> nhận </w:t>
+      </w:r>
+      <w:proofErr w:type="spellStart"/>
+      <w:r>
+        <w:t>diện</w:t>
+      </w:r>
+      <w:proofErr w:type="spellEnd"/>
+      <w:r>
+        <w:t xml:space="preserve"> </w:t>
+      </w:r>
+      <w:proofErr w:type="spellStart"/>
+      <w:r>
+        <w:t>đúng</w:t>
+      </w:r>
+      <w:proofErr w:type="spellEnd"/>
+      <w:r>
+        <w:t xml:space="preserve"> </w:t>
+      </w:r>
+      <w:proofErr w:type="spellStart"/>
+      <w:r>
+        <w:t>việc</w:t>
+      </w:r>
+      <w:proofErr w:type="spellEnd"/>
+      <w:r>
+        <w:t xml:space="preserve"> </w:t>
+      </w:r>
+      <w:proofErr w:type="spellStart"/>
+      <w:r>
+        <w:t>cần</w:t>
+      </w:r>
+      <w:proofErr w:type="spellEnd"/>
+      <w:r>
+        <w:t xml:space="preserve"> </w:t>
+      </w:r>
+      <w:proofErr w:type="spellStart"/>
+      <w:r>
+        <w:t>làm</w:t>
+      </w:r>
+      <w:proofErr w:type="spellEnd"/>
+      <w:r>
+        <w:t xml:space="preserve"> </w:t>
+      </w:r>
+      <w:proofErr w:type="spellStart"/>
+      <w:r>
+        <w:t>và</w:t>
+      </w:r>
+      <w:proofErr w:type="spellEnd"/>
+      <w:r>
+        <w:t xml:space="preserve"> </w:t>
+      </w:r>
+      <w:proofErr w:type="spellStart"/>
+      <w:r>
+        <w:t>làm</w:t>
+      </w:r>
+      <w:proofErr w:type="spellEnd"/>
+      <w:r>
+        <w:t xml:space="preserve"> </w:t>
+      </w:r>
+      <w:proofErr w:type="spellStart"/>
+      <w:r>
+        <w:t>theo</w:t>
+      </w:r>
+      <w:proofErr w:type="spellEnd"/>
+      <w:r>
+        <w:t xml:space="preserve"> </w:t>
+      </w:r>
+      <w:proofErr w:type="spellStart"/>
+      <w:r>
+        <w:t>đúng</w:t>
+      </w:r>
+      <w:proofErr w:type="spellEnd"/>
+      <w:r>
+        <w:t xml:space="preserve"> </w:t>
+      </w:r>
+      <w:proofErr w:type="spellStart"/>
+      <w:r>
+        <w:t>nguyên</w:t>
+      </w:r>
+      <w:proofErr w:type="spellEnd"/>
+      <w:r>
+        <w:t xml:space="preserve"> </w:t>
+      </w:r>
+      <w:proofErr w:type="spellStart"/>
+      <w:r>
+        <w:t>tắc</w:t>
+      </w:r>
+      <w:proofErr w:type="spellEnd"/>
+      <w:r>
+        <w:t xml:space="preserve"> </w:t>
+      </w:r>
+      <w:proofErr w:type="spellStart"/>
+      <w:r>
+        <w:t>đã</w:t>
+      </w:r>
+      <w:proofErr w:type="spellEnd"/>
+      <w:r>
+        <w:t xml:space="preserve"> </w:t>
+      </w:r>
+      <w:proofErr w:type="spellStart"/>
+      <w:r>
+        <w:t>có</w:t>
+      </w:r>
+      <w:proofErr w:type="spellEnd"/>
       <w:r>
         <w:t xml:space="preserve">, </w:t>
       </w:r>
       <w:proofErr w:type="spellStart"/>
       <w:r>
-        <w:t>giúp</w:t>
-      </w:r>
-      <w:proofErr w:type="spellEnd"/>
-      <w:r>
-        <w:t xml:space="preserve"> AI agent tự nhận diện đúng việc cần làm và </w:t>
-      </w:r>
-      <w:proofErr w:type="spellStart"/>
-      <w:r>
-        <w:t>làm</w:t>
-      </w:r>
-      <w:proofErr w:type="spellEnd"/>
-      <w:r>
-        <w:t xml:space="preserve"> </w:t>
-      </w:r>
-      <w:proofErr w:type="spellStart"/>
-      <w:r>
-        <w:t>theo</w:t>
-      </w:r>
-      <w:proofErr w:type="spellEnd"/>
-      <w:r>
-        <w:t xml:space="preserve"> </w:t>
-      </w:r>
-      <w:proofErr w:type="spellStart"/>
-      <w:r>
-        <w:t>đúng</w:t>
-      </w:r>
-      <w:proofErr w:type="spellEnd"/>
-      <w:r>
-        <w:t xml:space="preserve"> </w:t>
-      </w:r>
-      <w:proofErr w:type="spellStart"/>
-      <w:r>
-        <w:t>nguyên</w:t>
-      </w:r>
-      <w:proofErr w:type="spellEnd"/>
-      <w:r>
-        <w:t xml:space="preserve"> </w:t>
-      </w:r>
-      <w:proofErr w:type="spellStart"/>
-      <w:r>
-        <w:t>tắc</w:t>
-      </w:r>
-      <w:proofErr w:type="spellEnd"/>
-      <w:r>
-        <w:t xml:space="preserve"> </w:t>
-      </w:r>
-      <w:proofErr w:type="spellStart"/>
-      <w:r>
-        <w:t>đã</w:t>
-      </w:r>
-      <w:proofErr w:type="spellEnd"/>
-      <w:r>
-        <w:t xml:space="preserve"> </w:t>
-      </w:r>
-      <w:proofErr w:type="spellStart"/>
-      <w:r>
-        <w:t>có</w:t>
-      </w:r>
-      <w:proofErr w:type="spellEnd"/>
-      <w:r>
-        <w:t xml:space="preserve">, </w:t>
-      </w:r>
-      <w:proofErr w:type="spellStart"/>
-      <w:r>
         <w:t>thay</w:t>
       </w:r>
       <w:proofErr w:type="spellEnd"/>
       <w:r>
-        <w:t xml:space="preserve"> vì phải nhắc lại quy tắc mỗi lần:</w:t>
+        <w:t xml:space="preserve"> </w:t>
+      </w:r>
+      <w:proofErr w:type="spellStart"/>
+      <w:r>
+        <w:t>vì</w:t>
+      </w:r>
+      <w:proofErr w:type="spellEnd"/>
+      <w:r>
+        <w:t xml:space="preserve"> phải nhắc lại quy tắc mỗi lần:</w:t>
       </w:r>
     </w:p>
     <w:p>
@@ -4908,10 +5388,15 @@
       </w:r>
       <w:proofErr w:type="spellEnd"/>
       <w:r>
-        <w:t xml:space="preserve"> trong apps/web từ dữ liệu giả (mock-data) sang gọi </w:t>
-      </w:r>
-      <w:r>
-        <w:t>API thật, giữ nguyên giao diện đã có.</w:t>
+        <w:t xml:space="preserve"> </w:t>
+      </w:r>
+      <w:proofErr w:type="spellStart"/>
+      <w:r>
+        <w:t>trong</w:t>
+      </w:r>
+      <w:proofErr w:type="spellEnd"/>
+      <w:r>
+        <w:t xml:space="preserve"> apps/web từ dữ liệu giả (mock-data) sang gọi API thật, giữ nguyên giao diện đã có.</w:t>
       </w:r>
     </w:p>
     <w:p>
@@ -4958,7 +5443,15 @@
       </w:r>
       <w:proofErr w:type="spellEnd"/>
       <w:r>
-        <w:t xml:space="preserve"> một task đã làm tới đâu, còn stub chỗ nào, có lỡ đụng phạm vi của task khác không, chỉ đọc, không tự sửa code.</w:t>
+        <w:t xml:space="preserve"> </w:t>
+      </w:r>
+      <w:proofErr w:type="spellStart"/>
+      <w:r>
+        <w:t>một</w:t>
+      </w:r>
+      <w:proofErr w:type="spellEnd"/>
+      <w:r>
+        <w:t xml:space="preserve"> task đã làm tới đâu, còn stub chỗ nào, có lỡ đụng phạm vi của task khác không, chỉ đọc, không tự sửa code.</w:t>
       </w:r>
     </w:p>
     <w:p>
@@ -4975,21 +5468,21 @@
           <w:b/>
           <w:bCs/>
         </w:rPr>
-        <w:t xml:space="preserve">seed-reset </w:t>
+        <w:t>seed-reset</w:t>
       </w:r>
       <w:r>
         <w:rPr>
           <w:b/>
           <w:bCs/>
         </w:rPr>
-        <w:t>–</w:t>
+        <w:t>-</w:t>
       </w:r>
       <w:r>
         <w:rPr>
           <w:b/>
           <w:bCs/>
         </w:rPr>
-        <w:t xml:space="preserve"> reset</w:t>
+        <w:t>reset</w:t>
       </w:r>
       <w:r>
         <w:rPr>
@@ -5015,7 +5508,23 @@
       </w:r>
       <w:proofErr w:type="spellEnd"/>
       <w:r>
-        <w:t xml:space="preserve"> phát triển khi database bị lệch trạng thái, có hỏi xác nhận trước khi dừng container.</w:t>
+        <w:t xml:space="preserve"> </w:t>
+      </w:r>
+      <w:proofErr w:type="spellStart"/>
+      <w:r>
+        <w:t>phát</w:t>
+      </w:r>
+      <w:proofErr w:type="spellEnd"/>
+      <w:r>
+        <w:t xml:space="preserve"> </w:t>
+      </w:r>
+      <w:proofErr w:type="spellStart"/>
+      <w:r>
+        <w:t>triển</w:t>
+      </w:r>
+      <w:proofErr w:type="spellEnd"/>
+      <w:r>
+        <w:t xml:space="preserve"> khi database bị lệch trạng thái, có hỏi xác nhận trước khi dừng container.</w:t>
       </w:r>
     </w:p>
     <w:p>
@@ -5030,22 +5539,70 @@
       <w:pPr>
         <w:pStyle w:val="Heading1"/>
       </w:pPr>
-      <w:bookmarkStart w:id="21" w:name="chương-2-phạm-vi-đã-làm"/>
-      <w:bookmarkStart w:id="22" w:name="_Toc241047475"/>
+      <w:bookmarkStart w:id="21" w:name="_Toc241047475"/>
+      <w:bookmarkStart w:id="22" w:name="chương-2-phạm-vi-đã-làm"/>
       <w:bookmarkEnd w:id="6"/>
-      <w:bookmarkEnd w:id="19"/>
+      <w:bookmarkEnd w:id="20"/>
       <w:r>
         <w:lastRenderedPageBreak/>
         <w:t>Chương 2: Phạm vi đã làm</w:t>
       </w:r>
-      <w:bookmarkEnd w:id="22"/>
+      <w:bookmarkEnd w:id="21"/>
     </w:p>
     <w:p>
       <w:pPr>
         <w:pStyle w:val="FirstParagraph"/>
       </w:pPr>
       <w:r>
-        <w:t xml:space="preserve">Toàn bộ ảnh minh hoạ trong chương này được chụp trực tiếp trên giao </w:t>
+        <w:t xml:space="preserve">Toàn bộ ảnh minh hoạ trong chương này </w:t>
+      </w:r>
+      <w:proofErr w:type="spellStart"/>
+      <w:r>
+        <w:t>được</w:t>
+      </w:r>
+      <w:proofErr w:type="spellEnd"/>
+      <w:r>
+        <w:t xml:space="preserve"> </w:t>
+      </w:r>
+      <w:proofErr w:type="spellStart"/>
+      <w:r>
+        <w:t>chụp</w:t>
+      </w:r>
+      <w:proofErr w:type="spellEnd"/>
+      <w:r>
+        <w:t xml:space="preserve"> </w:t>
+      </w:r>
+      <w:proofErr w:type="spellStart"/>
+      <w:r>
+        <w:t>trực</w:t>
+      </w:r>
+      <w:proofErr w:type="spellEnd"/>
+      <w:r>
+        <w:t xml:space="preserve"> </w:t>
+      </w:r>
+      <w:proofErr w:type="spellStart"/>
+      <w:r>
+        <w:t>tiếp</w:t>
+      </w:r>
+      <w:proofErr w:type="spellEnd"/>
+      <w:r>
+        <w:t xml:space="preserve"> </w:t>
+      </w:r>
+      <w:proofErr w:type="spellStart"/>
+      <w:r>
+        <w:t>trên</w:t>
+      </w:r>
+      <w:proofErr w:type="spellEnd"/>
+      <w:r>
+        <w:t xml:space="preserve"> </w:t>
+      </w:r>
+      <w:proofErr w:type="spellStart"/>
+      <w:r>
+        <w:t>giao</w:t>
+      </w:r>
+      <w:proofErr w:type="spellEnd"/>
+      <w:r>
+        <w:t xml:space="preserve"> </w:t>
       </w:r>
       <w:proofErr w:type="spellStart"/>
       <w:r>
@@ -5101,7 +5658,15 @@
       </w:r>
       <w:proofErr w:type="spellEnd"/>
       <w:r>
-        <w:t xml:space="preserve"> mẫu </w:t>
+        <w:t xml:space="preserve"> </w:t>
+      </w:r>
+      <w:proofErr w:type="spellStart"/>
+      <w:r>
+        <w:t>mẫu</w:t>
+      </w:r>
+      <w:proofErr w:type="spellEnd"/>
+      <w:r>
+        <w:t xml:space="preserve"> </w:t>
       </w:r>
       <w:proofErr w:type="spellStart"/>
       <w:r>
@@ -5109,30 +5674,46 @@
       </w:r>
       <w:proofErr w:type="spellEnd"/>
       <w:r>
-        <w:t xml:space="preserve"> hệ thống.</w:t>
+        <w:t xml:space="preserve"> </w:t>
+      </w:r>
+      <w:proofErr w:type="spellStart"/>
+      <w:r>
+        <w:t>hệ</w:t>
+      </w:r>
+      <w:proofErr w:type="spellEnd"/>
+      <w:r>
+        <w:t xml:space="preserve"> </w:t>
+      </w:r>
+      <w:proofErr w:type="spellStart"/>
+      <w:r>
+        <w:t>thống</w:t>
+      </w:r>
+      <w:proofErr w:type="spellEnd"/>
+      <w:r>
+        <w:t>.</w:t>
       </w:r>
     </w:p>
     <w:p>
       <w:pPr>
         <w:pStyle w:val="Heading2"/>
       </w:pPr>
-      <w:bookmarkStart w:id="23" w:name="trải-nghiệm-phía-khách-hàng"/>
-      <w:bookmarkStart w:id="24" w:name="_Toc241047476"/>
+      <w:bookmarkStart w:id="23" w:name="_Toc241047476"/>
+      <w:bookmarkStart w:id="24" w:name="trải-nghiệm-phía-khách-hàng"/>
       <w:r>
         <w:t>2.1. Trải nghiệm phía khách hàng</w:t>
       </w:r>
-      <w:bookmarkEnd w:id="24"/>
+      <w:bookmarkEnd w:id="23"/>
     </w:p>
     <w:p>
       <w:pPr>
         <w:pStyle w:val="Heading3"/>
       </w:pPr>
-      <w:bookmarkStart w:id="25" w:name="trang-chủ-tìm-phòng-trống"/>
-      <w:bookmarkStart w:id="26" w:name="_Toc241047477"/>
+      <w:bookmarkStart w:id="25" w:name="_Toc241047477"/>
+      <w:bookmarkStart w:id="26" w:name="trang-chủ-tìm-phòng-trống"/>
       <w:r>
         <w:t>2.1.1. Trang chủ &amp; tìm phòng trống</w:t>
       </w:r>
-      <w:bookmarkEnd w:id="26"/>
+      <w:bookmarkEnd w:id="25"/>
     </w:p>
     <w:p>
       <w:pPr>
@@ -5253,7 +5834,31 @@
       </w:r>
       <w:proofErr w:type="spellEnd"/>
       <w:r>
-        <w:t xml:space="preserve"> tìm kiếm đầy đủ hơn: bộ lọc theo hạng phòng, khoảng giá và tiện nghi ở cột trái, danh sách phòng còn trống ở giữa - mỗi phòng hiển thị số phòng cụ thể (ví dụ: Phòng 102), hạng phòng, sức chứa, diện tích, tiện nghi nổi bật và trạng thái sẵn sàng đón khách, kèm giá theo đêm và nút xem chi tiết / chọn phòng ngay. Kết quả có phân trang khi số lượng phòng trống lớn.</w:t>
+        <w:t xml:space="preserve"> </w:t>
+      </w:r>
+      <w:proofErr w:type="spellStart"/>
+      <w:r>
+        <w:t>tìm</w:t>
+      </w:r>
+      <w:proofErr w:type="spellEnd"/>
+      <w:r>
+        <w:t xml:space="preserve"> </w:t>
+      </w:r>
+      <w:proofErr w:type="spellStart"/>
+      <w:r>
+        <w:t>kiếm</w:t>
+      </w:r>
+      <w:proofErr w:type="spellEnd"/>
+      <w:r>
+        <w:t xml:space="preserve"> </w:t>
+      </w:r>
+      <w:proofErr w:type="spellStart"/>
+      <w:r>
+        <w:t>đầy</w:t>
+      </w:r>
+      <w:proofErr w:type="spellEnd"/>
+      <w:r>
+        <w:t xml:space="preserve"> đủ hơn: bộ lọc theo hạng phòng, khoảng giá và tiện nghi ở cột trái, danh sách phòng còn trống ở giữa - mỗi phòng hiển thị số phòng cụ thể (ví dụ: Phòng 102), hạng phòng, sức chứa, diện tích, tiện nghi nổi bật và trạng thái sẵn sàng đón khách, kèm giá theo đêm và nút xem chi tiết / chọn phòng ngay. Kết quả có phân trang khi số lượng phòng trống lớn.</w:t>
       </w:r>
     </w:p>
     <w:p>
@@ -5323,14 +5928,14 @@
       <w:pPr>
         <w:pStyle w:val="Heading3"/>
       </w:pPr>
-      <w:bookmarkStart w:id="29" w:name="chi-tiết-loại-phòng"/>
-      <w:bookmarkStart w:id="30" w:name="_Toc241047478"/>
-      <w:bookmarkEnd w:id="25"/>
+      <w:bookmarkStart w:id="29" w:name="_Toc241047478"/>
+      <w:bookmarkStart w:id="30" w:name="chi-tiết-loại-phòng"/>
+      <w:bookmarkEnd w:id="26"/>
       <w:bookmarkEnd w:id="28"/>
       <w:r>
         <w:t>2.1.2. Chi tiết loại phòng</w:t>
       </w:r>
-      <w:bookmarkEnd w:id="30"/>
+      <w:bookmarkEnd w:id="29"/>
     </w:p>
     <w:p>
       <w:pPr>
@@ -5407,24 +6012,21 @@
       <w:pPr>
         <w:pStyle w:val="Heading3"/>
       </w:pPr>
-      <w:bookmarkStart w:id="32" w:name="giỏ-phòng-lịch-lưu-trú"/>
-      <w:bookmarkStart w:id="33" w:name="_Toc241047479"/>
-      <w:bookmarkEnd w:id="29"/>
+      <w:bookmarkStart w:id="32" w:name="_Toc241047479"/>
+      <w:bookmarkStart w:id="33" w:name="giỏ-phòng-lịch-lưu-trú"/>
+      <w:bookmarkEnd w:id="30"/>
       <w:bookmarkEnd w:id="31"/>
       <w:r>
         <w:t>2.1.3. Giỏ phòng &amp; lịch lưu trú</w:t>
       </w:r>
-      <w:bookmarkEnd w:id="33"/>
+      <w:bookmarkEnd w:id="32"/>
     </w:p>
     <w:p>
       <w:pPr>
         <w:pStyle w:val="FirstParagraph"/>
       </w:pPr>
       <w:r>
-        <w:t xml:space="preserve">Giỏ phòng gom các phòng khách đã chọn (có thể từ nhiều loại phòng khác nhau trong cùng một lượt </w:t>
-      </w:r>
-      <w:r>
-        <w:t>đặt), cho chỉnh lại ngày nhận/trả phòng chung cho cả giỏ, và tính lại tổng tiền phòng theo số đêm thực tế. Cột bên phải tóm tắt đơn: tiền phòng, thuế VAT &amp; phí dịch vụ, và tổng thanh toán cuối cùng - khách xác nhận đúng số tiền trước khi sang bước thanh toán.</w:t>
+        <w:t>Giỏ phòng gom các phòng khách đã chọn (có thể từ nhiều loại phòng khác nhau trong cùng một lượt đặt), cho chỉnh lại ngày nhận/trả phòng chung cho cả giỏ, và tính lại tổng tiền phòng theo số đêm thực tế. Cột bên phải tóm tắt đơn: tiền phòng, thuế VAT &amp; phí dịch vụ, và tổng thanh toán cuối cùng - khách xác nhận đúng số tiền trước khi sang bước thanh toán.</w:t>
       </w:r>
     </w:p>
     <w:p>
@@ -5494,24 +6096,21 @@
       <w:pPr>
         <w:pStyle w:val="Heading3"/>
       </w:pPr>
-      <w:bookmarkStart w:id="35" w:name="thanh-toán"/>
-      <w:bookmarkStart w:id="36" w:name="_Toc241047480"/>
-      <w:bookmarkEnd w:id="32"/>
+      <w:bookmarkStart w:id="35" w:name="_Toc241047480"/>
+      <w:bookmarkStart w:id="36" w:name="thanh-toán"/>
+      <w:bookmarkEnd w:id="33"/>
       <w:bookmarkEnd w:id="34"/>
       <w:r>
         <w:t>2.1.4. Thanh toán</w:t>
       </w:r>
-      <w:bookmarkEnd w:id="36"/>
+      <w:bookmarkEnd w:id="35"/>
     </w:p>
     <w:p>
       <w:pPr>
         <w:pStyle w:val="FirstParagraph"/>
       </w:pPr>
       <w:r>
-        <w:t xml:space="preserve">Luồng đặt phòng chia rõ 3 bước (giỏ phòng → thanh toán &amp; xác nhận → hoàn tất), thể hiện bằng thanh tiến trình ở đầu trang để khách biết đang ở bước nào. Bước thanh toán yêu cầu thông tin </w:t>
-      </w:r>
-      <w:r>
-        <w:t>khách nhận phòng (họ tên, số điện thoại, yêu cầu đặc biệt không bắt buộc) và cho chọn một trong ba phương thức thanh toán mô phỏng: chuyển khoản/QR ngân hàng, thẻ tín dụng quốc tế, hoặc tiền mặt tại khách sạn. Toàn bộ ba phương thức đều xác nhận thành công ngay lập tức, đúng với phạm vi đã nêu - hệ thống chưa nối cổng thanh toán thật.</w:t>
+        <w:t>Luồng đặt phòng chia rõ 3 bước (giỏ phòng → thanh toán &amp; xác nhận → hoàn tất), thể hiện bằng thanh tiến trình ở đầu trang để khách biết đang ở bước nào. Bước thanh toán yêu cầu thông tin khách nhận phòng (họ tên, số điện thoại, yêu cầu đặc biệt không bắt buộc) và cho chọn một trong ba phương thức thanh toán mô phỏng: chuyển khoản/QR ngân hàng, thẻ tín dụng quốc tế, hoặc tiền mặt tại khách sạn. Toàn bộ ba phương thức đều xác nhận thành công ngay lập tức, đúng với phạm vi đã nêu - hệ thống chưa nối cổng thanh toán thật.</w:t>
       </w:r>
     </w:p>
     <w:p>
@@ -5581,24 +6180,21 @@
       <w:pPr>
         <w:pStyle w:val="Heading3"/>
       </w:pPr>
-      <w:bookmarkStart w:id="38" w:name="lịch-sử-đặt-phòng-tự-hủy"/>
-      <w:bookmarkStart w:id="39" w:name="_Toc241047481"/>
-      <w:bookmarkEnd w:id="35"/>
+      <w:bookmarkStart w:id="38" w:name="_Toc241047481"/>
+      <w:bookmarkStart w:id="39" w:name="lịch-sử-đặt-phòng-tự-hủy"/>
+      <w:bookmarkEnd w:id="36"/>
       <w:bookmarkEnd w:id="37"/>
       <w:r>
         <w:t>2.1.5. Lịch sử đặt phòng &amp; tự hủy</w:t>
       </w:r>
-      <w:bookmarkEnd w:id="39"/>
+      <w:bookmarkEnd w:id="38"/>
     </w:p>
     <w:p>
       <w:pPr>
         <w:pStyle w:val="FirstParagraph"/>
       </w:pPr>
       <w:r>
-        <w:t xml:space="preserve">Trang “Đặt phòng của tôi” tổng hợp toàn bộ đơn của khách theo trạng thái (tất cả / đã xác nhận / </w:t>
-      </w:r>
-      <w:r>
-        <w:t>đang lưu trú / đã hoàn tất / đã hủy), kèm 3 số liệu nhanh ở đầu trang (tổng đơn, đơn sắp lưu trú, kỳ nghỉ đã hoàn tất). Mỗi đơn hiển thị mã đơn, trạng thái, ngày đặt, tổng chi phí, khoảng ngày lưu trú và phòng đã đặt. Khách bấm vào chi tiết đơn để xem đầy đủ và thực hiện tự hủy khi cần, thao tác hủy sẽ tạo một yêu cầu hoàn tiền chờ quản trị viên duyệt (xem mục 2.2.5), bản thân đơn vẫn giữ nguyên trạng thái cho tới khi yêu cầu đó được xử lý xong.</w:t>
+        <w:t>Trang “Đặt phòng của tôi” tổng hợp toàn bộ đơn của khách theo trạng thái (tất cả / đã xác nhận / đang lưu trú / đã hoàn tất / đã hủy), kèm 3 số liệu nhanh ở đầu trang (tổng đơn, đơn sắp lưu trú, kỳ nghỉ đã hoàn tất). Mỗi đơn hiển thị mã đơn, trạng thái, ngày đặt, tổng chi phí, khoảng ngày lưu trú và phòng đã đặt. Khách bấm vào chi tiết đơn để xem đầy đủ và thực hiện tự hủy khi cần, thao tác hủy sẽ tạo một yêu cầu hoàn tiền chờ quản trị viên duyệt (xem mục 2.2.5), bản thân đơn vẫn giữ nguyên trạng thái cho tới khi yêu cầu đó được xử lý xong.</w:t>
       </w:r>
     </w:p>
     <w:p>
@@ -5668,26 +6264,26 @@
       <w:pPr>
         <w:pStyle w:val="Heading2"/>
       </w:pPr>
-      <w:bookmarkStart w:id="41" w:name="trang-quản-trị-cms"/>
-      <w:bookmarkStart w:id="42" w:name="_Toc241047482"/>
-      <w:bookmarkEnd w:id="23"/>
-      <w:bookmarkEnd w:id="38"/>
+      <w:bookmarkStart w:id="41" w:name="_Toc241047482"/>
+      <w:bookmarkStart w:id="42" w:name="trang-quản-trị-cms"/>
+      <w:bookmarkEnd w:id="24"/>
+      <w:bookmarkEnd w:id="39"/>
       <w:bookmarkEnd w:id="40"/>
       <w:r>
         <w:t>2.2. Trang quản trị (CMS)</w:t>
       </w:r>
-      <w:bookmarkEnd w:id="42"/>
+      <w:bookmarkEnd w:id="41"/>
     </w:p>
     <w:p>
       <w:pPr>
         <w:pStyle w:val="Heading3"/>
       </w:pPr>
-      <w:bookmarkStart w:id="43" w:name="dashboard"/>
-      <w:bookmarkStart w:id="44" w:name="_Toc241047483"/>
+      <w:bookmarkStart w:id="43" w:name="_Toc241047483"/>
+      <w:bookmarkStart w:id="44" w:name="dashboard"/>
       <w:r>
         <w:t>2.2.1. Dashboard</w:t>
       </w:r>
-      <w:bookmarkEnd w:id="44"/>
+      <w:bookmarkEnd w:id="43"/>
     </w:p>
     <w:p>
       <w:pPr>
@@ -5764,14 +6360,14 @@
       <w:pPr>
         <w:pStyle w:val="Heading3"/>
       </w:pPr>
-      <w:bookmarkStart w:id="46" w:name="quản-lý-loại-phòng-phòng"/>
-      <w:bookmarkStart w:id="47" w:name="_Toc241047484"/>
-      <w:bookmarkEnd w:id="43"/>
+      <w:bookmarkStart w:id="46" w:name="_Toc241047484"/>
+      <w:bookmarkStart w:id="47" w:name="quản-lý-loại-phòng-phòng"/>
+      <w:bookmarkEnd w:id="44"/>
       <w:bookmarkEnd w:id="45"/>
       <w:r>
         <w:t>2.2.2. Quản lý loại phòng &amp; phòng</w:t>
       </w:r>
-      <w:bookmarkEnd w:id="47"/>
+      <w:bookmarkEnd w:id="46"/>
     </w:p>
     <w:p>
       <w:pPr>
@@ -5848,14 +6444,14 @@
       <w:pPr>
         <w:pStyle w:val="Heading3"/>
       </w:pPr>
-      <w:bookmarkStart w:id="49" w:name="quản-lý-đơn-đặt-phòng"/>
-      <w:bookmarkStart w:id="50" w:name="_Toc241047485"/>
-      <w:bookmarkEnd w:id="46"/>
+      <w:bookmarkStart w:id="49" w:name="_Toc241047485"/>
+      <w:bookmarkStart w:id="50" w:name="quản-lý-đơn-đặt-phòng"/>
+      <w:bookmarkEnd w:id="47"/>
       <w:bookmarkEnd w:id="48"/>
       <w:r>
         <w:t>2.2.3. Quản lý đơn đặt phòng</w:t>
       </w:r>
-      <w:bookmarkEnd w:id="50"/>
+      <w:bookmarkEnd w:id="49"/>
     </w:p>
     <w:p>
       <w:pPr>
@@ -5932,24 +6528,21 @@
       <w:pPr>
         <w:pStyle w:val="Heading3"/>
       </w:pPr>
-      <w:bookmarkStart w:id="52" w:name="quản-lý-thanh-toán"/>
-      <w:bookmarkStart w:id="53" w:name="_Toc241047486"/>
-      <w:bookmarkEnd w:id="49"/>
+      <w:bookmarkStart w:id="52" w:name="_Toc241047486"/>
+      <w:bookmarkStart w:id="53" w:name="quản-lý-thanh-toán"/>
+      <w:bookmarkEnd w:id="50"/>
       <w:bookmarkEnd w:id="51"/>
       <w:r>
         <w:t>2.2.4. Quản lý thanh toán</w:t>
       </w:r>
-      <w:bookmarkEnd w:id="53"/>
+      <w:bookmarkEnd w:id="52"/>
     </w:p>
     <w:p>
       <w:pPr>
         <w:pStyle w:val="FirstParagraph"/>
       </w:pPr>
       <w:r>
-        <w:t xml:space="preserve">Trang thanh toán liệt kê từng giao dịch gắn với một đơn đặt phòng cụ thể: số tiền, phương thức </w:t>
-      </w:r>
-      <w:r>
-        <w:t>(chuyển khoản, thẻ, tiền mặt), trạng thái thanh toán và ngày giao dịch, có bộ lọc theo trạng thái và phương thức để tra soát nhanh khi cần đối chiếu doanh thu.</w:t>
+        <w:t>Trang thanh toán liệt kê từng giao dịch gắn với một đơn đặt phòng cụ thể: số tiền, phương thức (chuyển khoản, thẻ, tiền mặt), trạng thái thanh toán và ngày giao dịch, có bộ lọc theo trạng thái và phương thức để tra soát nhanh khi cần đối chiếu doanh thu.</w:t>
       </w:r>
     </w:p>
     <w:p>
@@ -6019,24 +6612,21 @@
       <w:pPr>
         <w:pStyle w:val="Heading3"/>
       </w:pPr>
-      <w:bookmarkStart w:id="55" w:name="duyệt-yêu-cầu-hoàn-tiền"/>
-      <w:bookmarkStart w:id="56" w:name="_Toc241047487"/>
-      <w:bookmarkEnd w:id="52"/>
+      <w:bookmarkStart w:id="55" w:name="_Toc241047487"/>
+      <w:bookmarkStart w:id="56" w:name="duyệt-yêu-cầu-hoàn-tiền"/>
+      <w:bookmarkEnd w:id="53"/>
       <w:bookmarkEnd w:id="54"/>
       <w:r>
         <w:t>2.2.5. Duyệt yêu cầu hoàn tiền</w:t>
       </w:r>
-      <w:bookmarkEnd w:id="56"/>
+      <w:bookmarkEnd w:id="55"/>
     </w:p>
     <w:p>
       <w:pPr>
         <w:pStyle w:val="FirstParagraph"/>
       </w:pPr>
       <w:r>
-        <w:t xml:space="preserve">Khi khách tự hủy đơn (mục 2.1.5), một yêu cầu hoàn tiền ở trạng thái “chờ duyệt” xuất hiện tại đây, kèm mã đơn liên quan, số tiền cần hoàn và lý do khách khai báo lúc hủy. Quản trị viên duyệt hoặc từ chối ngay trên dòng yêu cầu. Duyệt sẽ chuyển đơn đặt phòng gốc sang trạng thái đã hủy và </w:t>
-      </w:r>
-      <w:r>
-        <w:t>đóng yêu cầu hoàn tiền, từ chối giữ nguyên đơn như trước khi khách yêu cầu hủy.</w:t>
+        <w:t>Khi khách tự hủy đơn (mục 2.1.5), một yêu cầu hoàn tiền ở trạng thái “chờ duyệt” xuất hiện tại đây, kèm mã đơn liên quan, số tiền cần hoàn và lý do khách khai báo lúc hủy. Quản trị viên duyệt hoặc từ chối ngay trên dòng yêu cầu. Duyệt sẽ chuyển đơn đặt phòng gốc sang trạng thái đã hủy và đóng yêu cầu hoàn tiền, từ chối giữ nguyên đơn như trước khi khách yêu cầu hủy.</w:t>
       </w:r>
     </w:p>
     <w:p>
@@ -6106,14 +6696,14 @@
       <w:pPr>
         <w:pStyle w:val="Heading3"/>
       </w:pPr>
-      <w:bookmarkStart w:id="58" w:name="quản-lý-khách-hàng-tài-khoản-nhân-viên"/>
-      <w:bookmarkStart w:id="59" w:name="_Toc241047488"/>
-      <w:bookmarkEnd w:id="55"/>
+      <w:bookmarkStart w:id="58" w:name="_Toc241047488"/>
+      <w:bookmarkStart w:id="59" w:name="quản-lý-khách-hàng-tài-khoản-nhân-viên"/>
+      <w:bookmarkEnd w:id="56"/>
       <w:bookmarkEnd w:id="57"/>
       <w:r>
         <w:t>2.2.6. Quản lý khách hàng &amp; tài khoản nhân viên</w:t>
       </w:r>
-      <w:bookmarkEnd w:id="59"/>
+      <w:bookmarkEnd w:id="58"/>
     </w:p>
     <w:p>
       <w:pPr>
@@ -6190,15 +6780,15 @@
       <w:pPr>
         <w:pStyle w:val="Heading2"/>
       </w:pPr>
-      <w:bookmarkStart w:id="61" w:name="ngoài-phạm-vi"/>
-      <w:bookmarkStart w:id="62" w:name="_Toc241047489"/>
-      <w:bookmarkEnd w:id="41"/>
-      <w:bookmarkEnd w:id="58"/>
+      <w:bookmarkStart w:id="61" w:name="_Toc241047489"/>
+      <w:bookmarkStart w:id="62" w:name="ngoài-phạm-vi"/>
+      <w:bookmarkEnd w:id="42"/>
+      <w:bookmarkEnd w:id="59"/>
       <w:bookmarkEnd w:id="60"/>
       <w:r>
         <w:t>2.3. Ngoài phạm vi</w:t>
       </w:r>
-      <w:bookmarkEnd w:id="62"/>
+      <w:bookmarkEnd w:id="61"/>
     </w:p>
     <w:p>
       <w:pPr>
@@ -6244,56 +6834,95 @@
         <w:jc w:val="left"/>
       </w:pPr>
       <w:r>
-        <w:t>Tách giao diện theo từng quyền chi tiết (ROLE_PERMISSIONS</w:t>
-      </w:r>
-      <w:r>
-        <w:t>) - hiện quyền chỉ phân biệt ở mức vai trò (Super Admin / Staff), chưa ẩn/hiện chức năng theo từng quyền cụ thể.</w:t>
+        <w:t>Tách giao diện theo từng quyền chi tiết (ROLE_PERMISSIONS) - hiện quyền chỉ phân biệt ở mức vai trò (Super Admin / Staff), chưa ẩn/hiện chức năng theo từng quyền cụ thể.</w:t>
       </w:r>
     </w:p>
     <w:p>
       <w:pPr>
         <w:pStyle w:val="Heading1"/>
       </w:pPr>
-      <w:bookmarkStart w:id="63" w:name="chương-3-kết-luận"/>
-      <w:bookmarkStart w:id="64" w:name="_Toc241047490"/>
-      <w:bookmarkEnd w:id="21"/>
-      <w:bookmarkEnd w:id="61"/>
+      <w:bookmarkStart w:id="63" w:name="_Toc241047490"/>
+      <w:bookmarkStart w:id="64" w:name="chương-3-kết-luận"/>
+      <w:bookmarkEnd w:id="22"/>
+      <w:bookmarkEnd w:id="62"/>
       <w:r>
         <w:lastRenderedPageBreak/>
         <w:t>Chương 3: Kết luận</w:t>
       </w:r>
+      <w:bookmarkEnd w:id="63"/>
+    </w:p>
+    <w:p>
+      <w:pPr>
+        <w:pStyle w:val="FirstParagraph"/>
+      </w:pPr>
+      <w:r>
+        <w:t xml:space="preserve">Đối chiếu với mục tiêu đề ra ban đầu, nhóm đã xây dựng thành công hệ </w:t>
+      </w:r>
+      <w:proofErr w:type="spellStart"/>
+      <w:r>
+        <w:t>thống</w:t>
+      </w:r>
+      <w:proofErr w:type="spellEnd"/>
+      <w:r>
+        <w:t xml:space="preserve"> Quản </w:t>
+      </w:r>
+      <w:proofErr w:type="spellStart"/>
+      <w:r>
+        <w:t>lý</w:t>
+      </w:r>
+      <w:proofErr w:type="spellEnd"/>
+      <w:r>
+        <w:t xml:space="preserve"> </w:t>
+      </w:r>
+      <w:proofErr w:type="spellStart"/>
+      <w:r>
+        <w:t>đặt</w:t>
+      </w:r>
+      <w:proofErr w:type="spellEnd"/>
+      <w:r>
+        <w:t xml:space="preserve"> </w:t>
+      </w:r>
+      <w:proofErr w:type="spellStart"/>
+      <w:r>
+        <w:t>phòng</w:t>
+      </w:r>
+      <w:proofErr w:type="spellEnd"/>
+      <w:r>
+        <w:t xml:space="preserve"> </w:t>
+      </w:r>
+      <w:proofErr w:type="spellStart"/>
+      <w:r>
+        <w:t>khách</w:t>
+      </w:r>
+      <w:proofErr w:type="spellEnd"/>
+      <w:r>
+        <w:t xml:space="preserve"> </w:t>
+      </w:r>
+      <w:proofErr w:type="spellStart"/>
+      <w:r>
+        <w:t>sạn</w:t>
+      </w:r>
+      <w:proofErr w:type="spellEnd"/>
+      <w:r>
+        <w:t xml:space="preserve"> chạy được trọn vẹn: từ tìm phòng, đặt phòng, thanh toán, đến hủy đặt phòng và xử lý hoàn tiền, ở cả hai phía khách hàng và quản trị, trên nền Next.js + FastAPI + PostgreSQL, đóng gói và chạy bằng Docker Compose. Việc chia công việc theo cụm nghiệp vụ (mỗi thành viên phụ trách trọn một luồng thay vì chia theo tầng kỹ thuật) giúp cả nhóm hiểu rõ toàn bộ hệ thống thay vì chỉ nắm một phần.</w:t>
+      </w:r>
+    </w:p>
+    <w:p>
+      <w:pPr>
+        <w:pStyle w:val="BodyText"/>
+      </w:pPr>
+      <w:r>
+        <w:t>Hệ thống vẫn còn một số giới hạn đã nêu ở Chương 2: thanh toán mới ở mức giả lập chứ chưa nối cổng thanh toán thật, cơ chế xác thực dùng token demo thay vì JWT ký số, và giao diện chưa tuỳ biến theo từng quyền hạn cụ thể dù dữ liệu quyền hạn đã có sẵn trong schema.</w:t>
+      </w:r>
+    </w:p>
+    <w:p>
+      <w:pPr>
+        <w:pStyle w:val="BodyText"/>
+      </w:pPr>
+      <w:r>
+        <w:t>Hướng phát triển tiếp theo, nếu tiếp tục hoàn thiện sản phẩm, nhóm đề xuất: tích hợp cổng thanh toán thật (VNPay/Momo), thay token demo bằng JWT có ký số kèm cơ chế refresh token, và khai thác bảng ROLE_PERMISSIONS đã có để phân quyền giao diện chi tiết hơn theo từng chức năng.</w:t>
+      </w:r>
       <w:bookmarkEnd w:id="64"/>
-    </w:p>
-    <w:p>
-      <w:pPr>
-        <w:pStyle w:val="FirstParagraph"/>
-      </w:pPr>
-      <w:r>
-        <w:t xml:space="preserve">Đối chiếu với mục tiêu đề ra ban đầu, nhóm đã xây dựng thành công hệ thống Quản lý Đặt phòng khách sạn chạy được trọn vẹn: từ tìm phòng, đặt phòng, thanh toán, đến hủy đặt phòng và xử lý hoàn tiền, ở cả hai phía khách hàng và quản trị, trên nền Next.js + FastAPI + PostgreSQL, đóng gói và chạy bằng Docker Compose. Việc chia công việc theo cụm nghiệp vụ (mỗi </w:t>
-      </w:r>
-      <w:r>
-        <w:t>thành viên phụ trách trọn một luồng thay vì chia theo tầng kỹ thuật) giúp cả nhóm hiểu rõ toàn bộ hệ thống thay vì chỉ nắm một phần.</w:t>
-      </w:r>
-    </w:p>
-    <w:p>
-      <w:pPr>
-        <w:pStyle w:val="BodyText"/>
-      </w:pPr>
-      <w:r>
-        <w:t>Hệ thống vẫn còn một số giới hạn đã nêu ở Chương 2: thanh toán mới ở mức giả lập chứ chưa nối cổng thanh toán thật, cơ chế xác thực dùng token demo thay vì JWT ký số, và giao diện chưa tuỳ biến theo từng quyền hạn cụ thể dù dữ liệu quyền hạn đã có sẵn trong schema.</w:t>
-      </w:r>
-    </w:p>
-    <w:p>
-      <w:pPr>
-        <w:pStyle w:val="BodyText"/>
-      </w:pPr>
-      <w:r>
-        <w:t xml:space="preserve">Hướng phát triển tiếp theo, nếu tiếp tục hoàn thiện sản phẩm, nhóm đề xuất: tích hợp cổng thanh </w:t>
-      </w:r>
-      <w:r>
-        <w:t>toán thật (VNPay/Momo), thay token demo bằng JWT có ký số kèm cơ chế refresh token, và khai thác bảng ROLE_PERMISSIONS đã có để phân quyền giao diện chi tiết hơn theo từng chức năng.</w:t>
-      </w:r>
-      <w:bookmarkEnd w:id="63"/>
     </w:p>
     <w:sectPr>
       <w:footerReference w:type="default" r:id="rId22"/>
